--- a/.switchboard/airlock/20260413-1446-bundle-part-1.docx
+++ b/.switchboard/airlock/20260413-1446-bundle-part-1.docx
@@ -1,5 +1,5 @@
 
-<file path=word/document.xml><?xml version="1.0" encoding="UTF-8" standalone="yes"?><w:document mc:Ignorable="w14 w15 wp14" xmlns:wpc="http://schemas.microsoft.com/office/word/2010/wordprocessingCanvas" xmlns:mc="http://schemas.openxmlformats.org/markup-compatibility/2006" xmlns:o="urn:schemas-microsoft-com:office:office" xmlns:r="http://schemas.openxmlformats.org/officeDocument/2006/relationships" xmlns:m="http://schemas.openxmlformats.org/officeDocument/2006/math" xmlns:v="urn:schemas-microsoft-com:vml" xmlns:wp14="http://schemas.microsoft.com/office/word/2010/wordprocessingDrawing" xmlns:wp="http://schemas.openxmlformats.org/drawingml/2006/wordprocessingDrawing" xmlns:w10="urn:schemas-microsoft-com:office:word" xmlns:w="http://schemas.openxmlformats.org/wordprocessingml/2006/main" xmlns:w14="http://schemas.microsoft.com/office/word/2010/wordml" xmlns:w15="http://schemas.microsoft.com/office/word/2012/wordml" xmlns:wpg="http://schemas.microsoft.com/office/word/2010/wordprocessingGroup" xmlns:wpi="http://schemas.microsoft.com/office/word/2010/wordprocessingInk" xmlns:wne="http://schemas.microsoft.com/office/word/2006/wordml" xmlns:wps="http://schemas.microsoft.com/office/word/2010/wordprocessingShape" xmlns:cx="http://schemas.microsoft.com/office/drawing/2014/chartex" xmlns:cx1="http://schemas.microsoft.com/office/drawing/2015/9/8/chartex" xmlns:cx2="http://schemas.microsoft.com/office/drawing/2015/10/21/chartex" xmlns:cx3="http://schemas.microsoft.com/office/drawing/2016/5/9/chartex" xmlns:cx4="http://schemas.microsoft.com/office/drawing/2016/5/10/chartex" xmlns:cx5="http://schemas.microsoft.com/office/drawing/2016/5/11/chartex" xmlns:cx6="http://schemas.microsoft.com/office/drawing/2016/5/12/chartex" xmlns:cx7="http://schemas.microsoft.com/office/drawing/2016/5/13/chartex" xmlns:cx8="http://schemas.microsoft.com/office/drawing/2016/5/14/chartex" xmlns:aink="http://schemas.microsoft.com/office/drawing/2016/ink" xmlns:am3d="http://schemas.microsoft.com/office/drawing/2017/model3d" xmlns:w16cex="http://schemas.microsoft.com/office/word/2018/wordml/cex" xmlns:w16cid="http://schemas.microsoft.com/office/word/2016/wordml/cid" xmlns:w16="http://schemas.microsoft.com/office/word/2018/wordml" xmlns:w16sdtdh="http://schemas.microsoft.com/office/word/2020/wordml/sdtdatahash" xmlns:w16se="http://schemas.microsoft.com/office/word/2015/wordml/symex"><w:body><w:p><w:r><w:rPr><w:rFonts w:ascii="Courier New" w:cs="Courier New" w:eastAsia="Courier New" w:hAnsi="Courier New"/><w:b/><w:bCs/><w:sz w:val="20"/><w:szCs w:val="20"/></w:rPr><w:t xml:space="preserve">REPO: tradesystem5000 — part-1</w:t></w:r></w:p><w:p><w:r><w:rPr><w:rFonts w:ascii="Courier New" w:cs="Courier New" w:eastAsia="Courier New" w:hAnsi="Courier New"/><w:b/><w:bCs/><w:sz w:val="20"/><w:szCs w:val="20"/></w:rPr><w:t xml:space="preserve">Generated: 2026-04-13T17:46:20.351Z</w:t></w:r></w:p><w:p><w:r><w:rPr><w:rFonts w:ascii="Courier New" w:cs="Courier New" w:eastAsia="Courier New" w:hAnsi="Courier New"/><w:sz w:val="18"/><w:szCs w:val="18"/></w:rPr><w:t xml:space="preserve"></w:t></w:r></w:p><w:p><w:r><w:rPr><w:rFonts w:ascii="Courier New" w:cs="Courier New" w:eastAsia="Courier New" w:hAnsi="Courier New"/><w:b/><w:bCs/><w:color w:val="666666"/><w:sz w:val="18"/><w:szCs w:val="18"/></w:rPr><w:t xml:space="preserve">--- BEGIN FILE: .gitignore ---</w:t></w:r></w:p><w:p><w:r><w:rPr><w:rFonts w:ascii="Courier New" w:cs="Courier New" w:eastAsia="Courier New" w:hAnsi="Courier New"/><w:sz w:val="18"/><w:szCs w:val="18"/></w:rPr><w:t xml:space="preserve"># Byte-compiled / optimized / DLL files+<file path=word/document.xml><?xml version="1.0" encoding="UTF-8" standalone="yes"?><w:document mc:Ignorable="w14 w15 wp14" xmlns:wpc="http://schemas.microsoft.com/office/word/2010/wordprocessingCanvas" xmlns:mc="http://schemas.openxmlformats.org/markup-compatibility/2006" xmlns:o="urn:schemas-microsoft-com:office:office" xmlns:r="http://schemas.openxmlformats.org/officeDocument/2006/relationships" xmlns:m="http://schemas.openxmlformats.org/officeDocument/2006/math" xmlns:v="urn:schemas-microsoft-com:vml" xmlns:wp14="http://schemas.microsoft.com/office/word/2010/wordprocessingDrawing" xmlns:wp="http://schemas.openxmlformats.org/drawingml/2006/wordprocessingDrawing" xmlns:w10="urn:schemas-microsoft-com:office:word" xmlns:w="http://schemas.openxmlformats.org/wordprocessingml/2006/main" xmlns:w14="http://schemas.microsoft.com/office/word/2010/wordml" xmlns:w15="http://schemas.microsoft.com/office/word/2012/wordml" xmlns:wpg="http://schemas.microsoft.com/office/word/2010/wordprocessingGroup" xmlns:wpi="http://schemas.microsoft.com/office/word/2010/wordprocessingInk" xmlns:wne="http://schemas.microsoft.com/office/word/2006/wordml" xmlns:wps="http://schemas.microsoft.com/office/word/2010/wordprocessingShape" xmlns:cx="http://schemas.microsoft.com/office/drawing/2014/chartex" xmlns:cx1="http://schemas.microsoft.com/office/drawing/2015/9/8/chartex" xmlns:cx2="http://schemas.microsoft.com/office/drawing/2015/10/21/chartex" xmlns:cx3="http://schemas.microsoft.com/office/drawing/2016/5/9/chartex" xmlns:cx4="http://schemas.microsoft.com/office/drawing/2016/5/10/chartex" xmlns:cx5="http://schemas.microsoft.com/office/drawing/2016/5/11/chartex" xmlns:cx6="http://schemas.microsoft.com/office/drawing/2016/5/12/chartex" xmlns:cx7="http://schemas.microsoft.com/office/drawing/2016/5/13/chartex" xmlns:cx8="http://schemas.microsoft.com/office/drawing/2016/5/14/chartex" xmlns:aink="http://schemas.microsoft.com/office/drawing/2016/ink" xmlns:am3d="http://schemas.microsoft.com/office/drawing/2017/model3d" xmlns:w16cex="http://schemas.microsoft.com/office/word/2018/wordml/cex" xmlns:w16cid="http://schemas.microsoft.com/office/word/2016/wordml/cid" xmlns:w16="http://schemas.microsoft.com/office/word/2018/wordml" xmlns:w16sdtdh="http://schemas.microsoft.com/office/word/2020/wordml/sdtdatahash" xmlns:w16se="http://schemas.microsoft.com/office/word/2015/wordml/symex"><w:body><w:p><w:r><w:rPr><w:rFonts w:ascii="Courier New" w:cs="Courier New" w:eastAsia="Courier New" w:hAnsi="Courier New"/><w:b/><w:bCs/><w:sz w:val="20"/><w:szCs w:val="20"/></w:rPr><w:t xml:space="preserve">REPO: tradesystem5000 — part-1</w:t></w:r></w:p><w:p><w:r><w:rPr><w:rFonts w:ascii="Courier New" w:cs="Courier New" w:eastAsia="Courier New" w:hAnsi="Courier New"/><w:b/><w:bCs/><w:sz w:val="20"/><w:szCs w:val="20"/></w:rPr><w:t xml:space="preserve">Generated: 2026-04-13T17:46:54.188Z</w:t></w:r></w:p><w:p><w:r><w:rPr><w:rFonts w:ascii="Courier New" w:cs="Courier New" w:eastAsia="Courier New" w:hAnsi="Courier New"/><w:sz w:val="18"/><w:szCs w:val="18"/></w:rPr><w:t xml:space="preserve"></w:t></w:r></w:p><w:p><w:r><w:rPr><w:rFonts w:ascii="Courier New" w:cs="Courier New" w:eastAsia="Courier New" w:hAnsi="Courier New"/><w:b/><w:bCs/><w:color w:val="666666"/><w:sz w:val="18"/><w:szCs w:val="18"/></w:rPr><w:t xml:space="preserve">--- BEGIN FILE: .gitignore ---</w:t></w:r></w:p><w:p><w:r><w:rPr><w:rFonts w:ascii="Courier New" w:cs="Courier New" w:eastAsia="Courier New" w:hAnsi="Courier New"/><w:sz w:val="18"/><w:szCs w:val="18"/></w:rPr><w:t xml:space="preserve"># Byte-compiled / optimized / DLL files </w:t></w:r></w:p><w:p><w:r><w:rPr><w:rFonts w:ascii="Courier New" w:cs="Courier New" w:eastAsia="Courier New" w:hAnsi="Courier New"/><w:sz w:val="18"/><w:szCs w:val="18"/></w:rPr><w:t xml:space="preserve">__pycache__/ </w:t></w:r></w:p><w:p><w:r><w:rPr><w:rFonts w:ascii="Courier New" w:cs="Courier New" w:eastAsia="Courier New" w:hAnsi="Courier New"/><w:sz w:val="18"/><w:szCs w:val="18"/></w:rPr><w:t xml:space="preserve">*.py[codz] </w:t></w:r></w:p><w:p><w:r><w:rPr><w:rFonts w:ascii="Courier New" w:cs="Courier New" w:eastAsia="Courier New" w:hAnsi="Courier New"/><w:sz w:val="18"/><w:szCs w:val="18"/></w:rPr><w:t xml:space="preserve">*$py.class@@ -600,7 +600,7 @@
 �S  2026-04-13T14:31:35.699Zdispatch{&quot;timestamp&quot;:&quot;2026-04-13T14:31:35.699Z&quot;,&quot;dispatchId&quot;:&quot;msg_1776090695699_kkxphc7mj&quot;,&quot;event&quot;:&quot;received&quot;,&quot;sender&quot;:&quot;sidebar&quot;,&quot;recipient&quot;:&quot;Reviewer&quot;,&quot;action&quot;:&quot;execute&quot;}�9 =�SC12026-04-13T14:31:35.674Zui_action{&quot;action&quot;:&quot;triggerAgentAction&quot;,&quot;role&quot;:&quot;reviewer&quot;,&quot;sessionId&quot;:&quot;sess_1776087152321&quot;,&quot;instruction&quot;:&quot;&quot;}req_1776090695674_jxcvl5mwesess_1776087152321�H = �M  2026-04-13T13:40:30.321Zdispatch{&quot;timestamp&quot;:&quot;2026-04-13T13:40:30.321Z&quot;,&quot;dispatchId&quot;:&quot;msg_1776087630321_wlqjhprs9&quot;,&quot;event&quot;:&quot;received&quot;,&quot;sender&quot;:&quot;sidebar&quot;,&quot;recipient&quot;:&quot;Coder&quot;,&quot;action&quot;:&quot;execute&quot;}�8 = �SC12026-04-13T13:34:32.858Zdispatch{&quot;event&quot;:&quot;dispatch_sent&quot;,&quot;role&quot;:&quot;planner&quot;,&quot;sessionId&quot;:&quot;sess_1776087152321&quot;,&quot;targetAgent&quot;:&quot;Planner&quot;}req_1776087270753_hvebbk89csess_1776087152321�J =-�Q  2026-04-13T13:34:30.771Zdispatch{&quot;timestamp&quot;:&quot;2026-04-13T13:34:30.771Z&quot;,&quot;dispatchId&quot;:&quot;msg_1776087270771_ark78ufzn&quot;,&quot;event&quot;:&quot;received&quot;,&quot;sender&quot;:&quot;sidebar&quot;,&quot;recipient&quot;:&quot;Planner&quot;,&quot;action&quot;:&quot;execute&quot;}�D =�iC12026-04-13T13:34:30.753Zui_action{&quot;action&quot;:&quot;triggerAgentAction&quot;,&quot;role&quot;:&quot;planner&quot;,&quot;sessionId&quot;:&quot;sess_1776087152321&quot;,&quot;instruction&quot;:&quot;improve-plan&quot;}req_1776087270753_hvebbk89csess_1776087152321</w:t></w:r></w:p><w:p><w:r><w:rPr><w:rFonts w:ascii="Courier New" w:cs="Courier New" w:eastAsia="Courier New" w:hAnsi="Courier New"/><w:b/><w:bCs/><w:color w:val="666666"/><w:sz w:val="18"/><w:szCs w:val="18"/></w:rPr><w:t xml:space="preserve">--- END FILE: .switchboard/kanban.db ---</w:t></w:r></w:p><w:p><w:r><w:rPr><w:rFonts w:ascii="Courier New" w:cs="Courier New" w:eastAsia="Courier New" w:hAnsi="Courier New"/><w:sz w:val="18"/><w:szCs w:val="18"/></w:rPr><w:t xml:space="preserve"></w:t></w:r></w:p><w:p><w:r><w:rPr><w:rFonts w:ascii="Courier New" w:cs="Courier New" w:eastAsia="Courier New" w:hAnsi="Courier New"/><w:b/><w:bCs/><w:color w:val="666666"/><w:sz w:val="18"/><w:szCs w:val="18"/></w:rPr><w:t xml:space="preserve">--- BEGIN FILE: .switchboard/plan_tombstones.json ---</w:t></w:r></w:p><w:p><w:r><w:rPr><w:rFonts w:ascii="Courier New" w:cs="Courier New" w:eastAsia="Courier New" w:hAnsi="Courier New"/><w:sz w:val="18"/><w:szCs w:val="18"/></w:rPr><w:t xml:space="preserve">[]</w:t></w:r></w:p><w:p><w:r><w:rPr><w:rFonts w:ascii="Courier New" w:cs="Courier New" w:eastAsia="Courier New" w:hAnsi="Courier New"/><w:b/><w:bCs/><w:color w:val="666666"/><w:sz w:val="18"/><w:szCs w:val="18"/></w:rPr><w:t xml:space="preserve">--- END FILE: .switchboard/plan_tombstones.json ---</w:t></w:r></w:p><w:p><w:r><w:rPr><w:rFonts w:ascii="Courier New" w:cs="Courier New" w:eastAsia="Courier New" w:hAnsi="Courier New"/><w:sz w:val="18"/><w:szCs w:val="18"/></w:rPr><w:t xml:space="preserve"></w:t></w:r></w:p><w:p><w:r><w:rPr><w:rFonts w:ascii="Courier New" w:cs="Courier New" w:eastAsia="Courier New" w:hAnsi="Courier New"/><w:b/><w:bCs/><w:color w:val="666666"/><w:sz w:val="18"/><w:szCs w:val="18"/></w:rPr><w:t xml:space="preserve">--- BEGIN FILE: .switchboard/README.md ---</w:t></w:r></w:p><w:p><w:r><w:rPr><w:rFonts w:ascii="Courier New" w:cs="Courier New" w:eastAsia="Courier New" w:hAnsi="Courier New"/><w:sz w:val="18"/><w:szCs w:val="18"/></w:rPr><w:t xml:space="preserve"># Switchboard</w:t></w:r></w:p><w:p><w:r><w:rPr><w:rFonts w:ascii="Courier New" w:cs="Courier New" w:eastAsia="Courier New" w:hAnsi="Courier New"/><w:sz w:val="18"/><w:szCs w:val="18"/></w:rPr><w:t xml:space="preserve"></w:t></w:r></w:p><w:p><w:r><w:rPr><w:rFonts w:ascii="Courier New" w:cs="Courier New" w:eastAsia="Courier New" w:hAnsi="Courier New"/><w:sz w:val="18"/><w:szCs w:val="18"/></w:rPr><w:t xml:space="preserve">This folder contains workflow artifacts — review outputs, handoff logs, and audit reports.</w:t></w:r></w:p><w:p><w:r><w:rPr><w:rFonts w:ascii="Courier New" w:cs="Courier New" w:eastAsia="Courier New" w:hAnsi="Courier New"/><w:sz w:val="18"/><w:szCs w:val="18"/></w:rPr><w:t xml:space="preserve"></w:t></w:r></w:p><w:p><w:r><w:rPr><w:rFonts w:ascii="Courier New" w:cs="Courier New" w:eastAsia="Courier New" w:hAnsi="Courier New"/><w:sz w:val="18"/><w:szCs w:val="18"/></w:rPr><w:t xml:space="preserve">See `WORKFLOW_REFERENCE.md` for full workflow documentation.</w:t></w:r></w:p><w:p><w:r><w:rPr><w:rFonts w:ascii="Courier New" w:cs="Courier New" w:eastAsia="Courier New" w:hAnsi="Courier New"/><w:sz w:val="18"/><w:szCs w:val="18"/></w:rPr><w:t xml:space="preserve"></w:t></w:r></w:p><w:p><w:r><w:rPr><w:rFonts w:ascii="Courier New" w:cs="Courier New" w:eastAsia="Courier New" w:hAnsi="Courier New"/><w:sz w:val="18"/><w:szCs w:val="18"/></w:rPr><w:t xml:space="preserve">### Quick Start</w:t></w:r></w:p><w:p><w:r><w:rPr><w:rFonts w:ascii="Courier New" w:cs="Courier New" w:eastAsia="Courier New" w:hAnsi="Courier New"/><w:sz w:val="18"/><w:szCs w:val="18"/></w:rPr><w:t xml:space="preserve">- Terminal and messaging setup is handled automatically on extension activation.</w:t></w:r></w:p><w:p><w:r><w:rPr><w:rFonts w:ascii="Courier New" w:cs="Courier New" w:eastAsia="Courier New" w:hAnsi="Courier New"/><w:sz w:val="18"/><w:szCs w:val="18"/></w:rPr><w:t xml:space="preserve">- Use `/handoff` to delegate tasks to other agents.</w:t></w:r></w:p><w:p><w:r><w:rPr><w:rFonts w:ascii="Courier New" w:cs="Courier New" w:eastAsia="Courier New" w:hAnsi="Courier New"/><w:sz w:val="18"/><w:szCs w:val="18"/></w:rPr><w:t xml:space="preserve">- Use `/improve-plan` for plan hardening plus adversarial review.</w:t></w:r></w:p><w:p><w:r><w:rPr><w:rFonts w:ascii="Courier New" w:cs="Courier New" w:eastAsia="Courier New" w:hAnsi="Courier New"/><w:sz w:val="18"/><w:szCs w:val="18"/></w:rPr><w:t xml:space="preserve">- Use `/challenge` for internal adversarial review without delegation.</w:t></w:r></w:p><w:p><w:r><w:rPr><w:rFonts w:ascii="Courier New" w:cs="Courier New" w:eastAsia="Courier New" w:hAnsi="Courier New"/><w:b/><w:bCs/><w:color w:val="666666"/><w:sz w:val="18"/><w:szCs w:val="18"/></w:rPr><w:t xml:space="preserve">--- END FILE: .switchboard/README.md ---</w:t></w:r></w:p><w:p><w:r><w:rPr><w:rFonts w:ascii="Courier New" w:cs="Courier New" w:eastAsia="Courier New" w:hAnsi="Courier New"/><w:sz w:val="18"/><w:szCs w:val="18"/></w:rPr><w:t xml:space="preserve"></w:t></w:r></w:p><w:p><w:r><w:rPr><w:rFonts w:ascii="Courier New" w:cs="Courier New" w:eastAsia="Courier New" w:hAnsi="Courier New"/><w:b/><w:bCs/><w:color w:val="666666"/><w:sz w:val="18"/><w:szCs w:val="18"/></w:rPr><w:t xml:space="preserve">--- BEGIN FILE: .switchboard/state.json ---</w:t></w:r></w:p><w:p><w:r><w:rPr><w:rFonts w:ascii="Courier New" w:cs="Courier New" w:eastAsia="Courier New" w:hAnsi="Courier New"/><w:sz w:val="18"/><w:szCs w:val="18"/></w:rPr><w:t xml:space="preserve">{</w:t></w:r></w:p><w:p><w:r><w:rPr><w:rFonts w:ascii="Courier New" w:cs="Courier New" w:eastAsia="Courier New" w:hAnsi="Courier New"/><w:sz w:val="18"/><w:szCs w:val="18"/></w:rPr><w:t xml:space="preserve">  &quot;session&quot;: {</w:t></w:r></w:p><w:p><w:r><w:rPr><w:rFonts w:ascii="Courier New" w:cs="Courier New" w:eastAsia="Courier New" w:hAnsi="Courier New"/><w:sz w:val="18"/><w:szCs w:val="18"/></w:rPr><w:t xml:space="preserve">    &quot;id&quot;: null,</w:t></w:r></w:p><w:p><w:r><w:rPr><w:rFonts w:ascii="Courier New" w:cs="Courier New" w:eastAsia="Courier New" w:hAnsi="Courier New"/><w:sz w:val="18"/><w:szCs w:val="18"/></w:rPr><w:t xml:space="preserve">    &quot;activeWorkflow&quot;: null,</w:t></w:r></w:p><w:p><w:r><w:rPr><w:rFonts w:ascii="Courier New" w:cs="Courier New" w:eastAsia="Courier New" w:hAnsi="Courier New"/><w:sz w:val="18"/><w:szCs w:val="18"/></w:rPr><w:t xml:space="preserve">    &quot;suspendedWorkflows&quot;: [],</w:t></w:r></w:p><w:p><w:r><w:rPr><w:rFonts w:ascii="Courier New" w:cs="Courier New" w:eastAsia="Courier New" w:hAnsi="Courier New"/><w:sz w:val="18"/><w:szCs w:val="18"/></w:rPr><w:t xml:space="preserve">    &quot;status&quot;: &quot;IDLE&quot;,</w:t></w:r></w:p><w:p><w:r><w:rPr><w:rFonts w:ascii="Courier New" w:cs="Courier New" w:eastAsia="Courier New" w:hAnsi="Courier New"/><w:sz w:val="18"/><w:szCs w:val="18"/></w:rPr><w:t xml:space="preserve">    &quot;startTime&quot;: null,</w:t></w:r></w:p><w:p><w:r><w:rPr><w:rFonts w:ascii="Courier New" w:cs="Courier New" w:eastAsia="Courier New" w:hAnsi="Courier New"/><w:sz w:val="18"/><w:szCs w:val="18"/></w:rPr><w:t xml:space="preserve">    &quot;activePersona&quot;: null,</w:t></w:r></w:p><w:p><w:r><w:rPr><w:rFonts w:ascii="Courier New" w:cs="Courier New" w:eastAsia="Courier New" w:hAnsi="Courier New"/><w:sz w:val="18"/><w:szCs w:val="18"/></w:rPr><w:t xml:space="preserve">    &quot;currentStep&quot;: 0,</w:t></w:r></w:p><w:p><w:r><w:rPr><w:rFonts w:ascii="Courier New" w:cs="Courier New" w:eastAsia="Courier New" w:hAnsi="Courier New"/><w:sz w:val="18"/><w:szCs w:val="18"/></w:rPr><w:t xml:space="preserve">    &quot;activeWorkflowPhase&quot;: 0,</w:t></w:r></w:p><w:p><w:r><w:rPr><w:rFonts w:ascii="Courier New" w:cs="Courier New" w:eastAsia="Courier New" w:hAnsi="Courier New"/><w:sz w:val="18"/><w:szCs w:val="18"/></w:rPr><w:t xml:space="preserve">    &quot;workflowToolInvocations&quot;: []</w:t></w:r></w:p><w:p><w:r><w:rPr><w:rFonts w:ascii="Courier New" w:cs="Courier New" w:eastAsia="Courier New" w:hAnsi="Courier New"/><w:sz w:val="18"/><w:szCs w:val="18"/></w:rPr><w:t xml:space="preserve">  },</w:t></w:r></w:p><w:p><w:r><w:rPr><w:rFonts w:ascii="Courier New" w:cs="Courier New" w:eastAsia="Courier New" w:hAnsi="Courier New"/><w:sz w:val="18"/><w:szCs w:val="18"/></w:rPr><w:t xml:space="preserve">  &quot;context&quot;: {},</w:t></w:r></w:p><w:p><w:r><w:rPr><w:rFonts w:ascii="Courier New" w:cs="Courier New" w:eastAsia="Courier New" w:hAnsi="Courier New"/><w:sz w:val="18"/><w:szCs w:val="18"/></w:rPr><w:t xml:space="preserve">  &quot;tasks&quot;: [],</w:t></w:r></w:p><w:p><w:r><w:rPr><w:rFonts w:ascii="Courier New" w:cs="Courier New" w:eastAsia="Courier New" w:hAnsi="Courier New"/><w:sz w:val="18"/><w:szCs w:val="18"/></w:rPr><w:t xml:space="preserve">  &quot;terminals&quot;: {</w:t></w:r></w:p><w:p><w:r><w:rPr><w:rFonts w:ascii="Courier New" w:cs="Courier New" w:eastAsia="Courier New" w:hAnsi="Courier New"/><w:sz w:val="18"/><w:szCs w:val="18"/></w:rPr><w:t xml:space="preserve">    &quot;Lead Coder&quot;: {</w:t></w:r></w:p><w:p><w:r><w:rPr><w:rFonts w:ascii="Courier New" w:cs="Courier New" w:eastAsia="Courier New" w:hAnsi="Courier New"/><w:sz w:val="18"/><w:szCs w:val="18"/></w:rPr><w:t xml:space="preserve">      &quot;role&quot;: &quot;lead&quot;,</w:t></w:r></w:p><w:p><w:r><w:rPr><w:rFonts w:ascii="Courier New" w:cs="Courier New" w:eastAsia="Courier New" w:hAnsi="Courier New"/><w:sz w:val="18"/><w:szCs w:val="18"/></w:rPr><w:t xml:space="preserve">      &quot;pid&quot;: 3940,</w:t></w:r></w:p><w:p><w:r><w:rPr><w:rFonts w:ascii="Courier New" w:cs="Courier New" w:eastAsia="Courier New" w:hAnsi="Courier New"/><w:sz w:val="18"/><w:szCs w:val="18"/></w:rPr><w:t xml:space="preserve">      &quot;childPid&quot;: 3940,</w:t></w:r></w:p><w:p><w:r><w:rPr><w:rFonts w:ascii="Courier New" w:cs="Courier New" w:eastAsia="Courier New" w:hAnsi="Courier New"/><w:sz w:val="18"/><w:szCs w:val="18"/></w:rPr><w:t xml:space="preserve">      &quot;startTime&quot;: &quot;2026-04-13T17:45:24.196Z&quot;,</w:t></w:r></w:p><w:p><w:r><w:rPr><w:rFonts w:ascii="Courier New" w:cs="Courier New" w:eastAsia="Courier New" w:hAnsi="Courier New"/><w:sz w:val="18"/><w:szCs w:val="18"/></w:rPr><w:t xml:space="preserve">      &quot;status&quot;: &quot;active&quot;,</w:t></w:r></w:p><w:p><w:r><w:rPr><w:rFonts w:ascii="Courier New" w:cs="Courier New" w:eastAsia="Courier New" w:hAnsi="Courier New"/><w:sz w:val="18"/><w:szCs w:val="18"/></w:rPr><w:t xml:space="preserve">      &quot;friendlyName&quot;: &quot;Lead Coder&quot;,</w:t></w:r></w:p><w:p><w:r><w:rPr><w:rFonts w:ascii="Courier New" w:cs="Courier New" w:eastAsia="Courier New" w:hAnsi="Courier New"/><w:sz w:val="18"/><w:szCs w:val="18"/></w:rPr><w:t xml:space="preserve">      &quot;icon&quot;: &quot;terminal&quot;,</w:t></w:r></w:p><w:p><w:r><w:rPr><w:rFonts w:ascii="Courier New" w:cs="Courier New" w:eastAsia="Courier New" w:hAnsi="Courier New"/><w:sz w:val="18"/><w:szCs w:val="18"/></w:rPr><w:t xml:space="preserve">      &quot;color&quot;: &quot;cyan&quot;,</w:t></w:r></w:p><w:p><w:r><w:rPr><w:rFonts w:ascii="Courier New" w:cs="Courier New" w:eastAsia="Courier New" w:hAnsi="Courier New"/><w:sz w:val="18"/><w:szCs w:val="18"/></w:rPr><w:t xml:space="preserve">      &quot;lastSeen&quot;: &quot;2026-04-13T17:45:24.200Z&quot;,</w:t></w:r></w:p><w:p><w:r><w:rPr><w:rFonts w:ascii="Courier New" w:cs="Courier New" w:eastAsia="Courier New" w:hAnsi="Courier New"/><w:sz w:val="18"/><w:szCs w:val="18"/></w:rPr><w:t xml:space="preserve">      &quot;ideName&quot;: &quot;Visual Studio Code&quot;,</w:t></w:r></w:p><w:p><w:r><w:rPr><w:rFonts w:ascii="Courier New" w:cs="Courier New" w:eastAsia="Courier New" w:hAnsi="Courier New"/><w:sz w:val="18"/><w:szCs w:val="18"/></w:rPr><w:t xml:space="preserve">      &quot;activeWorkflow&quot;: null,</w:t></w:r></w:p><w:p><w:r><w:rPr><w:rFonts w:ascii="Courier New" w:cs="Courier New" w:eastAsia="Courier New" w:hAnsi="Courier New"/><w:sz w:val="18"/><w:szCs w:val="18"/></w:rPr><w:t xml:space="preserve">      &quot;currentStep&quot;: 0,</w:t></w:r></w:p><w:p><w:r><w:rPr><w:rFonts w:ascii="Courier New" w:cs="Courier New" w:eastAsia="Courier New" w:hAnsi="Courier New"/><w:sz w:val="18"/><w:szCs w:val="18"/></w:rPr><w:t xml:space="preserve">      &quot;activeWorkflowPhase&quot;: 0,</w:t></w:r></w:p><w:p><w:r><w:rPr><w:rFonts w:ascii="Courier New" w:cs="Courier New" w:eastAsia="Courier New" w:hAnsi="Courier New"/><w:sz w:val="18"/><w:szCs w:val="18"/></w:rPr><w:t xml:space="preserve">      &quot;activePersona&quot;: null,</w:t></w:r></w:p><w:p><w:r><w:rPr><w:rFonts w:ascii="Courier New" w:cs="Courier New" w:eastAsia="Courier New" w:hAnsi="Courier New"/><w:sz w:val="18"/><w:szCs w:val="18"/></w:rPr><w:t xml:space="preserve">      &quot;workflowToolInvocations&quot;: []</w:t></w:r></w:p><w:p><w:r><w:rPr><w:rFonts w:ascii="Courier New" w:cs="Courier New" w:eastAsia="Courier New" w:hAnsi="Courier New"/><w:sz w:val="18"/><w:szCs w:val="18"/></w:rPr><w:t xml:space="preserve">    },</w:t></w:r></w:p><w:p><w:r><w:rPr><w:rFonts w:ascii="Courier New" w:cs="Courier New" w:eastAsia="Courier New" w:hAnsi="Courier New"/><w:sz w:val="18"/><w:szCs w:val="18"/></w:rPr><w:t xml:space="preserve">    &quot;Coder&quot;: {</w:t></w:r></w:p><w:p><w:r><w:rPr><w:rFonts w:ascii="Courier New" w:cs="Courier New" w:eastAsia="Courier New" w:hAnsi="Courier New"/><w:sz w:val="18"/><w:szCs w:val="18"/></w:rPr><w:t xml:space="preserve">      &quot;role&quot;: &quot;coder&quot;,</w:t></w:r></w:p><w:p><w:r><w:rPr><w:rFonts w:ascii="Courier New" w:cs="Courier New" w:eastAsia="Courier New" w:hAnsi="Courier New"/><w:sz w:val="18"/><w:szCs w:val="18"/></w:rPr><w:t xml:space="preserve">      &quot;pid&quot;: 16060,</w:t></w:r></w:p><w:p><w:r><w:rPr><w:rFonts w:ascii="Courier New" w:cs="Courier New" w:eastAsia="Courier New" w:hAnsi="Courier New"/><w:sz w:val="18"/><w:szCs w:val="18"/></w:rPr><w:t xml:space="preserve">      &quot;childPid&quot;: 16060,</w:t></w:r></w:p><w:p><w:r><w:rPr><w:rFonts w:ascii="Courier New" w:cs="Courier New" w:eastAsia="Courier New" w:hAnsi="Courier New"/><w:sz w:val="18"/><w:szCs w:val="18"/></w:rPr><w:t xml:space="preserve">      &quot;startTime&quot;: &quot;2026-04-13T17:45:24.199Z&quot;,</w:t></w:r></w:p><w:p><w:r><w:rPr><w:rFonts w:ascii="Courier New" w:cs="Courier New" w:eastAsia="Courier New" w:hAnsi="Courier New"/><w:sz w:val="18"/><w:szCs w:val="18"/></w:rPr><w:t xml:space="preserve">      &quot;status&quot;: &quot;active&quot;,</w:t></w:r></w:p><w:p><w:r><w:rPr><w:rFonts w:ascii="Courier New" w:cs="Courier New" w:eastAsia="Courier New" w:hAnsi="Courier New"/><w:sz w:val="18"/><w:szCs w:val="18"/></w:rPr><w:t xml:space="preserve">      &quot;friendlyName&quot;: &quot;Coder&quot;,</w:t></w:r></w:p><w:p><w:r><w:rPr><w:rFonts w:ascii="Courier New" w:cs="Courier New" w:eastAsia="Courier New" w:hAnsi="Courier New"/><w:sz w:val="18"/><w:szCs w:val="18"/></w:rPr><w:t xml:space="preserve">      &quot;icon&quot;: &quot;terminal&quot;,</w:t></w:r></w:p><w:p><w:r><w:rPr><w:rFonts w:ascii="Courier New" w:cs="Courier New" w:eastAsia="Courier New" w:hAnsi="Courier New"/><w:sz w:val="18"/><w:szCs w:val="18"/></w:rPr><w:t xml:space="preserve">      &quot;color&quot;: &quot;cyan&quot;,</w:t></w:r></w:p><w:p><w:r><w:rPr><w:rFonts w:ascii="Courier New" w:cs="Courier New" w:eastAsia="Courier New" w:hAnsi="Courier New"/><w:sz w:val="18"/><w:szCs w:val="18"/></w:rPr><w:t xml:space="preserve">      &quot;lastSeen&quot;: &quot;2026-04-13T17:45:24.212Z&quot;,</w:t></w:r></w:p><w:p><w:r><w:rPr><w:rFonts w:ascii="Courier New" w:cs="Courier New" w:eastAsia="Courier New" w:hAnsi="Courier New"/><w:sz w:val="18"/><w:szCs w:val="18"/></w:rPr><w:t xml:space="preserve">      &quot;ideName&quot;: &quot;Visual Studio Code&quot;,</w:t></w:r></w:p><w:p><w:r><w:rPr><w:rFonts w:ascii="Courier New" w:cs="Courier New" w:eastAsia="Courier New" w:hAnsi="Courier New"/><w:sz w:val="18"/><w:szCs w:val="18"/></w:rPr><w:t xml:space="preserve">      &quot;activeWorkflow&quot;: null,</w:t></w:r></w:p><w:p><w:r><w:rPr><w:rFonts w:ascii="Courier New" w:cs="Courier New" w:eastAsia="Courier New" w:hAnsi="Courier New"/><w:sz w:val="18"/><w:szCs w:val="18"/></w:rPr><w:t xml:space="preserve">      &quot;currentStep&quot;: 0,</w:t></w:r></w:p><w:p><w:r><w:rPr><w:rFonts w:ascii="Courier New" w:cs="Courier New" w:eastAsia="Courier New" w:hAnsi="Courier New"/><w:sz w:val="18"/><w:szCs w:val="18"/></w:rPr><w:t xml:space="preserve">      &quot;activeWorkflowPhase&quot;: 0,</w:t></w:r></w:p><w:p><w:r><w:rPr><w:rFonts w:ascii="Courier New" w:cs="Courier New" w:eastAsia="Courier New" w:hAnsi="Courier New"/><w:sz w:val="18"/><w:szCs w:val="18"/></w:rPr><w:t xml:space="preserve">      &quot;activePersona&quot;: null,</w:t></w:r></w:p><w:p><w:r><w:rPr><w:rFonts w:ascii="Courier New" w:cs="Courier New" w:eastAsia="Courier New" w:hAnsi="Courier New"/><w:sz w:val="18"/><w:szCs w:val="18"/></w:rPr><w:t xml:space="preserve">      &quot;workflowToolInvocations&quot;: []</w:t></w:r></w:p><w:p><w:r><w:rPr><w:rFonts w:ascii="Courier New" w:cs="Courier New" w:eastAsia="Courier New" w:hAnsi="Courier New"/><w:sz w:val="18"/><w:szCs w:val="18"/></w:rPr><w:t xml:space="preserve">    },</w:t></w:r></w:p><w:p><w:r><w:rPr><w:rFonts w:ascii="Courier New" w:cs="Courier New" w:eastAsia="Courier New" w:hAnsi="Courier New"/><w:sz w:val="18"/><w:szCs w:val="18"/></w:rPr><w:t xml:space="preserve">    &quot;Planner&quot;: {</w:t></w:r></w:p><w:p><w:r><w:rPr><w:rFonts w:ascii="Courier New" w:cs="Courier New" w:eastAsia="Courier New" w:hAnsi="Courier New"/><w:sz w:val="18"/><w:szCs w:val="18"/></w:rPr><w:t xml:space="preserve">      &quot;role&quot;: &quot;planner&quot;,</w:t></w:r></w:p><w:p><w:r><w:rPr><w:rFonts w:ascii="Courier New" w:cs="Courier New" w:eastAsia="Courier New" w:hAnsi="Courier New"/><w:sz w:val="18"/><w:szCs w:val="18"/></w:rPr><w:t xml:space="preserve">      &quot;pid&quot;: 21968,</w:t></w:r></w:p><w:p><w:r><w:rPr><w:rFonts w:ascii="Courier New" w:cs="Courier New" w:eastAsia="Courier New" w:hAnsi="Courier New"/><w:sz w:val="18"/><w:szCs w:val="18"/></w:rPr><w:t xml:space="preserve">      &quot;childPid&quot;: 21968,</w:t></w:r></w:p><w:p><w:r><w:rPr><w:rFonts w:ascii="Courier New" w:cs="Courier New" w:eastAsia="Courier New" w:hAnsi="Courier New"/><w:sz w:val="18"/><w:szCs w:val="18"/></w:rPr><w:t xml:space="preserve">      &quot;startTime&quot;: &quot;2026-04-13T17:45:24.214Z&quot;,</w:t></w:r></w:p><w:p><w:r><w:rPr><w:rFonts w:ascii="Courier New" w:cs="Courier New" w:eastAsia="Courier New" w:hAnsi="Courier New"/><w:sz w:val="18"/><w:szCs w:val="18"/></w:rPr><w:t xml:space="preserve">      &quot;status&quot;: &quot;active&quot;,</w:t></w:r></w:p><w:p><w:r><w:rPr><w:rFonts w:ascii="Courier New" w:cs="Courier New" w:eastAsia="Courier New" w:hAnsi="Courier New"/><w:sz w:val="18"/><w:szCs w:val="18"/></w:rPr><w:t xml:space="preserve">      &quot;friendlyName&quot;: &quot;Planner&quot;,</w:t></w:r></w:p><w:p><w:r><w:rPr><w:rFonts w:ascii="Courier New" w:cs="Courier New" w:eastAsia="Courier New" w:hAnsi="Courier New"/><w:sz w:val="18"/><w:szCs w:val="18"/></w:rPr><w:t xml:space="preserve">      &quot;icon&quot;: &quot;terminal&quot;,</w:t></w:r></w:p><w:p><w:r><w:rPr><w:rFonts w:ascii="Courier New" w:cs="Courier New" w:eastAsia="Courier New" w:hAnsi="Courier New"/><w:sz w:val="18"/><w:szCs w:val="18"/></w:rPr><w:t xml:space="preserve">      &quot;color&quot;: &quot;cyan&quot;,</w:t></w:r></w:p><w:p><w:r><w:rPr><w:rFonts w:ascii="Courier New" w:cs="Courier New" w:eastAsia="Courier New" w:hAnsi="Courier New"/><w:sz w:val="18"/><w:szCs w:val="18"/></w:rPr><w:t xml:space="preserve">      &quot;lastSeen&quot;: &quot;2026-04-13T17:45:24.224Z&quot;,</w:t></w:r></w:p><w:p><w:r><w:rPr><w:rFonts w:ascii="Courier New" w:cs="Courier New" w:eastAsia="Courier New" w:hAnsi="Courier New"/><w:sz w:val="18"/><w:szCs w:val="18"/></w:rPr><w:t xml:space="preserve">      &quot;ideName&quot;: &quot;Visual Studio Code&quot;,</w:t></w:r></w:p><w:p><w:r><w:rPr><w:rFonts w:ascii="Courier New" w:cs="Courier New" w:eastAsia="Courier New" w:hAnsi="Courier New"/><w:sz w:val="18"/><w:szCs w:val="18"/></w:rPr><w:t xml:space="preserve">      &quot;activeWorkflow&quot;: null,</w:t></w:r></w:p><w:p><w:r><w:rPr><w:rFonts w:ascii="Courier New" w:cs="Courier New" w:eastAsia="Courier New" w:hAnsi="Courier New"/><w:sz w:val="18"/><w:szCs w:val="18"/></w:rPr><w:t xml:space="preserve">      &quot;currentStep&quot;: 0,</w:t></w:r></w:p><w:p><w:r><w:rPr><w:rFonts w:ascii="Courier New" w:cs="Courier New" w:eastAsia="Courier New" w:hAnsi="Courier New"/><w:sz w:val="18"/><w:szCs w:val="18"/></w:rPr><w:t xml:space="preserve">      &quot;activeWorkflowPhase&quot;: 0,</w:t></w:r></w:p><w:p><w:r><w:rPr><w:rFonts w:ascii="Courier New" w:cs="Courier New" w:eastAsia="Courier New" w:hAnsi="Courier New"/><w:sz w:val="18"/><w:szCs w:val="18"/></w:rPr><w:t xml:space="preserve">      &quot;activePersona&quot;: null,</w:t></w:r></w:p><w:p><w:r><w:rPr><w:rFonts w:ascii="Courier New" w:cs="Courier New" w:eastAsia="Courier New" w:hAnsi="Courier New"/><w:sz w:val="18"/><w:szCs w:val="18"/></w:rPr><w:t xml:space="preserve">      &quot;workflowToolInvocations&quot;: []</w:t></w:r></w:p><w:p><w:r><w:rPr><w:rFonts w:ascii="Courier New" w:cs="Courier New" w:eastAsia="Courier New" w:hAnsi="Courier New"/><w:sz w:val="18"/><w:szCs w:val="18"/></w:rPr><w:t xml:space="preserve">    },</w:t></w:r></w:p><w:p><w:r><w:rPr><w:rFonts w:ascii="Courier New" w:cs="Courier New" w:eastAsia="Courier New" w:hAnsi="Courier New"/><w:sz w:val="18"/><w:szCs w:val="18"/></w:rPr><w:t xml:space="preserve">    &quot;Reviewer&quot;: {</w:t></w:r></w:p><w:p><w:r><w:rPr><w:rFonts w:ascii="Courier New" w:cs="Courier New" w:eastAsia="Courier New" w:hAnsi="Courier New"/><w:sz w:val="18"/><w:szCs w:val="18"/></w:rPr><w:t xml:space="preserve">      &quot;role&quot;: &quot;reviewer&quot;,</w:t></w:r></w:p><w:p><w:r><w:rPr><w:rFonts w:ascii="Courier New" w:cs="Courier New" w:eastAsia="Courier New" w:hAnsi="Courier New"/><w:sz w:val="18"/><w:szCs w:val="18"/></w:rPr><w:t xml:space="preserve">      &quot;pid&quot;: 15764,</w:t></w:r></w:p><w:p><w:r><w:rPr><w:rFonts w:ascii="Courier New" w:cs="Courier New" w:eastAsia="Courier New" w:hAnsi="Courier New"/><w:sz w:val="18"/><w:szCs w:val="18"/></w:rPr><w:t xml:space="preserve">      &quot;childPid&quot;: 15764,</w:t></w:r></w:p><w:p><w:r><w:rPr><w:rFonts w:ascii="Courier New" w:cs="Courier New" w:eastAsia="Courier New" w:hAnsi="Courier New"/><w:sz w:val="18"/><w:szCs w:val="18"/></w:rPr><w:t xml:space="preserve">      &quot;startTime&quot;: &quot;2026-04-13T17:45:24.226Z&quot;,</w:t></w:r></w:p><w:p><w:r><w:rPr><w:rFonts w:ascii="Courier New" w:cs="Courier New" w:eastAsia="Courier New" w:hAnsi="Courier New"/><w:sz w:val="18"/><w:szCs w:val="18"/></w:rPr><w:t xml:space="preserve">      &quot;status&quot;: &quot;active&quot;,</w:t></w:r></w:p><w:p><w:r><w:rPr><w:rFonts w:ascii="Courier New" w:cs="Courier New" w:eastAsia="Courier New" w:hAnsi="Courier New"/><w:sz w:val="18"/><w:szCs w:val="18"/></w:rPr><w:t xml:space="preserve">      &quot;friendlyName&quot;: &quot;Reviewer&quot;,</w:t></w:r></w:p><w:p><w:r><w:rPr><w:rFonts w:ascii="Courier New" w:cs="Courier New" w:eastAsia="Courier New" w:hAnsi="Courier New"/><w:sz w:val="18"/><w:szCs w:val="18"/></w:rPr><w:t xml:space="preserve">      &quot;icon&quot;: &quot;terminal&quot;,</w:t></w:r></w:p><w:p><w:r><w:rPr><w:rFonts w:ascii="Courier New" w:cs="Courier New" w:eastAsia="Courier New" w:hAnsi="Courier New"/><w:sz w:val="18"/><w:szCs w:val="18"/></w:rPr><w:t xml:space="preserve">      &quot;color&quot;: &quot;cyan&quot;,</w:t></w:r></w:p><w:p><w:r><w:rPr><w:rFonts w:ascii="Courier New" w:cs="Courier New" w:eastAsia="Courier New" w:hAnsi="Courier New"/><w:sz w:val="18"/><w:szCs w:val="18"/></w:rPr><w:t xml:space="preserve">      &quot;lastSeen&quot;: &quot;2026-04-13T17:45:24.344Z&quot;,</w:t></w:r></w:p><w:p><w:r><w:rPr><w:rFonts w:ascii="Courier New" w:cs="Courier New" w:eastAsia="Courier New" w:hAnsi="Courier New"/><w:sz w:val="18"/><w:szCs w:val="18"/></w:rPr><w:t xml:space="preserve">      &quot;ideName&quot;: &quot;Visual Studio Code&quot;,</w:t></w:r></w:p><w:p><w:r><w:rPr><w:rFonts w:ascii="Courier New" w:cs="Courier New" w:eastAsia="Courier New" w:hAnsi="Courier New"/><w:sz w:val="18"/><w:szCs w:val="18"/></w:rPr><w:t xml:space="preserve">      &quot;activeWorkflow&quot;: null,</w:t></w:r></w:p><w:p><w:r><w:rPr><w:rFonts w:ascii="Courier New" w:cs="Courier New" w:eastAsia="Courier New" w:hAnsi="Courier New"/><w:sz w:val="18"/><w:szCs w:val="18"/></w:rPr><w:t xml:space="preserve">      &quot;currentStep&quot;: 0,</w:t></w:r></w:p><w:p><w:r><w:rPr><w:rFonts w:ascii="Courier New" w:cs="Courier New" w:eastAsia="Courier New" w:hAnsi="Courier New"/><w:sz w:val="18"/><w:szCs w:val="18"/></w:rPr><w:t xml:space="preserve">      &quot;activeWorkflowPhase&quot;: 0,</w:t></w:r></w:p><w:p><w:r><w:rPr><w:rFonts w:ascii="Courier New" w:cs="Courier New" w:eastAsia="Courier New" w:hAnsi="Courier New"/><w:sz w:val="18"/><w:szCs w:val="18"/></w:rPr><w:t xml:space="preserve">      &quot;activePersona&quot;: null,</w:t></w:r></w:p><w:p><w:r><w:rPr><w:rFonts w:ascii="Courier New" w:cs="Courier New" w:eastAsia="Courier New" w:hAnsi="Courier New"/><w:sz w:val="18"/><w:szCs w:val="18"/></w:rPr><w:t xml:space="preserve">      &quot;workflowToolInvocations&quot;: []</w:t></w:r></w:p><w:p><w:r><w:rPr><w:rFonts w:ascii="Courier New" w:cs="Courier New" w:eastAsia="Courier New" w:hAnsi="Courier New"/><w:sz w:val="18"/><w:szCs w:val="18"/></w:rPr><w:t xml:space="preserve">    },</w:t></w:r></w:p><w:p><w:r><w:rPr><w:rFonts w:ascii="Courier New" w:cs="Courier New" w:eastAsia="Courier New" w:hAnsi="Courier New"/><w:sz w:val="18"/><w:szCs w:val="18"/></w:rPr><w:t xml:space="preserve">    &quot;Analyst&quot;: {</w:t></w:r></w:p><w:p><w:r><w:rPr><w:rFonts w:ascii="Courier New" w:cs="Courier New" w:eastAsia="Courier New" w:hAnsi="Courier New"/><w:sz w:val="18"/><w:szCs w:val="18"/></w:rPr><w:t xml:space="preserve">      &quot;role&quot;: &quot;analyst&quot;,</w:t></w:r></w:p><w:p><w:r><w:rPr><w:rFonts w:ascii="Courier New" w:cs="Courier New" w:eastAsia="Courier New" w:hAnsi="Courier New"/><w:sz w:val="18"/><w:szCs w:val="18"/></w:rPr><w:t xml:space="preserve">      &quot;pid&quot;: 1580,</w:t></w:r></w:p><w:p><w:r><w:rPr><w:rFonts w:ascii="Courier New" w:cs="Courier New" w:eastAsia="Courier New" w:hAnsi="Courier New"/><w:sz w:val="18"/><w:szCs w:val="18"/></w:rPr><w:t xml:space="preserve">      &quot;childPid&quot;: 1580,</w:t></w:r></w:p><w:p><w:r><w:rPr><w:rFonts w:ascii="Courier New" w:cs="Courier New" w:eastAsia="Courier New" w:hAnsi="Courier New"/><w:sz w:val="18"/><w:szCs w:val="18"/></w:rPr><w:t xml:space="preserve">      &quot;startTime&quot;: &quot;2026-04-13T17:45:24.215Z&quot;,</w:t></w:r></w:p><w:p><w:r><w:rPr><w:rFonts w:ascii="Courier New" w:cs="Courier New" w:eastAsia="Courier New" w:hAnsi="Courier New"/><w:sz w:val="18"/><w:szCs w:val="18"/></w:rPr><w:t xml:space="preserve">      &quot;status&quot;: &quot;active&quot;,</w:t></w:r></w:p><w:p><w:r><w:rPr><w:rFonts w:ascii="Courier New" w:cs="Courier New" w:eastAsia="Courier New" w:hAnsi="Courier New"/><w:sz w:val="18"/><w:szCs w:val="18"/></w:rPr><w:t xml:space="preserve">      &quot;friendlyName&quot;: &quot;Analyst&quot;,</w:t></w:r></w:p><w:p><w:r><w:rPr><w:rFonts w:ascii="Courier New" w:cs="Courier New" w:eastAsia="Courier New" w:hAnsi="Courier New"/><w:sz w:val="18"/><w:szCs w:val="18"/></w:rPr><w:t xml:space="preserve">      &quot;icon&quot;: &quot;terminal&quot;,</w:t></w:r></w:p><w:p><w:r><w:rPr><w:rFonts w:ascii="Courier New" w:cs="Courier New" w:eastAsia="Courier New" w:hAnsi="Courier New"/><w:sz w:val="18"/><w:szCs w:val="18"/></w:rPr><w:t xml:space="preserve">      &quot;color&quot;: &quot;cyan&quot;,</w:t></w:r></w:p><w:p><w:r><w:rPr><w:rFonts w:ascii="Courier New" w:cs="Courier New" w:eastAsia="Courier New" w:hAnsi="Courier New"/><w:sz w:val="18"/><w:szCs w:val="18"/></w:rPr><w:t xml:space="preserve">      &quot;lastSeen&quot;: &quot;2026-04-13T17:45:24.315Z&quot;,</w:t></w:r></w:p><w:p><w:r><w:rPr><w:rFonts w:ascii="Courier New" w:cs="Courier New" w:eastAsia="Courier New" w:hAnsi="Courier New"/><w:sz w:val="18"/><w:szCs w:val="18"/></w:rPr><w:t xml:space="preserve">      &quot;ideName&quot;: &quot;Visual Studio Code&quot;,</w:t></w:r></w:p><w:p><w:r><w:rPr><w:rFonts w:ascii="Courier New" w:cs="Courier New" w:eastAsia="Courier New" w:hAnsi="Courier New"/><w:sz w:val="18"/><w:szCs w:val="18"/></w:rPr><w:t xml:space="preserve">      &quot;activeWorkflow&quot;: null,</w:t></w:r></w:p><w:p><w:r><w:rPr><w:rFonts w:ascii="Courier New" w:cs="Courier New" w:eastAsia="Courier New" w:hAnsi="Courier New"/><w:sz w:val="18"/><w:szCs w:val="18"/></w:rPr><w:t xml:space="preserve">      &quot;currentStep&quot;: 0,</w:t></w:r></w:p><w:p><w:r><w:rPr><w:rFonts w:ascii="Courier New" w:cs="Courier New" w:eastAsia="Courier New" w:hAnsi="Courier New"/><w:sz w:val="18"/><w:szCs w:val="18"/></w:rPr><w:t xml:space="preserve">      &quot;activeWorkflowPhase&quot;: 0,</w:t></w:r></w:p><w:p><w:r><w:rPr><w:rFonts w:ascii="Courier New" w:cs="Courier New" w:eastAsia="Courier New" w:hAnsi="Courier New"/><w:sz w:val="18"/><w:szCs w:val="18"/></w:rPr><w:t xml:space="preserve">      &quot;activePersona&quot;: null,</w:t></w:r></w:p><w:p><w:r><w:rPr><w:rFonts w:ascii="Courier New" w:cs="Courier New" w:eastAsia="Courier New" w:hAnsi="Courier New"/><w:sz w:val="18"/><w:szCs w:val="18"/></w:rPr><w:t xml:space="preserve">      &quot;workflowToolInvocations&quot;: []</w:t></w:r></w:p><w:p><w:r><w:rPr><w:rFonts w:ascii="Courier New" w:cs="Courier New" w:eastAsia="Courier New" w:hAnsi="Courier New"/><w:sz w:val="18"/><w:szCs w:val="18"/></w:rPr><w:t xml:space="preserve">    },</w:t></w:r></w:p><w:p><w:r><w:rPr><w:rFonts w:ascii="Courier New" w:cs="Courier New" w:eastAsia="Courier New" w:hAnsi="Courier New"/><w:sz w:val="18"/><w:szCs w:val="18"/></w:rPr><w:t xml:space="preserve">    &quot;Jules Monitor&quot;: {</w:t></w:r></w:p><w:p><w:r><w:rPr><w:rFonts w:ascii="Courier New" w:cs="Courier New" w:eastAsia="Courier New" w:hAnsi="Courier New"/><w:sz w:val="18"/><w:szCs w:val="18"/></w:rPr><w:t xml:space="preserve">      &quot;role&quot;: &quot;jules_monitor&quot;,</w:t></w:r></w:p><w:p><w:r><w:rPr><w:rFonts w:ascii="Courier New" w:cs="Courier New" w:eastAsia="Courier New" w:hAnsi="Courier New"/><w:sz w:val="18"/><w:szCs w:val="18"/></w:rPr><w:t xml:space="preserve">      &quot;pid&quot;: 20128,</w:t></w:r></w:p><w:p><w:r><w:rPr><w:rFonts w:ascii="Courier New" w:cs="Courier New" w:eastAsia="Courier New" w:hAnsi="Courier New"/><w:sz w:val="18"/><w:szCs w:val="18"/></w:rPr><w:t xml:space="preserve">      &quot;childPid&quot;: 20128,</w:t></w:r></w:p><w:p><w:r><w:rPr><w:rFonts w:ascii="Courier New" w:cs="Courier New" w:eastAsia="Courier New" w:hAnsi="Courier New"/><w:sz w:val="18"/><w:szCs w:val="18"/></w:rPr><w:t xml:space="preserve">      &quot;startTime&quot;: &quot;2026-04-13T17:45:24.226Z&quot;,</w:t></w:r></w:p><w:p><w:r><w:rPr><w:rFonts w:ascii="Courier New" w:cs="Courier New" w:eastAsia="Courier New" w:hAnsi="Courier New"/><w:sz w:val="18"/><w:szCs w:val="18"/></w:rPr><w:t xml:space="preserve">      &quot;status&quot;: &quot;active&quot;,</w:t></w:r></w:p><w:p><w:r><w:rPr><w:rFonts w:ascii="Courier New" w:cs="Courier New" w:eastAsia="Courier New" w:hAnsi="Courier New"/><w:sz w:val="18"/><w:szCs w:val="18"/></w:rPr><w:t xml:space="preserve">      &quot;friendlyName&quot;: &quot;Jules Monitor&quot;,</w:t></w:r></w:p><w:p><w:r><w:rPr><w:rFonts w:ascii="Courier New" w:cs="Courier New" w:eastAsia="Courier New" w:hAnsi="Courier New"/><w:sz w:val="18"/><w:szCs w:val="18"/></w:rPr><w:t xml:space="preserve">      &quot;icon&quot;: &quot;terminal&quot;,</w:t></w:r></w:p><w:p><w:r><w:rPr><w:rFonts w:ascii="Courier New" w:cs="Courier New" w:eastAsia="Courier New" w:hAnsi="Courier New"/><w:sz w:val="18"/><w:szCs w:val="18"/></w:rPr><w:t xml:space="preserve">      &quot;color&quot;: &quot;cyan&quot;,</w:t></w:r></w:p><w:p><w:r><w:rPr><w:rFonts w:ascii="Courier New" w:cs="Courier New" w:eastAsia="Courier New" w:hAnsi="Courier New"/><w:sz w:val="18"/><w:szCs w:val="18"/></w:rPr><w:t xml:space="preserve">      &quot;lastSeen&quot;: &quot;2026-04-13T17:45:24.236Z&quot;,</w:t></w:r></w:p><w:p><w:r><w:rPr><w:rFonts w:ascii="Courier New" w:cs="Courier New" w:eastAsia="Courier New" w:hAnsi="Courier New"/><w:sz w:val="18"/><w:szCs w:val="18"/></w:rPr><w:t xml:space="preserve">      &quot;ideName&quot;: &quot;Visual Studio Code&quot;,</w:t></w:r></w:p><w:p><w:r><w:rPr><w:rFonts w:ascii="Courier New" w:cs="Courier New" w:eastAsia="Courier New" w:hAnsi="Courier New"/><w:sz w:val="18"/><w:szCs w:val="18"/></w:rPr><w:t xml:space="preserve">      &quot;activeWorkflow&quot;: null,</w:t></w:r></w:p><w:p><w:r><w:rPr><w:rFonts w:ascii="Courier New" w:cs="Courier New" w:eastAsia="Courier New" w:hAnsi="Courier New"/><w:sz w:val="18"/><w:szCs w:val="18"/></w:rPr><w:t xml:space="preserve">      &quot;currentStep&quot;: 0,</w:t></w:r></w:p><w:p><w:r><w:rPr><w:rFonts w:ascii="Courier New" w:cs="Courier New" w:eastAsia="Courier New" w:hAnsi="Courier New"/><w:sz w:val="18"/><w:szCs w:val="18"/></w:rPr><w:t xml:space="preserve">      &quot;activeWorkflowPhase&quot;: 0,</w:t></w:r></w:p><w:p><w:r><w:rPr><w:rFonts w:ascii="Courier New" w:cs="Courier New" w:eastAsia="Courier New" w:hAnsi="Courier New"/><w:sz w:val="18"/><w:szCs w:val="18"/></w:rPr><w:t xml:space="preserve">      &quot;activePersona&quot;: null,</w:t></w:r></w:p><w:p><w:r><w:rPr><w:rFonts w:ascii="Courier New" w:cs="Courier New" w:eastAsia="Courier New" w:hAnsi="Courier New"/><w:sz w:val="18"/><w:szCs w:val="18"/></w:rPr><w:t xml:space="preserve">      &quot;workflowToolInvocations&quot;: []</w:t></w:r></w:p><w:p><w:r><w:rPr><w:rFonts w:ascii="Courier New" w:cs="Courier New" w:eastAsia="Courier New" w:hAnsi="Courier New"/><w:sz w:val="18"/><w:szCs w:val="18"/></w:rPr><w:t xml:space="preserve">    }</w:t></w:r></w:p><w:p><w:r><w:rPr><w:rFonts w:ascii="Courier New" w:cs="Courier New" w:eastAsia="Courier New" w:hAnsi="Courier New"/><w:sz w:val="18"/><w:szCs w:val="18"/></w:rPr><w:t xml:space="preserve">  },</w:t></w:r></w:p><w:p><w:r><w:rPr><w:rFonts w:ascii="Courier New" w:cs="Courier New" w:eastAsia="Courier New" w:hAnsi="Courier New"/><w:sz w:val="18"/><w:szCs w:val="18"/></w:rPr><w:t xml:space="preserve">  &quot;chatAgents&quot;: {},</w:t></w:r></w:p><w:p><w:r><w:rPr><w:rFonts w:ascii="Courier New" w:cs="Courier New" w:eastAsia="Courier New" w:hAnsi="Courier New"/><w:sz w:val="18"/><w:szCs w:val="18"/></w:rPr><w:t xml:space="preserve">  &quot;teams&quot;: {},</w:t></w:r></w:p><w:p><w:r><w:rPr><w:rFonts w:ascii="Courier New" w:cs="Courier New" w:eastAsia="Courier New" w:hAnsi="Courier New"/><w:sz w:val="18"/><w:szCs w:val="18"/></w:rPr><w:t xml:space="preserve">  &quot;startupCommands&quot;: {</w:t></w:r></w:p><w:p><w:r><w:rPr><w:rFonts w:ascii="Courier New" w:cs="Courier New" w:eastAsia="Courier New" w:hAnsi="Courier New"/><w:sz w:val="18"/><w:szCs w:val="18"/></w:rPr><w:t xml:space="preserve">    &quot;lead&quot;: &quot;gemini --approval-mode yolo --model pro&quot;,</w:t></w:r></w:p><w:p><w:r><w:rPr><w:rFonts w:ascii="Courier New" w:cs="Courier New" w:eastAsia="Courier New" w:hAnsi="Courier New"/><w:sz w:val="18"/><w:szCs w:val="18"/></w:rPr><w:t xml:space="preserve">    &quot;coder&quot;: &quot;qwen --yolo --model coder-model&quot;,</w:t></w:r></w:p><w:p><w:r><w:rPr><w:rFonts w:ascii="Courier New" w:cs="Courier New" w:eastAsia="Courier New" w:hAnsi="Courier New"/><w:sz w:val="18"/><w:szCs w:val="18"/></w:rPr><w:t xml:space="preserve">    &quot;reviewer&quot;: &quot;claude --model sonnet --dangerously-skip-permissions&quot;,</w:t></w:r></w:p><w:p><w:r><w:rPr><w:rFonts w:ascii="Courier New" w:cs="Courier New" w:eastAsia="Courier New" w:hAnsi="Courier New"/><w:sz w:val="18"/><w:szCs w:val="18"/></w:rPr><w:t xml:space="preserve">    &quot;planner&quot;: &quot;claude --model opus --dangerously-skip-permissions&quot;,</w:t></w:r></w:p><w:p><w:r><w:rPr><w:rFonts w:ascii="Courier New" w:cs="Courier New" w:eastAsia="Courier New" w:hAnsi="Courier New"/><w:sz w:val="18"/><w:szCs w:val="18"/></w:rPr><w:t xml:space="preserve">    &quot;analyst&quot;: &quot;qwen --yolo&quot;</w:t></w:r></w:p><w:p><w:r><w:rPr><w:rFonts w:ascii="Courier New" w:cs="Courier New" w:eastAsia="Courier New" w:hAnsi="Courier New"/><w:sz w:val="18"/><w:szCs w:val="18"/></w:rPr><w:t xml:space="preserve">  },</w:t></w:r></w:p><w:p><w:r><w:rPr><w:rFonts w:ascii="Courier New" w:cs="Courier New" w:eastAsia="Courier New" w:hAnsi="Courier New"/><w:sz w:val="18"/><w:szCs w:val="18"/></w:rPr><w:t xml:space="preserve">  &quot;visibleAgents&quot;: {</w:t></w:r></w:p><w:p><w:r><w:rPr><w:rFonts w:ascii="Courier New" w:cs="Courier New" w:eastAsia="Courier New" w:hAnsi="Courier New"/><w:sz w:val="18"/><w:szCs w:val="18"/></w:rPr><w:t xml:space="preserve">    &quot;lead&quot;: true,</w:t></w:r></w:p><w:p><w:r><w:rPr><w:rFonts w:ascii="Courier New" w:cs="Courier New" w:eastAsia="Courier New" w:hAnsi="Courier New"/><w:sz w:val="18"/><w:szCs w:val="18"/></w:rPr><w:t xml:space="preserve">    &quot;coder&quot;: true,</w:t></w:r></w:p><w:p><w:r><w:rPr><w:rFonts w:ascii="Courier New" w:cs="Courier New" w:eastAsia="Courier New" w:hAnsi="Courier New"/><w:sz w:val="18"/><w:szCs w:val="18"/></w:rPr><w:t xml:space="preserve">    &quot;reviewer&quot;: true,</w:t></w:r></w:p><w:p><w:r><w:rPr><w:rFonts w:ascii="Courier New" w:cs="Courier New" w:eastAsia="Courier New" w:hAnsi="Courier New"/><w:sz w:val="18"/><w:szCs w:val="18"/></w:rPr><w:t xml:space="preserve">    &quot;planner&quot;: true,</w:t></w:r></w:p><w:p><w:r><w:rPr><w:rFonts w:ascii="Courier New" w:cs="Courier New" w:eastAsia="Courier New" w:hAnsi="Courier New"/><w:sz w:val="18"/><w:szCs w:val="18"/></w:rPr><w:t xml:space="preserve">    &quot;analyst&quot;: true,</w:t></w:r></w:p><w:p><w:r><w:rPr><w:rFonts w:ascii="Courier New" w:cs="Courier New" w:eastAsia="Courier New" w:hAnsi="Courier New"/><w:sz w:val="18"/><w:szCs w:val="18"/></w:rPr><w:t xml:space="preserve">    &quot;jules&quot;: true</w:t></w:r></w:p><w:p><w:r><w:rPr><w:rFonts w:ascii="Courier New" w:cs="Courier New" w:eastAsia="Courier New" w:hAnsi="Courier New"/><w:sz w:val="18"/><w:szCs w:val="18"/></w:rPr><w:t xml:space="preserve">  },</w:t></w:r></w:p><w:p><w:r><w:rPr><w:rFonts w:ascii="Courier New" w:cs="Courier New" w:eastAsia="Courier New" w:hAnsi="Courier New"/><w:sz w:val="18"/><w:szCs w:val="18"/></w:rPr><w:t xml:space="preserve">  &quot;customAgents&quot;: [],</w:t></w:r></w:p><w:p><w:r><w:rPr><w:rFonts w:ascii="Courier New" w:cs="Courier New" w:eastAsia="Courier New" w:hAnsi="Courier New"/><w:sz w:val="18"/><w:szCs w:val="18"/></w:rPr><w:t xml:space="preserve">  &quot;julesSessions&quot;: [],</w:t></w:r></w:p><w:p><w:r><w:rPr><w:rFonts w:ascii="Courier New" w:cs="Courier New" w:eastAsia="Courier New" w:hAnsi="Courier New"/><w:sz w:val="18"/><w:szCs w:val="18"/></w:rPr><w:t xml:space="preserve">  &quot;julesPollingDegraded&quot;: false,</w:t></w:r></w:p><w:p><w:r><w:rPr><w:rFonts w:ascii="Courier New" w:cs="Courier New" w:eastAsia="Courier New" w:hAnsi="Courier New"/><w:sz w:val="18"/><w:szCs w:val="18"/></w:rPr><w:t xml:space="preserve">  &quot;julesPollingLastCheckedAt&quot;: &quot;2026-04-13T17:46:01.637Z&quot;,</w:t></w:r></w:p><w:p><w:r><w:rPr><w:rFonts w:ascii="Courier New" w:cs="Courier New" w:eastAsia="Courier New" w:hAnsi="Courier New"/><w:sz w:val="18"/><w:szCs w:val="18"/></w:rPr><w:t xml:space="preserve">  &quot;julesPollingDegradedAt&quot;: &quot;2026-04-12T14:50:37.112Z&quot;</w:t></w:r></w:p><w:p><w:r><w:rPr><w:rFonts w:ascii="Courier New" w:cs="Courier New" w:eastAsia="Courier New" w:hAnsi="Courier New"/><w:sz w:val="18"/><w:szCs w:val="18"/></w:rPr><w:t xml:space="preserve">}</w:t></w:r></w:p><w:p><w:r><w:rPr><w:rFonts w:ascii="Courier New" w:cs="Courier New" w:eastAsia="Courier New" w:hAnsi="Courier New"/><w:b/><w:bCs/><w:color w:val="666666"/><w:sz w:val="18"/><w:szCs w:val="18"/></w:rPr><w:t xml:space="preserve">--- END FILE: .switchboard/state.json ---</w:t></w:r></w:p><w:p><w:r><w:rPr><w:rFonts w:ascii="Courier New" w:cs="Courier New" w:eastAsia="Courier New" w:hAnsi="Courier New"/><w:sz w:val="18"/><w:szCs w:val="18"/></w:rPr><w:t xml:space="preserve"></w:t></w:r></w:p><w:p><w:r><w:rPr><w:rFonts w:ascii="Courier New" w:cs="Courier New" w:eastAsia="Courier New" w:hAnsi="Courier New"/><w:b/><w:bCs/><w:color w:val="666666"/><w:sz w:val="18"/><w:szCs w:val="18"/></w:rPr><w:t xml:space="preserve">--- BEGIN FILE: .switchboard/workspace_identity.json ---</w:t></w:r></w:p><w:p><w:r><w:rPr><w:rFonts w:ascii="Courier New" w:cs="Courier New" w:eastAsia="Courier New" w:hAnsi="Courier New"/><w:sz w:val="18"/><w:szCs w:val="18"/></w:rPr><w:t xml:space="preserve">{</w:t></w:r></w:p><w:p><w:r><w:rPr><w:rFonts w:ascii="Courier New" w:cs="Courier New" w:eastAsia="Courier New" w:hAnsi="Courier New"/><w:sz w:val="18"/><w:szCs w:val="18"/></w:rPr><w:t xml:space="preserve">  &quot;workspaceId&quot;: &quot;a27e17c4-d1d7-400c-9e6a-f6141bdfec6b&quot;,</w:t></w:r></w:p><w:p><w:r><w:rPr><w:rFonts w:ascii="Courier New" w:cs="Courier New" w:eastAsia="Courier New" w:hAnsi="Courier New"/><w:sz w:val="18"/><w:szCs w:val="18"/></w:rPr><w:t xml:space="preserve">  &quot;createdAt&quot;: &quot;2026-04-11T17:32:05.597Z&quot;</w:t></w:r></w:p><w:p><w:r><w:rPr><w:rFonts w:ascii="Courier New" w:cs="Courier New" w:eastAsia="Courier New" w:hAnsi="Courier New"/><w:sz w:val="18"/><w:szCs w:val="18"/></w:rPr><w:t xml:space="preserve">}</w:t></w:r></w:p><w:p><w:r><w:rPr><w:rFonts w:ascii="Courier New" w:cs="Courier New" w:eastAsia="Courier New" w:hAnsi="Courier New"/><w:b/><w:bCs/><w:color w:val="666666"/><w:sz w:val="18"/><w:szCs w:val="18"/></w:rPr><w:t xml:space="preserve">--- END FILE: .switchboard/workspace_identity.json ---</w:t></w:r></w:p><w:p><w:r><w:rPr><w:rFonts w:ascii="Courier New" w:cs="Courier New" w:eastAsia="Courier New" w:hAnsi="Courier New"/><w:sz w:val="18"/><w:szCs w:val="18"/></w:rPr><w:t xml:space="preserve"></w:t></w:r></w:p><w:p><w:r><w:rPr><w:rFonts w:ascii="Courier New" w:cs="Courier New" w:eastAsia="Courier New" w:hAnsi="Courier New"/><w:b/><w:bCs/><w:color w:val="666666"/><w:sz w:val="18"/><w:szCs w:val="18"/></w:rPr><w:t xml:space="preserve">--- BEGIN FILE: config/__init__.py ---</w:t></w:r></w:p><w:p><w:r><w:rPr><w:rFonts w:ascii="Courier New" w:cs="Courier New" w:eastAsia="Courier New" w:hAnsi="Courier New"/><w:sz w:val="18"/><w:szCs w:val="18"/></w:rPr><w:t xml:space="preserve"></w:t></w:r></w:p><w:p><w:r><w:rPr><w:rFonts w:ascii="Courier New" w:cs="Courier New" w:eastAsia="Courier New" w:hAnsi="Courier New"/><w:b/><w:bCs/><w:color w:val="666666"/><w:sz w:val="18"/><w:szCs w:val="18"/></w:rPr><w:t xml:space="preserve">--- END FILE: config/__init__.py ---</w:t></w:r></w:p><w:p><w:r><w:rPr><w:rFonts w:ascii="Courier New" w:cs="Courier New" w:eastAsia="Courier New" w:hAnsi="Courier New"/><w:sz w:val="18"/><w:szCs w:val="18"/></w:rPr><w:t xml:space="preserve"></w:t></w:r></w:p><w:p><w:r><w:rPr><w:rFonts w:ascii="Courier New" w:cs="Courier New" w:eastAsia="Courier New" w:hAnsi="Courier New"/><w:b/><w:bCs/><w:color w:val="666666"/><w:sz w:val="18"/><w:szCs w:val="18"/></w:rPr><w:t xml:space="preserve">--- BEGIN FILE: config/settings.py ---</w:t></w:r></w:p><w:p><w:r><w:rPr><w:rFonts w:ascii="Courier New" w:cs="Courier New" w:eastAsia="Courier New" w:hAnsi="Courier New"/><w:sz w:val="18"/><w:szCs w:val="18"/></w:rPr><w:t xml:space="preserve">&quot;&quot;&quot;</w:t></w:r></w:p><w:p><w:r><w:rPr><w:rFonts w:ascii="Courier New" w:cs="Courier New" w:eastAsia="Courier New" w:hAnsi="Courier New"/><w:sz w:val="18"/><w:szCs w:val="18"/></w:rPr><w:t xml:space="preserve">Configurações centralizadas do TradeSystem5000.</w:t></w:r></w:p><w:p><w:r><w:rPr><w:rFonts w:ascii="Courier New" w:cs="Courier New" w:eastAsia="Courier New" w:hAnsi="Courier New"/><w:sz w:val="18"/><w:szCs w:val="18"/></w:rPr><w:t xml:space="preserve"></w:t></w:r></w:p><w:p><w:r><w:rPr><w:rFonts w:ascii="Courier New" w:cs="Courier New" w:eastAsia="Courier New" w:hAnsi="Courier New"/><w:sz w:val="18"/><w:szCs w:val="18"/></w:rPr><w:t xml:space="preserve">Credenciais sensíveis são lidas de variáveis de ambiente.</w:t></w:r></w:p><w:p><w:r><w:rPr><w:rFonts w:ascii="Courier New" w:cs="Courier New" w:eastAsia="Courier New" w:hAnsi="Courier New"/><w:sz w:val="18"/><w:szCs w:val="18"/></w:rPr><w:t xml:space="preserve">Parâmetros de trading e risco são definidos aqui como constantes.</w:t></w:r></w:p><w:p><w:r><w:rPr><w:rFonts w:ascii="Courier New" w:cs="Courier New" w:eastAsia="Courier New" w:hAnsi="Courier New"/><w:sz w:val="18"/><w:szCs w:val="18"/></w:rPr><w:t xml:space="preserve">&quot;&quot;&quot;</w:t></w:r></w:p><w:p><w:r><w:rPr><w:rFonts w:ascii="Courier New" w:cs="Courier New" w:eastAsia="Courier New" w:hAnsi="Courier New"/><w:sz w:val="18"/><w:szCs w:val="18"/></w:rPr><w:t xml:space="preserve"></w:t></w:r></w:p><w:p><w:r><w:rPr><w:rFonts w:ascii="Courier New" w:cs="Courier New" w:eastAsia="Courier New" w:hAnsi="Courier New"/><w:sz w:val="18"/><w:szCs w:val="18"/></w:rPr><w:t xml:space="preserve">from __future__ import annotations</w:t></w:r></w:p><w:p><w:r><w:rPr><w:rFonts w:ascii="Courier New" w:cs="Courier New" w:eastAsia="Courier New" w:hAnsi="Courier New"/><w:sz w:val="18"/><w:szCs w:val="18"/></w:rPr><w:t xml:space="preserve"></w:t></w:r></w:p><w:p><w:r><w:rPr><w:rFonts w:ascii="Courier New" w:cs="Courier New" w:eastAsia="Courier New" w:hAnsi="Courier New"/><w:sz w:val="18"/><w:szCs w:val="18"/></w:rPr><w:t xml:space="preserve">import os</w:t></w:r></w:p><w:p><w:r><w:rPr><w:rFonts w:ascii="Courier New" w:cs="Courier New" w:eastAsia="Courier New" w:hAnsi="Courier New"/><w:sz w:val="18"/><w:szCs w:val="18"/></w:rPr><w:t xml:space="preserve">from dataclasses import dataclass, field</w:t></w:r></w:p><w:p><w:r><w:rPr><w:rFonts w:ascii="Courier New" w:cs="Courier New" w:eastAsia="Courier New" w:hAnsi="Courier New"/><w:sz w:val="18"/><w:szCs w:val="18"/></w:rPr><w:t xml:space="preserve">from pathlib import Path</w:t></w:r></w:p><w:p><w:r><w:rPr><w:rFonts w:ascii="Courier New" w:cs="Courier New" w:eastAsia="Courier New" w:hAnsi="Courier New"/><w:sz w:val="18"/><w:szCs w:val="18"/></w:rPr><w:t xml:space="preserve"></w:t></w:r></w:p><w:p><w:r><w:rPr><w:rFonts w:ascii="Courier New" w:cs="Courier New" w:eastAsia="Courier New" w:hAnsi="Courier New"/><w:sz w:val="18"/><w:szCs w:val="18"/></w:rPr><w:t xml:space="preserve"># ---------------------------------------------------------------------------</w:t></w:r></w:p><w:p><w:r><w:rPr><w:rFonts w:ascii="Courier New" w:cs="Courier New" w:eastAsia="Courier New" w:hAnsi="Courier New"/><w:sz w:val="18"/><w:szCs w:val="18"/></w:rPr><w:t xml:space="preserve"># Diretórios</w:t></w:r></w:p><w:p><w:r><w:rPr><w:rFonts w:ascii="Courier New" w:cs="Courier New" w:eastAsia="Courier New" w:hAnsi="Courier New"/><w:sz w:val="18"/><w:szCs w:val="18"/></w:rPr><w:t xml:space="preserve"># ---------------------------------------------------------------------------</w:t></w:r></w:p><w:p><w:r><w:rPr><w:rFonts w:ascii="Courier New" w:cs="Courier New" w:eastAsia="Courier New" w:hAnsi="Courier New"/><w:sz w:val="18"/><w:szCs w:val="18"/></w:rPr><w:t xml:space="preserve">PROJECT_ROOT = Path(__file__).resolve().parent.parent</w:t></w:r></w:p><w:p><w:r><w:rPr><w:rFonts w:ascii="Courier New" w:cs="Courier New" w:eastAsia="Courier New" w:hAnsi="Courier New"/><w:sz w:val="18"/><w:szCs w:val="18"/></w:rPr><w:t xml:space="preserve">DATA_DIR = PROJECT_ROOT / &quot;data&quot;</w:t></w:r></w:p><w:p><w:r><w:rPr><w:rFonts w:ascii="Courier New" w:cs="Courier New" w:eastAsia="Courier New" w:hAnsi="Courier New"/><w:sz w:val="18"/><w:szCs w:val="18"/></w:rPr><w:t xml:space="preserve">RAW_DATA_DIR = DATA_DIR / &quot;raw&quot;</w:t></w:r></w:p><w:p><w:r><w:rPr><w:rFonts w:ascii="Courier New" w:cs="Courier New" w:eastAsia="Courier New" w:hAnsi="Courier New"/><w:sz w:val="18"/><w:szCs w:val="18"/></w:rPr><w:t xml:space="preserve">PROCESSED_DATA_DIR = DATA_DIR / &quot;processed&quot;</w:t></w:r></w:p><w:p><w:r><w:rPr><w:rFonts w:ascii="Courier New" w:cs="Courier New" w:eastAsia="Courier New" w:hAnsi="Courier New"/><w:sz w:val="18"/><w:szCs w:val="18"/></w:rPr><w:t xml:space="preserve">SAMPLES_DATA_DIR = DATA_DIR / &quot;samples&quot;</w:t></w:r></w:p><w:p><w:r><w:rPr><w:rFonts w:ascii="Courier New" w:cs="Courier New" w:eastAsia="Courier New" w:hAnsi="Courier New"/><w:sz w:val="18"/><w:szCs w:val="18"/></w:rPr><w:t xml:space="preserve">LOG_DIR = PROJECT_ROOT / &quot;logs&quot;</w:t></w:r></w:p><w:p><w:r><w:rPr><w:rFonts w:ascii="Courier New" w:cs="Courier New" w:eastAsia="Courier New" w:hAnsi="Courier New"/><w:sz w:val="18"/><w:szCs w:val="18"/></w:rPr><w:t xml:space="preserve">DB_PATH = PROJECT_ROOT / &quot;data&quot; / &quot;tradesystem.db&quot;</w:t></w:r></w:p><w:p><w:r><w:rPr><w:rFonts w:ascii="Courier New" w:cs="Courier New" w:eastAsia="Courier New" w:hAnsi="Courier New"/><w:sz w:val="18"/><w:szCs w:val="18"/></w:rPr><w:t xml:space="preserve"></w:t></w:r></w:p><w:p><w:r><w:rPr><w:rFonts w:ascii="Courier New" w:cs="Courier New" w:eastAsia="Courier New" w:hAnsi="Courier New"/><w:sz w:val="18"/><w:szCs w:val="18"/></w:rPr><w:t xml:space="preserve"># Garante que diretórios existam</w:t></w:r></w:p><w:p><w:r><w:rPr><w:rFonts w:ascii="Courier New" w:cs="Courier New" w:eastAsia="Courier New" w:hAnsi="Courier New"/><w:sz w:val="18"/><w:szCs w:val="18"/></w:rPr><w:t xml:space="preserve">for _d in (RAW_DATA_DIR, PROCESSED_DATA_DIR, SAMPLES_DATA_DIR, LOG_DIR):</w:t></w:r></w:p><w:p><w:r><w:rPr><w:rFonts w:ascii="Courier New" w:cs="Courier New" w:eastAsia="Courier New" w:hAnsi="Courier New"/><w:sz w:val="18"/><w:szCs w:val="18"/></w:rPr><w:t xml:space="preserve">    _d.mkdir(parents=True, exist_ok=True)</w:t></w:r></w:p><w:p><w:r><w:rPr><w:rFonts w:ascii="Courier New" w:cs="Courier New" w:eastAsia="Courier New" w:hAnsi="Courier New"/><w:sz w:val="18"/><w:szCs w:val="18"/></w:rPr><w:t xml:space="preserve"></w:t></w:r></w:p><w:p><w:r><w:rPr><w:rFonts w:ascii="Courier New" w:cs="Courier New" w:eastAsia="Courier New" w:hAnsi="Courier New"/><w:sz w:val="18"/><w:szCs w:val="18"/></w:rPr><w:t xml:space="preserve"></w:t></w:r></w:p><w:p><w:r><w:rPr><w:rFonts w:ascii="Courier New" w:cs="Courier New" w:eastAsia="Courier New" w:hAnsi="Courier New"/><w:sz w:val="18"/><w:szCs w:val="18"/></w:rPr><w:t xml:space="preserve"># ---------------------------------------------------------------------------</w:t></w:r></w:p><w:p><w:r><w:rPr><w:rFonts w:ascii="Courier New" w:cs="Courier New" w:eastAsia="Courier New" w:hAnsi="Courier New"/><w:sz w:val="18"/><w:szCs w:val="18"/></w:rPr><w:t xml:space="preserve"># MT5</w:t></w:r></w:p><w:p><w:r><w:rPr><w:rFonts w:ascii="Courier New" w:cs="Courier New" w:eastAsia="Courier New" w:hAnsi="Courier New"/><w:sz w:val="18"/><w:szCs w:val="18"/></w:rPr><w:t xml:space="preserve"># ---------------------------------------------------------------------------</w:t></w:r></w:p><w:p><w:r><w:rPr><w:rFonts w:ascii="Courier New" w:cs="Courier New" w:eastAsia="Courier New" w:hAnsi="Courier New"/><w:sz w:val="18"/><w:szCs w:val="18"/></w:rPr><w:t xml:space="preserve">@dataclass(frozen=True)</w:t></w:r></w:p><w:p><w:r><w:rPr><w:rFonts w:ascii="Courier New" w:cs="Courier New" w:eastAsia="Courier New" w:hAnsi="Courier New"/><w:sz w:val="18"/><w:szCs w:val="18"/></w:rPr><w:t xml:space="preserve">class MT5Config:</w:t></w:r></w:p><w:p><w:r><w:rPr><w:rFonts w:ascii="Courier New" w:cs="Courier New" w:eastAsia="Courier New" w:hAnsi="Courier New"/><w:sz w:val="18"/><w:szCs w:val="18"/></w:rPr><w:t xml:space="preserve">    &quot;&quot;&quot;Configuração de conexão com o MetaTrader 5.&quot;&quot;&quot;</w:t></w:r></w:p><w:p><w:r><w:rPr><w:rFonts w:ascii="Courier New" w:cs="Courier New" w:eastAsia="Courier New" w:hAnsi="Courier New"/><w:sz w:val="18"/><w:szCs w:val="18"/></w:rPr><w:t xml:space="preserve"></w:t></w:r></w:p><w:p><w:r><w:rPr><w:rFonts w:ascii="Courier New" w:cs="Courier New" w:eastAsia="Courier New" w:hAnsi="Courier New"/><w:sz w:val="18"/><w:szCs w:val="18"/></w:rPr><w:t xml:space="preserve">    login: int = int(os.getenv(&quot;MT5_LOGIN&quot;, &quot;0&quot;))</w:t></w:r></w:p><w:p><w:r><w:rPr><w:rFonts w:ascii="Courier New" w:cs="Courier New" w:eastAsia="Courier New" w:hAnsi="Courier New"/><w:sz w:val="18"/><w:szCs w:val="18"/></w:rPr><w:t xml:space="preserve">    password: str = os.getenv(&quot;MT5_PASSWORD&quot;, &quot;&quot;)</w:t></w:r></w:p><w:p><w:r><w:rPr><w:rFonts w:ascii="Courier New" w:cs="Courier New" w:eastAsia="Courier New" w:hAnsi="Courier New"/><w:sz w:val="18"/><w:szCs w:val="18"/></w:rPr><w:t xml:space="preserve">    server: str = os.getenv(&quot;MT5_SERVER&quot;, &quot;&quot;)</w:t></w:r></w:p><w:p><w:r><w:rPr><w:rFonts w:ascii="Courier New" w:cs="Courier New" w:eastAsia="Courier New" w:hAnsi="Courier New"/><w:sz w:val="18"/><w:szCs w:val="18"/></w:rPr><w:t xml:space="preserve">    path: str = os.getenv(&quot;MT5_PATH&quot;, &quot;&quot;)  # caminho do terminal64.exe</w:t></w:r></w:p><w:p><w:r><w:rPr><w:rFonts w:ascii="Courier New" w:cs="Courier New" w:eastAsia="Courier New" w:hAnsi="Courier New"/><w:sz w:val="18"/><w:szCs w:val="18"/></w:rPr><w:t xml:space="preserve">    timeout: int = int(os.getenv(&quot;MT5_TIMEOUT&quot;, &quot;10000&quot;))</w:t></w:r></w:p><w:p><w:r><w:rPr><w:rFonts w:ascii="Courier New" w:cs="Courier New" w:eastAsia="Courier New" w:hAnsi="Courier New"/><w:sz w:val="18"/><w:szCs w:val="18"/></w:rPr><w:t xml:space="preserve">    max_retries: int = 3</w:t></w:r></w:p><w:p><w:r><w:rPr><w:rFonts w:ascii="Courier New" w:cs="Courier New" w:eastAsia="Courier New" w:hAnsi="Courier New"/><w:sz w:val="18"/><w:szCs w:val="18"/></w:rPr><w:t xml:space="preserve">    retry_delay: float = 2.0  # segundos entre tentativas</w:t></w:r></w:p><w:p><w:r><w:rPr><w:rFonts w:ascii="Courier New" w:cs="Courier New" w:eastAsia="Courier New" w:hAnsi="Courier New"/><w:sz w:val="18"/><w:szCs w:val="18"/></w:rPr><w:t xml:space="preserve"></w:t></w:r></w:p><w:p><w:r><w:rPr><w:rFonts w:ascii="Courier New" w:cs="Courier New" w:eastAsia="Courier New" w:hAnsi="Courier New"/><w:sz w:val="18"/><w:szCs w:val="18"/></w:rPr><w:t xml:space="preserve"></w:t></w:r></w:p><w:p><w:r><w:rPr><w:rFonts w:ascii="Courier New" w:cs="Courier New" w:eastAsia="Courier New" w:hAnsi="Courier New"/><w:sz w:val="18"/><w:szCs w:val="18"/></w:rPr><w:t xml:space="preserve"># ---------------------------------------------------------------------------</w:t></w:r></w:p><w:p><w:r><w:rPr><w:rFonts w:ascii="Courier New" w:cs="Courier New" w:eastAsia="Courier New" w:hAnsi="Courier New"/><w:sz w:val="18"/><w:szCs w:val="18"/></w:rPr><w:t xml:space="preserve"># Símbolos e Timeframes</w:t></w:r></w:p><w:p><w:r><w:rPr><w:rFonts w:ascii="Courier New" w:cs="Courier New" w:eastAsia="Courier New" w:hAnsi="Courier New"/><w:sz w:val="18"/><w:szCs w:val="18"/></w:rPr><w:t xml:space="preserve"># ---------------------------------------------------------------------------</w:t></w:r></w:p><w:p><w:r><w:rPr><w:rFonts w:ascii="Courier New" w:cs="Courier New" w:eastAsia="Courier New" w:hAnsi="Courier New"/><w:sz w:val="18"/><w:szCs w:val="18"/></w:rPr><w:t xml:space="preserve">DEFAULT_SYMBOLS: list[str] = [</w:t></w:r></w:p><w:p><w:r><w:rPr><w:rFonts w:ascii="Courier New" w:cs="Courier New" w:eastAsia="Courier New" w:hAnsi="Courier New"/><w:sz w:val="18"/><w:szCs w:val="18"/></w:rPr><w:t xml:space="preserve">    &quot;PETR4&quot;,</w:t></w:r></w:p><w:p><w:r><w:rPr><w:rFonts w:ascii="Courier New" w:cs="Courier New" w:eastAsia="Courier New" w:hAnsi="Courier New"/><w:sz w:val="18"/><w:szCs w:val="18"/></w:rPr><w:t xml:space="preserve">    &quot;VALE3&quot;,</w:t></w:r></w:p><w:p><w:r><w:rPr><w:rFonts w:ascii="Courier New" w:cs="Courier New" w:eastAsia="Courier New" w:hAnsi="Courier New"/><w:sz w:val="18"/><w:szCs w:val="18"/></w:rPr><w:t xml:space="preserve">    &quot;WINFUT&quot;,</w:t></w:r></w:p><w:p><w:r><w:rPr><w:rFonts w:ascii="Courier New" w:cs="Courier New" w:eastAsia="Courier New" w:hAnsi="Courier New"/><w:sz w:val="18"/><w:szCs w:val="18"/></w:rPr><w:t xml:space="preserve">    &quot;WDOFUT&quot;,</w:t></w:r></w:p><w:p><w:r><w:rPr><w:rFonts w:ascii="Courier New" w:cs="Courier New" w:eastAsia="Courier New" w:hAnsi="Courier New"/><w:sz w:val="18"/><w:szCs w:val="18"/></w:rPr><w:t xml:space="preserve">]</w:t></w:r></w:p><w:p><w:r><w:rPr><w:rFonts w:ascii="Courier New" w:cs="Courier New" w:eastAsia="Courier New" w:hAnsi="Courier New"/><w:sz w:val="18"/><w:szCs w:val="18"/></w:rPr><w:t xml:space="preserve"></w:t></w:r></w:p><w:p><w:r><w:rPr><w:rFonts w:ascii="Courier New" w:cs="Courier New" w:eastAsia="Courier New" w:hAnsi="Courier New"/><w:sz w:val="18"/><w:szCs w:val="18"/></w:rPr><w:t xml:space="preserve"># Timeframes MT5 (constantes numéricas do MetaTrader5)</w:t></w:r></w:p><w:p><w:r><w:rPr><w:rFonts w:ascii="Courier New" w:cs="Courier New" w:eastAsia="Courier New" w:hAnsi="Courier New"/><w:sz w:val="18"/><w:szCs w:val="18"/></w:rPr><w:t xml:space="preserve"># 1=M1, 5=M5, 15=M15, 60=H1, 1440=D1</w:t></w:r></w:p><w:p><w:r><w:rPr><w:rFonts w:ascii="Courier New" w:cs="Courier New" w:eastAsia="Courier New" w:hAnsi="Courier New"/><w:sz w:val="18"/><w:szCs w:val="18"/></w:rPr><w:t xml:space="preserve">DEFAULT_TIMEFRAME: int = 5  # M5</w:t></w:r></w:p><w:p><w:r><w:rPr><w:rFonts w:ascii="Courier New" w:cs="Courier New" w:eastAsia="Courier New" w:hAnsi="Courier New"/><w:sz w:val="18"/><w:szCs w:val="18"/></w:rPr><w:t xml:space="preserve"></w:t></w:r></w:p><w:p><w:r><w:rPr><w:rFonts w:ascii="Courier New" w:cs="Courier New" w:eastAsia="Courier New" w:hAnsi="Courier New"/><w:sz w:val="18"/><w:szCs w:val="18"/></w:rPr><w:t xml:space="preserve"></w:t></w:r></w:p><w:p><w:r><w:rPr><w:rFonts w:ascii="Courier New" w:cs="Courier New" w:eastAsia="Courier New" w:hAnsi="Courier New"/><w:sz w:val="18"/><w:szCs w:val="18"/></w:rPr><w:t xml:space="preserve"># ---------------------------------------------------------------------------</w:t></w:r></w:p><w:p><w:r><w:rPr><w:rFonts w:ascii="Courier New" w:cs="Courier New" w:eastAsia="Courier New" w:hAnsi="Courier New"/><w:sz w:val="18"/><w:szCs w:val="18"/></w:rPr><w:t xml:space="preserve"># Barras alternativas</w:t></w:r></w:p><w:p><w:r><w:rPr><w:rFonts w:ascii="Courier New" w:cs="Courier New" w:eastAsia="Courier New" w:hAnsi="Courier New"/><w:sz w:val="18"/><w:szCs w:val="18"/></w:rPr><w:t xml:space="preserve"># ---------------------------------------------------------------------------</w:t></w:r></w:p><w:p><w:r><w:rPr><w:rFonts w:ascii="Courier New" w:cs="Courier New" w:eastAsia="Courier New" w:hAnsi="Courier New"/><w:sz w:val="18"/><w:szCs w:val="18"/></w:rPr><w:t xml:space="preserve">@dataclass(frozen=True)</w:t></w:r></w:p><w:p><w:r><w:rPr><w:rFonts w:ascii="Courier New" w:cs="Courier New" w:eastAsia="Courier New" w:hAnsi="Courier New"/><w:sz w:val="18"/><w:szCs w:val="18"/></w:rPr><w:t xml:space="preserve">class BarSamplingConfig:</w:t></w:r></w:p><w:p><w:r><w:rPr><w:rFonts w:ascii="Courier New" w:cs="Courier New" w:eastAsia="Courier New" w:hAnsi="Courier New"/><w:sz w:val="18"/><w:szCs w:val="18"/></w:rPr><w:t xml:space="preserve">    &quot;&quot;&quot;Parâmetros para amostragem de barras de volume e dólar.&quot;&quot;&quot;</w:t></w:r></w:p><w:p><w:r><w:rPr><w:rFonts w:ascii="Courier New" w:cs="Courier New" w:eastAsia="Courier New" w:hAnsi="Courier New"/><w:sz w:val="18"/><w:szCs w:val="18"/></w:rPr><w:t xml:space="preserve"></w:t></w:r></w:p><w:p><w:r><w:rPr><w:rFonts w:ascii="Courier New" w:cs="Courier New" w:eastAsia="Courier New" w:hAnsi="Courier New"/><w:sz w:val="18"/><w:szCs w:val="18"/></w:rPr><w:t xml:space="preserve">    volume_bar_threshold: int = 1000       # ticks acumulados para barra de volume</w:t></w:r></w:p><w:p><w:r><w:rPr><w:rFonts w:ascii="Courier New" w:cs="Courier New" w:eastAsia="Courier New" w:hAnsi="Courier New"/><w:sz w:val="18"/><w:szCs w:val="18"/></w:rPr><w:t xml:space="preserve">    dollar_bar_threshold: float = 1_000_000.0  # valor financeiro para barra de dólar</w:t></w:r></w:p><w:p><w:r><w:rPr><w:rFonts w:ascii="Courier New" w:cs="Courier New" w:eastAsia="Courier New" w:hAnsi="Courier New"/><w:sz w:val="18"/><w:szCs w:val="18"/></w:rPr><w:t xml:space="preserve"></w:t></w:r></w:p><w:p><w:r><w:rPr><w:rFonts w:ascii="Courier New" w:cs="Courier New" w:eastAsia="Courier New" w:hAnsi="Courier New"/><w:sz w:val="18"/><w:szCs w:val="18"/></w:rPr><w:t xml:space="preserve"></w:t></w:r></w:p><w:p><w:r><w:rPr><w:rFonts w:ascii="Courier New" w:cs="Courier New" w:eastAsia="Courier New" w:hAnsi="Courier New"/><w:sz w:val="18"/><w:szCs w:val="18"/></w:rPr><w:t xml:space="preserve"># ---------------------------------------------------------------------------</w:t></w:r></w:p><w:p><w:r><w:rPr><w:rFonts w:ascii="Courier New" w:cs="Courier New" w:eastAsia="Courier New" w:hAnsi="Courier New"/><w:sz w:val="18"/><w:szCs w:val="18"/></w:rPr><w:t xml:space="preserve"># Data Cleaning</w:t></w:r></w:p><w:p><w:r><w:rPr><w:rFonts w:ascii="Courier New" w:cs="Courier New" w:eastAsia="Courier New" w:hAnsi="Courier New"/><w:sz w:val="18"/><w:szCs w:val="18"/></w:rPr><w:t xml:space="preserve"># ---------------------------------------------------------------------------</w:t></w:r></w:p><w:p><w:r><w:rPr><w:rFonts w:ascii="Courier New" w:cs="Courier New" w:eastAsia="Courier New" w:hAnsi="Courier New"/><w:sz w:val="18"/><w:szCs w:val="18"/></w:rPr><w:t xml:space="preserve">@dataclass(frozen=True)</w:t></w:r></w:p><w:p><w:r><w:rPr><w:rFonts w:ascii="Courier New" w:cs="Courier New" w:eastAsia="Courier New" w:hAnsi="Courier New"/><w:sz w:val="18"/><w:szCs w:val="18"/></w:rPr><w:t xml:space="preserve">class CleaningConfig:</w:t></w:r></w:p><w:p><w:r><w:rPr><w:rFonts w:ascii="Courier New" w:cs="Courier New" w:eastAsia="Courier New" w:hAnsi="Courier New"/><w:sz w:val="18"/><w:szCs w:val="18"/></w:rPr><w:t xml:space="preserve">    &quot;&quot;&quot;Parâmetros de limpeza de dados.&quot;&quot;&quot;</w:t></w:r></w:p><w:p><w:r><w:rPr><w:rFonts w:ascii="Courier New" w:cs="Courier New" w:eastAsia="Courier New" w:hAnsi="Courier New"/><w:sz w:val="18"/><w:szCs w:val="18"/></w:rPr><w:t xml:space="preserve"></w:t></w:r></w:p><w:p><w:r><w:rPr><w:rFonts w:ascii="Courier New" w:cs="Courier New" w:eastAsia="Courier New" w:hAnsi="Courier New"/><w:sz w:val="18"/><w:szCs w:val="18"/></w:rPr><w:t xml:space="preserve">    spike_z_threshold: float = 5.0   # Z-score para considerar spike</w:t></w:r></w:p><w:p><w:r><w:rPr><w:rFonts w:ascii="Courier New" w:cs="Courier New" w:eastAsia="Courier New" w:hAnsi="Courier New"/><w:sz w:val="18"/><w:szCs w:val="18"/></w:rPr><w:t xml:space="preserve">    max_gap_seconds: int = 300       # lacuna máxima tolerada (5 min)</w:t></w:r></w:p><w:p><w:r><w:rPr><w:rFonts w:ascii="Courier New" w:cs="Courier New" w:eastAsia="Courier New" w:hAnsi="Courier New"/><w:sz w:val="18"/><w:szCs w:val="18"/></w:rPr><w:t xml:space="preserve">    fill_method: str = &quot;ffill&quot;       # forward fill</w:t></w:r></w:p><w:p><w:r><w:rPr><w:rFonts w:ascii="Courier New" w:cs="Courier New" w:eastAsia="Courier New" w:hAnsi="Courier New"/><w:sz w:val="18"/><w:szCs w:val="18"/></w:rPr><w:t xml:space="preserve"></w:t></w:r></w:p><w:p><w:r><w:rPr><w:rFonts w:ascii="Courier New" w:cs="Courier New" w:eastAsia="Courier New" w:hAnsi="Courier New"/><w:sz w:val="18"/><w:szCs w:val="18"/></w:rPr><w:t xml:space="preserve"></w:t></w:r></w:p><w:p><w:r><w:rPr><w:rFonts w:ascii="Courier New" w:cs="Courier New" w:eastAsia="Courier New" w:hAnsi="Courier New"/><w:sz w:val="18"/><w:szCs w:val="18"/></w:rPr><w:t xml:space="preserve"># ---------------------------------------------------------------------------</w:t></w:r></w:p><w:p><w:r><w:rPr><w:rFonts w:ascii="Courier New" w:cs="Courier New" w:eastAsia="Courier New" w:hAnsi="Courier New"/><w:sz w:val="18"/><w:szCs w:val="18"/></w:rPr><w:t xml:space="preserve"># Risco</w:t></w:r></w:p><w:p><w:r><w:rPr><w:rFonts w:ascii="Courier New" w:cs="Courier New" w:eastAsia="Courier New" w:hAnsi="Courier New"/><w:sz w:val="18"/><w:szCs w:val="18"/></w:rPr><w:t xml:space="preserve"># ---------------------------------------------------------------------------</w:t></w:r></w:p><w:p><w:r><w:rPr><w:rFonts w:ascii="Courier New" w:cs="Courier New" w:eastAsia="Courier New" w:hAnsi="Courier New"/><w:sz w:val="18"/><w:szCs w:val="18"/></w:rPr><w:t xml:space="preserve">@dataclass(frozen=True)</w:t></w:r></w:p><w:p><w:r><w:rPr><w:rFonts w:ascii="Courier New" w:cs="Courier New" w:eastAsia="Courier New" w:hAnsi="Courier New"/><w:sz w:val="18"/><w:szCs w:val="18"/></w:rPr><w:t xml:space="preserve">class RiskConfig:</w:t></w:r></w:p><w:p><w:r><w:rPr><w:rFonts w:ascii="Courier New" w:cs="Courier New" w:eastAsia="Courier New" w:hAnsi="Courier New"/><w:sz w:val="18"/><w:szCs w:val="18"/></w:rPr><w:t xml:space="preserve">    &quot;&quot;&quot;Parâmetros de gerenciamento de risco e circuit breakers.&quot;&quot;&quot;</w:t></w:r></w:p><w:p><w:r><w:rPr><w:rFonts w:ascii="Courier New" w:cs="Courier New" w:eastAsia="Courier New" w:hAnsi="Courier New"/><w:sz w:val="18"/><w:szCs w:val="18"/></w:rPr><w:t xml:space="preserve"></w:t></w:r></w:p><w:p><w:r><w:rPr><w:rFonts w:ascii="Courier New" w:cs="Courier New" w:eastAsia="Courier New" w:hAnsi="Courier New"/><w:sz w:val="18"/><w:szCs w:val="18"/></w:rPr><w:t xml:space="preserve">    max_daily_loss_pct: float = 0.02       # 2% do capital</w:t></w:r></w:p><w:p><w:r><w:rPr><w:rFonts w:ascii="Courier New" w:cs="Courier New" w:eastAsia="Courier New" w:hAnsi="Courier New"/><w:sz w:val="18"/><w:szCs w:val="18"/></w:rPr><w:t xml:space="preserve">    max_drawdown_pct: float = 0.05         # 5% drawdown máximo</w:t></w:r></w:p><w:p><w:r><w:rPr><w:rFonts w:ascii="Courier New" w:cs="Courier New" w:eastAsia="Courier New" w:hAnsi="Courier New"/><w:sz w:val="18"/><w:szCs w:val="18"/></w:rPr><w:t xml:space="preserve">    max_daily_profit_pct: float = 0.02     # 2% lucro máximo diário (novo)</w:t></w:r></w:p><w:p><w:r><w:rPr><w:rFonts w:ascii="Courier New" w:cs="Courier New" w:eastAsia="Courier New" w:hAnsi="Courier New"/><w:sz w:val="18"/><w:szCs w:val="18"/></w:rPr><w:t xml:space="preserve">    cool_down_minutes: float = 5.0         # Minutos de resfriamento pós-saída (novo)</w:t></w:r></w:p><w:p><w:r><w:rPr><w:rFonts w:ascii="Courier New" w:cs="Courier New" w:eastAsia="Courier New" w:hAnsi="Courier New"/><w:sz w:val="18"/><w:szCs w:val="18"/></w:rPr><w:t xml:space="preserve">    max_position_size: float = 200.0       # lote máximo por trade</w:t></w:r></w:p><w:p><w:r><w:rPr><w:rFonts w:ascii="Courier New" w:cs="Courier New" w:eastAsia="Courier New" w:hAnsi="Courier New"/><w:sz w:val="18"/><w:szCs w:val="18"/></w:rPr><w:t xml:space="preserve">    max_open_positions: int = 5</w:t></w:r></w:p><w:p><w:r><w:rPr><w:rFonts w:ascii="Courier New" w:cs="Courier New" w:eastAsia="Courier New" w:hAnsi="Courier New"/><w:sz w:val="18"/><w:szCs w:val="18"/></w:rPr><w:t xml:space="preserve">    kelly_fraction: float = 0.5            # Kelly fracionário (50%)</w:t></w:r></w:p><w:p><w:r><w:rPr><w:rFonts w:ascii="Courier New" w:cs="Courier New" w:eastAsia="Courier New" w:hAnsi="Courier New"/><w:sz w:val="18"/><w:szCs w:val="18"/></w:rPr><w:t xml:space="preserve">    min_conviction_threshold: float = 0.5  # Limiar mínimo de probabilidade do Meta-Model para operar</w:t></w:r></w:p><w:p><w:r><w:rPr><w:rFonts w:ascii="Courier New" w:cs="Courier New" w:eastAsia="Courier New" w:hAnsi="Courier New"/><w:sz w:val="18"/><w:szCs w:val="18"/></w:rPr><w:t xml:space="preserve"></w:t></w:r></w:p><w:p><w:r><w:rPr><w:rFonts w:ascii="Courier New" w:cs="Courier New" w:eastAsia="Courier New" w:hAnsi="Courier New"/><w:sz w:val="18"/><w:szCs w:val="18"/></w:rPr><w:t xml:space="preserve">    # Horários e Modalidade</w:t></w:r></w:p><w:p><w:r><w:rPr><w:rFonts w:ascii="Courier New" w:cs="Courier New" w:eastAsia="Courier New" w:hAnsi="Courier New"/><w:sz w:val="18"/><w:szCs w:val="18"/></w:rPr><w:t xml:space="preserve">    trading_start_time: str = &quot;09:00:00&quot;</w:t></w:r></w:p><w:p><w:r><w:rPr><w:rFonts w:ascii="Courier New" w:cs="Courier New" w:eastAsia="Courier New" w:hAnsi="Courier New"/><w:sz w:val="18"/><w:szCs w:val="18"/></w:rPr><w:t xml:space="preserve">    trading_end_time: str = &quot;17:55:00&quot;</w:t></w:r></w:p><w:p><w:r><w:rPr><w:rFonts w:ascii="Courier New" w:cs="Courier New" w:eastAsia="Courier New" w:hAnsi="Courier New"/><w:sz w:val="18"/><w:szCs w:val="18"/></w:rPr><w:t xml:space="preserve">    trade_type: str = &quot;day_trade&quot;  # &apos;day_trade&apos; ou &apos;swing_trade&apos;</w:t></w:r></w:p><w:p><w:r><w:rPr><w:rFonts w:ascii="Courier New" w:cs="Courier New" w:eastAsia="Courier New" w:hAnsi="Courier New"/><w:sz w:val="18"/><w:szCs w:val="18"/></w:rPr><w:t xml:space="preserve"></w:t></w:r></w:p><w:p><w:r><w:rPr><w:rFonts w:ascii="Courier New" w:cs="Courier New" w:eastAsia="Courier New" w:hAnsi="Courier New"/><w:sz w:val="18"/><w:szCs w:val="18"/></w:rPr><w:t xml:space="preserve"></w:t></w:r></w:p><w:p><w:r><w:rPr><w:rFonts w:ascii="Courier New" w:cs="Courier New" w:eastAsia="Courier New" w:hAnsi="Courier New"/><w:sz w:val="18"/><w:szCs w:val="18"/></w:rPr><w:t xml:space="preserve"># ---------------------------------------------------------------------------</w:t></w:r></w:p><w:p><w:r><w:rPr><w:rFonts w:ascii="Courier New" w:cs="Courier New" w:eastAsia="Courier New" w:hAnsi="Courier New"/><w:sz w:val="18"/><w:szCs w:val="18"/></w:rPr><w:t xml:space="preserve"># Custos (mercado brasileiro — B3)</w:t></w:r></w:p><w:p><w:r><w:rPr><w:rFonts w:ascii="Courier New" w:cs="Courier New" w:eastAsia="Courier New" w:hAnsi="Courier New"/><w:sz w:val="18"/><w:szCs w:val="18"/></w:rPr><w:t xml:space="preserve"># ---------------------------------------------------------------------------</w:t></w:r></w:p><w:p><w:r><w:rPr><w:rFonts w:ascii="Courier New" w:cs="Courier New" w:eastAsia="Courier New" w:hAnsi="Courier New"/><w:sz w:val="18"/><w:szCs w:val="18"/></w:rPr><w:t xml:space="preserve">@dataclass(frozen=True)</w:t></w:r></w:p><w:p><w:r><w:rPr><w:rFonts w:ascii="Courier New" w:cs="Courier New" w:eastAsia="Courier New" w:hAnsi="Courier New"/><w:sz w:val="18"/><w:szCs w:val="18"/></w:rPr><w:t xml:space="preserve">class CostConfig:</w:t></w:r></w:p><w:p><w:r><w:rPr><w:rFonts w:ascii="Courier New" w:cs="Courier New" w:eastAsia="Courier New" w:hAnsi="Courier New"/><w:sz w:val="18"/><w:szCs w:val="18"/></w:rPr><w:t xml:space="preserve">    &quot;&quot;&quot;Taxas operacionais para modelagem de custos.&quot;&quot;&quot;</w:t></w:r></w:p><w:p><w:r><w:rPr><w:rFonts w:ascii="Courier New" w:cs="Courier New" w:eastAsia="Courier New" w:hAnsi="Courier New"/><w:sz w:val="18"/><w:szCs w:val="18"/></w:rPr><w:t xml:space="preserve"></w:t></w:r></w:p><w:p><w:r><w:rPr><w:rFonts w:ascii="Courier New" w:cs="Courier New" w:eastAsia="Courier New" w:hAnsi="Courier New"/><w:sz w:val="18"/><w:szCs w:val="18"/></w:rPr><w:t xml:space="preserve">    brokerage_per_contract: float = 0   # corretagem realista por contrato WIN$ (full-service)</w:t></w:r></w:p><w:p><w:r><w:rPr><w:rFonts w:ascii="Courier New" w:cs="Courier New" w:eastAsia="Courier New" w:hAnsi="Courier New"/><w:sz w:val="18"/><w:szCs w:val="18"/></w:rPr><w:t xml:space="preserve">    emoluments_pct: float = 0.00005        # emolumentos B3</w:t></w:r></w:p><w:p><w:r><w:rPr><w:rFonts w:ascii="Courier New" w:cs="Courier New" w:eastAsia="Courier New" w:hAnsi="Courier New"/><w:sz w:val="18"/><w:szCs w:val="18"/></w:rPr><w:t xml:space="preserve">    settlement_pct: float = 0.0000275      # liquidação</w:t></w:r></w:p><w:p><w:r><w:rPr><w:rFonts w:ascii="Courier New" w:cs="Courier New" w:eastAsia="Courier New" w:hAnsi="Courier New"/><w:sz w:val="18"/><w:szCs w:val="18"/></w:rPr><w:t xml:space="preserve">    iss_pct: float = 0.05                  # ISS sobre corretagem</w:t></w:r></w:p><w:p><w:r><w:rPr><w:rFonts w:ascii="Courier New" w:cs="Courier New" w:eastAsia="Courier New" w:hAnsi="Courier New"/><w:sz w:val="18"/><w:szCs w:val="18"/></w:rPr><w:t xml:space="preserve">    slippage_bps: float = 5.0              # ~1 tick WIN$; punitivo para expor micro-alpha</w:t></w:r></w:p><w:p><w:r><w:rPr><w:rFonts w:ascii="Courier New" w:cs="Courier New" w:eastAsia="Courier New" w:hAnsi="Courier New"/><w:sz w:val="18"/><w:szCs w:val="18"/></w:rPr><w:t xml:space="preserve"></w:t></w:r></w:p><w:p><w:r><w:rPr><w:rFonts w:ascii="Courier New" w:cs="Courier New" w:eastAsia="Courier New" w:hAnsi="Courier New"/><w:sz w:val="18"/><w:szCs w:val="18"/></w:rPr><w:t xml:space="preserve"></w:t></w:r></w:p><w:p><w:r><w:rPr><w:rFonts w:ascii="Courier New" w:cs="Courier New" w:eastAsia="Courier New" w:hAnsi="Courier New"/><w:sz w:val="18"/><w:szCs w:val="18"/></w:rPr><w:t xml:space="preserve"># ---------------------------------------------------------------------------</w:t></w:r></w:p><w:p><w:r><w:rPr><w:rFonts w:ascii="Courier New" w:cs="Courier New" w:eastAsia="Courier New" w:hAnsi="Courier New"/><w:sz w:val="18"/><w:szCs w:val="18"/></w:rPr><w:t xml:space="preserve"># Logging</w:t></w:r></w:p><w:p><w:r><w:rPr><w:rFonts w:ascii="Courier New" w:cs="Courier New" w:eastAsia="Courier New" w:hAnsi="Courier New"/><w:sz w:val="18"/><w:szCs w:val="18"/></w:rPr><w:t xml:space="preserve"># ---------------------------------------------------------------------------</w:t></w:r></w:p><w:p><w:r><w:rPr><w:rFonts w:ascii="Courier New" w:cs="Courier New" w:eastAsia="Courier New" w:hAnsi="Courier New"/><w:sz w:val="18"/><w:szCs w:val="18"/></w:rPr><w:t xml:space="preserve">@dataclass(frozen=True)</w:t></w:r></w:p><w:p><w:r><w:rPr><w:rFonts w:ascii="Courier New" w:cs="Courier New" w:eastAsia="Courier New" w:hAnsi="Courier New"/><w:sz w:val="18"/><w:szCs w:val="18"/></w:rPr><w:t xml:space="preserve">class LogConfig:</w:t></w:r></w:p><w:p><w:r><w:rPr><w:rFonts w:ascii="Courier New" w:cs="Courier New" w:eastAsia="Courier New" w:hAnsi="Courier New"/><w:sz w:val="18"/><w:szCs w:val="18"/></w:rPr><w:t xml:space="preserve">    &quot;&quot;&quot;Configuração de logging.&quot;&quot;&quot;</w:t></w:r></w:p><w:p><w:r><w:rPr><w:rFonts w:ascii="Courier New" w:cs="Courier New" w:eastAsia="Courier New" w:hAnsi="Courier New"/><w:sz w:val="18"/><w:szCs w:val="18"/></w:rPr><w:t xml:space="preserve"></w:t></w:r></w:p><w:p><w:r><w:rPr><w:rFonts w:ascii="Courier New" w:cs="Courier New" w:eastAsia="Courier New" w:hAnsi="Courier New"/><w:sz w:val="18"/><w:szCs w:val="18"/></w:rPr><w:t xml:space="preserve">    level: str = &quot;INFO&quot;</w:t></w:r></w:p><w:p><w:r><w:rPr><w:rFonts w:ascii="Courier New" w:cs="Courier New" w:eastAsia="Courier New" w:hAnsi="Courier New"/><w:sz w:val="18"/><w:szCs w:val="18"/></w:rPr><w:t xml:space="preserve">    rotation: str = &quot;10 MB&quot;</w:t></w:r></w:p><w:p><w:r><w:rPr><w:rFonts w:ascii="Courier New" w:cs="Courier New" w:eastAsia="Courier New" w:hAnsi="Courier New"/><w:sz w:val="18"/><w:szCs w:val="18"/></w:rPr><w:t xml:space="preserve">    retention: str = &quot;30 days&quot;</w:t></w:r></w:p><w:p><w:r><w:rPr><w:rFonts w:ascii="Courier New" w:cs="Courier New" w:eastAsia="Courier New" w:hAnsi="Courier New"/><w:sz w:val="18"/><w:szCs w:val="18"/></w:rPr><w:t xml:space="preserve">    format: str = (</w:t></w:r></w:p><w:p><w:r><w:rPr><w:rFonts w:ascii="Courier New" w:cs="Courier New" w:eastAsia="Courier New" w:hAnsi="Courier New"/><w:sz w:val="18"/><w:szCs w:val="18"/></w:rPr><w:t xml:space="preserve">        &quot;&lt;green&gt;{time:YYYY-MM-DD HH:mm:ss.SSS}&lt;/green&gt; | &quot;</w:t></w:r></w:p><w:p><w:r><w:rPr><w:rFonts w:ascii="Courier New" w:cs="Courier New" w:eastAsia="Courier New" w:hAnsi="Courier New"/><w:sz w:val="18"/><w:szCs w:val="18"/></w:rPr><w:t xml:space="preserve">        &quot;&lt;level&gt;{level: &lt;8}&lt;/level&gt; | &quot;</w:t></w:r></w:p><w:p><w:r><w:rPr><w:rFonts w:ascii="Courier New" w:cs="Courier New" w:eastAsia="Courier New" w:hAnsi="Courier New"/><w:sz w:val="18"/><w:szCs w:val="18"/></w:rPr><w:t xml:space="preserve">        &quot;&lt;cyan&gt;{name}&lt;/cyan&gt;:&lt;cyan&gt;{function}&lt;/cyan&gt;:&lt;cyan&gt;{line}&lt;/cyan&gt; | &quot;</w:t></w:r></w:p><w:p><w:r><w:rPr><w:rFonts w:ascii="Courier New" w:cs="Courier New" w:eastAsia="Courier New" w:hAnsi="Courier New"/><w:sz w:val="18"/><w:szCs w:val="18"/></w:rPr><w:t xml:space="preserve">        &quot;&lt;level&gt;{message}&lt;/level&gt;&quot;</w:t></w:r></w:p><w:p><w:r><w:rPr><w:rFonts w:ascii="Courier New" w:cs="Courier New" w:eastAsia="Courier New" w:hAnsi="Courier New"/><w:sz w:val="18"/><w:szCs w:val="18"/></w:rPr><w:t xml:space="preserve">    )</w:t></w:r></w:p><w:p><w:r><w:rPr><w:rFonts w:ascii="Courier New" w:cs="Courier New" w:eastAsia="Courier New" w:hAnsi="Courier New"/><w:sz w:val="18"/><w:szCs w:val="18"/></w:rPr><w:t xml:space="preserve"></w:t></w:r></w:p><w:p><w:r><w:rPr><w:rFonts w:ascii="Courier New" w:cs="Courier New" w:eastAsia="Courier New" w:hAnsi="Courier New"/><w:sz w:val="18"/><w:szCs w:val="18"/></w:rPr><w:t xml:space="preserve"></w:t></w:r></w:p><w:p><w:r><w:rPr><w:rFonts w:ascii="Courier New" w:cs="Courier New" w:eastAsia="Courier New" w:hAnsi="Courier New"/><w:sz w:val="18"/><w:szCs w:val="18"/></w:rPr><w:t xml:space="preserve"># ---------------------------------------------------------------------------</w:t></w:r></w:p><w:p><w:r><w:rPr><w:rFonts w:ascii="Courier New" w:cs="Courier New" w:eastAsia="Courier New" w:hAnsi="Courier New"/><w:sz w:val="18"/><w:szCs w:val="18"/></w:rPr><w:t xml:space="preserve"># Feature Engineering</w:t></w:r></w:p><w:p><w:r><w:rPr><w:rFonts w:ascii="Courier New" w:cs="Courier New" w:eastAsia="Courier New" w:hAnsi="Courier New"/><w:sz w:val="18"/><w:szCs w:val="18"/></w:rPr><w:t xml:space="preserve"># ---------------------------------------------------------------------------</w:t></w:r></w:p><w:p><w:r><w:rPr><w:rFonts w:ascii="Courier New" w:cs="Courier New" w:eastAsia="Courier New" w:hAnsi="Courier New"/><w:sz w:val="18"/><w:szCs w:val="18"/></w:rPr><w:t xml:space="preserve">@dataclass(frozen=True)</w:t></w:r></w:p><w:p><w:r><w:rPr><w:rFonts w:ascii="Courier New" w:cs="Courier New" w:eastAsia="Courier New" w:hAnsi="Courier New"/><w:sz w:val="18"/><w:szCs w:val="18"/></w:rPr><w:t xml:space="preserve">class FeatureConfig:</w:t></w:r></w:p><w:p><w:r><w:rPr><w:rFonts w:ascii="Courier New" w:cs="Courier New" w:eastAsia="Courier New" w:hAnsi="Courier New"/><w:sz w:val="18"/><w:szCs w:val="18"/></w:rPr><w:t xml:space="preserve">    &quot;&quot;&quot;Parâmetros de Feature Engineering (Fase 2).&quot;&quot;&quot;</w:t></w:r></w:p><w:p><w:r><w:rPr><w:rFonts w:ascii="Courier New" w:cs="Courier New" w:eastAsia="Courier New" w:hAnsi="Courier New"/><w:sz w:val="18"/><w:szCs w:val="18"/></w:rPr><w:t xml:space="preserve"></w:t></w:r></w:p><w:p><w:r><w:rPr><w:rFonts w:ascii="Courier New" w:cs="Courier New" w:eastAsia="Courier New" w:hAnsi="Courier New"/><w:sz w:val="18"/><w:szCs w:val="18"/></w:rPr><w:t xml:space="preserve">    # Diferenciação Fracionária (FFD)</w:t></w:r></w:p><w:p><w:r><w:rPr><w:rFonts w:ascii="Courier New" w:cs="Courier New" w:eastAsia="Courier New" w:hAnsi="Courier New"/><w:sz w:val="18"/><w:szCs w:val="18"/></w:rPr><w:t xml:space="preserve">    ffd_d: float = 0.4              # d inicial para FFD</w:t></w:r></w:p><w:p><w:r><w:rPr><w:rFonts w:ascii="Courier New" w:cs="Courier New" w:eastAsia="Courier New" w:hAnsi="Courier New"/><w:sz w:val="18"/><w:szCs w:val="18"/></w:rPr><w:t xml:space="preserve">    ffd_threshold: float = 1e-4     # corte de pesos (Ajustado p/ 1 ano)</w:t></w:r></w:p><w:p><w:r><w:rPr><w:rFonts w:ascii="Courier New" w:cs="Courier New" w:eastAsia="Courier New" w:hAnsi="Courier New"/><w:sz w:val="18"/><w:szCs w:val="18"/></w:rPr><w:t xml:space="preserve">    ffd_adf_pvalue: float = 0.05    # p-value alvo do teste ADF</w:t></w:r></w:p><w:p><w:r><w:rPr><w:rFonts w:ascii="Courier New" w:cs="Courier New" w:eastAsia="Courier New" w:hAnsi="Courier New"/><w:sz w:val="18"/><w:szCs w:val="18"/></w:rPr><w:t xml:space="preserve"></w:t></w:r></w:p><w:p><w:r><w:rPr><w:rFonts w:ascii="Courier New" w:cs="Courier New" w:eastAsia="Courier New" w:hAnsi="Courier New"/><w:sz w:val="18"/><w:szCs w:val="18"/></w:rPr><w:t xml:space="preserve">    # CUSUM</w:t></w:r></w:p><w:p><w:r><w:rPr><w:rFonts w:ascii="Courier New" w:cs="Courier New" w:eastAsia="Courier New" w:hAnsi="Courier New"/><w:sz w:val="18"/><w:szCs w:val="18"/></w:rPr><w:t xml:space="preserve">    cusum_threshold_pct: float = 0.0435  # % de desvio para trigger (Otimizado PETR4.SA)</w:t></w:r></w:p><w:p><w:r><w:rPr><w:rFonts w:ascii="Courier New" w:cs="Courier New" w:eastAsia="Courier New" w:hAnsi="Courier New"/><w:sz w:val="18"/><w:szCs w:val="18"/></w:rPr><w:t xml:space="preserve">    cusum_ewm_span: int = 50          # span do EWMA para threshold adaptativo</w:t></w:r></w:p><w:p><w:r><w:rPr><w:rFonts w:ascii="Courier New" w:cs="Courier New" w:eastAsia="Courier New" w:hAnsi="Courier New"/><w:sz w:val="18"/><w:szCs w:val="18"/></w:rPr><w:t xml:space="preserve"></w:t></w:r></w:p><w:p><w:r><w:rPr><w:rFonts w:ascii="Courier New" w:cs="Courier New" w:eastAsia="Courier New" w:hAnsi="Courier New"/><w:sz w:val="18"/><w:szCs w:val="18"/></w:rPr><w:t xml:space="preserve">    # Indicadores — Momentum (Fase True Test)</w:t></w:r></w:p><w:p><w:r><w:rPr><w:rFonts w:ascii="Courier New" w:cs="Courier New" w:eastAsia="Courier New" w:hAnsi="Courier New"/><w:sz w:val="18"/><w:szCs w:val="18"/></w:rPr><w:t xml:space="preserve">    ma_dist_fast_period: int = 9</w:t></w:r></w:p><w:p><w:r><w:rPr><w:rFonts w:ascii="Courier New" w:cs="Courier New" w:eastAsia="Courier New" w:hAnsi="Courier New"/><w:sz w:val="18"/><w:szCs w:val="18"/></w:rPr><w:t xml:space="preserve">    ma_dist_slow_period: int = 21</w:t></w:r></w:p><w:p><w:r><w:rPr><w:rFonts w:ascii="Courier New" w:cs="Courier New" w:eastAsia="Courier New" w:hAnsi="Courier New"/><w:sz w:val="18"/><w:szCs w:val="18"/></w:rPr><w:t xml:space="preserve"></w:t></w:r></w:p><w:p><w:r><w:rPr><w:rFonts w:ascii="Courier New" w:cs="Courier New" w:eastAsia="Courier New" w:hAnsi="Courier New"/><w:sz w:val="18"/><w:szCs w:val="18"/></w:rPr><w:t xml:space="preserve">    # Indicadores — Volatilidade e Estatística</w:t></w:r></w:p><w:p><w:r><w:rPr><w:rFonts w:ascii="Courier New" w:cs="Courier New" w:eastAsia="Courier New" w:hAnsi="Courier New"/><w:sz w:val="18"/><w:szCs w:val="18"/></w:rPr><w:t xml:space="preserve">    atr_period: int = 14</w:t></w:r></w:p><w:p><w:r><w:rPr><w:rFonts w:ascii="Courier New" w:cs="Courier New" w:eastAsia="Courier New" w:hAnsi="Courier New"/><w:sz w:val="18"/><w:szCs w:val="18"/></w:rPr><w:t xml:space="preserve">    moments_window: int = 40</w:t></w:r></w:p><w:p><w:r><w:rPr><w:rFonts w:ascii="Courier New" w:cs="Courier New" w:eastAsia="Courier New" w:hAnsi="Courier New"/><w:sz w:val="18"/><w:szCs w:val="18"/></w:rPr><w:t xml:space="preserve"></w:t></w:r></w:p><w:p><w:r><w:rPr><w:rFonts w:ascii="Courier New" w:cs="Courier New" w:eastAsia="Courier New" w:hAnsi="Courier New"/><w:sz w:val="18"/><w:szCs w:val="18"/></w:rPr><w:t xml:space="preserve">    # Normalização</w:t></w:r></w:p><w:p><w:r><w:rPr><w:rFonts w:ascii="Courier New" w:cs="Courier New" w:eastAsia="Courier New" w:hAnsi="Courier New"/><w:sz w:val="18"/><w:szCs w:val="18"/></w:rPr><w:t xml:space="preserve">    zscore_window: int = 50</w:t></w:r></w:p><w:p><w:r><w:rPr><w:rFonts w:ascii="Courier New" w:cs="Courier New" w:eastAsia="Courier New" w:hAnsi="Courier New"/><w:sz w:val="18"/><w:szCs w:val="18"/></w:rPr><w:t xml:space="preserve"></w:t></w:r></w:p><w:p><w:r><w:rPr><w:rFonts w:ascii="Courier New" w:cs="Courier New" w:eastAsia="Courier New" w:hAnsi="Courier New"/><w:sz w:val="18"/><w:szCs w:val="18"/></w:rPr><w:t xml:space="preserve"># ---------------------------------------------------------------------------</w:t></w:r></w:p><w:p><w:r><w:rPr><w:rFonts w:ascii="Courier New" w:cs="Courier New" w:eastAsia="Courier New" w:hAnsi="Courier New"/><w:sz w:val="18"/><w:szCs w:val="18"/></w:rPr><w:t xml:space="preserve"># Labeling (Fase 3 — Alpha + Tripla Barreira)</w:t></w:r></w:p><w:p><w:r><w:rPr><w:rFonts w:ascii="Courier New" w:cs="Courier New" w:eastAsia="Courier New" w:hAnsi="Courier New"/><w:sz w:val="18"/><w:szCs w:val="18"/></w:rPr><w:t xml:space="preserve"># ---------------------------------------------------------------------------</w:t></w:r></w:p><w:p><w:r><w:rPr><w:rFonts w:ascii="Courier New" w:cs="Courier New" w:eastAsia="Courier New" w:hAnsi="Courier New"/><w:sz w:val="18"/><w:szCs w:val="18"/></w:rPr><w:t xml:space="preserve">@dataclass(frozen=True)</w:t></w:r></w:p><w:p><w:r><w:rPr><w:rFonts w:ascii="Courier New" w:cs="Courier New" w:eastAsia="Courier New" w:hAnsi="Courier New"/><w:sz w:val="18"/><w:szCs w:val="18"/></w:rPr><w:t xml:space="preserve">class LabelingConfig:</w:t></w:r></w:p><w:p><w:r><w:rPr><w:rFonts w:ascii="Courier New" w:cs="Courier New" w:eastAsia="Courier New" w:hAnsi="Courier New"/><w:sz w:val="18"/><w:szCs w:val="18"/></w:rPr><w:t xml:space="preserve">    &quot;&quot;&quot;Parâmetros para rotulagem e alpha models (Fase 3).&quot;&quot;&quot;</w:t></w:r></w:p><w:p><w:r><w:rPr><w:rFonts w:ascii="Courier New" w:cs="Courier New" w:eastAsia="Courier New" w:hAnsi="Courier New"/><w:sz w:val="18"/><w:szCs w:val="18"/></w:rPr><w:t xml:space="preserve"></w:t></w:r></w:p><w:p><w:r><w:rPr><w:rFonts w:ascii="Courier New" w:cs="Courier New" w:eastAsia="Courier New" w:hAnsi="Courier New"/><w:sz w:val="18"/><w:szCs w:val="18"/></w:rPr><w:t xml:space="preserve">    # Alpha — Trend Following</w:t></w:r></w:p><w:p><w:r><w:rPr><w:rFonts w:ascii="Courier New" w:cs="Courier New" w:eastAsia="Courier New" w:hAnsi="Courier New"/><w:sz w:val="18"/><w:szCs w:val="18"/></w:rPr><w:t xml:space="preserve">    trend_fast_span: int = 11        # EMA rápida (períodos) (Otimizado PETR4.SA)</w:t></w:r></w:p><w:p><w:r><w:rPr><w:rFonts w:ascii="Courier New" w:cs="Courier New" w:eastAsia="Courier New" w:hAnsi="Courier New"/><w:sz w:val="18"/><w:szCs w:val="18"/></w:rPr><w:t xml:space="preserve">    trend_slow_span: int = 58        # EMA lenta (períodos) (Otimizado PETR4.SA)</w:t></w:r></w:p><w:p><w:r><w:rPr><w:rFonts w:ascii="Courier New" w:cs="Courier New" w:eastAsia="Courier New" w:hAnsi="Courier New"/><w:sz w:val="18"/><w:szCs w:val="18"/></w:rPr><w:t xml:space="preserve"></w:t></w:r></w:p><w:p><w:r><w:rPr><w:rFonts w:ascii="Courier New" w:cs="Courier New" w:eastAsia="Courier New" w:hAnsi="Courier New"/><w:sz w:val="18"/><w:szCs w:val="18"/></w:rPr><w:t xml:space="preserve">    # Alpha — Mean Reversion</w:t></w:r></w:p><w:p><w:r><w:rPr><w:rFonts w:ascii="Courier New" w:cs="Courier New" w:eastAsia="Courier New" w:hAnsi="Courier New"/><w:sz w:val="18"/><w:szCs w:val="18"/></w:rPr><w:t xml:space="preserve">    mean_rev_window: int = 20        # Janela do Z-score</w:t></w:r></w:p><w:p><w:r><w:rPr><w:rFonts w:ascii="Courier New" w:cs="Courier New" w:eastAsia="Courier New" w:hAnsi="Courier New"/><w:sz w:val="18"/><w:szCs w:val="18"/></w:rPr><w:t xml:space="preserve">    mean_rev_entry: float = 2.0      # Z-score de entrada (|z| &gt; entry → sinal)</w:t></w:r></w:p><w:p><w:r><w:rPr><w:rFonts w:ascii="Courier New" w:cs="Courier New" w:eastAsia="Courier New" w:hAnsi="Courier New"/><w:sz w:val="18"/><w:szCs w:val="18"/></w:rPr><w:t xml:space="preserve">    mean_rev_exit: float = 0.0       # Z-score de saída</w:t></w:r></w:p><w:p><w:r><w:rPr><w:rFonts w:ascii="Courier New" w:cs="Courier New" w:eastAsia="Courier New" w:hAnsi="Courier New"/><w:sz w:val="18"/><w:szCs w:val="18"/></w:rPr><w:t xml:space="preserve"></w:t></w:r></w:p><w:p><w:r><w:rPr><w:rFonts w:ascii="Courier New" w:cs="Courier New" w:eastAsia="Courier New" w:hAnsi="Courier New"/><w:sz w:val="18"/><w:szCs w:val="18"/></w:rPr><w:t xml:space="preserve">    # Volatilidade dinâmica</w:t></w:r></w:p><w:p><w:r><w:rPr><w:rFonts w:ascii="Courier New" w:cs="Courier New" w:eastAsia="Courier New" w:hAnsi="Courier New"/><w:sz w:val="18"/><w:szCs w:val="18"/></w:rPr><w:t xml:space="preserve">    vol_span: int = 20               # Span EWMA para volatilidade dos retornos</w:t></w:r></w:p><w:p><w:r><w:rPr><w:rFonts w:ascii="Courier New" w:cs="Courier New" w:eastAsia="Courier New" w:hAnsi="Courier New"/><w:sz w:val="18"/><w:szCs w:val="18"/></w:rPr><w:t xml:space="preserve"></w:t></w:r></w:p><w:p><w:r><w:rPr><w:rFonts w:ascii="Courier New" w:cs="Courier New" w:eastAsia="Courier New" w:hAnsi="Courier New"/><w:sz w:val="18"/><w:szCs w:val="18"/></w:rPr><w:t xml:space="preserve">    # Tripla Barreira</w:t></w:r></w:p><w:p><w:r><w:rPr><w:rFonts w:ascii="Courier New" w:cs="Courier New" w:eastAsia="Courier New" w:hAnsi="Courier New"/><w:sz w:val="18"/><w:szCs w:val="18"/></w:rPr><w:t xml:space="preserve">    pt_sl_ratio: tuple[float, float] = (2.77, 2.98)  # (profit_take, stop_loss) (Otimizado PETR4.SA)</w:t></w:r></w:p><w:p><w:r><w:rPr><w:rFonts w:ascii="Courier New" w:cs="Courier New" w:eastAsia="Courier New" w:hAnsi="Courier New"/><w:sz w:val="18"/><w:szCs w:val="18"/></w:rPr><w:t xml:space="preserve">    be_trigger: float = 0.0          # Gatilho de breakeven (0.0 = desativado)</w:t></w:r></w:p><w:p><w:r><w:rPr><w:rFonts w:ascii="Courier New" w:cs="Courier New" w:eastAsia="Courier New" w:hAnsi="Courier New"/><w:sz w:val="18"/><w:szCs w:val="18"/></w:rPr><w:t xml:space="preserve">    max_holding_periods: int = 10    # Barreira vertical (barras máximas)</w:t></w:r></w:p><w:p><w:r><w:rPr><w:rFonts w:ascii="Courier New" w:cs="Courier New" w:eastAsia="Courier New" w:hAnsi="Courier New"/><w:sz w:val="18"/><w:szCs w:val="18"/></w:rPr><w:t xml:space="preserve">    min_return: float = 0.0          # Retorno mínimo para considerar label +1</w:t></w:r></w:p><w:p><w:r><w:rPr><w:rFonts w:ascii="Courier New" w:cs="Courier New" w:eastAsia="Courier New" w:hAnsi="Courier New"/><w:sz w:val="18"/><w:szCs w:val="18"/></w:rPr><w:t xml:space="preserve"></w:t></w:r></w:p><w:p><w:r><w:rPr><w:rFonts w:ascii="Courier New" w:cs="Courier New" w:eastAsia="Courier New" w:hAnsi="Courier New"/><w:sz w:val="18"/><w:szCs w:val="18"/></w:rPr><w:t xml:space="preserve"></w:t></w:r></w:p><w:p><w:r><w:rPr><w:rFonts w:ascii="Courier New" w:cs="Courier New" w:eastAsia="Courier New" w:hAnsi="Courier New"/><w:sz w:val="18"/><w:szCs w:val="18"/></w:rPr><w:t xml:space="preserve"># ---------------------------------------------------------------------------</w:t></w:r></w:p><w:p><w:r><w:rPr><w:rFonts w:ascii="Courier New" w:cs="Courier New" w:eastAsia="Courier New" w:hAnsi="Courier New"/><w:sz w:val="18"/><w:szCs w:val="18"/></w:rPr><w:t xml:space="preserve"># ML Modeling (Fase 4)</w:t></w:r></w:p><w:p><w:r><w:rPr><w:rFonts w:ascii="Courier New" w:cs="Courier New" w:eastAsia="Courier New" w:hAnsi="Courier New"/><w:sz w:val="18"/><w:szCs w:val="18"/></w:rPr><w:t xml:space="preserve"># ---------------------------------------------------------------------------</w:t></w:r></w:p><w:p><w:r><w:rPr><w:rFonts w:ascii="Courier New" w:cs="Courier New" w:eastAsia="Courier New" w:hAnsi="Courier New"/><w:sz w:val="18"/><w:szCs w:val="18"/></w:rPr><w:t xml:space="preserve">@dataclass(frozen=True)</w:t></w:r></w:p><w:p><w:r><w:rPr><w:rFonts w:ascii="Courier New" w:cs="Courier New" w:eastAsia="Courier New" w:hAnsi="Courier New"/><w:sz w:val="18"/><w:szCs w:val="18"/></w:rPr><w:t xml:space="preserve">class MLConfig:</w:t></w:r></w:p><w:p><w:r><w:rPr><w:rFonts w:ascii="Courier New" w:cs="Courier New" w:eastAsia="Courier New" w:hAnsi="Courier New"/><w:sz w:val="18"/><w:szCs w:val="18"/></w:rPr><w:t xml:space="preserve">    &quot;&quot;&quot;Parâmetros para modelagem ML e Validação Cruzada (Fase 4).&quot;&quot;&quot;</w:t></w:r></w:p><w:p><w:r><w:rPr><w:rFonts w:ascii="Courier New" w:cs="Courier New" w:eastAsia="Courier New" w:hAnsi="Courier New"/><w:sz w:val="18"/><w:szCs w:val="18"/></w:rPr><w:t xml:space="preserve"></w:t></w:r></w:p><w:p><w:r><w:rPr><w:rFonts w:ascii="Courier New" w:cs="Courier New" w:eastAsia="Courier New" w:hAnsi="Courier New"/><w:sz w:val="18"/><w:szCs w:val="18"/></w:rPr><w:t xml:space="preserve">    # Validação Cruzada</w:t></w:r></w:p><w:p><w:r><w:rPr><w:rFonts w:ascii="Courier New" w:cs="Courier New" w:eastAsia="Courier New" w:hAnsi="Courier New"/><w:sz w:val="18"/><w:szCs w:val="18"/></w:rPr><w:t xml:space="preserve">    cv_splits: int = 5</w:t></w:r></w:p><w:p><w:r><w:rPr><w:rFonts w:ascii="Courier New" w:cs="Courier New" w:eastAsia="Courier New" w:hAnsi="Courier New"/><w:sz w:val="18"/><w:szCs w:val="18"/></w:rPr><w:t xml:space="preserve">    embargo_pct: float = 0.03        # 5% — excede max_holding_periods e rompe autocorrelação</w:t></w:r></w:p><w:p><w:r><w:rPr><w:rFonts w:ascii="Courier New" w:cs="Courier New" w:eastAsia="Courier New" w:hAnsi="Courier New"/><w:sz w:val="18"/><w:szCs w:val="18"/></w:rPr><w:t xml:space="preserve">    xgb_max_depth: int = 4           # Produção (reduzido de 8)</w:t></w:r></w:p><w:p><w:r><w:rPr><w:rFonts w:ascii="Courier New" w:cs="Courier New" w:eastAsia="Courier New" w:hAnsi="Courier New"/><w:sz w:val="18"/><w:szCs w:val="18"/></w:rPr><w:t xml:space="preserve">    xgb_gamma: float = 0.0           # Desativado (evita árvores vazias em amostras pequenas)</w:t></w:r></w:p><w:p><w:r><w:rPr><w:rFonts w:ascii="Courier New" w:cs="Courier New" w:eastAsia="Courier New" w:hAnsi="Courier New"/><w:sz w:val="18"/><w:szCs w:val="18"/></w:rPr><w:t xml:space="preserve">    xgb_min_child_weight: float = 2.0  # Peso mínimo reduzido (permitir splits em amostras menores)</w:t></w:r></w:p><w:p><w:r><w:rPr><w:rFonts w:ascii="Courier New" w:cs="Courier New" w:eastAsia="Courier New" w:hAnsi="Courier New"/><w:sz w:val="18"/><w:szCs w:val="18"/></w:rPr><w:t xml:space="preserve">    xgb_lambda: float = 1.0          # L2 Regularization</w:t></w:r></w:p><w:p><w:r><w:rPr><w:rFonts w:ascii="Courier New" w:cs="Courier New" w:eastAsia="Courier New" w:hAnsi="Courier New"/><w:sz w:val="18"/><w:szCs w:val="18"/></w:rPr><w:t xml:space="preserve">    xgb_alpha: float = 0.0           # L1 Regularization</w:t></w:r></w:p><w:p><w:r><w:rPr><w:rFonts w:ascii="Courier New" w:cs="Courier New" w:eastAsia="Courier New" w:hAnsi="Courier New"/><w:sz w:val="18"/><w:szCs w:val="18"/></w:rPr><w:t xml:space="preserve"></w:t></w:r></w:p><w:p><w:r><w:rPr><w:rFonts w:ascii="Courier New" w:cs="Courier New" w:eastAsia="Courier New" w:hAnsi="Courier New"/><w:sz w:val="18"/><w:szCs w:val="18"/></w:rPr><w:t xml:space="preserve">    # Bet Sizing</w:t></w:r></w:p><w:p><w:r><w:rPr><w:rFonts w:ascii="Courier New" w:cs="Courier New" w:eastAsia="Courier New" w:hAnsi="Courier New"/><w:sz w:val="18"/><w:szCs w:val="18"/></w:rPr><w:t xml:space="preserve">    max_leverage: int = 100          # Alavancagem máxima (lotes)</w:t></w:r></w:p><w:p><w:r><w:rPr><w:rFonts w:ascii="Courier New" w:cs="Courier New" w:eastAsia="Courier New" w:hAnsi="Courier New"/><w:sz w:val="18"/><w:szCs w:val="18"/></w:rPr><w:t xml:space="preserve"></w:t></w:r></w:p><w:p><w:r><w:rPr><w:rFonts w:ascii="Courier New" w:cs="Courier New" w:eastAsia="Courier New" w:hAnsi="Courier New"/><w:sz w:val="18"/><w:szCs w:val="18"/></w:rPr><w:t xml:space="preserve"></w:t></w:r></w:p><w:p><w:r><w:rPr><w:rFonts w:ascii="Courier New" w:cs="Courier New" w:eastAsia="Courier New" w:hAnsi="Courier New"/><w:sz w:val="18"/><w:szCs w:val="18"/></w:rPr><w:t xml:space="preserve"># ---------------------------------------------------------------------------</w:t></w:r></w:p><w:p><w:r><w:rPr><w:rFonts w:ascii="Courier New" w:cs="Courier New" w:eastAsia="Courier New" w:hAnsi="Courier New"/><w:sz w:val="18"/><w:szCs w:val="18"/></w:rPr><w:t xml:space="preserve"># Otimização (Fase Extra)</w:t></w:r></w:p><w:p><w:r><w:rPr><w:rFonts w:ascii="Courier New" w:cs="Courier New" w:eastAsia="Courier New" w:hAnsi="Courier New"/><w:sz w:val="18"/><w:szCs w:val="18"/></w:rPr><w:t xml:space="preserve"># ---------------------------------------------------------------------------</w:t></w:r></w:p><w:p><w:r><w:rPr><w:rFonts w:ascii="Courier New" w:cs="Courier New" w:eastAsia="Courier New" w:hAnsi="Courier New"/><w:sz w:val="18"/><w:szCs w:val="18"/></w:rPr><w:t xml:space="preserve">@dataclass(frozen=True)</w:t></w:r></w:p><w:p><w:r><w:rPr><w:rFonts w:ascii="Courier New" w:cs="Courier New" w:eastAsia="Courier New" w:hAnsi="Courier New"/><w:sz w:val="18"/><w:szCs w:val="18"/></w:rPr><w:t xml:space="preserve">class OptimizationConfig:</w:t></w:r></w:p><w:p><w:r><w:rPr><w:rFonts w:ascii="Courier New" w:cs="Courier New" w:eastAsia="Courier New" w:hAnsi="Courier New"/><w:sz w:val="18"/><w:szCs w:val="18"/></w:rPr><w:t xml:space="preserve">    &quot;&quot;&quot;Configuração para o otimizador bayesiano (Optuna).&quot;&quot;&quot;</w:t></w:r></w:p><w:p><w:r><w:rPr><w:rFonts w:ascii="Courier New" w:cs="Courier New" w:eastAsia="Courier New" w:hAnsi="Courier New"/><w:sz w:val="18"/><w:szCs w:val="18"/></w:rPr><w:t xml:space="preserve"></w:t></w:r></w:p><w:p><w:r><w:rPr><w:rFonts w:ascii="Courier New" w:cs="Courier New" w:eastAsia="Courier New" w:hAnsi="Courier New"/><w:sz w:val="18"/><w:szCs w:val="18"/></w:rPr><w:t xml:space="preserve">    # Ranges de busca fundamentais (Top 10 - &quot;Faxina Real&quot;)</w:t></w:r></w:p><w:p><w:r><w:rPr><w:rFonts w:ascii="Courier New" w:cs="Courier New" w:eastAsia="Courier New" w:hAnsi="Courier New"/><w:sz w:val="18"/><w:szCs w:val="18"/></w:rPr><w:t xml:space="preserve">    cusum_range: tuple[float, float] = (0.002, 0.015)</w:t></w:r></w:p><w:p><w:r><w:rPr><w:rFonts w:ascii="Courier New" w:cs="Courier New" w:eastAsia="Courier New" w:hAnsi="Courier New"/><w:sz w:val="18"/><w:szCs w:val="18"/></w:rPr><w:t xml:space="preserve">    pt_sl_range: tuple[float, float] = (0.5, 2.5)</w:t></w:r></w:p><w:p><w:r><w:rPr><w:rFonts w:ascii="Courier New" w:cs="Courier New" w:eastAsia="Courier New" w:hAnsi="Courier New"/><w:sz w:val="18"/><w:szCs w:val="18"/></w:rPr><w:t xml:space="preserve">    meta_threshold_range: tuple[float, float] = (0.60, 0.75)</w:t></w:r></w:p><w:p><w:r><w:rPr><w:rFonts w:ascii="Courier New" w:cs="Courier New" w:eastAsia="Courier New" w:hAnsi="Courier New"/><w:sz w:val="18"/><w:szCs w:val="18"/></w:rPr><w:t xml:space="preserve">    max_depth_range: tuple[int, int] = (2, 4)</w:t></w:r></w:p><w:p><w:r><w:rPr><w:rFonts w:ascii="Courier New" w:cs="Courier New" w:eastAsia="Courier New" w:hAnsi="Courier New"/><w:sz w:val="18"/><w:szCs w:val="18"/></w:rPr><w:t xml:space="preserve">    </w:t></w:r></w:p><w:p><w:r><w:rPr><w:rFonts w:ascii="Courier New" w:cs="Courier New" w:eastAsia="Courier New" w:hAnsi="Courier New"/><w:sz w:val="18"/><w:szCs w:val="18"/></w:rPr><w:t xml:space="preserve">    # Primary Model (Alpha)</w:t></w:r></w:p><w:p><w:r><w:rPr><w:rFonts w:ascii="Courier New" w:cs="Courier New" w:eastAsia="Courier New" w:hAnsi="Courier New"/><w:sz w:val="18"/><w:szCs w:val="18"/></w:rPr><w:t xml:space="preserve">    fast_span_range: tuple[int, int] = (9, 50)</w:t></w:r></w:p><w:p><w:r><w:rPr><w:rFonts w:ascii="Courier New" w:cs="Courier New" w:eastAsia="Courier New" w:hAnsi="Courier New"/><w:sz w:val="18"/><w:szCs w:val="18"/></w:rPr><w:t xml:space="preserve">    slow_span_range: tuple[int, int] = (50, 200)</w:t></w:r></w:p><w:p><w:r><w:rPr><w:rFonts w:ascii="Courier New" w:cs="Courier New" w:eastAsia="Courier New" w:hAnsi="Courier New"/><w:sz w:val="18"/><w:szCs w:val="18"/></w:rPr><w:t xml:space="preserve"></w:t></w:r></w:p><w:p><w:r><w:rPr><w:rFonts w:ascii="Courier New" w:cs="Courier New" w:eastAsia="Courier New" w:hAnsi="Courier New"/><w:sz w:val="18"/><w:szCs w:val="18"/></w:rPr><w:t xml:space="preserve">    # Novas Features (Busca restrita)</w:t></w:r></w:p><w:p><w:r><w:rPr><w:rFonts w:ascii="Courier New" w:cs="Courier New" w:eastAsia="Courier New" w:hAnsi="Courier New"/><w:sz w:val="18"/><w:szCs w:val="18"/></w:rPr><w:t xml:space="preserve">    ma_dist_fast_range: tuple[int, int] = (7, 15)</w:t></w:r></w:p><w:p><w:r><w:rPr><w:rFonts w:ascii="Courier New" w:cs="Courier New" w:eastAsia="Courier New" w:hAnsi="Courier New"/><w:sz w:val="18"/><w:szCs w:val="18"/></w:rPr><w:t xml:space="preserve">    ma_dist_slow_range: tuple[int, int] = (20, 40)</w:t></w:r></w:p><w:p><w:r><w:rPr><w:rFonts w:ascii="Courier New" w:cs="Courier New" w:eastAsia="Courier New" w:hAnsi="Courier New"/><w:sz w:val="18"/><w:szCs w:val="18"/></w:rPr><w:t xml:space="preserve">    moments_window_range: tuple[int, int] = (20, 100)</w:t></w:r></w:p><w:p><w:r><w:rPr><w:rFonts w:ascii="Courier New" w:cs="Courier New" w:eastAsia="Courier New" w:hAnsi="Courier New"/><w:sz w:val="18"/><w:szCs w:val="18"/></w:rPr><w:t xml:space="preserve"></w:t></w:r></w:p><w:p><w:r><w:rPr><w:rFonts w:ascii="Courier New" w:cs="Courier New" w:eastAsia="Courier New" w:hAnsi="Courier New"/><w:sz w:val="18"/><w:szCs w:val="18"/></w:rPr><w:t xml:space="preserve">    # Parâmetros Travados em Default de Produção (MLConfig)</w:t></w:r></w:p><w:p><w:r><w:rPr><w:rFonts w:ascii="Courier New" w:cs="Courier New" w:eastAsia="Courier New" w:hAnsi="Courier New"/><w:sz w:val="18"/><w:szCs w:val="18"/></w:rPr><w:t xml:space="preserve">    # be_trigger_range, regularizações XGB, FFD e ATR-window</w:t></w:r></w:p><w:p><w:r><w:rPr><w:rFonts w:ascii="Courier New" w:cs="Courier New" w:eastAsia="Courier New" w:hAnsi="Courier New"/><w:sz w:val="18"/><w:szCs w:val="18"/></w:rPr><w:t xml:space="preserve">    # serão usados diretamente dos seus Configs, sem otimização.</w:t></w:r></w:p><w:p><w:r><w:rPr><w:rFonts w:ascii="Courier New" w:cs="Courier New" w:eastAsia="Courier New" w:hAnsi="Courier New"/><w:sz w:val="18"/><w:szCs w:val="18"/></w:rPr><w:t xml:space="preserve"></w:t></w:r></w:p><w:p><w:r><w:rPr><w:rFonts w:ascii="Courier New" w:cs="Courier New" w:eastAsia="Courier New" w:hAnsi="Courier New"/><w:sz w:val="18"/><w:szCs w:val="18"/></w:rPr><w:t xml:space="preserve">    # Parâmetros de execução</w:t></w:r></w:p><w:p><w:r><w:rPr><w:rFonts w:ascii="Courier New" w:cs="Courier New" w:eastAsia="Courier New" w:hAnsi="Courier New"/><w:sz w:val="18"/><w:szCs w:val="18"/></w:rPr><w:t xml:space="preserve">    n_trials: int = 80</w:t></w:r></w:p><w:p><w:r><w:rPr><w:rFonts w:ascii="Courier New" w:cs="Courier New" w:eastAsia="Courier New" w:hAnsi="Courier New"/><w:sz w:val="18"/><w:szCs w:val="18"/></w:rPr><w:t xml:space="preserve">    min_trades: int = 30</w:t></w:r></w:p><w:p><w:r><w:rPr><w:rFonts w:ascii="Courier New" w:cs="Courier New" w:eastAsia="Courier New" w:hAnsi="Courier New"/><w:sz w:val="18"/><w:szCs w:val="18"/></w:rPr><w:t xml:space="preserve">    timeout: int = 5400  # 1.5 horas</w:t></w:r></w:p><w:p><w:r><w:rPr><w:rFonts w:ascii="Courier New" w:cs="Courier New" w:eastAsia="Courier New" w:hAnsi="Courier New"/><w:sz w:val="18"/><w:szCs w:val="18"/></w:rPr><w:t xml:space="preserve"></w:t></w:r></w:p><w:p><w:r><w:rPr><w:rFonts w:ascii="Courier New" w:cs="Courier New" w:eastAsia="Courier New" w:hAnsi="Courier New"/><w:sz w:val="18"/><w:szCs w:val="18"/></w:rPr><w:t xml:space="preserve"></w:t></w:r></w:p><w:p><w:r><w:rPr><w:rFonts w:ascii="Courier New" w:cs="Courier New" w:eastAsia="Courier New" w:hAnsi="Courier New"/><w:sz w:val="18"/><w:szCs w:val="18"/></w:rPr><w:t xml:space="preserve"># ---------------------------------------------------------------------------</w:t></w:r></w:p><w:p><w:r><w:rPr><w:rFonts w:ascii="Courier New" w:cs="Courier New" w:eastAsia="Courier New" w:hAnsi="Courier New"/><w:sz w:val="18"/><w:szCs w:val="18"/></w:rPr><w:t xml:space="preserve"># Execução (Fase 6 — Paper Trading / Live)</w:t></w:r></w:p><w:p><w:r><w:rPr><w:rFonts w:ascii="Courier New" w:cs="Courier New" w:eastAsia="Courier New" w:hAnsi="Courier New"/><w:sz w:val="18"/><w:szCs w:val="18"/></w:rPr><w:t xml:space="preserve"># ---------------------------------------------------------------------------</w:t></w:r></w:p><w:p><w:r><w:rPr><w:rFonts w:ascii="Courier New" w:cs="Courier New" w:eastAsia="Courier New" w:hAnsi="Courier New"/><w:sz w:val="18"/><w:szCs w:val="18"/></w:rPr><w:t xml:space="preserve">@dataclass(frozen=True)</w:t></w:r></w:p><w:p><w:r><w:rPr><w:rFonts w:ascii="Courier New" w:cs="Courier New" w:eastAsia="Courier New" w:hAnsi="Courier New"/><w:sz w:val="18"/><w:szCs w:val="18"/></w:rPr><w:t xml:space="preserve">class ExecutionConfig:</w:t></w:r></w:p><w:p><w:r><w:rPr><w:rFonts w:ascii="Courier New" w:cs="Courier New" w:eastAsia="Courier New" w:hAnsi="Courier New"/><w:sz w:val="18"/><w:szCs w:val="18"/></w:rPr><w:t xml:space="preserve">    &quot;&quot;&quot;Parâmetros do motor de execução.&quot;&quot;&quot;</w:t></w:r></w:p><w:p><w:r><w:rPr><w:rFonts w:ascii="Courier New" w:cs="Courier New" w:eastAsia="Courier New" w:hAnsi="Courier New"/><w:sz w:val="18"/><w:szCs w:val="18"/></w:rPr><w:t xml:space="preserve"></w:t></w:r></w:p><w:p><w:r><w:rPr><w:rFonts w:ascii="Courier New" w:cs="Courier New" w:eastAsia="Courier New" w:hAnsi="Courier New"/><w:sz w:val="18"/><w:szCs w:val="18"/></w:rPr><w:t xml:space="preserve">    mode: str = &quot;live&quot;              # &apos;paper&apos; ou &apos;live&apos;</w:t></w:r></w:p><w:p><w:r><w:rPr><w:rFonts w:ascii="Courier New" w:cs="Courier New" w:eastAsia="Courier New" w:hAnsi="Courier New"/><w:sz w:val="18"/><w:szCs w:val="18"/></w:rPr><w:t xml:space="preserve">    poll_interval: float = 0.5       # Segundos entre leitura de ticks</w:t></w:r></w:p><w:p><w:r><w:rPr><w:rFonts w:ascii="Courier New" w:cs="Courier New" w:eastAsia="Courier New" w:hAnsi="Courier New"/><w:sz w:val="18"/><w:szCs w:val="18"/></w:rPr><w:t xml:space="preserve">    max_slippage_ticks: int = 5      # Desvio máximo aceito em envio a mercado</w:t></w:r></w:p><w:p><w:r><w:rPr><w:rFonts w:ascii="Courier New" w:cs="Courier New" w:eastAsia="Courier New" w:hAnsi="Courier New"/><w:sz w:val="18"/><w:szCs w:val="18"/></w:rPr><w:t xml:space="preserve">    magic_number: int = 5000         # Identificador das ordens do sistema</w:t></w:r></w:p><w:p><w:r><w:rPr><w:rFonts w:ascii="Courier New" w:cs="Courier New" w:eastAsia="Courier New" w:hAnsi="Courier New"/><w:sz w:val="18"/><w:szCs w:val="18"/></w:rPr><w:t xml:space="preserve">    reconciliation_interval: int = 60# Segundos entre reconciliações posição real vs esperada</w:t></w:r></w:p><w:p><w:r><w:rPr><w:rFonts w:ascii="Courier New" w:cs="Courier New" w:eastAsia="Courier New" w:hAnsi="Courier New"/><w:sz w:val="18"/><w:szCs w:val="18"/></w:rPr><w:t xml:space="preserve"></w:t></w:r></w:p><w:p><w:r><w:rPr><w:rFonts w:ascii="Courier New" w:cs="Courier New" w:eastAsia="Courier New" w:hAnsi="Courier New"/><w:sz w:val="18"/><w:szCs w:val="18"/></w:rPr><w:t xml:space="preserve"></w:t></w:r></w:p><w:p><w:r><w:rPr><w:rFonts w:ascii="Courier New" w:cs="Courier New" w:eastAsia="Courier New" w:hAnsi="Courier New"/><w:sz w:val="18"/><w:szCs w:val="18"/></w:rPr><w:t xml:space="preserve"># ---------------------------------------------------------------------------</w:t></w:r></w:p><w:p><w:r><w:rPr><w:rFonts w:ascii="Courier New" w:cs="Courier New" w:eastAsia="Courier New" w:hAnsi="Courier New"/><w:sz w:val="18"/><w:szCs w:val="18"/></w:rPr><w:t xml:space="preserve"># Instâncias padrão (singleton-like)</w:t></w:r></w:p><w:p><w:r><w:rPr><w:rFonts w:ascii="Courier New" w:cs="Courier New" w:eastAsia="Courier New" w:hAnsi="Courier New"/><w:sz w:val="18"/><w:szCs w:val="18"/></w:rPr><w:t xml:space="preserve"># ---------------------------------------------------------------------------</w:t></w:r></w:p><w:p><w:r><w:rPr><w:rFonts w:ascii="Courier New" w:cs="Courier New" w:eastAsia="Courier New" w:hAnsi="Courier New"/><w:sz w:val="18"/><w:szCs w:val="18"/></w:rPr><w:t xml:space="preserve">mt5_config = MT5Config()</w:t></w:r></w:p><w:p><w:r><w:rPr><w:rFonts w:ascii="Courier New" w:cs="Courier New" w:eastAsia="Courier New" w:hAnsi="Courier New"/><w:sz w:val="18"/><w:szCs w:val="18"/></w:rPr><w:t xml:space="preserve">bar_sampling_config = BarSamplingConfig()</w:t></w:r></w:p><w:p><w:r><w:rPr><w:rFonts w:ascii="Courier New" w:cs="Courier New" w:eastAsia="Courier New" w:hAnsi="Courier New"/><w:sz w:val="18"/><w:szCs w:val="18"/></w:rPr><w:t xml:space="preserve">cleaning_config = CleaningConfig()</w:t></w:r></w:p><w:p><w:r><w:rPr><w:rFonts w:ascii="Courier New" w:cs="Courier New" w:eastAsia="Courier New" w:hAnsi="Courier New"/><w:sz w:val="18"/><w:szCs w:val="18"/></w:rPr><w:t xml:space="preserve">risk_config = RiskConfig()</w:t></w:r></w:p><w:p><w:r><w:rPr><w:rFonts w:ascii="Courier New" w:cs="Courier New" w:eastAsia="Courier New" w:hAnsi="Courier New"/><w:sz w:val="18"/><w:szCs w:val="18"/></w:rPr><w:t xml:space="preserve">cost_config = CostConfig()</w:t></w:r></w:p><w:p><w:r><w:rPr><w:rFonts w:ascii="Courier New" w:cs="Courier New" w:eastAsia="Courier New" w:hAnsi="Courier New"/><w:sz w:val="18"/><w:szCs w:val="18"/></w:rPr><w:t xml:space="preserve">log_config = LogConfig()</w:t></w:r></w:p><w:p><w:r><w:rPr><w:rFonts w:ascii="Courier New" w:cs="Courier New" w:eastAsia="Courier New" w:hAnsi="Courier New"/><w:sz w:val="18"/><w:szCs w:val="18"/></w:rPr><w:t xml:space="preserve">feature_config = FeatureConfig()</w:t></w:r></w:p><w:p><w:r><w:rPr><w:rFonts w:ascii="Courier New" w:cs="Courier New" w:eastAsia="Courier New" w:hAnsi="Courier New"/><w:sz w:val="18"/><w:szCs w:val="18"/></w:rPr><w:t xml:space="preserve">labeling_config = LabelingConfig()</w:t></w:r></w:p><w:p><w:r><w:rPr><w:rFonts w:ascii="Courier New" w:cs="Courier New" w:eastAsia="Courier New" w:hAnsi="Courier New"/><w:sz w:val="18"/><w:szCs w:val="18"/></w:rPr><w:t xml:space="preserve">ml_config = MLConfig()</w:t></w:r></w:p><w:p><w:r><w:rPr><w:rFonts w:ascii="Courier New" w:cs="Courier New" w:eastAsia="Courier New" w:hAnsi="Courier New"/><w:sz w:val="18"/><w:szCs w:val="18"/></w:rPr><w:t xml:space="preserve">optimization_config = OptimizationConfig()</w:t></w:r></w:p><w:p><w:r><w:rPr><w:rFonts w:ascii="Courier New" w:cs="Courier New" w:eastAsia="Courier New" w:hAnsi="Courier New"/><w:sz w:val="18"/><w:szCs w:val="18"/></w:rPr><w:t xml:space="preserve">execution_config = ExecutionConfig()</w:t></w:r></w:p><w:p><w:r><w:rPr><w:rFonts w:ascii="Courier New" w:cs="Courier New" w:eastAsia="Courier New" w:hAnsi="Courier New"/><w:sz w:val="18"/><w:szCs w:val="18"/></w:rPr><w:t xml:space="preserve"></w:t></w:r></w:p><w:p><w:r><w:rPr><w:rFonts w:ascii="Courier New" w:cs="Courier New" w:eastAsia="Courier New" w:hAnsi="Courier New"/><w:sz w:val="18"/><w:szCs w:val="18"/></w:rPr><w:t xml:space="preserve"></w:t></w:r></w:p><w:p><w:r><w:rPr><w:rFonts w:ascii="Courier New" w:cs="Courier New" w:eastAsia="Courier New" w:hAnsi="Courier New"/><w:sz w:val="18"/><w:szCs w:val="18"/></w:rPr><w:t xml:space="preserve"></w:t></w:r></w:p><w:p><w:r><w:rPr><w:rFonts w:ascii="Courier New" w:cs="Courier New" w:eastAsia="Courier New" w:hAnsi="Courier New"/><w:b/><w:bCs/><w:color w:val="666666"/><w:sz w:val="18"/><w:szCs w:val="18"/></w:rPr><w:t xml:space="preserve">--- END FILE: config/settings.py ---</w:t></w:r></w:p><w:p><w:r><w:rPr><w:rFonts w:ascii="Courier New" w:cs="Courier New" w:eastAsia="Courier New" w:hAnsi="Courier New"/><w:sz w:val="18"/><w:szCs w:val="18"/></w:rPr><w:t xml:space="preserve"></w:t></w:r></w:p><w:p><w:r><w:rPr><w:rFonts w:ascii="Courier New" w:cs="Courier New" w:eastAsia="Courier New" w:hAnsi="Courier New"/><w:b/><w:bCs/><w:color w:val="666666"/><w:sz w:val="18"/><w:szCs w:val="18"/></w:rPr><w:t xml:space="preserve">--- BEGIN FILE: src/__init__.py ---</w:t></w:r></w:p><w:p><w:r><w:rPr><w:rFonts w:ascii="Courier New" w:cs="Courier New" w:eastAsia="Courier New" w:hAnsi="Courier New"/><w:sz w:val="18"/><w:szCs w:val="18"/></w:rPr><w:t xml:space="preserve">&quot;&quot;&quot;TradeSystem5000 — Sistema de Trading Algorítmico.&quot;&quot;&quot;</w:t></w:r></w:p><w:p><w:r><w:rPr><w:rFonts w:ascii="Courier New" w:cs="Courier New" w:eastAsia="Courier New" w:hAnsi="Courier New"/><w:sz w:val="18"/><w:szCs w:val="18"/></w:rPr><w:t xml:space="preserve"></w:t></w:r></w:p><w:p><w:r><w:rPr><w:rFonts w:ascii="Courier New" w:cs="Courier New" w:eastAsia="Courier New" w:hAnsi="Courier New"/><w:b/><w:bCs/><w:color w:val="666666"/><w:sz w:val="18"/><w:szCs w:val="18"/></w:rPr><w:t xml:space="preserve">--- END FILE: src/__init__.py ---</w:t></w:r></w:p><w:p><w:r><w:rPr><w:rFonts w:ascii="Courier New" w:cs="Courier New" w:eastAsia="Courier New" w:hAnsi="Courier New"/><w:sz w:val="18"/><w:szCs w:val="18"/></w:rPr><w:t xml:space="preserve"></w:t></w:r></w:p><w:p><w:r><w:rPr><w:rFonts w:ascii="Courier New" w:cs="Courier New" w:eastAsia="Courier New" w:hAnsi="Courier New"/><w:b/><w:bCs/><w:color w:val="666666"/><w:sz w:val="18"/><w:szCs w:val="18"/></w:rPr><w:t xml:space="preserve">--- BEGIN FILE: src/db.py ---</w:t></w:r></w:p><w:p><w:r><w:rPr><w:rFonts w:ascii="Courier New" w:cs="Courier New" w:eastAsia="Courier New" w:hAnsi="Courier New"/><w:sz w:val="18"/><w:szCs w:val="18"/></w:rPr><w:t xml:space="preserve">&quot;&quot;&quot;</w:t></w:r></w:p><w:p><w:r><w:rPr><w:rFonts w:ascii="Courier New" w:cs="Courier New" w:eastAsia="Courier New" w:hAnsi="Courier New"/><w:sz w:val="18"/><w:szCs w:val="18"/></w:rPr><w:t xml:space="preserve">Camada de Persistência SQLite — TradeSystem5000.</w:t></w:r></w:p><w:p><w:r><w:rPr><w:rFonts w:ascii="Courier New" w:cs="Courier New" w:eastAsia="Courier New" w:hAnsi="Courier New"/><w:sz w:val="18"/><w:szCs w:val="18"/></w:rPr><w:t xml:space="preserve"></w:t></w:r></w:p><w:p><w:r><w:rPr><w:rFonts w:ascii="Courier New" w:cs="Courier New" w:eastAsia="Courier New" w:hAnsi="Courier New"/><w:sz w:val="18"/><w:szCs w:val="18"/></w:rPr><w:t xml:space="preserve">Fornece uma interface thread-safe para armazenamento de parâmetros otimizados,</w:t></w:r></w:p><w:p><w:r><w:rPr><w:rFonts w:ascii="Courier New" w:cs="Courier New" w:eastAsia="Courier New" w:hAnsi="Courier New"/><w:sz w:val="18"/><w:szCs w:val="18"/></w:rPr><w:t xml:space="preserve">sinais de auditoria, ordens e erros operacionais.</w:t></w:r></w:p><w:p><w:r><w:rPr><w:rFonts w:ascii="Courier New" w:cs="Courier New" w:eastAsia="Courier New" w:hAnsi="Courier New"/><w:sz w:val="18"/><w:szCs w:val="18"/></w:rPr><w:t xml:space="preserve"></w:t></w:r></w:p><w:p><w:r><w:rPr><w:rFonts w:ascii="Courier New" w:cs="Courier New" w:eastAsia="Courier New" w:hAnsi="Courier New"/><w:sz w:val="18"/><w:szCs w:val="18"/></w:rPr><w:t xml:space="preserve">Funcionalidades:</w:t></w:r></w:p><w:p><w:r><w:rPr><w:rFonts w:ascii="Courier New" w:cs="Courier New" w:eastAsia="Courier New" w:hAnsi="Courier New"/><w:sz w:val="18"/><w:szCs w:val="18"/></w:rPr><w:t xml:space="preserve">- ``get_connection()`` — Conexão WAL-mode thread-safe por chamada.</w:t></w:r></w:p><w:p><w:r><w:rPr><w:rFonts w:ascii="Courier New" w:cs="Courier New" w:eastAsia="Courier New" w:hAnsi="Courier New"/><w:sz w:val="18"/><w:szCs w:val="18"/></w:rPr><w:t xml:space="preserve">- ``init_db()``        — Criação de tabelas via DDL idempotente.</w:t></w:r></w:p><w:p><w:r><w:rPr><w:rFonts w:ascii="Courier New" w:cs="Courier New" w:eastAsia="Courier New" w:hAnsi="Courier New"/><w:sz w:val="18"/><w:szCs w:val="18"/></w:rPr><w:t xml:space="preserve"></w:t></w:r></w:p><w:p><w:r><w:rPr><w:rFonts w:ascii="Courier New" w:cs="Courier New" w:eastAsia="Courier New" w:hAnsi="Courier New"/><w:sz w:val="18"/><w:szCs w:val="18"/></w:rPr><w:t xml:space="preserve">Tabelas gerenciadas:</w:t></w:r></w:p><w:p><w:r><w:rPr><w:rFonts w:ascii="Courier New" w:cs="Courier New" w:eastAsia="Courier New" w:hAnsi="Courier New"/><w:sz w:val="18"/><w:szCs w:val="18"/></w:rPr><w:t xml:space="preserve">    - optimized_params: Hiperparâmetros persistidos pelo Tuner.</w:t></w:r></w:p><w:p><w:r><w:rPr><w:rFonts w:ascii="Courier New" w:cs="Courier New" w:eastAsia="Courier New" w:hAnsi="Courier New"/><w:sz w:val="18"/><w:szCs w:val="18"/></w:rPr><w:t xml:space="preserve">    - audit_signals: Sinais gerados pelo Meta-Modelo (lado do alpha, meta-label, kelly).</w:t></w:r></w:p><w:p><w:r><w:rPr><w:rFonts w:ascii="Courier New" w:cs="Courier New" w:eastAsia="Courier New" w:hAnsi="Courier New"/><w:sz w:val="18"/><w:szCs w:val="18"/></w:rPr><w:t xml:space="preserve">    - audit_orders: Registro de ordens enviadas ou simuladas.</w:t></w:r></w:p><w:p><w:r><w:rPr><w:rFonts w:ascii="Courier New" w:cs="Courier New" w:eastAsia="Courier New" w:hAnsi="Courier New"/><w:sz w:val="18"/><w:szCs w:val="18"/></w:rPr><w:t xml:space="preserve">    - audit_errors: Log de erros operacionais críticos ou informativos.</w:t></w:r></w:p><w:p><w:r><w:rPr><w:rFonts w:ascii="Courier New" w:cs="Courier New" w:eastAsia="Courier New" w:hAnsi="Courier New"/><w:sz w:val="18"/><w:szCs w:val="18"/></w:rPr><w:t xml:space="preserve"></w:t></w:r></w:p><w:p><w:r><w:rPr><w:rFonts w:ascii="Courier New" w:cs="Courier New" w:eastAsia="Courier New" w:hAnsi="Courier New"/><w:sz w:val="18"/><w:szCs w:val="18"/></w:rPr><w:t xml:space="preserve">Referências</w:t></w:r></w:p><w:p><w:r><w:rPr><w:rFonts w:ascii="Courier New" w:cs="Courier New" w:eastAsia="Courier New" w:hAnsi="Courier New"/><w:sz w:val="18"/><w:szCs w:val="18"/></w:rPr><w:t xml:space="preserve">-----------</w:t></w:r></w:p><w:p><w:r><w:rPr><w:rFonts w:ascii="Courier New" w:cs="Courier New" w:eastAsia="Courier New" w:hAnsi="Courier New"/><w:sz w:val="18"/><w:szCs w:val="18"/></w:rPr><w:t xml:space="preserve">López de Prado, M. (2018). Advances in Financial Machine Learning. John Wiley &amp; Sons.</w:t></w:r></w:p><w:p><w:r><w:rPr><w:rFonts w:ascii="Courier New" w:cs="Courier New" w:eastAsia="Courier New" w:hAnsi="Courier New"/><w:sz w:val="18"/><w:szCs w:val="18"/></w:rPr><w:t xml:space="preserve">&quot;&quot;&quot;</w:t></w:r></w:p><w:p><w:r><w:rPr><w:rFonts w:ascii="Courier New" w:cs="Courier New" w:eastAsia="Courier New" w:hAnsi="Courier New"/><w:sz w:val="18"/><w:szCs w:val="18"/></w:rPr><w:t xml:space="preserve"></w:t></w:r></w:p><w:p><w:r><w:rPr><w:rFonts w:ascii="Courier New" w:cs="Courier New" w:eastAsia="Courier New" w:hAnsi="Courier New"/><w:sz w:val="18"/><w:szCs w:val="18"/></w:rPr><w:t xml:space="preserve">from __future__ import annotations</w:t></w:r></w:p><w:p><w:r><w:rPr><w:rFonts w:ascii="Courier New" w:cs="Courier New" w:eastAsia="Courier New" w:hAnsi="Courier New"/><w:sz w:val="18"/><w:szCs w:val="18"/></w:rPr><w:t xml:space="preserve"></w:t></w:r></w:p><w:p><w:r><w:rPr><w:rFonts w:ascii="Courier New" w:cs="Courier New" w:eastAsia="Courier New" w:hAnsi="Courier New"/><w:sz w:val="18"/><w:szCs w:val="18"/></w:rPr><w:t xml:space="preserve">import sqlite3</w:t></w:r></w:p><w:p><w:r><w:rPr><w:rFonts w:ascii="Courier New" w:cs="Courier New" w:eastAsia="Courier New" w:hAnsi="Courier New"/><w:sz w:val="18"/><w:szCs w:val="18"/></w:rPr><w:t xml:space="preserve">from pathlib import Path</w:t></w:r></w:p><w:p><w:r><w:rPr><w:rFonts w:ascii="Courier New" w:cs="Courier New" w:eastAsia="Courier New" w:hAnsi="Courier New"/><w:sz w:val="18"/><w:szCs w:val="18"/></w:rPr><w:t xml:space="preserve"></w:t></w:r></w:p><w:p><w:r><w:rPr><w:rFonts w:ascii="Courier New" w:cs="Courier New" w:eastAsia="Courier New" w:hAnsi="Courier New"/><w:sz w:val="18"/><w:szCs w:val="18"/></w:rPr><w:t xml:space="preserve"># Importação via fallback para evitar import circular em testes com patch de DB_PATH</w:t></w:r></w:p><w:p><w:r><w:rPr><w:rFonts w:ascii="Courier New" w:cs="Courier New" w:eastAsia="Courier New" w:hAnsi="Courier New"/><w:sz w:val="18"/><w:szCs w:val="18"/></w:rPr><w:t xml:space="preserve">try:</w:t></w:r></w:p><w:p><w:r><w:rPr><w:rFonts w:ascii="Courier New" w:cs="Courier New" w:eastAsia="Courier New" w:hAnsi="Courier New"/><w:sz w:val="18"/><w:szCs w:val="18"/></w:rPr><w:t xml:space="preserve">    from config.settings import DB_PATH</w:t></w:r></w:p><w:p><w:r><w:rPr><w:rFonts w:ascii="Courier New" w:cs="Courier New" w:eastAsia="Courier New" w:hAnsi="Courier New"/><w:sz w:val="18"/><w:szCs w:val="18"/></w:rPr><w:t xml:space="preserve">except ImportError:</w:t></w:r></w:p><w:p><w:r><w:rPr><w:rFonts w:ascii="Courier New" w:cs="Courier New" w:eastAsia="Courier New" w:hAnsi="Courier New"/><w:sz w:val="18"/><w:szCs w:val="18"/></w:rPr><w:t xml:space="preserve">    DB_PATH = Path(__file__).resolve().parent.parent / &quot;data&quot; / &quot;tradesystem.db&quot;</w:t></w:r></w:p><w:p><w:r><w:rPr><w:rFonts w:ascii="Courier New" w:cs="Courier New" w:eastAsia="Courier New" w:hAnsi="Courier New"/><w:sz w:val="18"/><w:szCs w:val="18"/></w:rPr><w:t xml:space="preserve"></w:t></w:r></w:p><w:p><w:r><w:rPr><w:rFonts w:ascii="Courier New" w:cs="Courier New" w:eastAsia="Courier New" w:hAnsi="Courier New"/><w:sz w:val="18"/><w:szCs w:val="18"/></w:rPr><w:t xml:space="preserve"></w:t></w:r></w:p><w:p><w:r><w:rPr><w:rFonts w:ascii="Courier New" w:cs="Courier New" w:eastAsia="Courier New" w:hAnsi="Courier New"/><w:sz w:val="18"/><w:szCs w:val="18"/></w:rPr><w:t xml:space="preserve"># ---------------------------------------------------------------------------</w:t></w:r></w:p><w:p><w:r><w:rPr><w:rFonts w:ascii="Courier New" w:cs="Courier New" w:eastAsia="Courier New" w:hAnsi="Courier New"/><w:sz w:val="18"/><w:szCs w:val="18"/></w:rPr><w:t xml:space="preserve"># DDL</w:t></w:r></w:p><w:p><w:r><w:rPr><w:rFonts w:ascii="Courier New" w:cs="Courier New" w:eastAsia="Courier New" w:hAnsi="Courier New"/><w:sz w:val="18"/><w:szCs w:val="18"/></w:rPr><w:t xml:space="preserve"># ---------------------------------------------------------------------------</w:t></w:r></w:p><w:p><w:r><w:rPr><w:rFonts w:ascii="Courier New" w:cs="Courier New" w:eastAsia="Courier New" w:hAnsi="Courier New"/><w:sz w:val="18"/><w:szCs w:val="18"/></w:rPr><w:t xml:space="preserve">_CREATE_OPTIMIZED_PARAMS = &quot;&quot;&quot;</w:t></w:r></w:p><w:p><w:r><w:rPr><w:rFonts w:ascii="Courier New" w:cs="Courier New" w:eastAsia="Courier New" w:hAnsi="Courier New"/><w:sz w:val="18"/><w:szCs w:val="18"/></w:rPr><w:t xml:space="preserve">CREATE TABLE IF NOT EXISTS optimized_params (</w:t></w:r></w:p><w:p><w:r><w:rPr><w:rFonts w:ascii="Courier New" w:cs="Courier New" w:eastAsia="Courier New" w:hAnsi="Courier New"/><w:sz w:val="18"/><w:szCs w:val="18"/></w:rPr><w:t xml:space="preserve">    symbol      TEXT    NOT NULL PRIMARY KEY,</w:t></w:r></w:p><w:p><w:r><w:rPr><w:rFonts w:ascii="Courier New" w:cs="Courier New" w:eastAsia="Courier New" w:hAnsi="Courier New"/><w:sz w:val="18"/><w:szCs w:val="18"/></w:rPr><w:t xml:space="preserve">    params      TEXT    NOT NULL,   -- JSON</w:t></w:r></w:p><w:p><w:r><w:rPr><w:rFonts w:ascii="Courier New" w:cs="Courier New" w:eastAsia="Courier New" w:hAnsi="Courier New"/><w:sz w:val="18"/><w:szCs w:val="18"/></w:rPr><w:t xml:space="preserve">    metadata    TEXT    NOT NULL,   -- JSON</w:t></w:r></w:p><w:p><w:r><w:rPr><w:rFonts w:ascii="Courier New" w:cs="Courier New" w:eastAsia="Courier New" w:hAnsi="Courier New"/><w:sz w:val="18"/><w:szCs w:val="18"/></w:rPr><w:t xml:space="preserve">    updated_at  TEXT    NOT NULL</w:t></w:r></w:p><w:p><w:r><w:rPr><w:rFonts w:ascii="Courier New" w:cs="Courier New" w:eastAsia="Courier New" w:hAnsi="Courier New"/><w:sz w:val="18"/><w:szCs w:val="18"/></w:rPr><w:t xml:space="preserve">);</w:t></w:r></w:p><w:p><w:r><w:rPr><w:rFonts w:ascii="Courier New" w:cs="Courier New" w:eastAsia="Courier New" w:hAnsi="Courier New"/><w:sz w:val="18"/><w:szCs w:val="18"/></w:rPr><w:t xml:space="preserve">&quot;&quot;&quot;</w:t></w:r></w:p><w:p><w:r><w:rPr><w:rFonts w:ascii="Courier New" w:cs="Courier New" w:eastAsia="Courier New" w:hAnsi="Courier New"/><w:sz w:val="18"/><w:szCs w:val="18"/></w:rPr><w:t xml:space="preserve"></w:t></w:r></w:p><w:p><w:r><w:rPr><w:rFonts w:ascii="Courier New" w:cs="Courier New" w:eastAsia="Courier New" w:hAnsi="Courier New"/><w:sz w:val="18"/><w:szCs w:val="18"/></w:rPr><w:t xml:space="preserve">_CREATE_AUDIT_SIGNALS = &quot;&quot;&quot;</w:t></w:r></w:p><w:p><w:r><w:rPr><w:rFonts w:ascii="Courier New" w:cs="Courier New" w:eastAsia="Courier New" w:hAnsi="Courier New"/><w:sz w:val="18"/><w:szCs w:val="18"/></w:rPr><w:t xml:space="preserve">CREATE TABLE IF NOT EXISTS audit_signals (</w:t></w:r></w:p><w:p><w:r><w:rPr><w:rFonts w:ascii="Courier New" w:cs="Courier New" w:eastAsia="Courier New" w:hAnsi="Courier New"/><w:sz w:val="18"/><w:szCs w:val="18"/></w:rPr><w:t xml:space="preserve">    id              INTEGER PRIMARY KEY AUTOINCREMENT,</w:t></w:r></w:p><w:p><w:r><w:rPr><w:rFonts w:ascii="Courier New" w:cs="Courier New" w:eastAsia="Courier New" w:hAnsi="Courier New"/><w:sz w:val="18"/><w:szCs w:val="18"/></w:rPr><w:t xml:space="preserve">    timestamp       TEXT    NOT NULL,</w:t></w:r></w:p><w:p><w:r><w:rPr><w:rFonts w:ascii="Courier New" w:cs="Courier New" w:eastAsia="Courier New" w:hAnsi="Courier New"/><w:sz w:val="18"/><w:szCs w:val="18"/></w:rPr><w:t xml:space="preserve">    mode            TEXT    NOT NULL,</w:t></w:r></w:p><w:p><w:r><w:rPr><w:rFonts w:ascii="Courier New" w:cs="Courier New" w:eastAsia="Courier New" w:hAnsi="Courier New"/><w:sz w:val="18"/><w:szCs w:val="18"/></w:rPr><w:t xml:space="preserve">    symbol          TEXT    NOT NULL,</w:t></w:r></w:p><w:p><w:r><w:rPr><w:rFonts w:ascii="Courier New" w:cs="Courier New" w:eastAsia="Courier New" w:hAnsi="Courier New"/><w:sz w:val="18"/><w:szCs w:val="18"/></w:rPr><w:t xml:space="preserve">    alpha_side      INTEGER NOT NULL,</w:t></w:r></w:p><w:p><w:r><w:rPr><w:rFonts w:ascii="Courier New" w:cs="Courier New" w:eastAsia="Courier New" w:hAnsi="Courier New"/><w:sz w:val="18"/><w:szCs w:val="18"/></w:rPr><w:t xml:space="preserve">    meta_label      INTEGER NOT NULL,</w:t></w:r></w:p><w:p><w:r><w:rPr><w:rFonts w:ascii="Courier New" w:cs="Courier New" w:eastAsia="Courier New" w:hAnsi="Courier New"/><w:sz w:val="18"/><w:szCs w:val="18"/></w:rPr><w:t xml:space="preserve">    kelly_fraction  REAL    NOT NULL,</w:t></w:r></w:p><w:p><w:r><w:rPr><w:rFonts w:ascii="Courier New" w:cs="Courier New" w:eastAsia="Courier New" w:hAnsi="Courier New"/><w:sz w:val="18"/><w:szCs w:val="18"/></w:rPr><w:t xml:space="preserve">    reference_price REAL    NOT NULL</w:t></w:r></w:p><w:p><w:r><w:rPr><w:rFonts w:ascii="Courier New" w:cs="Courier New" w:eastAsia="Courier New" w:hAnsi="Courier New"/><w:sz w:val="18"/><w:szCs w:val="18"/></w:rPr><w:t xml:space="preserve">);</w:t></w:r></w:p><w:p><w:r><w:rPr><w:rFonts w:ascii="Courier New" w:cs="Courier New" w:eastAsia="Courier New" w:hAnsi="Courier New"/><w:sz w:val="18"/><w:szCs w:val="18"/></w:rPr><w:t xml:space="preserve">&quot;&quot;&quot;</w:t></w:r></w:p><w:p><w:r><w:rPr><w:rFonts w:ascii="Courier New" w:cs="Courier New" w:eastAsia="Courier New" w:hAnsi="Courier New"/><w:sz w:val="18"/><w:szCs w:val="18"/></w:rPr><w:t xml:space="preserve"></w:t></w:r></w:p><w:p><w:r><w:rPr><w:rFonts w:ascii="Courier New" w:cs="Courier New" w:eastAsia="Courier New" w:hAnsi="Courier New"/><w:sz w:val="18"/><w:szCs w:val="18"/></w:rPr><w:t xml:space="preserve">_CREATE_AUDIT_ORDERS = &quot;&quot;&quot;</w:t></w:r></w:p><w:p><w:r><w:rPr><w:rFonts w:ascii="Courier New" w:cs="Courier New" w:eastAsia="Courier New" w:hAnsi="Courier New"/><w:sz w:val="18"/><w:szCs w:val="18"/></w:rPr><w:t xml:space="preserve">CREATE TABLE IF NOT EXISTS audit_orders (</w:t></w:r></w:p><w:p><w:r><w:rPr><w:rFonts w:ascii="Courier New" w:cs="Courier New" w:eastAsia="Courier New" w:hAnsi="Courier New"/><w:sz w:val="18"/><w:szCs w:val="18"/></w:rPr><w:t xml:space="preserve">    id        INTEGER PRIMARY KEY AUTOINCREMENT,</w:t></w:r></w:p><w:p><w:r><w:rPr><w:rFonts w:ascii="Courier New" w:cs="Courier New" w:eastAsia="Courier New" w:hAnsi="Courier New"/><w:sz w:val="18"/><w:szCs w:val="18"/></w:rPr><w:t xml:space="preserve">    timestamp TEXT    NOT NULL,</w:t></w:r></w:p><w:p><w:r><w:rPr><w:rFonts w:ascii="Courier New" w:cs="Courier New" w:eastAsia="Courier New" w:hAnsi="Courier New"/><w:sz w:val="18"/><w:szCs w:val="18"/></w:rPr><w:t xml:space="preserve">    mode      TEXT    NOT NULL,</w:t></w:r></w:p><w:p><w:r><w:rPr><w:rFonts w:ascii="Courier New" w:cs="Courier New" w:eastAsia="Courier New" w:hAnsi="Courier New"/><w:sz w:val="18"/><w:szCs w:val="18"/></w:rPr><w:t xml:space="preserve">    ticket    INTEGER NOT NULL,</w:t></w:r></w:p><w:p><w:r><w:rPr><w:rFonts w:ascii="Courier New" w:cs="Courier New" w:eastAsia="Courier New" w:hAnsi="Courier New"/><w:sz w:val="18"/><w:szCs w:val="18"/></w:rPr><w:t xml:space="preserve">    symbol    TEXT    NOT NULL,</w:t></w:r></w:p><w:p><w:r><w:rPr><w:rFonts w:ascii="Courier New" w:cs="Courier New" w:eastAsia="Courier New" w:hAnsi="Courier New"/><w:sz w:val="18"/><w:szCs w:val="18"/></w:rPr><w:t xml:space="preserve">    action    TEXT    NOT NULL,</w:t></w:r></w:p><w:p><w:r><w:rPr><w:rFonts w:ascii="Courier New" w:cs="Courier New" w:eastAsia="Courier New" w:hAnsi="Courier New"/><w:sz w:val="18"/><w:szCs w:val="18"/></w:rPr><w:t xml:space="preserve">    volume    REAL    NOT NULL,</w:t></w:r></w:p><w:p><w:r><w:rPr><w:rFonts w:ascii="Courier New" w:cs="Courier New" w:eastAsia="Courier New" w:hAnsi="Courier New"/><w:sz w:val="18"/><w:szCs w:val="18"/></w:rPr><w:t xml:space="preserve">    price     REAL    NOT NULL,</w:t></w:r></w:p><w:p><w:r><w:rPr><w:rFonts w:ascii="Courier New" w:cs="Courier New" w:eastAsia="Courier New" w:hAnsi="Courier New"/><w:sz w:val="18"/><w:szCs w:val="18"/></w:rPr><w:t xml:space="preserve">    comment   TEXT    NOT NULL DEFAULT &apos;&apos;</w:t></w:r></w:p><w:p><w:r><w:rPr><w:rFonts w:ascii="Courier New" w:cs="Courier New" w:eastAsia="Courier New" w:hAnsi="Courier New"/><w:sz w:val="18"/><w:szCs w:val="18"/></w:rPr><w:t xml:space="preserve">);</w:t></w:r></w:p><w:p><w:r><w:rPr><w:rFonts w:ascii="Courier New" w:cs="Courier New" w:eastAsia="Courier New" w:hAnsi="Courier New"/><w:sz w:val="18"/><w:szCs w:val="18"/></w:rPr><w:t xml:space="preserve">&quot;&quot;&quot;</w:t></w:r></w:p><w:p><w:r><w:rPr><w:rFonts w:ascii="Courier New" w:cs="Courier New" w:eastAsia="Courier New" w:hAnsi="Courier New"/><w:sz w:val="18"/><w:szCs w:val="18"/></w:rPr><w:t xml:space="preserve"></w:t></w:r></w:p><w:p><w:r><w:rPr><w:rFonts w:ascii="Courier New" w:cs="Courier New" w:eastAsia="Courier New" w:hAnsi="Courier New"/><w:sz w:val="18"/><w:szCs w:val="18"/></w:rPr><w:t xml:space="preserve">_CREATE_AUDIT_ERRORS = &quot;&quot;&quot;</w:t></w:r></w:p><w:p><w:r><w:rPr><w:rFonts w:ascii="Courier New" w:cs="Courier New" w:eastAsia="Courier New" w:hAnsi="Courier New"/><w:sz w:val="18"/><w:szCs w:val="18"/></w:rPr><w:t xml:space="preserve">CREATE TABLE IF NOT EXISTS audit_errors (</w:t></w:r></w:p><w:p><w:r><w:rPr><w:rFonts w:ascii="Courier New" w:cs="Courier New" w:eastAsia="Courier New" w:hAnsi="Courier New"/><w:sz w:val="18"/><w:szCs w:val="18"/></w:rPr><w:t xml:space="preserve">    id          INTEGER PRIMARY KEY AUTOINCREMENT,</w:t></w:r></w:p><w:p><w:r><w:rPr><w:rFonts w:ascii="Courier New" w:cs="Courier New" w:eastAsia="Courier New" w:hAnsi="Courier New"/><w:sz w:val="18"/><w:szCs w:val="18"/></w:rPr><w:t xml:space="preserve">    timestamp   TEXT    NOT NULL,</w:t></w:r></w:p><w:p><w:r><w:rPr><w:rFonts w:ascii="Courier New" w:cs="Courier New" w:eastAsia="Courier New" w:hAnsi="Courier New"/><w:sz w:val="18"/><w:szCs w:val="18"/></w:rPr><w:t xml:space="preserve">    component   TEXT    NOT NULL,</w:t></w:r></w:p><w:p><w:r><w:rPr><w:rFonts w:ascii="Courier New" w:cs="Courier New" w:eastAsia="Courier New" w:hAnsi="Courier New"/><w:sz w:val="18"/><w:szCs w:val="18"/></w:rPr><w:t xml:space="preserve">    error_msg   TEXT    NOT NULL,</w:t></w:r></w:p><w:p><w:r><w:rPr><w:rFonts w:ascii="Courier New" w:cs="Courier New" w:eastAsia="Courier New" w:hAnsi="Courier New"/><w:sz w:val="18"/><w:szCs w:val="18"/></w:rPr><w:t xml:space="preserve">    critical    INTEGER NOT NULL DEFAULT 0  -- 0=False, 1=True</w:t></w:r></w:p><w:p><w:r><w:rPr><w:rFonts w:ascii="Courier New" w:cs="Courier New" w:eastAsia="Courier New" w:hAnsi="Courier New"/><w:sz w:val="18"/><w:szCs w:val="18"/></w:rPr><w:t xml:space="preserve">);</w:t></w:r></w:p><w:p><w:r><w:rPr><w:rFonts w:ascii="Courier New" w:cs="Courier New" w:eastAsia="Courier New" w:hAnsi="Courier New"/><w:sz w:val="18"/><w:szCs w:val="18"/></w:rPr><w:t xml:space="preserve">&quot;&quot;&quot;</w:t></w:r></w:p><w:p><w:r><w:rPr><w:rFonts w:ascii="Courier New" w:cs="Courier New" w:eastAsia="Courier New" w:hAnsi="Courier New"/><w:sz w:val="18"/><w:szCs w:val="18"/></w:rPr><w:t xml:space="preserve"></w:t></w:r></w:p><w:p><w:r><w:rPr><w:rFonts w:ascii="Courier New" w:cs="Courier New" w:eastAsia="Courier New" w:hAnsi="Courier New"/><w:sz w:val="18"/><w:szCs w:val="18"/></w:rPr><w:t xml:space="preserve">_ALL_DDL = [</w:t></w:r></w:p><w:p><w:r><w:rPr><w:rFonts w:ascii="Courier New" w:cs="Courier New" w:eastAsia="Courier New" w:hAnsi="Courier New"/><w:sz w:val="18"/><w:szCs w:val="18"/></w:rPr><w:t xml:space="preserve">    _CREATE_OPTIMIZED_PARAMS,</w:t></w:r></w:p><w:p><w:r><w:rPr><w:rFonts w:ascii="Courier New" w:cs="Courier New" w:eastAsia="Courier New" w:hAnsi="Courier New"/><w:sz w:val="18"/><w:szCs w:val="18"/></w:rPr><w:t xml:space="preserve">    _CREATE_AUDIT_SIGNALS,</w:t></w:r></w:p><w:p><w:r><w:rPr><w:rFonts w:ascii="Courier New" w:cs="Courier New" w:eastAsia="Courier New" w:hAnsi="Courier New"/><w:sz w:val="18"/><w:szCs w:val="18"/></w:rPr><w:t xml:space="preserve">    _CREATE_AUDIT_ORDERS,</w:t></w:r></w:p><w:p><w:r><w:rPr><w:rFonts w:ascii="Courier New" w:cs="Courier New" w:eastAsia="Courier New" w:hAnsi="Courier New"/><w:sz w:val="18"/><w:szCs w:val="18"/></w:rPr><w:t xml:space="preserve">    _CREATE_AUDIT_ERRORS,</w:t></w:r></w:p><w:p><w:r><w:rPr><w:rFonts w:ascii="Courier New" w:cs="Courier New" w:eastAsia="Courier New" w:hAnsi="Courier New"/><w:sz w:val="18"/><w:szCs w:val="18"/></w:rPr><w:t xml:space="preserve">]</w:t></w:r></w:p><w:p><w:r><w:rPr><w:rFonts w:ascii="Courier New" w:cs="Courier New" w:eastAsia="Courier New" w:hAnsi="Courier New"/><w:sz w:val="18"/><w:szCs w:val="18"/></w:rPr><w:t xml:space="preserve"></w:t></w:r></w:p><w:p><w:r><w:rPr><w:rFonts w:ascii="Courier New" w:cs="Courier New" w:eastAsia="Courier New" w:hAnsi="Courier New"/><w:sz w:val="18"/><w:szCs w:val="18"/></w:rPr><w:t xml:space="preserve"></w:t></w:r></w:p><w:p><w:r><w:rPr><w:rFonts w:ascii="Courier New" w:cs="Courier New" w:eastAsia="Courier New" w:hAnsi="Courier New"/><w:sz w:val="18"/><w:szCs w:val="18"/></w:rPr><w:t xml:space="preserve"># ---------------------------------------------------------------------------</w:t></w:r></w:p><w:p><w:r><w:rPr><w:rFonts w:ascii="Courier New" w:cs="Courier New" w:eastAsia="Courier New" w:hAnsi="Courier New"/><w:sz w:val="18"/><w:szCs w:val="18"/></w:rPr><w:t xml:space="preserve"># Pública</w:t></w:r></w:p><w:p><w:r><w:rPr><w:rFonts w:ascii="Courier New" w:cs="Courier New" w:eastAsia="Courier New" w:hAnsi="Courier New"/><w:sz w:val="18"/><w:szCs w:val="18"/></w:rPr><w:t xml:space="preserve"># ---------------------------------------------------------------------------</w:t></w:r></w:p><w:p><w:r><w:rPr><w:rFonts w:ascii="Courier New" w:cs="Courier New" w:eastAsia="Courier New" w:hAnsi="Courier New"/><w:sz w:val="18"/><w:szCs w:val="18"/></w:rPr><w:t xml:space="preserve"></w:t></w:r></w:p><w:p><w:r><w:rPr><w:rFonts w:ascii="Courier New" w:cs="Courier New" w:eastAsia="Courier New" w:hAnsi="Courier New"/><w:sz w:val="18"/><w:szCs w:val="18"/></w:rPr><w:t xml:space="preserve">def get_connection(db_path: Path | None = None) -&gt; sqlite3.Connection:</w:t></w:r></w:p><w:p><w:r><w:rPr><w:rFonts w:ascii="Courier New" w:cs="Courier New" w:eastAsia="Courier New" w:hAnsi="Courier New"/><w:sz w:val="18"/><w:szCs w:val="18"/></w:rPr><w:t xml:space="preserve">    &quot;&quot;&quot;</w:t></w:r></w:p><w:p><w:r><w:rPr><w:rFonts w:ascii="Courier New" w:cs="Courier New" w:eastAsia="Courier New" w:hAnsi="Courier New"/><w:sz w:val="18"/><w:szCs w:val="18"/></w:rPr><w:t xml:space="preserve">    Abre e retorna uma nova conexão SQLite com WAL-mode habilitado.</w:t></w:r></w:p><w:p><w:r><w:rPr><w:rFonts w:ascii="Courier New" w:cs="Courier New" w:eastAsia="Courier New" w:hAnsi="Courier New"/><w:sz w:val="18"/><w:szCs w:val="18"/></w:rPr><w:t xml:space="preserve"></w:t></w:r></w:p><w:p><w:r><w:rPr><w:rFonts w:ascii="Courier New" w:cs="Courier New" w:eastAsia="Courier New" w:hAnsi="Courier New"/><w:sz w:val="18"/><w:szCs w:val="18"/></w:rPr><w:t xml:space="preserve">    Cada chamador é responsável por fechar a conexão ou utilizá-la via contexto (with).</w:t></w:r></w:p><w:p><w:r><w:rPr><w:rFonts w:ascii="Courier New" w:cs="Courier New" w:eastAsia="Courier New" w:hAnsi="Courier New"/><w:sz w:val="18"/><w:szCs w:val="18"/></w:rPr><w:t xml:space="preserve">    O modo WAL (Write-Ahead Logging) permite leituras concorrentes sem bloquear escritas,</w:t></w:r></w:p><w:p><w:r><w:rPr><w:rFonts w:ascii="Courier New" w:cs="Courier New" w:eastAsia="Courier New" w:hAnsi="Courier New"/><w:sz w:val="18"/><w:szCs w:val="18"/></w:rPr><w:t xml:space="preserve">    essencial para a execução assíncrona do sistema.</w:t></w:r></w:p><w:p><w:r><w:rPr><w:rFonts w:ascii="Courier New" w:cs="Courier New" w:eastAsia="Courier New" w:hAnsi="Courier New"/><w:sz w:val="18"/><w:szCs w:val="18"/></w:rPr><w:t xml:space="preserve"></w:t></w:r></w:p><w:p><w:r><w:rPr><w:rFonts w:ascii="Courier New" w:cs="Courier New" w:eastAsia="Courier New" w:hAnsi="Courier New"/><w:sz w:val="18"/><w:szCs w:val="18"/></w:rPr><w:t xml:space="preserve">    Parameters</w:t></w:r></w:p><w:p><w:r><w:rPr><w:rFonts w:ascii="Courier New" w:cs="Courier New" w:eastAsia="Courier New" w:hAnsi="Courier New"/><w:sz w:val="18"/><w:szCs w:val="18"/></w:rPr><w:t xml:space="preserve">    ----------</w:t></w:r></w:p><w:p><w:r><w:rPr><w:rFonts w:ascii="Courier New" w:cs="Courier New" w:eastAsia="Courier New" w:hAnsi="Courier New"/><w:sz w:val="18"/><w:szCs w:val="18"/></w:rPr><w:t xml:space="preserve">    db_path : Path, optional</w:t></w:r></w:p><w:p><w:r><w:rPr><w:rFonts w:ascii="Courier New" w:cs="Courier New" w:eastAsia="Courier New" w:hAnsi="Courier New"/><w:sz w:val="18"/><w:szCs w:val="18"/></w:rPr><w:t xml:space="preserve">        Caminho para o arquivo do banco de dados.</w:t></w:r></w:p><w:p><w:r><w:rPr><w:rFonts w:ascii="Courier New" w:cs="Courier New" w:eastAsia="Courier New" w:hAnsi="Courier New"/><w:sz w:val="18"/><w:szCs w:val="18"/></w:rPr><w:t xml:space="preserve">        Se None, utiliza o caminho definido em ``config.settings.DB_PATH``.</w:t></w:r></w:p><w:p><w:r><w:rPr><w:rFonts w:ascii="Courier New" w:cs="Courier New" w:eastAsia="Courier New" w:hAnsi="Courier New"/><w:sz w:val="18"/><w:szCs w:val="18"/></w:rPr><w:t xml:space="preserve"></w:t></w:r></w:p><w:p><w:r><w:rPr><w:rFonts w:ascii="Courier New" w:cs="Courier New" w:eastAsia="Courier New" w:hAnsi="Courier New"/><w:sz w:val="18"/><w:szCs w:val="18"/></w:rPr><w:t xml:space="preserve">    Returns</w:t></w:r></w:p><w:p><w:r><w:rPr><w:rFonts w:ascii="Courier New" w:cs="Courier New" w:eastAsia="Courier New" w:hAnsi="Courier New"/><w:sz w:val="18"/><w:szCs w:val="18"/></w:rPr><w:t xml:space="preserve">    -------</w:t></w:r></w:p><w:p><w:r><w:rPr><w:rFonts w:ascii="Courier New" w:cs="Courier New" w:eastAsia="Courier New" w:hAnsi="Courier New"/><w:sz w:val="18"/><w:szCs w:val="18"/></w:rPr><w:t xml:space="preserve">    sqlite3.Connection</w:t></w:r></w:p><w:p><w:r><w:rPr><w:rFonts w:ascii="Courier New" w:cs="Courier New" w:eastAsia="Courier New" w:hAnsi="Courier New"/><w:sz w:val="18"/><w:szCs w:val="18"/></w:rPr><w:t xml:space="preserve">        Objeto de conexão configurado com ``row_factory = sqlite3.Row`` e WAL-mode.</w:t></w:r></w:p><w:p><w:r><w:rPr><w:rFonts w:ascii="Courier New" w:cs="Courier New" w:eastAsia="Courier New" w:hAnsi="Courier New"/><w:sz w:val="18"/><w:szCs w:val="18"/></w:rPr><w:t xml:space="preserve">    &quot;&quot;&quot;</w:t></w:r></w:p><w:p><w:r><w:rPr><w:rFonts w:ascii="Courier New" w:cs="Courier New" w:eastAsia="Courier New" w:hAnsi="Courier New"/><w:sz w:val="18"/><w:szCs w:val="18"/></w:rPr><w:t xml:space="preserve">    if db_path is None:</w:t></w:r></w:p><w:p><w:r><w:rPr><w:rFonts w:ascii="Courier New" w:cs="Courier New" w:eastAsia="Courier New" w:hAnsi="Courier New"/><w:sz w:val="18"/><w:szCs w:val="18"/></w:rPr><w:t xml:space="preserve">        db_path = DB_PATH</w:t></w:r></w:p><w:p><w:r><w:rPr><w:rFonts w:ascii="Courier New" w:cs="Courier New" w:eastAsia="Courier New" w:hAnsi="Courier New"/><w:sz w:val="18"/><w:szCs w:val="18"/></w:rPr><w:t xml:space="preserve"></w:t></w:r></w:p><w:p><w:r><w:rPr><w:rFonts w:ascii="Courier New" w:cs="Courier New" w:eastAsia="Courier New" w:hAnsi="Courier New"/><w:sz w:val="18"/><w:szCs w:val="18"/></w:rPr><w:t xml:space="preserve">    # Garante que o diretório existe</w:t></w:r></w:p><w:p><w:r><w:rPr><w:rFonts w:ascii="Courier New" w:cs="Courier New" w:eastAsia="Courier New" w:hAnsi="Courier New"/><w:sz w:val="18"/><w:szCs w:val="18"/></w:rPr><w:t xml:space="preserve">    db_path.parent.mkdir(parents=True, exist_ok=True)</w:t></w:r></w:p><w:p><w:r><w:rPr><w:rFonts w:ascii="Courier New" w:cs="Courier New" w:eastAsia="Courier New" w:hAnsi="Courier New"/><w:sz w:val="18"/><w:szCs w:val="18"/></w:rPr><w:t xml:space="preserve"></w:t></w:r></w:p><w:p><w:r><w:rPr><w:rFonts w:ascii="Courier New" w:cs="Courier New" w:eastAsia="Courier New" w:hAnsi="Courier New"/><w:sz w:val="18"/><w:szCs w:val="18"/></w:rPr><w:t xml:space="preserve">    conn = sqlite3.connect(str(db_path), timeout=30.0)</w:t></w:r></w:p><w:p><w:r><w:rPr><w:rFonts w:ascii="Courier New" w:cs="Courier New" w:eastAsia="Courier New" w:hAnsi="Courier New"/><w:sz w:val="18"/><w:szCs w:val="18"/></w:rPr><w:t xml:space="preserve">    conn.row_factory = sqlite3.Row</w:t></w:r></w:p><w:p><w:r><w:rPr><w:rFonts w:ascii="Courier New" w:cs="Courier New" w:eastAsia="Courier New" w:hAnsi="Courier New"/><w:sz w:val="18"/><w:szCs w:val="18"/></w:rPr><w:t xml:space="preserve"></w:t></w:r></w:p><w:p><w:r><w:rPr><w:rFonts w:ascii="Courier New" w:cs="Courier New" w:eastAsia="Courier New" w:hAnsi="Courier New"/><w:sz w:val="18"/><w:szCs w:val="18"/></w:rPr><w:t xml:space="preserve">    # Ativa WAL mode e Foreign Keys</w:t></w:r></w:p><w:p><w:r><w:rPr><w:rFonts w:ascii="Courier New" w:cs="Courier New" w:eastAsia="Courier New" w:hAnsi="Courier New"/><w:sz w:val="18"/><w:szCs w:val="18"/></w:rPr><w:t xml:space="preserve">    conn.execute(&quot;PRAGMA journal_mode=WAL;&quot;)</w:t></w:r></w:p><w:p><w:r><w:rPr><w:rFonts w:ascii="Courier New" w:cs="Courier New" w:eastAsia="Courier New" w:hAnsi="Courier New"/><w:sz w:val="18"/><w:szCs w:val="18"/></w:rPr><w:t xml:space="preserve">    conn.execute(&quot;PRAGMA synchronous=NORMAL;&quot;)</w:t></w:r></w:p><w:p><w:r><w:rPr><w:rFonts w:ascii="Courier New" w:cs="Courier New" w:eastAsia="Courier New" w:hAnsi="Courier New"/><w:sz w:val="18"/><w:szCs w:val="18"/></w:rPr><w:t xml:space="preserve">    conn.execute(&quot;PRAGMA foreign_keys=ON;&quot;)</w:t></w:r></w:p><w:p><w:r><w:rPr><w:rFonts w:ascii="Courier New" w:cs="Courier New" w:eastAsia="Courier New" w:hAnsi="Courier New"/><w:sz w:val="18"/><w:szCs w:val="18"/></w:rPr><w:t xml:space="preserve"></w:t></w:r></w:p><w:p><w:r><w:rPr><w:rFonts w:ascii="Courier New" w:cs="Courier New" w:eastAsia="Courier New" w:hAnsi="Courier New"/><w:sz w:val="18"/><w:szCs w:val="18"/></w:rPr><w:t xml:space="preserve">    return conn</w:t></w:r></w:p><w:p><w:r><w:rPr><w:rFonts w:ascii="Courier New" w:cs="Courier New" w:eastAsia="Courier New" w:hAnsi="Courier New"/><w:sz w:val="18"/><w:szCs w:val="18"/></w:rPr><w:t xml:space="preserve"></w:t></w:r></w:p><w:p><w:r><w:rPr><w:rFonts w:ascii="Courier New" w:cs="Courier New" w:eastAsia="Courier New" w:hAnsi="Courier New"/><w:sz w:val="18"/><w:szCs w:val="18"/></w:rPr><w:t xml:space="preserve"></w:t></w:r></w:p><w:p><w:r><w:rPr><w:rFonts w:ascii="Courier New" w:cs="Courier New" w:eastAsia="Courier New" w:hAnsi="Courier New"/><w:sz w:val="18"/><w:szCs w:val="18"/></w:rPr><w:t xml:space="preserve">def init_db(db_path: Path | None = None) -&gt; None:</w:t></w:r></w:p><w:p><w:r><w:rPr><w:rFonts w:ascii="Courier New" w:cs="Courier New" w:eastAsia="Courier New" w:hAnsi="Courier New"/><w:sz w:val="18"/><w:szCs w:val="18"/></w:rPr><w:t xml:space="preserve">    &quot;&quot;&quot;</w:t></w:r></w:p><w:p><w:r><w:rPr><w:rFonts w:ascii="Courier New" w:cs="Courier New" w:eastAsia="Courier New" w:hAnsi="Courier New"/><w:sz w:val="18"/><w:szCs w:val="18"/></w:rPr><w:t xml:space="preserve">    Inicializa o esquema do banco de dados criando as tabelas necessárias.</w:t></w:r></w:p><w:p><w:r><w:rPr><w:rFonts w:ascii="Courier New" w:cs="Courier New" w:eastAsia="Courier New" w:hAnsi="Courier New"/><w:sz w:val="18"/><w:szCs w:val="18"/></w:rPr><w:t xml:space="preserve"></w:t></w:r></w:p><w:p><w:r><w:rPr><w:rFonts w:ascii="Courier New" w:cs="Courier New" w:eastAsia="Courier New" w:hAnsi="Courier New"/><w:sz w:val="18"/><w:szCs w:val="18"/></w:rPr><w:t xml:space="preserve">    Esta função é idempotente; se as tabelas já existirem, nenhuma alteração será feita.</w:t></w:r></w:p><w:p><w:r><w:rPr><w:rFonts w:ascii="Courier New" w:cs="Courier New" w:eastAsia="Courier New" w:hAnsi="Courier New"/><w:sz w:val="18"/><w:szCs w:val="18"/></w:rPr><w:t xml:space="preserve">    Deve ser chamada no início da execução do sistema ou durante o setup.</w:t></w:r></w:p><w:p><w:r><w:rPr><w:rFonts w:ascii="Courier New" w:cs="Courier New" w:eastAsia="Courier New" w:hAnsi="Courier New"/><w:sz w:val="18"/><w:szCs w:val="18"/></w:rPr><w:t xml:space="preserve"></w:t></w:r></w:p><w:p><w:r><w:rPr><w:rFonts w:ascii="Courier New" w:cs="Courier New" w:eastAsia="Courier New" w:hAnsi="Courier New"/><w:sz w:val="18"/><w:szCs w:val="18"/></w:rPr><w:t xml:space="preserve">    Parameters</w:t></w:r></w:p><w:p><w:r><w:rPr><w:rFonts w:ascii="Courier New" w:cs="Courier New" w:eastAsia="Courier New" w:hAnsi="Courier New"/><w:sz w:val="18"/><w:szCs w:val="18"/></w:rPr><w:t xml:space="preserve">    ----------</w:t></w:r></w:p><w:p><w:r><w:rPr><w:rFonts w:ascii="Courier New" w:cs="Courier New" w:eastAsia="Courier New" w:hAnsi="Courier New"/><w:sz w:val="18"/><w:szCs w:val="18"/></w:rPr><w:t xml:space="preserve">    db_path : Path, optional</w:t></w:r></w:p><w:p><w:r><w:rPr><w:rFonts w:ascii="Courier New" w:cs="Courier New" w:eastAsia="Courier New" w:hAnsi="Courier New"/><w:sz w:val="18"/><w:szCs w:val="18"/></w:rPr><w:t xml:space="preserve">        Caminho para o banco de dados. Default: ``DB_PATH``.</w:t></w:r></w:p><w:p><w:r><w:rPr><w:rFonts w:ascii="Courier New" w:cs="Courier New" w:eastAsia="Courier New" w:hAnsi="Courier New"/><w:sz w:val="18"/><w:szCs w:val="18"/></w:rPr><w:t xml:space="preserve"></w:t></w:r></w:p><w:p><w:r><w:rPr><w:rFonts w:ascii="Courier New" w:cs="Courier New" w:eastAsia="Courier New" w:hAnsi="Courier New"/><w:sz w:val="18"/><w:szCs w:val="18"/></w:rPr><w:t xml:space="preserve">    Returns</w:t></w:r></w:p><w:p><w:r><w:rPr><w:rFonts w:ascii="Courier New" w:cs="Courier New" w:eastAsia="Courier New" w:hAnsi="Courier New"/><w:sz w:val="18"/><w:szCs w:val="18"/></w:rPr><w:t xml:space="preserve">    -------</w:t></w:r></w:p><w:p><w:r><w:rPr><w:rFonts w:ascii="Courier New" w:cs="Courier New" w:eastAsia="Courier New" w:hAnsi="Courier New"/><w:sz w:val="18"/><w:szCs w:val="18"/></w:rPr><w:t xml:space="preserve">    None</w:t></w:r></w:p><w:p><w:r><w:rPr><w:rFonts w:ascii="Courier New" w:cs="Courier New" w:eastAsia="Courier New" w:hAnsi="Courier New"/><w:sz w:val="18"/><w:szCs w:val="18"/></w:rPr><w:t xml:space="preserve">    &quot;&quot;&quot;</w:t></w:r></w:p><w:p><w:r><w:rPr><w:rFonts w:ascii="Courier New" w:cs="Courier New" w:eastAsia="Courier New" w:hAnsi="Courier New"/><w:sz w:val="18"/><w:szCs w:val="18"/></w:rPr><w:t xml:space="preserve">    conn = get_connection(db_path)</w:t></w:r></w:p><w:p><w:r><w:rPr><w:rFonts w:ascii="Courier New" w:cs="Courier New" w:eastAsia="Courier New" w:hAnsi="Courier New"/><w:sz w:val="18"/><w:szCs w:val="18"/></w:rPr><w:t xml:space="preserve">    try:</w:t></w:r></w:p><w:p><w:r><w:rPr><w:rFonts w:ascii="Courier New" w:cs="Courier New" w:eastAsia="Courier New" w:hAnsi="Courier New"/><w:sz w:val="18"/><w:szCs w:val="18"/></w:rPr><w:t xml:space="preserve">        with conn:</w:t></w:r></w:p><w:p><w:r><w:rPr><w:rFonts w:ascii="Courier New" w:cs="Courier New" w:eastAsia="Courier New" w:hAnsi="Courier New"/><w:sz w:val="18"/><w:szCs w:val="18"/></w:rPr><w:t xml:space="preserve">            for ddl in _ALL_DDL:</w:t></w:r></w:p><w:p><w:r><w:rPr><w:rFonts w:ascii="Courier New" w:cs="Courier New" w:eastAsia="Courier New" w:hAnsi="Courier New"/><w:sz w:val="18"/><w:szCs w:val="18"/></w:rPr><w:t xml:space="preserve">                conn.execute(ddl)</w:t></w:r></w:p><w:p><w:r><w:rPr><w:rFonts w:ascii="Courier New" w:cs="Courier New" w:eastAsia="Courier New" w:hAnsi="Courier New"/><w:sz w:val="18"/><w:szCs w:val="18"/></w:rPr><w:t xml:space="preserve">    finally:</w:t></w:r></w:p><w:p><w:r><w:rPr><w:rFonts w:ascii="Courier New" w:cs="Courier New" w:eastAsia="Courier New" w:hAnsi="Courier New"/><w:sz w:val="18"/><w:szCs w:val="18"/></w:rPr><w:t xml:space="preserve">        conn.close()</w:t></w:r></w:p><w:p><w:r><w:rPr><w:rFonts w:ascii="Courier New" w:cs="Courier New" w:eastAsia="Courier New" w:hAnsi="Courier New"/><w:sz w:val="18"/><w:szCs w:val="18"/></w:rPr><w:t xml:space="preserve"></w:t></w:r></w:p><w:p><w:r><w:rPr><w:rFonts w:ascii="Courier New" w:cs="Courier New" w:eastAsia="Courier New" w:hAnsi="Courier New"/><w:b/><w:bCs/><w:color w:val="666666"/><w:sz w:val="18"/><w:szCs w:val="18"/></w:rPr><w:t xml:space="preserve">--- END FILE: src/db.py ---</w:t></w:r></w:p><w:p><w:r><w:rPr><w:rFonts w:ascii="Courier New" w:cs="Courier New" w:eastAsia="Courier New" w:hAnsi="Courier New"/><w:sz w:val="18"/><w:szCs w:val="18"/></w:rPr><w:t xml:space="preserve"></w:t></w:r></w:p><w:p><w:r><w:rPr><w:rFonts w:ascii="Courier New" w:cs="Courier New" w:eastAsia="Courier New" w:hAnsi="Courier New"/><w:b/><w:bCs/><w:color w:val="666666"/><w:sz w:val="18"/><w:szCs w:val="18"/></w:rPr><w:t xml:space="preserve">--- BEGIN FILE: src/main_backtest.py ---</w:t></w:r></w:p><w:p><w:r><w:rPr><w:rFonts w:ascii="Courier New" w:cs="Courier New" w:eastAsia="Courier New" w:hAnsi="Courier New"/><w:sz w:val="18"/><w:szCs w:val="18"/></w:rPr><w:t xml:space="preserve">&quot;&quot;&quot;+�Q  2026-04-13T13:34:30.771Zdispatch{&quot;timestamp&quot;:&quot;2026-04-13T13:34:30.771Z&quot;,&quot;dispatchId&quot;:&quot;msg_1776087270771_ark78ufzn&quot;,&quot;event&quot;:&quot;received&quot;,&quot;sender&quot;:&quot;sidebar&quot;,&quot;recipient&quot;:&quot;Planner&quot;,&quot;action&quot;:&quot;execute&quot;}�D =�iC12026-04-13T13:34:30.753Zui_action{&quot;action&quot;:&quot;triggerAgentAction&quot;,&quot;role&quot;:&quot;planner&quot;,&quot;sessionId&quot;:&quot;sess_1776087152321&quot;,&quot;instruction&quot;:&quot;improve-plan&quot;}req_1776087270753_hvebbk89csess_1776087152321</w:t></w:r></w:p><w:p><w:r><w:rPr><w:rFonts w:ascii="Courier New" w:cs="Courier New" w:eastAsia="Courier New" w:hAnsi="Courier New"/><w:b/><w:bCs/><w:color w:val="666666"/><w:sz w:val="18"/><w:szCs w:val="18"/></w:rPr><w:t xml:space="preserve">--- END FILE: .switchboard/kanban.db ---</w:t></w:r></w:p><w:p><w:r><w:rPr><w:rFonts w:ascii="Courier New" w:cs="Courier New" w:eastAsia="Courier New" w:hAnsi="Courier New"/><w:sz w:val="18"/><w:szCs w:val="18"/></w:rPr><w:t xml:space="preserve"></w:t></w:r></w:p><w:p><w:r><w:rPr><w:rFonts w:ascii="Courier New" w:cs="Courier New" w:eastAsia="Courier New" w:hAnsi="Courier New"/><w:b/><w:bCs/><w:color w:val="666666"/><w:sz w:val="18"/><w:szCs w:val="18"/></w:rPr><w:t xml:space="preserve">--- BEGIN FILE: .switchboard/plan_tombstones.json ---</w:t></w:r></w:p><w:p><w:r><w:rPr><w:rFonts w:ascii="Courier New" w:cs="Courier New" w:eastAsia="Courier New" w:hAnsi="Courier New"/><w:sz w:val="18"/><w:szCs w:val="18"/></w:rPr><w:t xml:space="preserve">[]</w:t></w:r></w:p><w:p><w:r><w:rPr><w:rFonts w:ascii="Courier New" w:cs="Courier New" w:eastAsia="Courier New" w:hAnsi="Courier New"/><w:b/><w:bCs/><w:color w:val="666666"/><w:sz w:val="18"/><w:szCs w:val="18"/></w:rPr><w:t xml:space="preserve">--- END FILE: .switchboard/plan_tombstones.json ---</w:t></w:r></w:p><w:p><w:r><w:rPr><w:rFonts w:ascii="Courier New" w:cs="Courier New" w:eastAsia="Courier New" w:hAnsi="Courier New"/><w:sz w:val="18"/><w:szCs w:val="18"/></w:rPr><w:t xml:space="preserve"></w:t></w:r></w:p><w:p><w:r><w:rPr><w:rFonts w:ascii="Courier New" w:cs="Courier New" w:eastAsia="Courier New" w:hAnsi="Courier New"/><w:b/><w:bCs/><w:color w:val="666666"/><w:sz w:val="18"/><w:szCs w:val="18"/></w:rPr><w:t xml:space="preserve">--- BEGIN FILE: .switchboard/README.md ---</w:t></w:r></w:p><w:p><w:r><w:rPr><w:rFonts w:ascii="Courier New" w:cs="Courier New" w:eastAsia="Courier New" w:hAnsi="Courier New"/><w:sz w:val="18"/><w:szCs w:val="18"/></w:rPr><w:t xml:space="preserve"># Switchboard</w:t></w:r></w:p><w:p><w:r><w:rPr><w:rFonts w:ascii="Courier New" w:cs="Courier New" w:eastAsia="Courier New" w:hAnsi="Courier New"/><w:sz w:val="18"/><w:szCs w:val="18"/></w:rPr><w:t xml:space="preserve"></w:t></w:r></w:p><w:p><w:r><w:rPr><w:rFonts w:ascii="Courier New" w:cs="Courier New" w:eastAsia="Courier New" w:hAnsi="Courier New"/><w:sz w:val="18"/><w:szCs w:val="18"/></w:rPr><w:t xml:space="preserve">This folder contains workflow artifacts — review outputs, handoff logs, and audit reports.</w:t></w:r></w:p><w:p><w:r><w:rPr><w:rFonts w:ascii="Courier New" w:cs="Courier New" w:eastAsia="Courier New" w:hAnsi="Courier New"/><w:sz w:val="18"/><w:szCs w:val="18"/></w:rPr><w:t xml:space="preserve"></w:t></w:r></w:p><w:p><w:r><w:rPr><w:rFonts w:ascii="Courier New" w:cs="Courier New" w:eastAsia="Courier New" w:hAnsi="Courier New"/><w:sz w:val="18"/><w:szCs w:val="18"/></w:rPr><w:t xml:space="preserve">See `WORKFLOW_REFERENCE.md` for full workflow documentation.</w:t></w:r></w:p><w:p><w:r><w:rPr><w:rFonts w:ascii="Courier New" w:cs="Courier New" w:eastAsia="Courier New" w:hAnsi="Courier New"/><w:sz w:val="18"/><w:szCs w:val="18"/></w:rPr><w:t xml:space="preserve"></w:t></w:r></w:p><w:p><w:r><w:rPr><w:rFonts w:ascii="Courier New" w:cs="Courier New" w:eastAsia="Courier New" w:hAnsi="Courier New"/><w:sz w:val="18"/><w:szCs w:val="18"/></w:rPr><w:t xml:space="preserve">### Quick Start</w:t></w:r></w:p><w:p><w:r><w:rPr><w:rFonts w:ascii="Courier New" w:cs="Courier New" w:eastAsia="Courier New" w:hAnsi="Courier New"/><w:sz w:val="18"/><w:szCs w:val="18"/></w:rPr><w:t xml:space="preserve">- Terminal and messaging setup is handled automatically on extension activation.</w:t></w:r></w:p><w:p><w:r><w:rPr><w:rFonts w:ascii="Courier New" w:cs="Courier New" w:eastAsia="Courier New" w:hAnsi="Courier New"/><w:sz w:val="18"/><w:szCs w:val="18"/></w:rPr><w:t xml:space="preserve">- Use `/handoff` to delegate tasks to other agents.</w:t></w:r></w:p><w:p><w:r><w:rPr><w:rFonts w:ascii="Courier New" w:cs="Courier New" w:eastAsia="Courier New" w:hAnsi="Courier New"/><w:sz w:val="18"/><w:szCs w:val="18"/></w:rPr><w:t xml:space="preserve">- Use `/improve-plan` for plan hardening plus adversarial review.</w:t></w:r></w:p><w:p><w:r><w:rPr><w:rFonts w:ascii="Courier New" w:cs="Courier New" w:eastAsia="Courier New" w:hAnsi="Courier New"/><w:sz w:val="18"/><w:szCs w:val="18"/></w:rPr><w:t xml:space="preserve">- Use `/challenge` for internal adversarial review without delegation.</w:t></w:r></w:p><w:p><w:r><w:rPr><w:rFonts w:ascii="Courier New" w:cs="Courier New" w:eastAsia="Courier New" w:hAnsi="Courier New"/><w:b/><w:bCs/><w:color w:val="666666"/><w:sz w:val="18"/><w:szCs w:val="18"/></w:rPr><w:t xml:space="preserve">--- END FILE: .switchboard/README.md ---</w:t></w:r></w:p><w:p><w:r><w:rPr><w:rFonts w:ascii="Courier New" w:cs="Courier New" w:eastAsia="Courier New" w:hAnsi="Courier New"/><w:sz w:val="18"/><w:szCs w:val="18"/></w:rPr><w:t xml:space="preserve"></w:t></w:r></w:p><w:p><w:r><w:rPr><w:rFonts w:ascii="Courier New" w:cs="Courier New" w:eastAsia="Courier New" w:hAnsi="Courier New"/><w:b/><w:bCs/><w:color w:val="666666"/><w:sz w:val="18"/><w:szCs w:val="18"/></w:rPr><w:t xml:space="preserve">--- BEGIN FILE: .switchboard/state.json ---</w:t></w:r></w:p><w:p><w:r><w:rPr><w:rFonts w:ascii="Courier New" w:cs="Courier New" w:eastAsia="Courier New" w:hAnsi="Courier New"/><w:sz w:val="18"/><w:szCs w:val="18"/></w:rPr><w:t xml:space="preserve">{</w:t></w:r></w:p><w:p><w:r><w:rPr><w:rFonts w:ascii="Courier New" w:cs="Courier New" w:eastAsia="Courier New" w:hAnsi="Courier New"/><w:sz w:val="18"/><w:szCs w:val="18"/></w:rPr><w:t xml:space="preserve">  &quot;session&quot;: {</w:t></w:r></w:p><w:p><w:r><w:rPr><w:rFonts w:ascii="Courier New" w:cs="Courier New" w:eastAsia="Courier New" w:hAnsi="Courier New"/><w:sz w:val="18"/><w:szCs w:val="18"/></w:rPr><w:t xml:space="preserve">    &quot;id&quot;: null,</w:t></w:r></w:p><w:p><w:r><w:rPr><w:rFonts w:ascii="Courier New" w:cs="Courier New" w:eastAsia="Courier New" w:hAnsi="Courier New"/><w:sz w:val="18"/><w:szCs w:val="18"/></w:rPr><w:t xml:space="preserve">    &quot;activeWorkflow&quot;: null,</w:t></w:r></w:p><w:p><w:r><w:rPr><w:rFonts w:ascii="Courier New" w:cs="Courier New" w:eastAsia="Courier New" w:hAnsi="Courier New"/><w:sz w:val="18"/><w:szCs w:val="18"/></w:rPr><w:t xml:space="preserve">    &quot;suspendedWorkflows&quot;: [],</w:t></w:r></w:p><w:p><w:r><w:rPr><w:rFonts w:ascii="Courier New" w:cs="Courier New" w:eastAsia="Courier New" w:hAnsi="Courier New"/><w:sz w:val="18"/><w:szCs w:val="18"/></w:rPr><w:t xml:space="preserve">    &quot;status&quot;: &quot;IDLE&quot;,</w:t></w:r></w:p><w:p><w:r><w:rPr><w:rFonts w:ascii="Courier New" w:cs="Courier New" w:eastAsia="Courier New" w:hAnsi="Courier New"/><w:sz w:val="18"/><w:szCs w:val="18"/></w:rPr><w:t xml:space="preserve">    &quot;startTime&quot;: null,</w:t></w:r></w:p><w:p><w:r><w:rPr><w:rFonts w:ascii="Courier New" w:cs="Courier New" w:eastAsia="Courier New" w:hAnsi="Courier New"/><w:sz w:val="18"/><w:szCs w:val="18"/></w:rPr><w:t xml:space="preserve">    &quot;activePersona&quot;: null,</w:t></w:r></w:p><w:p><w:r><w:rPr><w:rFonts w:ascii="Courier New" w:cs="Courier New" w:eastAsia="Courier New" w:hAnsi="Courier New"/><w:sz w:val="18"/><w:szCs w:val="18"/></w:rPr><w:t xml:space="preserve">    &quot;currentStep&quot;: 0,</w:t></w:r></w:p><w:p><w:r><w:rPr><w:rFonts w:ascii="Courier New" w:cs="Courier New" w:eastAsia="Courier New" w:hAnsi="Courier New"/><w:sz w:val="18"/><w:szCs w:val="18"/></w:rPr><w:t xml:space="preserve">    &quot;activeWorkflowPhase&quot;: 0,</w:t></w:r></w:p><w:p><w:r><w:rPr><w:rFonts w:ascii="Courier New" w:cs="Courier New" w:eastAsia="Courier New" w:hAnsi="Courier New"/><w:sz w:val="18"/><w:szCs w:val="18"/></w:rPr><w:t xml:space="preserve">    &quot;workflowToolInvocations&quot;: []</w:t></w:r></w:p><w:p><w:r><w:rPr><w:rFonts w:ascii="Courier New" w:cs="Courier New" w:eastAsia="Courier New" w:hAnsi="Courier New"/><w:sz w:val="18"/><w:szCs w:val="18"/></w:rPr><w:t xml:space="preserve">  },</w:t></w:r></w:p><w:p><w:r><w:rPr><w:rFonts w:ascii="Courier New" w:cs="Courier New" w:eastAsia="Courier New" w:hAnsi="Courier New"/><w:sz w:val="18"/><w:szCs w:val="18"/></w:rPr><w:t xml:space="preserve">  &quot;context&quot;: {},</w:t></w:r></w:p><w:p><w:r><w:rPr><w:rFonts w:ascii="Courier New" w:cs="Courier New" w:eastAsia="Courier New" w:hAnsi="Courier New"/><w:sz w:val="18"/><w:szCs w:val="18"/></w:rPr><w:t xml:space="preserve">  &quot;tasks&quot;: [],</w:t></w:r></w:p><w:p><w:r><w:rPr><w:rFonts w:ascii="Courier New" w:cs="Courier New" w:eastAsia="Courier New" w:hAnsi="Courier New"/><w:sz w:val="18"/><w:szCs w:val="18"/></w:rPr><w:t xml:space="preserve">  &quot;terminals&quot;: {</w:t></w:r></w:p><w:p><w:r><w:rPr><w:rFonts w:ascii="Courier New" w:cs="Courier New" w:eastAsia="Courier New" w:hAnsi="Courier New"/><w:sz w:val="18"/><w:szCs w:val="18"/></w:rPr><w:t xml:space="preserve">    &quot;Lead Coder&quot;: {</w:t></w:r></w:p><w:p><w:r><w:rPr><w:rFonts w:ascii="Courier New" w:cs="Courier New" w:eastAsia="Courier New" w:hAnsi="Courier New"/><w:sz w:val="18"/><w:szCs w:val="18"/></w:rPr><w:t xml:space="preserve">      &quot;role&quot;: &quot;lead&quot;,</w:t></w:r></w:p><w:p><w:r><w:rPr><w:rFonts w:ascii="Courier New" w:cs="Courier New" w:eastAsia="Courier New" w:hAnsi="Courier New"/><w:sz w:val="18"/><w:szCs w:val="18"/></w:rPr><w:t xml:space="preserve">      &quot;pid&quot;: 3940,</w:t></w:r></w:p><w:p><w:r><w:rPr><w:rFonts w:ascii="Courier New" w:cs="Courier New" w:eastAsia="Courier New" w:hAnsi="Courier New"/><w:sz w:val="18"/><w:szCs w:val="18"/></w:rPr><w:t xml:space="preserve">      &quot;childPid&quot;: 3940,</w:t></w:r></w:p><w:p><w:r><w:rPr><w:rFonts w:ascii="Courier New" w:cs="Courier New" w:eastAsia="Courier New" w:hAnsi="Courier New"/><w:sz w:val="18"/><w:szCs w:val="18"/></w:rPr><w:t xml:space="preserve">      &quot;startTime&quot;: &quot;2026-04-13T17:46:24.243Z&quot;,</w:t></w:r></w:p><w:p><w:r><w:rPr><w:rFonts w:ascii="Courier New" w:cs="Courier New" w:eastAsia="Courier New" w:hAnsi="Courier New"/><w:sz w:val="18"/><w:szCs w:val="18"/></w:rPr><w:t xml:space="preserve">      &quot;status&quot;: &quot;active&quot;,</w:t></w:r></w:p><w:p><w:r><w:rPr><w:rFonts w:ascii="Courier New" w:cs="Courier New" w:eastAsia="Courier New" w:hAnsi="Courier New"/><w:sz w:val="18"/><w:szCs w:val="18"/></w:rPr><w:t xml:space="preserve">      &quot;friendlyName&quot;: &quot;Lead Coder&quot;,</w:t></w:r></w:p><w:p><w:r><w:rPr><w:rFonts w:ascii="Courier New" w:cs="Courier New" w:eastAsia="Courier New" w:hAnsi="Courier New"/><w:sz w:val="18"/><w:szCs w:val="18"/></w:rPr><w:t xml:space="preserve">      &quot;icon&quot;: &quot;terminal&quot;,</w:t></w:r></w:p><w:p><w:r><w:rPr><w:rFonts w:ascii="Courier New" w:cs="Courier New" w:eastAsia="Courier New" w:hAnsi="Courier New"/><w:sz w:val="18"/><w:szCs w:val="18"/></w:rPr><w:t xml:space="preserve">      &quot;color&quot;: &quot;cyan&quot;,</w:t></w:r></w:p><w:p><w:r><w:rPr><w:rFonts w:ascii="Courier New" w:cs="Courier New" w:eastAsia="Courier New" w:hAnsi="Courier New"/><w:sz w:val="18"/><w:szCs w:val="18"/></w:rPr><w:t xml:space="preserve">      &quot;lastSeen&quot;: &quot;2026-04-13T17:46:24.340Z&quot;,</w:t></w:r></w:p><w:p><w:r><w:rPr><w:rFonts w:ascii="Courier New" w:cs="Courier New" w:eastAsia="Courier New" w:hAnsi="Courier New"/><w:sz w:val="18"/><w:szCs w:val="18"/></w:rPr><w:t xml:space="preserve">      &quot;ideName&quot;: &quot;Visual Studio Code&quot;,</w:t></w:r></w:p><w:p><w:r><w:rPr><w:rFonts w:ascii="Courier New" w:cs="Courier New" w:eastAsia="Courier New" w:hAnsi="Courier New"/><w:sz w:val="18"/><w:szCs w:val="18"/></w:rPr><w:t xml:space="preserve">      &quot;activeWorkflow&quot;: null,</w:t></w:r></w:p><w:p><w:r><w:rPr><w:rFonts w:ascii="Courier New" w:cs="Courier New" w:eastAsia="Courier New" w:hAnsi="Courier New"/><w:sz w:val="18"/><w:szCs w:val="18"/></w:rPr><w:t xml:space="preserve">      &quot;currentStep&quot;: 0,</w:t></w:r></w:p><w:p><w:r><w:rPr><w:rFonts w:ascii="Courier New" w:cs="Courier New" w:eastAsia="Courier New" w:hAnsi="Courier New"/><w:sz w:val="18"/><w:szCs w:val="18"/></w:rPr><w:t xml:space="preserve">      &quot;activeWorkflowPhase&quot;: 0,</w:t></w:r></w:p><w:p><w:r><w:rPr><w:rFonts w:ascii="Courier New" w:cs="Courier New" w:eastAsia="Courier New" w:hAnsi="Courier New"/><w:sz w:val="18"/><w:szCs w:val="18"/></w:rPr><w:t xml:space="preserve">      &quot;activePersona&quot;: null,</w:t></w:r></w:p><w:p><w:r><w:rPr><w:rFonts w:ascii="Courier New" w:cs="Courier New" w:eastAsia="Courier New" w:hAnsi="Courier New"/><w:sz w:val="18"/><w:szCs w:val="18"/></w:rPr><w:t xml:space="preserve">      &quot;workflowToolInvocations&quot;: []</w:t></w:r></w:p><w:p><w:r><w:rPr><w:rFonts w:ascii="Courier New" w:cs="Courier New" w:eastAsia="Courier New" w:hAnsi="Courier New"/><w:sz w:val="18"/><w:szCs w:val="18"/></w:rPr><w:t xml:space="preserve">    },</w:t></w:r></w:p><w:p><w:r><w:rPr><w:rFonts w:ascii="Courier New" w:cs="Courier New" w:eastAsia="Courier New" w:hAnsi="Courier New"/><w:sz w:val="18"/><w:szCs w:val="18"/></w:rPr><w:t xml:space="preserve">    &quot;Coder&quot;: {</w:t></w:r></w:p><w:p><w:r><w:rPr><w:rFonts w:ascii="Courier New" w:cs="Courier New" w:eastAsia="Courier New" w:hAnsi="Courier New"/><w:sz w:val="18"/><w:szCs w:val="18"/></w:rPr><w:t xml:space="preserve">      &quot;role&quot;: &quot;coder&quot;,</w:t></w:r></w:p><w:p><w:r><w:rPr><w:rFonts w:ascii="Courier New" w:cs="Courier New" w:eastAsia="Courier New" w:hAnsi="Courier New"/><w:sz w:val="18"/><w:szCs w:val="18"/></w:rPr><w:t xml:space="preserve">      &quot;pid&quot;: 16060,</w:t></w:r></w:p><w:p><w:r><w:rPr><w:rFonts w:ascii="Courier New" w:cs="Courier New" w:eastAsia="Courier New" w:hAnsi="Courier New"/><w:sz w:val="18"/><w:szCs w:val="18"/></w:rPr><w:t xml:space="preserve">      &quot;childPid&quot;: 16060,</w:t></w:r></w:p><w:p><w:r><w:rPr><w:rFonts w:ascii="Courier New" w:cs="Courier New" w:eastAsia="Courier New" w:hAnsi="Courier New"/><w:sz w:val="18"/><w:szCs w:val="18"/></w:rPr><w:t xml:space="preserve">      &quot;startTime&quot;: &quot;2026-04-13T17:46:24.212Z&quot;,</w:t></w:r></w:p><w:p><w:r><w:rPr><w:rFonts w:ascii="Courier New" w:cs="Courier New" w:eastAsia="Courier New" w:hAnsi="Courier New"/><w:sz w:val="18"/><w:szCs w:val="18"/></w:rPr><w:t xml:space="preserve">      &quot;status&quot;: &quot;active&quot;,</w:t></w:r></w:p><w:p><w:r><w:rPr><w:rFonts w:ascii="Courier New" w:cs="Courier New" w:eastAsia="Courier New" w:hAnsi="Courier New"/><w:sz w:val="18"/><w:szCs w:val="18"/></w:rPr><w:t xml:space="preserve">      &quot;friendlyName&quot;: &quot;Coder&quot;,</w:t></w:r></w:p><w:p><w:r><w:rPr><w:rFonts w:ascii="Courier New" w:cs="Courier New" w:eastAsia="Courier New" w:hAnsi="Courier New"/><w:sz w:val="18"/><w:szCs w:val="18"/></w:rPr><w:t xml:space="preserve">      &quot;icon&quot;: &quot;terminal&quot;,</w:t></w:r></w:p><w:p><w:r><w:rPr><w:rFonts w:ascii="Courier New" w:cs="Courier New" w:eastAsia="Courier New" w:hAnsi="Courier New"/><w:sz w:val="18"/><w:szCs w:val="18"/></w:rPr><w:t xml:space="preserve">      &quot;color&quot;: &quot;cyan&quot;,</w:t></w:r></w:p><w:p><w:r><w:rPr><w:rFonts w:ascii="Courier New" w:cs="Courier New" w:eastAsia="Courier New" w:hAnsi="Courier New"/><w:sz w:val="18"/><w:szCs w:val="18"/></w:rPr><w:t xml:space="preserve">      &quot;lastSeen&quot;: &quot;2026-04-13T17:46:24.215Z&quot;,</w:t></w:r></w:p><w:p><w:r><w:rPr><w:rFonts w:ascii="Courier New" w:cs="Courier New" w:eastAsia="Courier New" w:hAnsi="Courier New"/><w:sz w:val="18"/><w:szCs w:val="18"/></w:rPr><w:t xml:space="preserve">      &quot;ideName&quot;: &quot;Visual Studio Code&quot;,</w:t></w:r></w:p><w:p><w:r><w:rPr><w:rFonts w:ascii="Courier New" w:cs="Courier New" w:eastAsia="Courier New" w:hAnsi="Courier New"/><w:sz w:val="18"/><w:szCs w:val="18"/></w:rPr><w:t xml:space="preserve">      &quot;activeWorkflow&quot;: null,</w:t></w:r></w:p><w:p><w:r><w:rPr><w:rFonts w:ascii="Courier New" w:cs="Courier New" w:eastAsia="Courier New" w:hAnsi="Courier New"/><w:sz w:val="18"/><w:szCs w:val="18"/></w:rPr><w:t xml:space="preserve">      &quot;currentStep&quot;: 0,</w:t></w:r></w:p><w:p><w:r><w:rPr><w:rFonts w:ascii="Courier New" w:cs="Courier New" w:eastAsia="Courier New" w:hAnsi="Courier New"/><w:sz w:val="18"/><w:szCs w:val="18"/></w:rPr><w:t xml:space="preserve">      &quot;activeWorkflowPhase&quot;: 0,</w:t></w:r></w:p><w:p><w:r><w:rPr><w:rFonts w:ascii="Courier New" w:cs="Courier New" w:eastAsia="Courier New" w:hAnsi="Courier New"/><w:sz w:val="18"/><w:szCs w:val="18"/></w:rPr><w:t xml:space="preserve">      &quot;activePersona&quot;: null,</w:t></w:r></w:p><w:p><w:r><w:rPr><w:rFonts w:ascii="Courier New" w:cs="Courier New" w:eastAsia="Courier New" w:hAnsi="Courier New"/><w:sz w:val="18"/><w:szCs w:val="18"/></w:rPr><w:t xml:space="preserve">      &quot;workflowToolInvocations&quot;: []</w:t></w:r></w:p><w:p><w:r><w:rPr><w:rFonts w:ascii="Courier New" w:cs="Courier New" w:eastAsia="Courier New" w:hAnsi="Courier New"/><w:sz w:val="18"/><w:szCs w:val="18"/></w:rPr><w:t xml:space="preserve">    },</w:t></w:r></w:p><w:p><w:r><w:rPr><w:rFonts w:ascii="Courier New" w:cs="Courier New" w:eastAsia="Courier New" w:hAnsi="Courier New"/><w:sz w:val="18"/><w:szCs w:val="18"/></w:rPr><w:t xml:space="preserve">    &quot;Planner&quot;: {</w:t></w:r></w:p><w:p><w:r><w:rPr><w:rFonts w:ascii="Courier New" w:cs="Courier New" w:eastAsia="Courier New" w:hAnsi="Courier New"/><w:sz w:val="18"/><w:szCs w:val="18"/></w:rPr><w:t xml:space="preserve">      &quot;role&quot;: &quot;planner&quot;,</w:t></w:r></w:p><w:p><w:r><w:rPr><w:rFonts w:ascii="Courier New" w:cs="Courier New" w:eastAsia="Courier New" w:hAnsi="Courier New"/><w:sz w:val="18"/><w:szCs w:val="18"/></w:rPr><w:t xml:space="preserve">      &quot;pid&quot;: 21968,</w:t></w:r></w:p><w:p><w:r><w:rPr><w:rFonts w:ascii="Courier New" w:cs="Courier New" w:eastAsia="Courier New" w:hAnsi="Courier New"/><w:sz w:val="18"/><w:szCs w:val="18"/></w:rPr><w:t xml:space="preserve">      &quot;childPid&quot;: 21968,</w:t></w:r></w:p><w:p><w:r><w:rPr><w:rFonts w:ascii="Courier New" w:cs="Courier New" w:eastAsia="Courier New" w:hAnsi="Courier New"/><w:sz w:val="18"/><w:szCs w:val="18"/></w:rPr><w:t xml:space="preserve">      &quot;startTime&quot;: &quot;2026-04-13T17:46:24.242Z&quot;,</w:t></w:r></w:p><w:p><w:r><w:rPr><w:rFonts w:ascii="Courier New" w:cs="Courier New" w:eastAsia="Courier New" w:hAnsi="Courier New"/><w:sz w:val="18"/><w:szCs w:val="18"/></w:rPr><w:t xml:space="preserve">      &quot;status&quot;: &quot;active&quot;,</w:t></w:r></w:p><w:p><w:r><w:rPr><w:rFonts w:ascii="Courier New" w:cs="Courier New" w:eastAsia="Courier New" w:hAnsi="Courier New"/><w:sz w:val="18"/><w:szCs w:val="18"/></w:rPr><w:t xml:space="preserve">      &quot;friendlyName&quot;: &quot;Planner&quot;,</w:t></w:r></w:p><w:p><w:r><w:rPr><w:rFonts w:ascii="Courier New" w:cs="Courier New" w:eastAsia="Courier New" w:hAnsi="Courier New"/><w:sz w:val="18"/><w:szCs w:val="18"/></w:rPr><w:t xml:space="preserve">      &quot;icon&quot;: &quot;terminal&quot;,</w:t></w:r></w:p><w:p><w:r><w:rPr><w:rFonts w:ascii="Courier New" w:cs="Courier New" w:eastAsia="Courier New" w:hAnsi="Courier New"/><w:sz w:val="18"/><w:szCs w:val="18"/></w:rPr><w:t xml:space="preserve">      &quot;color&quot;: &quot;cyan&quot;,</w:t></w:r></w:p><w:p><w:r><w:rPr><w:rFonts w:ascii="Courier New" w:cs="Courier New" w:eastAsia="Courier New" w:hAnsi="Courier New"/><w:sz w:val="18"/><w:szCs w:val="18"/></w:rPr><w:t xml:space="preserve">      &quot;lastSeen&quot;: &quot;2026-04-13T17:46:24.297Z&quot;,</w:t></w:r></w:p><w:p><w:r><w:rPr><w:rFonts w:ascii="Courier New" w:cs="Courier New" w:eastAsia="Courier New" w:hAnsi="Courier New"/><w:sz w:val="18"/><w:szCs w:val="18"/></w:rPr><w:t xml:space="preserve">      &quot;ideName&quot;: &quot;Visual Studio Code&quot;,</w:t></w:r></w:p><w:p><w:r><w:rPr><w:rFonts w:ascii="Courier New" w:cs="Courier New" w:eastAsia="Courier New" w:hAnsi="Courier New"/><w:sz w:val="18"/><w:szCs w:val="18"/></w:rPr><w:t xml:space="preserve">      &quot;activeWorkflow&quot;: null,</w:t></w:r></w:p><w:p><w:r><w:rPr><w:rFonts w:ascii="Courier New" w:cs="Courier New" w:eastAsia="Courier New" w:hAnsi="Courier New"/><w:sz w:val="18"/><w:szCs w:val="18"/></w:rPr><w:t xml:space="preserve">      &quot;currentStep&quot;: 0,</w:t></w:r></w:p><w:p><w:r><w:rPr><w:rFonts w:ascii="Courier New" w:cs="Courier New" w:eastAsia="Courier New" w:hAnsi="Courier New"/><w:sz w:val="18"/><w:szCs w:val="18"/></w:rPr><w:t xml:space="preserve">      &quot;activeWorkflowPhase&quot;: 0,</w:t></w:r></w:p><w:p><w:r><w:rPr><w:rFonts w:ascii="Courier New" w:cs="Courier New" w:eastAsia="Courier New" w:hAnsi="Courier New"/><w:sz w:val="18"/><w:szCs w:val="18"/></w:rPr><w:t xml:space="preserve">      &quot;activePersona&quot;: null,</w:t></w:r></w:p><w:p><w:r><w:rPr><w:rFonts w:ascii="Courier New" w:cs="Courier New" w:eastAsia="Courier New" w:hAnsi="Courier New"/><w:sz w:val="18"/><w:szCs w:val="18"/></w:rPr><w:t xml:space="preserve">      &quot;workflowToolInvocations&quot;: []</w:t></w:r></w:p><w:p><w:r><w:rPr><w:rFonts w:ascii="Courier New" w:cs="Courier New" w:eastAsia="Courier New" w:hAnsi="Courier New"/><w:sz w:val="18"/><w:szCs w:val="18"/></w:rPr><w:t xml:space="preserve">    },</w:t></w:r></w:p><w:p><w:r><w:rPr><w:rFonts w:ascii="Courier New" w:cs="Courier New" w:eastAsia="Courier New" w:hAnsi="Courier New"/><w:sz w:val="18"/><w:szCs w:val="18"/></w:rPr><w:t xml:space="preserve">    &quot;Reviewer&quot;: {</w:t></w:r></w:p><w:p><w:r><w:rPr><w:rFonts w:ascii="Courier New" w:cs="Courier New" w:eastAsia="Courier New" w:hAnsi="Courier New"/><w:sz w:val="18"/><w:szCs w:val="18"/></w:rPr><w:t xml:space="preserve">      &quot;role&quot;: &quot;reviewer&quot;,</w:t></w:r></w:p><w:p><w:r><w:rPr><w:rFonts w:ascii="Courier New" w:cs="Courier New" w:eastAsia="Courier New" w:hAnsi="Courier New"/><w:sz w:val="18"/><w:szCs w:val="18"/></w:rPr><w:t xml:space="preserve">      &quot;pid&quot;: 15764,</w:t></w:r></w:p><w:p><w:r><w:rPr><w:rFonts w:ascii="Courier New" w:cs="Courier New" w:eastAsia="Courier New" w:hAnsi="Courier New"/><w:sz w:val="18"/><w:szCs w:val="18"/></w:rPr><w:t xml:space="preserve">      &quot;childPid&quot;: 15764,</w:t></w:r></w:p><w:p><w:r><w:rPr><w:rFonts w:ascii="Courier New" w:cs="Courier New" w:eastAsia="Courier New" w:hAnsi="Courier New"/><w:sz w:val="18"/><w:szCs w:val="18"/></w:rPr><w:t xml:space="preserve">      &quot;startTime&quot;: &quot;2026-04-13T17:46:24.243Z&quot;,</w:t></w:r></w:p><w:p><w:r><w:rPr><w:rFonts w:ascii="Courier New" w:cs="Courier New" w:eastAsia="Courier New" w:hAnsi="Courier New"/><w:sz w:val="18"/><w:szCs w:val="18"/></w:rPr><w:t xml:space="preserve">      &quot;status&quot;: &quot;active&quot;,</w:t></w:r></w:p><w:p><w:r><w:rPr><w:rFonts w:ascii="Courier New" w:cs="Courier New" w:eastAsia="Courier New" w:hAnsi="Courier New"/><w:sz w:val="18"/><w:szCs w:val="18"/></w:rPr><w:t xml:space="preserve">      &quot;friendlyName&quot;: &quot;Reviewer&quot;,</w:t></w:r></w:p><w:p><w:r><w:rPr><w:rFonts w:ascii="Courier New" w:cs="Courier New" w:eastAsia="Courier New" w:hAnsi="Courier New"/><w:sz w:val="18"/><w:szCs w:val="18"/></w:rPr><w:t xml:space="preserve">      &quot;icon&quot;: &quot;terminal&quot;,</w:t></w:r></w:p><w:p><w:r><w:rPr><w:rFonts w:ascii="Courier New" w:cs="Courier New" w:eastAsia="Courier New" w:hAnsi="Courier New"/><w:sz w:val="18"/><w:szCs w:val="18"/></w:rPr><w:t xml:space="preserve">      &quot;color&quot;: &quot;cyan&quot;,</w:t></w:r></w:p><w:p><w:r><w:rPr><w:rFonts w:ascii="Courier New" w:cs="Courier New" w:eastAsia="Courier New" w:hAnsi="Courier New"/><w:sz w:val="18"/><w:szCs w:val="18"/></w:rPr><w:t xml:space="preserve">      &quot;lastSeen&quot;: &quot;2026-04-13T17:46:24.247Z&quot;,</w:t></w:r></w:p><w:p><w:r><w:rPr><w:rFonts w:ascii="Courier New" w:cs="Courier New" w:eastAsia="Courier New" w:hAnsi="Courier New"/><w:sz w:val="18"/><w:szCs w:val="18"/></w:rPr><w:t xml:space="preserve">      &quot;ideName&quot;: &quot;Visual Studio Code&quot;,</w:t></w:r></w:p><w:p><w:r><w:rPr><w:rFonts w:ascii="Courier New" w:cs="Courier New" w:eastAsia="Courier New" w:hAnsi="Courier New"/><w:sz w:val="18"/><w:szCs w:val="18"/></w:rPr><w:t xml:space="preserve">      &quot;activeWorkflow&quot;: null,</w:t></w:r></w:p><w:p><w:r><w:rPr><w:rFonts w:ascii="Courier New" w:cs="Courier New" w:eastAsia="Courier New" w:hAnsi="Courier New"/><w:sz w:val="18"/><w:szCs w:val="18"/></w:rPr><w:t xml:space="preserve">      &quot;currentStep&quot;: 0,</w:t></w:r></w:p><w:p><w:r><w:rPr><w:rFonts w:ascii="Courier New" w:cs="Courier New" w:eastAsia="Courier New" w:hAnsi="Courier New"/><w:sz w:val="18"/><w:szCs w:val="18"/></w:rPr><w:t xml:space="preserve">      &quot;activeWorkflowPhase&quot;: 0,</w:t></w:r></w:p><w:p><w:r><w:rPr><w:rFonts w:ascii="Courier New" w:cs="Courier New" w:eastAsia="Courier New" w:hAnsi="Courier New"/><w:sz w:val="18"/><w:szCs w:val="18"/></w:rPr><w:t xml:space="preserve">      &quot;activePersona&quot;: null,</w:t></w:r></w:p><w:p><w:r><w:rPr><w:rFonts w:ascii="Courier New" w:cs="Courier New" w:eastAsia="Courier New" w:hAnsi="Courier New"/><w:sz w:val="18"/><w:szCs w:val="18"/></w:rPr><w:t xml:space="preserve">      &quot;workflowToolInvocations&quot;: []</w:t></w:r></w:p><w:p><w:r><w:rPr><w:rFonts w:ascii="Courier New" w:cs="Courier New" w:eastAsia="Courier New" w:hAnsi="Courier New"/><w:sz w:val="18"/><w:szCs w:val="18"/></w:rPr><w:t xml:space="preserve">    },</w:t></w:r></w:p><w:p><w:r><w:rPr><w:rFonts w:ascii="Courier New" w:cs="Courier New" w:eastAsia="Courier New" w:hAnsi="Courier New"/><w:sz w:val="18"/><w:szCs w:val="18"/></w:rPr><w:t xml:space="preserve">    &quot;Analyst&quot;: {</w:t></w:r></w:p><w:p><w:r><w:rPr><w:rFonts w:ascii="Courier New" w:cs="Courier New" w:eastAsia="Courier New" w:hAnsi="Courier New"/><w:sz w:val="18"/><w:szCs w:val="18"/></w:rPr><w:t xml:space="preserve">      &quot;role&quot;: &quot;analyst&quot;,</w:t></w:r></w:p><w:p><w:r><w:rPr><w:rFonts w:ascii="Courier New" w:cs="Courier New" w:eastAsia="Courier New" w:hAnsi="Courier New"/><w:sz w:val="18"/><w:szCs w:val="18"/></w:rPr><w:t xml:space="preserve">      &quot;pid&quot;: 1580,</w:t></w:r></w:p><w:p><w:r><w:rPr><w:rFonts w:ascii="Courier New" w:cs="Courier New" w:eastAsia="Courier New" w:hAnsi="Courier New"/><w:sz w:val="18"/><w:szCs w:val="18"/></w:rPr><w:t xml:space="preserve">      &quot;childPid&quot;: 1580,</w:t></w:r></w:p><w:p><w:r><w:rPr><w:rFonts w:ascii="Courier New" w:cs="Courier New" w:eastAsia="Courier New" w:hAnsi="Courier New"/><w:sz w:val="18"/><w:szCs w:val="18"/></w:rPr><w:t xml:space="preserve">      &quot;startTime&quot;: &quot;2026-04-13T17:46:24.264Z&quot;,</w:t></w:r></w:p><w:p><w:r><w:rPr><w:rFonts w:ascii="Courier New" w:cs="Courier New" w:eastAsia="Courier New" w:hAnsi="Courier New"/><w:sz w:val="18"/><w:szCs w:val="18"/></w:rPr><w:t xml:space="preserve">      &quot;status&quot;: &quot;active&quot;,</w:t></w:r></w:p><w:p><w:r><w:rPr><w:rFonts w:ascii="Courier New" w:cs="Courier New" w:eastAsia="Courier New" w:hAnsi="Courier New"/><w:sz w:val="18"/><w:szCs w:val="18"/></w:rPr><w:t xml:space="preserve">      &quot;friendlyName&quot;: &quot;Analyst&quot;,</w:t></w:r></w:p><w:p><w:r><w:rPr><w:rFonts w:ascii="Courier New" w:cs="Courier New" w:eastAsia="Courier New" w:hAnsi="Courier New"/><w:sz w:val="18"/><w:szCs w:val="18"/></w:rPr><w:t xml:space="preserve">      &quot;icon&quot;: &quot;terminal&quot;,</w:t></w:r></w:p><w:p><w:r><w:rPr><w:rFonts w:ascii="Courier New" w:cs="Courier New" w:eastAsia="Courier New" w:hAnsi="Courier New"/><w:sz w:val="18"/><w:szCs w:val="18"/></w:rPr><w:t xml:space="preserve">      &quot;color&quot;: &quot;cyan&quot;,</w:t></w:r></w:p><w:p><w:r><w:rPr><w:rFonts w:ascii="Courier New" w:cs="Courier New" w:eastAsia="Courier New" w:hAnsi="Courier New"/><w:sz w:val="18"/><w:szCs w:val="18"/></w:rPr><w:t xml:space="preserve">      &quot;lastSeen&quot;: &quot;2026-04-13T17:46:24.265Z&quot;,</w:t></w:r></w:p><w:p><w:r><w:rPr><w:rFonts w:ascii="Courier New" w:cs="Courier New" w:eastAsia="Courier New" w:hAnsi="Courier New"/><w:sz w:val="18"/><w:szCs w:val="18"/></w:rPr><w:t xml:space="preserve">      &quot;ideName&quot;: &quot;Visual Studio Code&quot;,</w:t></w:r></w:p><w:p><w:r><w:rPr><w:rFonts w:ascii="Courier New" w:cs="Courier New" w:eastAsia="Courier New" w:hAnsi="Courier New"/><w:sz w:val="18"/><w:szCs w:val="18"/></w:rPr><w:t xml:space="preserve">      &quot;activeWorkflow&quot;: null,</w:t></w:r></w:p><w:p><w:r><w:rPr><w:rFonts w:ascii="Courier New" w:cs="Courier New" w:eastAsia="Courier New" w:hAnsi="Courier New"/><w:sz w:val="18"/><w:szCs w:val="18"/></w:rPr><w:t xml:space="preserve">      &quot;currentStep&quot;: 0,</w:t></w:r></w:p><w:p><w:r><w:rPr><w:rFonts w:ascii="Courier New" w:cs="Courier New" w:eastAsia="Courier New" w:hAnsi="Courier New"/><w:sz w:val="18"/><w:szCs w:val="18"/></w:rPr><w:t xml:space="preserve">      &quot;activeWorkflowPhase&quot;: 0,</w:t></w:r></w:p><w:p><w:r><w:rPr><w:rFonts w:ascii="Courier New" w:cs="Courier New" w:eastAsia="Courier New" w:hAnsi="Courier New"/><w:sz w:val="18"/><w:szCs w:val="18"/></w:rPr><w:t xml:space="preserve">      &quot;activePersona&quot;: null,</w:t></w:r></w:p><w:p><w:r><w:rPr><w:rFonts w:ascii="Courier New" w:cs="Courier New" w:eastAsia="Courier New" w:hAnsi="Courier New"/><w:sz w:val="18"/><w:szCs w:val="18"/></w:rPr><w:t xml:space="preserve">      &quot;workflowToolInvocations&quot;: []</w:t></w:r></w:p><w:p><w:r><w:rPr><w:rFonts w:ascii="Courier New" w:cs="Courier New" w:eastAsia="Courier New" w:hAnsi="Courier New"/><w:sz w:val="18"/><w:szCs w:val="18"/></w:rPr><w:t xml:space="preserve">    },</w:t></w:r></w:p><w:p><w:r><w:rPr><w:rFonts w:ascii="Courier New" w:cs="Courier New" w:eastAsia="Courier New" w:hAnsi="Courier New"/><w:sz w:val="18"/><w:szCs w:val="18"/></w:rPr><w:t xml:space="preserve">    &quot;Jules Monitor&quot;: {</w:t></w:r></w:p><w:p><w:r><w:rPr><w:rFonts w:ascii="Courier New" w:cs="Courier New" w:eastAsia="Courier New" w:hAnsi="Courier New"/><w:sz w:val="18"/><w:szCs w:val="18"/></w:rPr><w:t xml:space="preserve">      &quot;role&quot;: &quot;jules_monitor&quot;,</w:t></w:r></w:p><w:p><w:r><w:rPr><w:rFonts w:ascii="Courier New" w:cs="Courier New" w:eastAsia="Courier New" w:hAnsi="Courier New"/><w:sz w:val="18"/><w:szCs w:val="18"/></w:rPr><w:t xml:space="preserve">      &quot;pid&quot;: 20128,</w:t></w:r></w:p><w:p><w:r><w:rPr><w:rFonts w:ascii="Courier New" w:cs="Courier New" w:eastAsia="Courier New" w:hAnsi="Courier New"/><w:sz w:val="18"/><w:szCs w:val="18"/></w:rPr><w:t xml:space="preserve">      &quot;childPid&quot;: 20128,</w:t></w:r></w:p><w:p><w:r><w:rPr><w:rFonts w:ascii="Courier New" w:cs="Courier New" w:eastAsia="Courier New" w:hAnsi="Courier New"/><w:sz w:val="18"/><w:szCs w:val="18"/></w:rPr><w:t xml:space="preserve">      &quot;startTime&quot;: &quot;2026-04-13T17:46:24.232Z&quot;,</w:t></w:r></w:p><w:p><w:r><w:rPr><w:rFonts w:ascii="Courier New" w:cs="Courier New" w:eastAsia="Courier New" w:hAnsi="Courier New"/><w:sz w:val="18"/><w:szCs w:val="18"/></w:rPr><w:t xml:space="preserve">      &quot;status&quot;: &quot;active&quot;,</w:t></w:r></w:p><w:p><w:r><w:rPr><w:rFonts w:ascii="Courier New" w:cs="Courier New" w:eastAsia="Courier New" w:hAnsi="Courier New"/><w:sz w:val="18"/><w:szCs w:val="18"/></w:rPr><w:t xml:space="preserve">      &quot;friendlyName&quot;: &quot;Jules Monitor&quot;,</w:t></w:r></w:p><w:p><w:r><w:rPr><w:rFonts w:ascii="Courier New" w:cs="Courier New" w:eastAsia="Courier New" w:hAnsi="Courier New"/><w:sz w:val="18"/><w:szCs w:val="18"/></w:rPr><w:t xml:space="preserve">      &quot;icon&quot;: &quot;terminal&quot;,</w:t></w:r></w:p><w:p><w:r><w:rPr><w:rFonts w:ascii="Courier New" w:cs="Courier New" w:eastAsia="Courier New" w:hAnsi="Courier New"/><w:sz w:val="18"/><w:szCs w:val="18"/></w:rPr><w:t xml:space="preserve">      &quot;color&quot;: &quot;cyan&quot;,</w:t></w:r></w:p><w:p><w:r><w:rPr><w:rFonts w:ascii="Courier New" w:cs="Courier New" w:eastAsia="Courier New" w:hAnsi="Courier New"/><w:sz w:val="18"/><w:szCs w:val="18"/></w:rPr><w:t xml:space="preserve">      &quot;lastSeen&quot;: &quot;2026-04-13T17:46:24.235Z&quot;,</w:t></w:r></w:p><w:p><w:r><w:rPr><w:rFonts w:ascii="Courier New" w:cs="Courier New" w:eastAsia="Courier New" w:hAnsi="Courier New"/><w:sz w:val="18"/><w:szCs w:val="18"/></w:rPr><w:t xml:space="preserve">      &quot;ideName&quot;: &quot;Visual Studio Code&quot;,</w:t></w:r></w:p><w:p><w:r><w:rPr><w:rFonts w:ascii="Courier New" w:cs="Courier New" w:eastAsia="Courier New" w:hAnsi="Courier New"/><w:sz w:val="18"/><w:szCs w:val="18"/></w:rPr><w:t xml:space="preserve">      &quot;activeWorkflow&quot;: null,</w:t></w:r></w:p><w:p><w:r><w:rPr><w:rFonts w:ascii="Courier New" w:cs="Courier New" w:eastAsia="Courier New" w:hAnsi="Courier New"/><w:sz w:val="18"/><w:szCs w:val="18"/></w:rPr><w:t xml:space="preserve">      &quot;currentStep&quot;: 0,</w:t></w:r></w:p><w:p><w:r><w:rPr><w:rFonts w:ascii="Courier New" w:cs="Courier New" w:eastAsia="Courier New" w:hAnsi="Courier New"/><w:sz w:val="18"/><w:szCs w:val="18"/></w:rPr><w:t xml:space="preserve">      &quot;activeWorkflowPhase&quot;: 0,</w:t></w:r></w:p><w:p><w:r><w:rPr><w:rFonts w:ascii="Courier New" w:cs="Courier New" w:eastAsia="Courier New" w:hAnsi="Courier New"/><w:sz w:val="18"/><w:szCs w:val="18"/></w:rPr><w:t xml:space="preserve">      &quot;activePersona&quot;: null,</w:t></w:r></w:p><w:p><w:r><w:rPr><w:rFonts w:ascii="Courier New" w:cs="Courier New" w:eastAsia="Courier New" w:hAnsi="Courier New"/><w:sz w:val="18"/><w:szCs w:val="18"/></w:rPr><w:t xml:space="preserve">      &quot;workflowToolInvocations&quot;: []</w:t></w:r></w:p><w:p><w:r><w:rPr><w:rFonts w:ascii="Courier New" w:cs="Courier New" w:eastAsia="Courier New" w:hAnsi="Courier New"/><w:sz w:val="18"/><w:szCs w:val="18"/></w:rPr><w:t xml:space="preserve">    }</w:t></w:r></w:p><w:p><w:r><w:rPr><w:rFonts w:ascii="Courier New" w:cs="Courier New" w:eastAsia="Courier New" w:hAnsi="Courier New"/><w:sz w:val="18"/><w:szCs w:val="18"/></w:rPr><w:t xml:space="preserve">  },</w:t></w:r></w:p><w:p><w:r><w:rPr><w:rFonts w:ascii="Courier New" w:cs="Courier New" w:eastAsia="Courier New" w:hAnsi="Courier New"/><w:sz w:val="18"/><w:szCs w:val="18"/></w:rPr><w:t xml:space="preserve">  &quot;chatAgents&quot;: {},</w:t></w:r></w:p><w:p><w:r><w:rPr><w:rFonts w:ascii="Courier New" w:cs="Courier New" w:eastAsia="Courier New" w:hAnsi="Courier New"/><w:sz w:val="18"/><w:szCs w:val="18"/></w:rPr><w:t xml:space="preserve">  &quot;teams&quot;: {},</w:t></w:r></w:p><w:p><w:r><w:rPr><w:rFonts w:ascii="Courier New" w:cs="Courier New" w:eastAsia="Courier New" w:hAnsi="Courier New"/><w:sz w:val="18"/><w:szCs w:val="18"/></w:rPr><w:t xml:space="preserve">  &quot;startupCommands&quot;: {</w:t></w:r></w:p><w:p><w:r><w:rPr><w:rFonts w:ascii="Courier New" w:cs="Courier New" w:eastAsia="Courier New" w:hAnsi="Courier New"/><w:sz w:val="18"/><w:szCs w:val="18"/></w:rPr><w:t xml:space="preserve">    &quot;lead&quot;: &quot;gemini --approval-mode yolo --model pro&quot;,</w:t></w:r></w:p><w:p><w:r><w:rPr><w:rFonts w:ascii="Courier New" w:cs="Courier New" w:eastAsia="Courier New" w:hAnsi="Courier New"/><w:sz w:val="18"/><w:szCs w:val="18"/></w:rPr><w:t xml:space="preserve">    &quot;coder&quot;: &quot;qwen --yolo --model coder-model&quot;,</w:t></w:r></w:p><w:p><w:r><w:rPr><w:rFonts w:ascii="Courier New" w:cs="Courier New" w:eastAsia="Courier New" w:hAnsi="Courier New"/><w:sz w:val="18"/><w:szCs w:val="18"/></w:rPr><w:t xml:space="preserve">    &quot;reviewer&quot;: &quot;claude --model sonnet --dangerously-skip-permissions&quot;,</w:t></w:r></w:p><w:p><w:r><w:rPr><w:rFonts w:ascii="Courier New" w:cs="Courier New" w:eastAsia="Courier New" w:hAnsi="Courier New"/><w:sz w:val="18"/><w:szCs w:val="18"/></w:rPr><w:t xml:space="preserve">    &quot;planner&quot;: &quot;claude --model opus --dangerously-skip-permissions&quot;,</w:t></w:r></w:p><w:p><w:r><w:rPr><w:rFonts w:ascii="Courier New" w:cs="Courier New" w:eastAsia="Courier New" w:hAnsi="Courier New"/><w:sz w:val="18"/><w:szCs w:val="18"/></w:rPr><w:t xml:space="preserve">    &quot;analyst&quot;: &quot;qwen --yolo&quot;</w:t></w:r></w:p><w:p><w:r><w:rPr><w:rFonts w:ascii="Courier New" w:cs="Courier New" w:eastAsia="Courier New" w:hAnsi="Courier New"/><w:sz w:val="18"/><w:szCs w:val="18"/></w:rPr><w:t xml:space="preserve">  },</w:t></w:r></w:p><w:p><w:r><w:rPr><w:rFonts w:ascii="Courier New" w:cs="Courier New" w:eastAsia="Courier New" w:hAnsi="Courier New"/><w:sz w:val="18"/><w:szCs w:val="18"/></w:rPr><w:t xml:space="preserve">  &quot;visibleAgents&quot;: {</w:t></w:r></w:p><w:p><w:r><w:rPr><w:rFonts w:ascii="Courier New" w:cs="Courier New" w:eastAsia="Courier New" w:hAnsi="Courier New"/><w:sz w:val="18"/><w:szCs w:val="18"/></w:rPr><w:t xml:space="preserve">    &quot;lead&quot;: true,</w:t></w:r></w:p><w:p><w:r><w:rPr><w:rFonts w:ascii="Courier New" w:cs="Courier New" w:eastAsia="Courier New" w:hAnsi="Courier New"/><w:sz w:val="18"/><w:szCs w:val="18"/></w:rPr><w:t xml:space="preserve">    &quot;coder&quot;: true,</w:t></w:r></w:p><w:p><w:r><w:rPr><w:rFonts w:ascii="Courier New" w:cs="Courier New" w:eastAsia="Courier New" w:hAnsi="Courier New"/><w:sz w:val="18"/><w:szCs w:val="18"/></w:rPr><w:t xml:space="preserve">    &quot;reviewer&quot;: true,</w:t></w:r></w:p><w:p><w:r><w:rPr><w:rFonts w:ascii="Courier New" w:cs="Courier New" w:eastAsia="Courier New" w:hAnsi="Courier New"/><w:sz w:val="18"/><w:szCs w:val="18"/></w:rPr><w:t xml:space="preserve">    &quot;planner&quot;: true,</w:t></w:r></w:p><w:p><w:r><w:rPr><w:rFonts w:ascii="Courier New" w:cs="Courier New" w:eastAsia="Courier New" w:hAnsi="Courier New"/><w:sz w:val="18"/><w:szCs w:val="18"/></w:rPr><w:t xml:space="preserve">    &quot;analyst&quot;: true,</w:t></w:r></w:p><w:p><w:r><w:rPr><w:rFonts w:ascii="Courier New" w:cs="Courier New" w:eastAsia="Courier New" w:hAnsi="Courier New"/><w:sz w:val="18"/><w:szCs w:val="18"/></w:rPr><w:t xml:space="preserve">    &quot;jules&quot;: true</w:t></w:r></w:p><w:p><w:r><w:rPr><w:rFonts w:ascii="Courier New" w:cs="Courier New" w:eastAsia="Courier New" w:hAnsi="Courier New"/><w:sz w:val="18"/><w:szCs w:val="18"/></w:rPr><w:t xml:space="preserve">  },</w:t></w:r></w:p><w:p><w:r><w:rPr><w:rFonts w:ascii="Courier New" w:cs="Courier New" w:eastAsia="Courier New" w:hAnsi="Courier New"/><w:sz w:val="18"/><w:szCs w:val="18"/></w:rPr><w:t xml:space="preserve">  &quot;customAgents&quot;: [],</w:t></w:r></w:p><w:p><w:r><w:rPr><w:rFonts w:ascii="Courier New" w:cs="Courier New" w:eastAsia="Courier New" w:hAnsi="Courier New"/><w:sz w:val="18"/><w:szCs w:val="18"/></w:rPr><w:t xml:space="preserve">  &quot;julesSessions&quot;: [],</w:t></w:r></w:p><w:p><w:r><w:rPr><w:rFonts w:ascii="Courier New" w:cs="Courier New" w:eastAsia="Courier New" w:hAnsi="Courier New"/><w:sz w:val="18"/><w:szCs w:val="18"/></w:rPr><w:t xml:space="preserve">  &quot;julesPollingDegraded&quot;: false,</w:t></w:r></w:p><w:p><w:r><w:rPr><w:rFonts w:ascii="Courier New" w:cs="Courier New" w:eastAsia="Courier New" w:hAnsi="Courier New"/><w:sz w:val="18"/><w:szCs w:val="18"/></w:rPr><w:t xml:space="preserve">  &quot;julesPollingLastCheckedAt&quot;: &quot;2026-04-13T17:46:31.038Z&quot;,</w:t></w:r></w:p><w:p><w:r><w:rPr><w:rFonts w:ascii="Courier New" w:cs="Courier New" w:eastAsia="Courier New" w:hAnsi="Courier New"/><w:sz w:val="18"/><w:szCs w:val="18"/></w:rPr><w:t xml:space="preserve">  &quot;julesPollingDegradedAt&quot;: &quot;2026-04-12T14:50:37.112Z&quot;</w:t></w:r></w:p><w:p><w:r><w:rPr><w:rFonts w:ascii="Courier New" w:cs="Courier New" w:eastAsia="Courier New" w:hAnsi="Courier New"/><w:sz w:val="18"/><w:szCs w:val="18"/></w:rPr><w:t xml:space="preserve">}</w:t></w:r></w:p><w:p><w:r><w:rPr><w:rFonts w:ascii="Courier New" w:cs="Courier New" w:eastAsia="Courier New" w:hAnsi="Courier New"/><w:b/><w:bCs/><w:color w:val="666666"/><w:sz w:val="18"/><w:szCs w:val="18"/></w:rPr><w:t xml:space="preserve">--- END FILE: .switchboard/state.json ---</w:t></w:r></w:p><w:p><w:r><w:rPr><w:rFonts w:ascii="Courier New" w:cs="Courier New" w:eastAsia="Courier New" w:hAnsi="Courier New"/><w:sz w:val="18"/><w:szCs w:val="18"/></w:rPr><w:t xml:space="preserve"></w:t></w:r></w:p><w:p><w:r><w:rPr><w:rFonts w:ascii="Courier New" w:cs="Courier New" w:eastAsia="Courier New" w:hAnsi="Courier New"/><w:b/><w:bCs/><w:color w:val="666666"/><w:sz w:val="18"/><w:szCs w:val="18"/></w:rPr><w:t xml:space="preserve">--- BEGIN FILE: .switchboard/workspace_identity.json ---</w:t></w:r></w:p><w:p><w:r><w:rPr><w:rFonts w:ascii="Courier New" w:cs="Courier New" w:eastAsia="Courier New" w:hAnsi="Courier New"/><w:sz w:val="18"/><w:szCs w:val="18"/></w:rPr><w:t xml:space="preserve">{</w:t></w:r></w:p><w:p><w:r><w:rPr><w:rFonts w:ascii="Courier New" w:cs="Courier New" w:eastAsia="Courier New" w:hAnsi="Courier New"/><w:sz w:val="18"/><w:szCs w:val="18"/></w:rPr><w:t xml:space="preserve">  &quot;workspaceId&quot;: &quot;a27e17c4-d1d7-400c-9e6a-f6141bdfec6b&quot;,</w:t></w:r></w:p><w:p><w:r><w:rPr><w:rFonts w:ascii="Courier New" w:cs="Courier New" w:eastAsia="Courier New" w:hAnsi="Courier New"/><w:sz w:val="18"/><w:szCs w:val="18"/></w:rPr><w:t xml:space="preserve">  &quot;createdAt&quot;: &quot;2026-04-11T17:32:05.597Z&quot;</w:t></w:r></w:p><w:p><w:r><w:rPr><w:rFonts w:ascii="Courier New" w:cs="Courier New" w:eastAsia="Courier New" w:hAnsi="Courier New"/><w:sz w:val="18"/><w:szCs w:val="18"/></w:rPr><w:t xml:space="preserve">}</w:t></w:r></w:p><w:p><w:r><w:rPr><w:rFonts w:ascii="Courier New" w:cs="Courier New" w:eastAsia="Courier New" w:hAnsi="Courier New"/><w:b/><w:bCs/><w:color w:val="666666"/><w:sz w:val="18"/><w:szCs w:val="18"/></w:rPr><w:t xml:space="preserve">--- END FILE: .switchboard/workspace_identity.json ---</w:t></w:r></w:p><w:p><w:r><w:rPr><w:rFonts w:ascii="Courier New" w:cs="Courier New" w:eastAsia="Courier New" w:hAnsi="Courier New"/><w:sz w:val="18"/><w:szCs w:val="18"/></w:rPr><w:t xml:space="preserve"></w:t></w:r></w:p><w:p><w:r><w:rPr><w:rFonts w:ascii="Courier New" w:cs="Courier New" w:eastAsia="Courier New" w:hAnsi="Courier New"/><w:b/><w:bCs/><w:color w:val="666666"/><w:sz w:val="18"/><w:szCs w:val="18"/></w:rPr><w:t xml:space="preserve">--- BEGIN FILE: config/__init__.py ---</w:t></w:r></w:p><w:p><w:r><w:rPr><w:rFonts w:ascii="Courier New" w:cs="Courier New" w:eastAsia="Courier New" w:hAnsi="Courier New"/><w:sz w:val="18"/><w:szCs w:val="18"/></w:rPr><w:t xml:space="preserve"></w:t></w:r></w:p><w:p><w:r><w:rPr><w:rFonts w:ascii="Courier New" w:cs="Courier New" w:eastAsia="Courier New" w:hAnsi="Courier New"/><w:b/><w:bCs/><w:color w:val="666666"/><w:sz w:val="18"/><w:szCs w:val="18"/></w:rPr><w:t xml:space="preserve">--- END FILE: config/__init__.py ---</w:t></w:r></w:p><w:p><w:r><w:rPr><w:rFonts w:ascii="Courier New" w:cs="Courier New" w:eastAsia="Courier New" w:hAnsi="Courier New"/><w:sz w:val="18"/><w:szCs w:val="18"/></w:rPr><w:t xml:space="preserve"></w:t></w:r></w:p><w:p><w:r><w:rPr><w:rFonts w:ascii="Courier New" w:cs="Courier New" w:eastAsia="Courier New" w:hAnsi="Courier New"/><w:b/><w:bCs/><w:color w:val="666666"/><w:sz w:val="18"/><w:szCs w:val="18"/></w:rPr><w:t xml:space="preserve">--- BEGIN FILE: config/settings.py ---</w:t></w:r></w:p><w:p><w:r><w:rPr><w:rFonts w:ascii="Courier New" w:cs="Courier New" w:eastAsia="Courier New" w:hAnsi="Courier New"/><w:sz w:val="18"/><w:szCs w:val="18"/></w:rPr><w:t xml:space="preserve">&quot;&quot;&quot;</w:t></w:r></w:p><w:p><w:r><w:rPr><w:rFonts w:ascii="Courier New" w:cs="Courier New" w:eastAsia="Courier New" w:hAnsi="Courier New"/><w:sz w:val="18"/><w:szCs w:val="18"/></w:rPr><w:t xml:space="preserve">Configurações centralizadas do TradeSystem5000.</w:t></w:r></w:p><w:p><w:r><w:rPr><w:rFonts w:ascii="Courier New" w:cs="Courier New" w:eastAsia="Courier New" w:hAnsi="Courier New"/><w:sz w:val="18"/><w:szCs w:val="18"/></w:rPr><w:t xml:space="preserve"></w:t></w:r></w:p><w:p><w:r><w:rPr><w:rFonts w:ascii="Courier New" w:cs="Courier New" w:eastAsia="Courier New" w:hAnsi="Courier New"/><w:sz w:val="18"/><w:szCs w:val="18"/></w:rPr><w:t xml:space="preserve">Credenciais sensíveis são lidas de variáveis de ambiente.</w:t></w:r></w:p><w:p><w:r><w:rPr><w:rFonts w:ascii="Courier New" w:cs="Courier New" w:eastAsia="Courier New" w:hAnsi="Courier New"/><w:sz w:val="18"/><w:szCs w:val="18"/></w:rPr><w:t xml:space="preserve">Parâmetros de trading e risco são definidos aqui como constantes.</w:t></w:r></w:p><w:p><w:r><w:rPr><w:rFonts w:ascii="Courier New" w:cs="Courier New" w:eastAsia="Courier New" w:hAnsi="Courier New"/><w:sz w:val="18"/><w:szCs w:val="18"/></w:rPr><w:t xml:space="preserve">&quot;&quot;&quot;</w:t></w:r></w:p><w:p><w:r><w:rPr><w:rFonts w:ascii="Courier New" w:cs="Courier New" w:eastAsia="Courier New" w:hAnsi="Courier New"/><w:sz w:val="18"/><w:szCs w:val="18"/></w:rPr><w:t xml:space="preserve"></w:t></w:r></w:p><w:p><w:r><w:rPr><w:rFonts w:ascii="Courier New" w:cs="Courier New" w:eastAsia="Courier New" w:hAnsi="Courier New"/><w:sz w:val="18"/><w:szCs w:val="18"/></w:rPr><w:t xml:space="preserve">from __future__ import annotations</w:t></w:r></w:p><w:p><w:r><w:rPr><w:rFonts w:ascii="Courier New" w:cs="Courier New" w:eastAsia="Courier New" w:hAnsi="Courier New"/><w:sz w:val="18"/><w:szCs w:val="18"/></w:rPr><w:t xml:space="preserve"></w:t></w:r></w:p><w:p><w:r><w:rPr><w:rFonts w:ascii="Courier New" w:cs="Courier New" w:eastAsia="Courier New" w:hAnsi="Courier New"/><w:sz w:val="18"/><w:szCs w:val="18"/></w:rPr><w:t xml:space="preserve">import os</w:t></w:r></w:p><w:p><w:r><w:rPr><w:rFonts w:ascii="Courier New" w:cs="Courier New" w:eastAsia="Courier New" w:hAnsi="Courier New"/><w:sz w:val="18"/><w:szCs w:val="18"/></w:rPr><w:t xml:space="preserve">from dataclasses import dataclass, field</w:t></w:r></w:p><w:p><w:r><w:rPr><w:rFonts w:ascii="Courier New" w:cs="Courier New" w:eastAsia="Courier New" w:hAnsi="Courier New"/><w:sz w:val="18"/><w:szCs w:val="18"/></w:rPr><w:t xml:space="preserve">from pathlib import Path</w:t></w:r></w:p><w:p><w:r><w:rPr><w:rFonts w:ascii="Courier New" w:cs="Courier New" w:eastAsia="Courier New" w:hAnsi="Courier New"/><w:sz w:val="18"/><w:szCs w:val="18"/></w:rPr><w:t xml:space="preserve"></w:t></w:r></w:p><w:p><w:r><w:rPr><w:rFonts w:ascii="Courier New" w:cs="Courier New" w:eastAsia="Courier New" w:hAnsi="Courier New"/><w:sz w:val="18"/><w:szCs w:val="18"/></w:rPr><w:t xml:space="preserve"># ---------------------------------------------------------------------------</w:t></w:r></w:p><w:p><w:r><w:rPr><w:rFonts w:ascii="Courier New" w:cs="Courier New" w:eastAsia="Courier New" w:hAnsi="Courier New"/><w:sz w:val="18"/><w:szCs w:val="18"/></w:rPr><w:t xml:space="preserve"># Diretórios</w:t></w:r></w:p><w:p><w:r><w:rPr><w:rFonts w:ascii="Courier New" w:cs="Courier New" w:eastAsia="Courier New" w:hAnsi="Courier New"/><w:sz w:val="18"/><w:szCs w:val="18"/></w:rPr><w:t xml:space="preserve"># ---------------------------------------------------------------------------</w:t></w:r></w:p><w:p><w:r><w:rPr><w:rFonts w:ascii="Courier New" w:cs="Courier New" w:eastAsia="Courier New" w:hAnsi="Courier New"/><w:sz w:val="18"/><w:szCs w:val="18"/></w:rPr><w:t xml:space="preserve">PROJECT_ROOT = Path(__file__).resolve().parent.parent</w:t></w:r></w:p><w:p><w:r><w:rPr><w:rFonts w:ascii="Courier New" w:cs="Courier New" w:eastAsia="Courier New" w:hAnsi="Courier New"/><w:sz w:val="18"/><w:szCs w:val="18"/></w:rPr><w:t xml:space="preserve">DATA_DIR = PROJECT_ROOT / &quot;data&quot;</w:t></w:r></w:p><w:p><w:r><w:rPr><w:rFonts w:ascii="Courier New" w:cs="Courier New" w:eastAsia="Courier New" w:hAnsi="Courier New"/><w:sz w:val="18"/><w:szCs w:val="18"/></w:rPr><w:t xml:space="preserve">RAW_DATA_DIR = DATA_DIR / &quot;raw&quot;</w:t></w:r></w:p><w:p><w:r><w:rPr><w:rFonts w:ascii="Courier New" w:cs="Courier New" w:eastAsia="Courier New" w:hAnsi="Courier New"/><w:sz w:val="18"/><w:szCs w:val="18"/></w:rPr><w:t xml:space="preserve">PROCESSED_DATA_DIR = DATA_DIR / &quot;processed&quot;</w:t></w:r></w:p><w:p><w:r><w:rPr><w:rFonts w:ascii="Courier New" w:cs="Courier New" w:eastAsia="Courier New" w:hAnsi="Courier New"/><w:sz w:val="18"/><w:szCs w:val="18"/></w:rPr><w:t xml:space="preserve">SAMPLES_DATA_DIR = DATA_DIR / &quot;samples&quot;</w:t></w:r></w:p><w:p><w:r><w:rPr><w:rFonts w:ascii="Courier New" w:cs="Courier New" w:eastAsia="Courier New" w:hAnsi="Courier New"/><w:sz w:val="18"/><w:szCs w:val="18"/></w:rPr><w:t xml:space="preserve">LOG_DIR = PROJECT_ROOT / &quot;logs&quot;</w:t></w:r></w:p><w:p><w:r><w:rPr><w:rFonts w:ascii="Courier New" w:cs="Courier New" w:eastAsia="Courier New" w:hAnsi="Courier New"/><w:sz w:val="18"/><w:szCs w:val="18"/></w:rPr><w:t xml:space="preserve">DB_PATH = PROJECT_ROOT / &quot;data&quot; / &quot;tradesystem.db&quot;</w:t></w:r></w:p><w:p><w:r><w:rPr><w:rFonts w:ascii="Courier New" w:cs="Courier New" w:eastAsia="Courier New" w:hAnsi="Courier New"/><w:sz w:val="18"/><w:szCs w:val="18"/></w:rPr><w:t xml:space="preserve"></w:t></w:r></w:p><w:p><w:r><w:rPr><w:rFonts w:ascii="Courier New" w:cs="Courier New" w:eastAsia="Courier New" w:hAnsi="Courier New"/><w:sz w:val="18"/><w:szCs w:val="18"/></w:rPr><w:t xml:space="preserve"># Garante que diretórios existam</w:t></w:r></w:p><w:p><w:r><w:rPr><w:rFonts w:ascii="Courier New" w:cs="Courier New" w:eastAsia="Courier New" w:hAnsi="Courier New"/><w:sz w:val="18"/><w:szCs w:val="18"/></w:rPr><w:t xml:space="preserve">for _d in (RAW_DATA_DIR, PROCESSED_DATA_DIR, SAMPLES_DATA_DIR, LOG_DIR):</w:t></w:r></w:p><w:p><w:r><w:rPr><w:rFonts w:ascii="Courier New" w:cs="Courier New" w:eastAsia="Courier New" w:hAnsi="Courier New"/><w:sz w:val="18"/><w:szCs w:val="18"/></w:rPr><w:t xml:space="preserve">    _d.mkdir(parents=True, exist_ok=True)</w:t></w:r></w:p><w:p><w:r><w:rPr><w:rFonts w:ascii="Courier New" w:cs="Courier New" w:eastAsia="Courier New" w:hAnsi="Courier New"/><w:sz w:val="18"/><w:szCs w:val="18"/></w:rPr><w:t xml:space="preserve"></w:t></w:r></w:p><w:p><w:r><w:rPr><w:rFonts w:ascii="Courier New" w:cs="Courier New" w:eastAsia="Courier New" w:hAnsi="Courier New"/><w:sz w:val="18"/><w:szCs w:val="18"/></w:rPr><w:t xml:space="preserve"></w:t></w:r></w:p><w:p><w:r><w:rPr><w:rFonts w:ascii="Courier New" w:cs="Courier New" w:eastAsia="Courier New" w:hAnsi="Courier New"/><w:sz w:val="18"/><w:szCs w:val="18"/></w:rPr><w:t xml:space="preserve"># ---------------------------------------------------------------------------</w:t></w:r></w:p><w:p><w:r><w:rPr><w:rFonts w:ascii="Courier New" w:cs="Courier New" w:eastAsia="Courier New" w:hAnsi="Courier New"/><w:sz w:val="18"/><w:szCs w:val="18"/></w:rPr><w:t xml:space="preserve"># MT5</w:t></w:r></w:p><w:p><w:r><w:rPr><w:rFonts w:ascii="Courier New" w:cs="Courier New" w:eastAsia="Courier New" w:hAnsi="Courier New"/><w:sz w:val="18"/><w:szCs w:val="18"/></w:rPr><w:t xml:space="preserve"># ---------------------------------------------------------------------------</w:t></w:r></w:p><w:p><w:r><w:rPr><w:rFonts w:ascii="Courier New" w:cs="Courier New" w:eastAsia="Courier New" w:hAnsi="Courier New"/><w:sz w:val="18"/><w:szCs w:val="18"/></w:rPr><w:t xml:space="preserve">@dataclass(frozen=True)</w:t></w:r></w:p><w:p><w:r><w:rPr><w:rFonts w:ascii="Courier New" w:cs="Courier New" w:eastAsia="Courier New" w:hAnsi="Courier New"/><w:sz w:val="18"/><w:szCs w:val="18"/></w:rPr><w:t xml:space="preserve">class MT5Config:</w:t></w:r></w:p><w:p><w:r><w:rPr><w:rFonts w:ascii="Courier New" w:cs="Courier New" w:eastAsia="Courier New" w:hAnsi="Courier New"/><w:sz w:val="18"/><w:szCs w:val="18"/></w:rPr><w:t xml:space="preserve">    &quot;&quot;&quot;Configuração de conexão com o MetaTrader 5.&quot;&quot;&quot;</w:t></w:r></w:p><w:p><w:r><w:rPr><w:rFonts w:ascii="Courier New" w:cs="Courier New" w:eastAsia="Courier New" w:hAnsi="Courier New"/><w:sz w:val="18"/><w:szCs w:val="18"/></w:rPr><w:t xml:space="preserve"></w:t></w:r></w:p><w:p><w:r><w:rPr><w:rFonts w:ascii="Courier New" w:cs="Courier New" w:eastAsia="Courier New" w:hAnsi="Courier New"/><w:sz w:val="18"/><w:szCs w:val="18"/></w:rPr><w:t xml:space="preserve">    login: int = int(os.getenv(&quot;MT5_LOGIN&quot;, &quot;0&quot;))</w:t></w:r></w:p><w:p><w:r><w:rPr><w:rFonts w:ascii="Courier New" w:cs="Courier New" w:eastAsia="Courier New" w:hAnsi="Courier New"/><w:sz w:val="18"/><w:szCs w:val="18"/></w:rPr><w:t xml:space="preserve">    password: str = os.getenv(&quot;MT5_PASSWORD&quot;, &quot;&quot;)</w:t></w:r></w:p><w:p><w:r><w:rPr><w:rFonts w:ascii="Courier New" w:cs="Courier New" w:eastAsia="Courier New" w:hAnsi="Courier New"/><w:sz w:val="18"/><w:szCs w:val="18"/></w:rPr><w:t xml:space="preserve">    server: str = os.getenv(&quot;MT5_SERVER&quot;, &quot;&quot;)</w:t></w:r></w:p><w:p><w:r><w:rPr><w:rFonts w:ascii="Courier New" w:cs="Courier New" w:eastAsia="Courier New" w:hAnsi="Courier New"/><w:sz w:val="18"/><w:szCs w:val="18"/></w:rPr><w:t xml:space="preserve">    path: str = os.getenv(&quot;MT5_PATH&quot;, &quot;&quot;)  # caminho do terminal64.exe</w:t></w:r></w:p><w:p><w:r><w:rPr><w:rFonts w:ascii="Courier New" w:cs="Courier New" w:eastAsia="Courier New" w:hAnsi="Courier New"/><w:sz w:val="18"/><w:szCs w:val="18"/></w:rPr><w:t xml:space="preserve">    timeout: int = int(os.getenv(&quot;MT5_TIMEOUT&quot;, &quot;10000&quot;))</w:t></w:r></w:p><w:p><w:r><w:rPr><w:rFonts w:ascii="Courier New" w:cs="Courier New" w:eastAsia="Courier New" w:hAnsi="Courier New"/><w:sz w:val="18"/><w:szCs w:val="18"/></w:rPr><w:t xml:space="preserve">    max_retries: int = 3</w:t></w:r></w:p><w:p><w:r><w:rPr><w:rFonts w:ascii="Courier New" w:cs="Courier New" w:eastAsia="Courier New" w:hAnsi="Courier New"/><w:sz w:val="18"/><w:szCs w:val="18"/></w:rPr><w:t xml:space="preserve">    retry_delay: float = 2.0  # segundos entre tentativas</w:t></w:r></w:p><w:p><w:r><w:rPr><w:rFonts w:ascii="Courier New" w:cs="Courier New" w:eastAsia="Courier New" w:hAnsi="Courier New"/><w:sz w:val="18"/><w:szCs w:val="18"/></w:rPr><w:t xml:space="preserve"></w:t></w:r></w:p><w:p><w:r><w:rPr><w:rFonts w:ascii="Courier New" w:cs="Courier New" w:eastAsia="Courier New" w:hAnsi="Courier New"/><w:sz w:val="18"/><w:szCs w:val="18"/></w:rPr><w:t xml:space="preserve"></w:t></w:r></w:p><w:p><w:r><w:rPr><w:rFonts w:ascii="Courier New" w:cs="Courier New" w:eastAsia="Courier New" w:hAnsi="Courier New"/><w:sz w:val="18"/><w:szCs w:val="18"/></w:rPr><w:t xml:space="preserve"># ---------------------------------------------------------------------------</w:t></w:r></w:p><w:p><w:r><w:rPr><w:rFonts w:ascii="Courier New" w:cs="Courier New" w:eastAsia="Courier New" w:hAnsi="Courier New"/><w:sz w:val="18"/><w:szCs w:val="18"/></w:rPr><w:t xml:space="preserve"># Símbolos e Timeframes</w:t></w:r></w:p><w:p><w:r><w:rPr><w:rFonts w:ascii="Courier New" w:cs="Courier New" w:eastAsia="Courier New" w:hAnsi="Courier New"/><w:sz w:val="18"/><w:szCs w:val="18"/></w:rPr><w:t xml:space="preserve"># ---------------------------------------------------------------------------</w:t></w:r></w:p><w:p><w:r><w:rPr><w:rFonts w:ascii="Courier New" w:cs="Courier New" w:eastAsia="Courier New" w:hAnsi="Courier New"/><w:sz w:val="18"/><w:szCs w:val="18"/></w:rPr><w:t xml:space="preserve">DEFAULT_SYMBOLS: list[str] = [</w:t></w:r></w:p><w:p><w:r><w:rPr><w:rFonts w:ascii="Courier New" w:cs="Courier New" w:eastAsia="Courier New" w:hAnsi="Courier New"/><w:sz w:val="18"/><w:szCs w:val="18"/></w:rPr><w:t xml:space="preserve">    &quot;PETR4&quot;,</w:t></w:r></w:p><w:p><w:r><w:rPr><w:rFonts w:ascii="Courier New" w:cs="Courier New" w:eastAsia="Courier New" w:hAnsi="Courier New"/><w:sz w:val="18"/><w:szCs w:val="18"/></w:rPr><w:t xml:space="preserve">    &quot;VALE3&quot;,</w:t></w:r></w:p><w:p><w:r><w:rPr><w:rFonts w:ascii="Courier New" w:cs="Courier New" w:eastAsia="Courier New" w:hAnsi="Courier New"/><w:sz w:val="18"/><w:szCs w:val="18"/></w:rPr><w:t xml:space="preserve">    &quot;WINFUT&quot;,</w:t></w:r></w:p><w:p><w:r><w:rPr><w:rFonts w:ascii="Courier New" w:cs="Courier New" w:eastAsia="Courier New" w:hAnsi="Courier New"/><w:sz w:val="18"/><w:szCs w:val="18"/></w:rPr><w:t xml:space="preserve">    &quot;WDOFUT&quot;,</w:t></w:r></w:p><w:p><w:r><w:rPr><w:rFonts w:ascii="Courier New" w:cs="Courier New" w:eastAsia="Courier New" w:hAnsi="Courier New"/><w:sz w:val="18"/><w:szCs w:val="18"/></w:rPr><w:t xml:space="preserve">]</w:t></w:r></w:p><w:p><w:r><w:rPr><w:rFonts w:ascii="Courier New" w:cs="Courier New" w:eastAsia="Courier New" w:hAnsi="Courier New"/><w:sz w:val="18"/><w:szCs w:val="18"/></w:rPr><w:t xml:space="preserve"></w:t></w:r></w:p><w:p><w:r><w:rPr><w:rFonts w:ascii="Courier New" w:cs="Courier New" w:eastAsia="Courier New" w:hAnsi="Courier New"/><w:sz w:val="18"/><w:szCs w:val="18"/></w:rPr><w:t xml:space="preserve"># Timeframes MT5 (constantes numéricas do MetaTrader5)</w:t></w:r></w:p><w:p><w:r><w:rPr><w:rFonts w:ascii="Courier New" w:cs="Courier New" w:eastAsia="Courier New" w:hAnsi="Courier New"/><w:sz w:val="18"/><w:szCs w:val="18"/></w:rPr><w:t xml:space="preserve"># 1=M1, 5=M5, 15=M15, 60=H1, 1440=D1</w:t></w:r></w:p><w:p><w:r><w:rPr><w:rFonts w:ascii="Courier New" w:cs="Courier New" w:eastAsia="Courier New" w:hAnsi="Courier New"/><w:sz w:val="18"/><w:szCs w:val="18"/></w:rPr><w:t xml:space="preserve">DEFAULT_TIMEFRAME: int = 5  # M5</w:t></w:r></w:p><w:p><w:r><w:rPr><w:rFonts w:ascii="Courier New" w:cs="Courier New" w:eastAsia="Courier New" w:hAnsi="Courier New"/><w:sz w:val="18"/><w:szCs w:val="18"/></w:rPr><w:t xml:space="preserve"></w:t></w:r></w:p><w:p><w:r><w:rPr><w:rFonts w:ascii="Courier New" w:cs="Courier New" w:eastAsia="Courier New" w:hAnsi="Courier New"/><w:sz w:val="18"/><w:szCs w:val="18"/></w:rPr><w:t xml:space="preserve"></w:t></w:r></w:p><w:p><w:r><w:rPr><w:rFonts w:ascii="Courier New" w:cs="Courier New" w:eastAsia="Courier New" w:hAnsi="Courier New"/><w:sz w:val="18"/><w:szCs w:val="18"/></w:rPr><w:t xml:space="preserve"># ---------------------------------------------------------------------------</w:t></w:r></w:p><w:p><w:r><w:rPr><w:rFonts w:ascii="Courier New" w:cs="Courier New" w:eastAsia="Courier New" w:hAnsi="Courier New"/><w:sz w:val="18"/><w:szCs w:val="18"/></w:rPr><w:t xml:space="preserve"># Barras alternativas</w:t></w:r></w:p><w:p><w:r><w:rPr><w:rFonts w:ascii="Courier New" w:cs="Courier New" w:eastAsia="Courier New" w:hAnsi="Courier New"/><w:sz w:val="18"/><w:szCs w:val="18"/></w:rPr><w:t xml:space="preserve"># ---------------------------------------------------------------------------</w:t></w:r></w:p><w:p><w:r><w:rPr><w:rFonts w:ascii="Courier New" w:cs="Courier New" w:eastAsia="Courier New" w:hAnsi="Courier New"/><w:sz w:val="18"/><w:szCs w:val="18"/></w:rPr><w:t xml:space="preserve">@dataclass(frozen=True)</w:t></w:r></w:p><w:p><w:r><w:rPr><w:rFonts w:ascii="Courier New" w:cs="Courier New" w:eastAsia="Courier New" w:hAnsi="Courier New"/><w:sz w:val="18"/><w:szCs w:val="18"/></w:rPr><w:t xml:space="preserve">class BarSamplingConfig:</w:t></w:r></w:p><w:p><w:r><w:rPr><w:rFonts w:ascii="Courier New" w:cs="Courier New" w:eastAsia="Courier New" w:hAnsi="Courier New"/><w:sz w:val="18"/><w:szCs w:val="18"/></w:rPr><w:t xml:space="preserve">    &quot;&quot;&quot;Parâmetros para amostragem de barras de volume e dólar.&quot;&quot;&quot;</w:t></w:r></w:p><w:p><w:r><w:rPr><w:rFonts w:ascii="Courier New" w:cs="Courier New" w:eastAsia="Courier New" w:hAnsi="Courier New"/><w:sz w:val="18"/><w:szCs w:val="18"/></w:rPr><w:t xml:space="preserve"></w:t></w:r></w:p><w:p><w:r><w:rPr><w:rFonts w:ascii="Courier New" w:cs="Courier New" w:eastAsia="Courier New" w:hAnsi="Courier New"/><w:sz w:val="18"/><w:szCs w:val="18"/></w:rPr><w:t xml:space="preserve">    volume_bar_threshold: int = 1000       # ticks acumulados para barra de volume</w:t></w:r></w:p><w:p><w:r><w:rPr><w:rFonts w:ascii="Courier New" w:cs="Courier New" w:eastAsia="Courier New" w:hAnsi="Courier New"/><w:sz w:val="18"/><w:szCs w:val="18"/></w:rPr><w:t xml:space="preserve">    dollar_bar_threshold: float = 1_000_000.0  # valor financeiro para barra de dólar</w:t></w:r></w:p><w:p><w:r><w:rPr><w:rFonts w:ascii="Courier New" w:cs="Courier New" w:eastAsia="Courier New" w:hAnsi="Courier New"/><w:sz w:val="18"/><w:szCs w:val="18"/></w:rPr><w:t xml:space="preserve"></w:t></w:r></w:p><w:p><w:r><w:rPr><w:rFonts w:ascii="Courier New" w:cs="Courier New" w:eastAsia="Courier New" w:hAnsi="Courier New"/><w:sz w:val="18"/><w:szCs w:val="18"/></w:rPr><w:t xml:space="preserve"></w:t></w:r></w:p><w:p><w:r><w:rPr><w:rFonts w:ascii="Courier New" w:cs="Courier New" w:eastAsia="Courier New" w:hAnsi="Courier New"/><w:sz w:val="18"/><w:szCs w:val="18"/></w:rPr><w:t xml:space="preserve"># ---------------------------------------------------------------------------</w:t></w:r></w:p><w:p><w:r><w:rPr><w:rFonts w:ascii="Courier New" w:cs="Courier New" w:eastAsia="Courier New" w:hAnsi="Courier New"/><w:sz w:val="18"/><w:szCs w:val="18"/></w:rPr><w:t xml:space="preserve"># Data Cleaning</w:t></w:r></w:p><w:p><w:r><w:rPr><w:rFonts w:ascii="Courier New" w:cs="Courier New" w:eastAsia="Courier New" w:hAnsi="Courier New"/><w:sz w:val="18"/><w:szCs w:val="18"/></w:rPr><w:t xml:space="preserve"># ---------------------------------------------------------------------------</w:t></w:r></w:p><w:p><w:r><w:rPr><w:rFonts w:ascii="Courier New" w:cs="Courier New" w:eastAsia="Courier New" w:hAnsi="Courier New"/><w:sz w:val="18"/><w:szCs w:val="18"/></w:rPr><w:t xml:space="preserve">@dataclass(frozen=True)</w:t></w:r></w:p><w:p><w:r><w:rPr><w:rFonts w:ascii="Courier New" w:cs="Courier New" w:eastAsia="Courier New" w:hAnsi="Courier New"/><w:sz w:val="18"/><w:szCs w:val="18"/></w:rPr><w:t xml:space="preserve">class CleaningConfig:</w:t></w:r></w:p><w:p><w:r><w:rPr><w:rFonts w:ascii="Courier New" w:cs="Courier New" w:eastAsia="Courier New" w:hAnsi="Courier New"/><w:sz w:val="18"/><w:szCs w:val="18"/></w:rPr><w:t xml:space="preserve">    &quot;&quot;&quot;Parâmetros de limpeza de dados.&quot;&quot;&quot;</w:t></w:r></w:p><w:p><w:r><w:rPr><w:rFonts w:ascii="Courier New" w:cs="Courier New" w:eastAsia="Courier New" w:hAnsi="Courier New"/><w:sz w:val="18"/><w:szCs w:val="18"/></w:rPr><w:t xml:space="preserve"></w:t></w:r></w:p><w:p><w:r><w:rPr><w:rFonts w:ascii="Courier New" w:cs="Courier New" w:eastAsia="Courier New" w:hAnsi="Courier New"/><w:sz w:val="18"/><w:szCs w:val="18"/></w:rPr><w:t xml:space="preserve">    spike_z_threshold: float = 5.0   # Z-score para considerar spike</w:t></w:r></w:p><w:p><w:r><w:rPr><w:rFonts w:ascii="Courier New" w:cs="Courier New" w:eastAsia="Courier New" w:hAnsi="Courier New"/><w:sz w:val="18"/><w:szCs w:val="18"/></w:rPr><w:t xml:space="preserve">    max_gap_seconds: int = 300       # lacuna máxima tolerada (5 min)</w:t></w:r></w:p><w:p><w:r><w:rPr><w:rFonts w:ascii="Courier New" w:cs="Courier New" w:eastAsia="Courier New" w:hAnsi="Courier New"/><w:sz w:val="18"/><w:szCs w:val="18"/></w:rPr><w:t xml:space="preserve">    fill_method: str = &quot;ffill&quot;       # forward fill</w:t></w:r></w:p><w:p><w:r><w:rPr><w:rFonts w:ascii="Courier New" w:cs="Courier New" w:eastAsia="Courier New" w:hAnsi="Courier New"/><w:sz w:val="18"/><w:szCs w:val="18"/></w:rPr><w:t xml:space="preserve"></w:t></w:r></w:p><w:p><w:r><w:rPr><w:rFonts w:ascii="Courier New" w:cs="Courier New" w:eastAsia="Courier New" w:hAnsi="Courier New"/><w:sz w:val="18"/><w:szCs w:val="18"/></w:rPr><w:t xml:space="preserve"></w:t></w:r></w:p><w:p><w:r><w:rPr><w:rFonts w:ascii="Courier New" w:cs="Courier New" w:eastAsia="Courier New" w:hAnsi="Courier New"/><w:sz w:val="18"/><w:szCs w:val="18"/></w:rPr><w:t xml:space="preserve"># ---------------------------------------------------------------------------</w:t></w:r></w:p><w:p><w:r><w:rPr><w:rFonts w:ascii="Courier New" w:cs="Courier New" w:eastAsia="Courier New" w:hAnsi="Courier New"/><w:sz w:val="18"/><w:szCs w:val="18"/></w:rPr><w:t xml:space="preserve"># Risco</w:t></w:r></w:p><w:p><w:r><w:rPr><w:rFonts w:ascii="Courier New" w:cs="Courier New" w:eastAsia="Courier New" w:hAnsi="Courier New"/><w:sz w:val="18"/><w:szCs w:val="18"/></w:rPr><w:t xml:space="preserve"># ---------------------------------------------------------------------------</w:t></w:r></w:p><w:p><w:r><w:rPr><w:rFonts w:ascii="Courier New" w:cs="Courier New" w:eastAsia="Courier New" w:hAnsi="Courier New"/><w:sz w:val="18"/><w:szCs w:val="18"/></w:rPr><w:t xml:space="preserve">@dataclass(frozen=True)</w:t></w:r></w:p><w:p><w:r><w:rPr><w:rFonts w:ascii="Courier New" w:cs="Courier New" w:eastAsia="Courier New" w:hAnsi="Courier New"/><w:sz w:val="18"/><w:szCs w:val="18"/></w:rPr><w:t xml:space="preserve">class RiskConfig:</w:t></w:r></w:p><w:p><w:r><w:rPr><w:rFonts w:ascii="Courier New" w:cs="Courier New" w:eastAsia="Courier New" w:hAnsi="Courier New"/><w:sz w:val="18"/><w:szCs w:val="18"/></w:rPr><w:t xml:space="preserve">    &quot;&quot;&quot;Parâmetros de gerenciamento de risco e circuit breakers.&quot;&quot;&quot;</w:t></w:r></w:p><w:p><w:r><w:rPr><w:rFonts w:ascii="Courier New" w:cs="Courier New" w:eastAsia="Courier New" w:hAnsi="Courier New"/><w:sz w:val="18"/><w:szCs w:val="18"/></w:rPr><w:t xml:space="preserve"></w:t></w:r></w:p><w:p><w:r><w:rPr><w:rFonts w:ascii="Courier New" w:cs="Courier New" w:eastAsia="Courier New" w:hAnsi="Courier New"/><w:sz w:val="18"/><w:szCs w:val="18"/></w:rPr><w:t xml:space="preserve">    max_daily_loss_pct: float = 0.02       # 2% do capital</w:t></w:r></w:p><w:p><w:r><w:rPr><w:rFonts w:ascii="Courier New" w:cs="Courier New" w:eastAsia="Courier New" w:hAnsi="Courier New"/><w:sz w:val="18"/><w:szCs w:val="18"/></w:rPr><w:t xml:space="preserve">    max_drawdown_pct: float = 0.05         # 5% drawdown máximo</w:t></w:r></w:p><w:p><w:r><w:rPr><w:rFonts w:ascii="Courier New" w:cs="Courier New" w:eastAsia="Courier New" w:hAnsi="Courier New"/><w:sz w:val="18"/><w:szCs w:val="18"/></w:rPr><w:t xml:space="preserve">    max_daily_profit_pct: float = 0.02     # 2% lucro máximo diário (novo)</w:t></w:r></w:p><w:p><w:r><w:rPr><w:rFonts w:ascii="Courier New" w:cs="Courier New" w:eastAsia="Courier New" w:hAnsi="Courier New"/><w:sz w:val="18"/><w:szCs w:val="18"/></w:rPr><w:t xml:space="preserve">    cool_down_minutes: float = 5.0         # Minutos de resfriamento pós-saída (novo)</w:t></w:r></w:p><w:p><w:r><w:rPr><w:rFonts w:ascii="Courier New" w:cs="Courier New" w:eastAsia="Courier New" w:hAnsi="Courier New"/><w:sz w:val="18"/><w:szCs w:val="18"/></w:rPr><w:t xml:space="preserve">    max_position_size: float = 200.0       # lote máximo por trade</w:t></w:r></w:p><w:p><w:r><w:rPr><w:rFonts w:ascii="Courier New" w:cs="Courier New" w:eastAsia="Courier New" w:hAnsi="Courier New"/><w:sz w:val="18"/><w:szCs w:val="18"/></w:rPr><w:t xml:space="preserve">    max_open_positions: int = 5</w:t></w:r></w:p><w:p><w:r><w:rPr><w:rFonts w:ascii="Courier New" w:cs="Courier New" w:eastAsia="Courier New" w:hAnsi="Courier New"/><w:sz w:val="18"/><w:szCs w:val="18"/></w:rPr><w:t xml:space="preserve">    kelly_fraction: float = 0.5            # Kelly fracionário (50%)</w:t></w:r></w:p><w:p><w:r><w:rPr><w:rFonts w:ascii="Courier New" w:cs="Courier New" w:eastAsia="Courier New" w:hAnsi="Courier New"/><w:sz w:val="18"/><w:szCs w:val="18"/></w:rPr><w:t xml:space="preserve">    min_conviction_threshold: float = 0.5  # Limiar mínimo de probabilidade do Meta-Model para operar</w:t></w:r></w:p><w:p><w:r><w:rPr><w:rFonts w:ascii="Courier New" w:cs="Courier New" w:eastAsia="Courier New" w:hAnsi="Courier New"/><w:sz w:val="18"/><w:szCs w:val="18"/></w:rPr><w:t xml:space="preserve"></w:t></w:r></w:p><w:p><w:r><w:rPr><w:rFonts w:ascii="Courier New" w:cs="Courier New" w:eastAsia="Courier New" w:hAnsi="Courier New"/><w:sz w:val="18"/><w:szCs w:val="18"/></w:rPr><w:t xml:space="preserve">    # Horários e Modalidade</w:t></w:r></w:p><w:p><w:r><w:rPr><w:rFonts w:ascii="Courier New" w:cs="Courier New" w:eastAsia="Courier New" w:hAnsi="Courier New"/><w:sz w:val="18"/><w:szCs w:val="18"/></w:rPr><w:t xml:space="preserve">    trading_start_time: str = &quot;09:00:00&quot;</w:t></w:r></w:p><w:p><w:r><w:rPr><w:rFonts w:ascii="Courier New" w:cs="Courier New" w:eastAsia="Courier New" w:hAnsi="Courier New"/><w:sz w:val="18"/><w:szCs w:val="18"/></w:rPr><w:t xml:space="preserve">    trading_end_time: str = &quot;17:55:00&quot;</w:t></w:r></w:p><w:p><w:r><w:rPr><w:rFonts w:ascii="Courier New" w:cs="Courier New" w:eastAsia="Courier New" w:hAnsi="Courier New"/><w:sz w:val="18"/><w:szCs w:val="18"/></w:rPr><w:t xml:space="preserve">    trade_type: str = &quot;day_trade&quot;  # &apos;day_trade&apos; ou &apos;swing_trade&apos;</w:t></w:r></w:p><w:p><w:r><w:rPr><w:rFonts w:ascii="Courier New" w:cs="Courier New" w:eastAsia="Courier New" w:hAnsi="Courier New"/><w:sz w:val="18"/><w:szCs w:val="18"/></w:rPr><w:t xml:space="preserve"></w:t></w:r></w:p><w:p><w:r><w:rPr><w:rFonts w:ascii="Courier New" w:cs="Courier New" w:eastAsia="Courier New" w:hAnsi="Courier New"/><w:sz w:val="18"/><w:szCs w:val="18"/></w:rPr><w:t xml:space="preserve"></w:t></w:r></w:p><w:p><w:r><w:rPr><w:rFonts w:ascii="Courier New" w:cs="Courier New" w:eastAsia="Courier New" w:hAnsi="Courier New"/><w:sz w:val="18"/><w:szCs w:val="18"/></w:rPr><w:t xml:space="preserve"># ---------------------------------------------------------------------------</w:t></w:r></w:p><w:p><w:r><w:rPr><w:rFonts w:ascii="Courier New" w:cs="Courier New" w:eastAsia="Courier New" w:hAnsi="Courier New"/><w:sz w:val="18"/><w:szCs w:val="18"/></w:rPr><w:t xml:space="preserve"># Custos (mercado brasileiro — B3)</w:t></w:r></w:p><w:p><w:r><w:rPr><w:rFonts w:ascii="Courier New" w:cs="Courier New" w:eastAsia="Courier New" w:hAnsi="Courier New"/><w:sz w:val="18"/><w:szCs w:val="18"/></w:rPr><w:t xml:space="preserve"># ---------------------------------------------------------------------------</w:t></w:r></w:p><w:p><w:r><w:rPr><w:rFonts w:ascii="Courier New" w:cs="Courier New" w:eastAsia="Courier New" w:hAnsi="Courier New"/><w:sz w:val="18"/><w:szCs w:val="18"/></w:rPr><w:t xml:space="preserve">@dataclass(frozen=True)</w:t></w:r></w:p><w:p><w:r><w:rPr><w:rFonts w:ascii="Courier New" w:cs="Courier New" w:eastAsia="Courier New" w:hAnsi="Courier New"/><w:sz w:val="18"/><w:szCs w:val="18"/></w:rPr><w:t xml:space="preserve">class CostConfig:</w:t></w:r></w:p><w:p><w:r><w:rPr><w:rFonts w:ascii="Courier New" w:cs="Courier New" w:eastAsia="Courier New" w:hAnsi="Courier New"/><w:sz w:val="18"/><w:szCs w:val="18"/></w:rPr><w:t xml:space="preserve">    &quot;&quot;&quot;Taxas operacionais para modelagem de custos.&quot;&quot;&quot;</w:t></w:r></w:p><w:p><w:r><w:rPr><w:rFonts w:ascii="Courier New" w:cs="Courier New" w:eastAsia="Courier New" w:hAnsi="Courier New"/><w:sz w:val="18"/><w:szCs w:val="18"/></w:rPr><w:t xml:space="preserve"></w:t></w:r></w:p><w:p><w:r><w:rPr><w:rFonts w:ascii="Courier New" w:cs="Courier New" w:eastAsia="Courier New" w:hAnsi="Courier New"/><w:sz w:val="18"/><w:szCs w:val="18"/></w:rPr><w:t xml:space="preserve">    brokerage_per_contract: float = 0   # corretagem realista por contrato WIN$ (full-service)</w:t></w:r></w:p><w:p><w:r><w:rPr><w:rFonts w:ascii="Courier New" w:cs="Courier New" w:eastAsia="Courier New" w:hAnsi="Courier New"/><w:sz w:val="18"/><w:szCs w:val="18"/></w:rPr><w:t xml:space="preserve">    emoluments_pct: float = 0.00005        # emolumentos B3</w:t></w:r></w:p><w:p><w:r><w:rPr><w:rFonts w:ascii="Courier New" w:cs="Courier New" w:eastAsia="Courier New" w:hAnsi="Courier New"/><w:sz w:val="18"/><w:szCs w:val="18"/></w:rPr><w:t xml:space="preserve">    settlement_pct: float = 0.0000275      # liquidação</w:t></w:r></w:p><w:p><w:r><w:rPr><w:rFonts w:ascii="Courier New" w:cs="Courier New" w:eastAsia="Courier New" w:hAnsi="Courier New"/><w:sz w:val="18"/><w:szCs w:val="18"/></w:rPr><w:t xml:space="preserve">    iss_pct: float = 0.05                  # ISS sobre corretagem</w:t></w:r></w:p><w:p><w:r><w:rPr><w:rFonts w:ascii="Courier New" w:cs="Courier New" w:eastAsia="Courier New" w:hAnsi="Courier New"/><w:sz w:val="18"/><w:szCs w:val="18"/></w:rPr><w:t xml:space="preserve">    slippage_bps: float = 5.0              # ~1 tick WIN$; punitivo para expor micro-alpha</w:t></w:r></w:p><w:p><w:r><w:rPr><w:rFonts w:ascii="Courier New" w:cs="Courier New" w:eastAsia="Courier New" w:hAnsi="Courier New"/><w:sz w:val="18"/><w:szCs w:val="18"/></w:rPr><w:t xml:space="preserve"></w:t></w:r></w:p><w:p><w:r><w:rPr><w:rFonts w:ascii="Courier New" w:cs="Courier New" w:eastAsia="Courier New" w:hAnsi="Courier New"/><w:sz w:val="18"/><w:szCs w:val="18"/></w:rPr><w:t xml:space="preserve"></w:t></w:r></w:p><w:p><w:r><w:rPr><w:rFonts w:ascii="Courier New" w:cs="Courier New" w:eastAsia="Courier New" w:hAnsi="Courier New"/><w:sz w:val="18"/><w:szCs w:val="18"/></w:rPr><w:t xml:space="preserve"># ---------------------------------------------------------------------------</w:t></w:r></w:p><w:p><w:r><w:rPr><w:rFonts w:ascii="Courier New" w:cs="Courier New" w:eastAsia="Courier New" w:hAnsi="Courier New"/><w:sz w:val="18"/><w:szCs w:val="18"/></w:rPr><w:t xml:space="preserve"># Logging</w:t></w:r></w:p><w:p><w:r><w:rPr><w:rFonts w:ascii="Courier New" w:cs="Courier New" w:eastAsia="Courier New" w:hAnsi="Courier New"/><w:sz w:val="18"/><w:szCs w:val="18"/></w:rPr><w:t xml:space="preserve"># ---------------------------------------------------------------------------</w:t></w:r></w:p><w:p><w:r><w:rPr><w:rFonts w:ascii="Courier New" w:cs="Courier New" w:eastAsia="Courier New" w:hAnsi="Courier New"/><w:sz w:val="18"/><w:szCs w:val="18"/></w:rPr><w:t xml:space="preserve">@dataclass(frozen=True)</w:t></w:r></w:p><w:p><w:r><w:rPr><w:rFonts w:ascii="Courier New" w:cs="Courier New" w:eastAsia="Courier New" w:hAnsi="Courier New"/><w:sz w:val="18"/><w:szCs w:val="18"/></w:rPr><w:t xml:space="preserve">class LogConfig:</w:t></w:r></w:p><w:p><w:r><w:rPr><w:rFonts w:ascii="Courier New" w:cs="Courier New" w:eastAsia="Courier New" w:hAnsi="Courier New"/><w:sz w:val="18"/><w:szCs w:val="18"/></w:rPr><w:t xml:space="preserve">    &quot;&quot;&quot;Configuração de logging.&quot;&quot;&quot;</w:t></w:r></w:p><w:p><w:r><w:rPr><w:rFonts w:ascii="Courier New" w:cs="Courier New" w:eastAsia="Courier New" w:hAnsi="Courier New"/><w:sz w:val="18"/><w:szCs w:val="18"/></w:rPr><w:t xml:space="preserve"></w:t></w:r></w:p><w:p><w:r><w:rPr><w:rFonts w:ascii="Courier New" w:cs="Courier New" w:eastAsia="Courier New" w:hAnsi="Courier New"/><w:sz w:val="18"/><w:szCs w:val="18"/></w:rPr><w:t xml:space="preserve">    level: str = &quot;INFO&quot;</w:t></w:r></w:p><w:p><w:r><w:rPr><w:rFonts w:ascii="Courier New" w:cs="Courier New" w:eastAsia="Courier New" w:hAnsi="Courier New"/><w:sz w:val="18"/><w:szCs w:val="18"/></w:rPr><w:t xml:space="preserve">    rotation: str = &quot;10 MB&quot;</w:t></w:r></w:p><w:p><w:r><w:rPr><w:rFonts w:ascii="Courier New" w:cs="Courier New" w:eastAsia="Courier New" w:hAnsi="Courier New"/><w:sz w:val="18"/><w:szCs w:val="18"/></w:rPr><w:t xml:space="preserve">    retention: str = &quot;30 days&quot;</w:t></w:r></w:p><w:p><w:r><w:rPr><w:rFonts w:ascii="Courier New" w:cs="Courier New" w:eastAsia="Courier New" w:hAnsi="Courier New"/><w:sz w:val="18"/><w:szCs w:val="18"/></w:rPr><w:t xml:space="preserve">    format: str = (</w:t></w:r></w:p><w:p><w:r><w:rPr><w:rFonts w:ascii="Courier New" w:cs="Courier New" w:eastAsia="Courier New" w:hAnsi="Courier New"/><w:sz w:val="18"/><w:szCs w:val="18"/></w:rPr><w:t xml:space="preserve">        &quot;&lt;green&gt;{time:YYYY-MM-DD HH:mm:ss.SSS}&lt;/green&gt; | &quot;</w:t></w:r></w:p><w:p><w:r><w:rPr><w:rFonts w:ascii="Courier New" w:cs="Courier New" w:eastAsia="Courier New" w:hAnsi="Courier New"/><w:sz w:val="18"/><w:szCs w:val="18"/></w:rPr><w:t xml:space="preserve">        &quot;&lt;level&gt;{level: &lt;8}&lt;/level&gt; | &quot;</w:t></w:r></w:p><w:p><w:r><w:rPr><w:rFonts w:ascii="Courier New" w:cs="Courier New" w:eastAsia="Courier New" w:hAnsi="Courier New"/><w:sz w:val="18"/><w:szCs w:val="18"/></w:rPr><w:t xml:space="preserve">        &quot;&lt;cyan&gt;{name}&lt;/cyan&gt;:&lt;cyan&gt;{function}&lt;/cyan&gt;:&lt;cyan&gt;{line}&lt;/cyan&gt; | &quot;</w:t></w:r></w:p><w:p><w:r><w:rPr><w:rFonts w:ascii="Courier New" w:cs="Courier New" w:eastAsia="Courier New" w:hAnsi="Courier New"/><w:sz w:val="18"/><w:szCs w:val="18"/></w:rPr><w:t xml:space="preserve">        &quot;&lt;level&gt;{message}&lt;/level&gt;&quot;</w:t></w:r></w:p><w:p><w:r><w:rPr><w:rFonts w:ascii="Courier New" w:cs="Courier New" w:eastAsia="Courier New" w:hAnsi="Courier New"/><w:sz w:val="18"/><w:szCs w:val="18"/></w:rPr><w:t xml:space="preserve">    )</w:t></w:r></w:p><w:p><w:r><w:rPr><w:rFonts w:ascii="Courier New" w:cs="Courier New" w:eastAsia="Courier New" w:hAnsi="Courier New"/><w:sz w:val="18"/><w:szCs w:val="18"/></w:rPr><w:t xml:space="preserve"></w:t></w:r></w:p><w:p><w:r><w:rPr><w:rFonts w:ascii="Courier New" w:cs="Courier New" w:eastAsia="Courier New" w:hAnsi="Courier New"/><w:sz w:val="18"/><w:szCs w:val="18"/></w:rPr><w:t xml:space="preserve"></w:t></w:r></w:p><w:p><w:r><w:rPr><w:rFonts w:ascii="Courier New" w:cs="Courier New" w:eastAsia="Courier New" w:hAnsi="Courier New"/><w:sz w:val="18"/><w:szCs w:val="18"/></w:rPr><w:t xml:space="preserve"># ---------------------------------------------------------------------------</w:t></w:r></w:p><w:p><w:r><w:rPr><w:rFonts w:ascii="Courier New" w:cs="Courier New" w:eastAsia="Courier New" w:hAnsi="Courier New"/><w:sz w:val="18"/><w:szCs w:val="18"/></w:rPr><w:t xml:space="preserve"># Feature Engineering</w:t></w:r></w:p><w:p><w:r><w:rPr><w:rFonts w:ascii="Courier New" w:cs="Courier New" w:eastAsia="Courier New" w:hAnsi="Courier New"/><w:sz w:val="18"/><w:szCs w:val="18"/></w:rPr><w:t xml:space="preserve"># ---------------------------------------------------------------------------</w:t></w:r></w:p><w:p><w:r><w:rPr><w:rFonts w:ascii="Courier New" w:cs="Courier New" w:eastAsia="Courier New" w:hAnsi="Courier New"/><w:sz w:val="18"/><w:szCs w:val="18"/></w:rPr><w:t xml:space="preserve">@dataclass(frozen=True)</w:t></w:r></w:p><w:p><w:r><w:rPr><w:rFonts w:ascii="Courier New" w:cs="Courier New" w:eastAsia="Courier New" w:hAnsi="Courier New"/><w:sz w:val="18"/><w:szCs w:val="18"/></w:rPr><w:t xml:space="preserve">class FeatureConfig:</w:t></w:r></w:p><w:p><w:r><w:rPr><w:rFonts w:ascii="Courier New" w:cs="Courier New" w:eastAsia="Courier New" w:hAnsi="Courier New"/><w:sz w:val="18"/><w:szCs w:val="18"/></w:rPr><w:t xml:space="preserve">    &quot;&quot;&quot;Parâmetros de Feature Engineering (Fase 2).&quot;&quot;&quot;</w:t></w:r></w:p><w:p><w:r><w:rPr><w:rFonts w:ascii="Courier New" w:cs="Courier New" w:eastAsia="Courier New" w:hAnsi="Courier New"/><w:sz w:val="18"/><w:szCs w:val="18"/></w:rPr><w:t xml:space="preserve"></w:t></w:r></w:p><w:p><w:r><w:rPr><w:rFonts w:ascii="Courier New" w:cs="Courier New" w:eastAsia="Courier New" w:hAnsi="Courier New"/><w:sz w:val="18"/><w:szCs w:val="18"/></w:rPr><w:t xml:space="preserve">    # Diferenciação Fracionária (FFD)</w:t></w:r></w:p><w:p><w:r><w:rPr><w:rFonts w:ascii="Courier New" w:cs="Courier New" w:eastAsia="Courier New" w:hAnsi="Courier New"/><w:sz w:val="18"/><w:szCs w:val="18"/></w:rPr><w:t xml:space="preserve">    ffd_d: float = 0.4              # d inicial para FFD</w:t></w:r></w:p><w:p><w:r><w:rPr><w:rFonts w:ascii="Courier New" w:cs="Courier New" w:eastAsia="Courier New" w:hAnsi="Courier New"/><w:sz w:val="18"/><w:szCs w:val="18"/></w:rPr><w:t xml:space="preserve">    ffd_threshold: float = 1e-4     # corte de pesos (Ajustado p/ 1 ano)</w:t></w:r></w:p><w:p><w:r><w:rPr><w:rFonts w:ascii="Courier New" w:cs="Courier New" w:eastAsia="Courier New" w:hAnsi="Courier New"/><w:sz w:val="18"/><w:szCs w:val="18"/></w:rPr><w:t xml:space="preserve">    ffd_adf_pvalue: float = 0.05    # p-value alvo do teste ADF</w:t></w:r></w:p><w:p><w:r><w:rPr><w:rFonts w:ascii="Courier New" w:cs="Courier New" w:eastAsia="Courier New" w:hAnsi="Courier New"/><w:sz w:val="18"/><w:szCs w:val="18"/></w:rPr><w:t xml:space="preserve"></w:t></w:r></w:p><w:p><w:r><w:rPr><w:rFonts w:ascii="Courier New" w:cs="Courier New" w:eastAsia="Courier New" w:hAnsi="Courier New"/><w:sz w:val="18"/><w:szCs w:val="18"/></w:rPr><w:t xml:space="preserve">    # CUSUM</w:t></w:r></w:p><w:p><w:r><w:rPr><w:rFonts w:ascii="Courier New" w:cs="Courier New" w:eastAsia="Courier New" w:hAnsi="Courier New"/><w:sz w:val="18"/><w:szCs w:val="18"/></w:rPr><w:t xml:space="preserve">    cusum_threshold_pct: float = 0.0435  # % de desvio para trigger (Otimizado PETR4.SA)</w:t></w:r></w:p><w:p><w:r><w:rPr><w:rFonts w:ascii="Courier New" w:cs="Courier New" w:eastAsia="Courier New" w:hAnsi="Courier New"/><w:sz w:val="18"/><w:szCs w:val="18"/></w:rPr><w:t xml:space="preserve">    cusum_ewm_span: int = 50          # span do EWMA para threshold adaptativo</w:t></w:r></w:p><w:p><w:r><w:rPr><w:rFonts w:ascii="Courier New" w:cs="Courier New" w:eastAsia="Courier New" w:hAnsi="Courier New"/><w:sz w:val="18"/><w:szCs w:val="18"/></w:rPr><w:t xml:space="preserve"></w:t></w:r></w:p><w:p><w:r><w:rPr><w:rFonts w:ascii="Courier New" w:cs="Courier New" w:eastAsia="Courier New" w:hAnsi="Courier New"/><w:sz w:val="18"/><w:szCs w:val="18"/></w:rPr><w:t xml:space="preserve">    # Indicadores — Momentum (Fase True Test)</w:t></w:r></w:p><w:p><w:r><w:rPr><w:rFonts w:ascii="Courier New" w:cs="Courier New" w:eastAsia="Courier New" w:hAnsi="Courier New"/><w:sz w:val="18"/><w:szCs w:val="18"/></w:rPr><w:t xml:space="preserve">    ma_dist_fast_period: int = 9</w:t></w:r></w:p><w:p><w:r><w:rPr><w:rFonts w:ascii="Courier New" w:cs="Courier New" w:eastAsia="Courier New" w:hAnsi="Courier New"/><w:sz w:val="18"/><w:szCs w:val="18"/></w:rPr><w:t xml:space="preserve">    ma_dist_slow_period: int = 21</w:t></w:r></w:p><w:p><w:r><w:rPr><w:rFonts w:ascii="Courier New" w:cs="Courier New" w:eastAsia="Courier New" w:hAnsi="Courier New"/><w:sz w:val="18"/><w:szCs w:val="18"/></w:rPr><w:t xml:space="preserve"></w:t></w:r></w:p><w:p><w:r><w:rPr><w:rFonts w:ascii="Courier New" w:cs="Courier New" w:eastAsia="Courier New" w:hAnsi="Courier New"/><w:sz w:val="18"/><w:szCs w:val="18"/></w:rPr><w:t xml:space="preserve">    # Indicadores — Volatilidade e Estatística</w:t></w:r></w:p><w:p><w:r><w:rPr><w:rFonts w:ascii="Courier New" w:cs="Courier New" w:eastAsia="Courier New" w:hAnsi="Courier New"/><w:sz w:val="18"/><w:szCs w:val="18"/></w:rPr><w:t xml:space="preserve">    atr_period: int = 14</w:t></w:r></w:p><w:p><w:r><w:rPr><w:rFonts w:ascii="Courier New" w:cs="Courier New" w:eastAsia="Courier New" w:hAnsi="Courier New"/><w:sz w:val="18"/><w:szCs w:val="18"/></w:rPr><w:t xml:space="preserve">    moments_window: int = 40</w:t></w:r></w:p><w:p><w:r><w:rPr><w:rFonts w:ascii="Courier New" w:cs="Courier New" w:eastAsia="Courier New" w:hAnsi="Courier New"/><w:sz w:val="18"/><w:szCs w:val="18"/></w:rPr><w:t xml:space="preserve"></w:t></w:r></w:p><w:p><w:r><w:rPr><w:rFonts w:ascii="Courier New" w:cs="Courier New" w:eastAsia="Courier New" w:hAnsi="Courier New"/><w:sz w:val="18"/><w:szCs w:val="18"/></w:rPr><w:t xml:space="preserve">    # Normalização</w:t></w:r></w:p><w:p><w:r><w:rPr><w:rFonts w:ascii="Courier New" w:cs="Courier New" w:eastAsia="Courier New" w:hAnsi="Courier New"/><w:sz w:val="18"/><w:szCs w:val="18"/></w:rPr><w:t xml:space="preserve">    zscore_window: int = 50</w:t></w:r></w:p><w:p><w:r><w:rPr><w:rFonts w:ascii="Courier New" w:cs="Courier New" w:eastAsia="Courier New" w:hAnsi="Courier New"/><w:sz w:val="18"/><w:szCs w:val="18"/></w:rPr><w:t xml:space="preserve"></w:t></w:r></w:p><w:p><w:r><w:rPr><w:rFonts w:ascii="Courier New" w:cs="Courier New" w:eastAsia="Courier New" w:hAnsi="Courier New"/><w:sz w:val="18"/><w:szCs w:val="18"/></w:rPr><w:t xml:space="preserve"># ---------------------------------------------------------------------------</w:t></w:r></w:p><w:p><w:r><w:rPr><w:rFonts w:ascii="Courier New" w:cs="Courier New" w:eastAsia="Courier New" w:hAnsi="Courier New"/><w:sz w:val="18"/><w:szCs w:val="18"/></w:rPr><w:t xml:space="preserve"># Labeling (Fase 3 — Alpha + Tripla Barreira)</w:t></w:r></w:p><w:p><w:r><w:rPr><w:rFonts w:ascii="Courier New" w:cs="Courier New" w:eastAsia="Courier New" w:hAnsi="Courier New"/><w:sz w:val="18"/><w:szCs w:val="18"/></w:rPr><w:t xml:space="preserve"># ---------------------------------------------------------------------------</w:t></w:r></w:p><w:p><w:r><w:rPr><w:rFonts w:ascii="Courier New" w:cs="Courier New" w:eastAsia="Courier New" w:hAnsi="Courier New"/><w:sz w:val="18"/><w:szCs w:val="18"/></w:rPr><w:t xml:space="preserve">@dataclass(frozen=True)</w:t></w:r></w:p><w:p><w:r><w:rPr><w:rFonts w:ascii="Courier New" w:cs="Courier New" w:eastAsia="Courier New" w:hAnsi="Courier New"/><w:sz w:val="18"/><w:szCs w:val="18"/></w:rPr><w:t xml:space="preserve">class LabelingConfig:</w:t></w:r></w:p><w:p><w:r><w:rPr><w:rFonts w:ascii="Courier New" w:cs="Courier New" w:eastAsia="Courier New" w:hAnsi="Courier New"/><w:sz w:val="18"/><w:szCs w:val="18"/></w:rPr><w:t xml:space="preserve">    &quot;&quot;&quot;Parâmetros para rotulagem e alpha models (Fase 3).&quot;&quot;&quot;</w:t></w:r></w:p><w:p><w:r><w:rPr><w:rFonts w:ascii="Courier New" w:cs="Courier New" w:eastAsia="Courier New" w:hAnsi="Courier New"/><w:sz w:val="18"/><w:szCs w:val="18"/></w:rPr><w:t xml:space="preserve"></w:t></w:r></w:p><w:p><w:r><w:rPr><w:rFonts w:ascii="Courier New" w:cs="Courier New" w:eastAsia="Courier New" w:hAnsi="Courier New"/><w:sz w:val="18"/><w:szCs w:val="18"/></w:rPr><w:t xml:space="preserve">    # Alpha — Trend Following</w:t></w:r></w:p><w:p><w:r><w:rPr><w:rFonts w:ascii="Courier New" w:cs="Courier New" w:eastAsia="Courier New" w:hAnsi="Courier New"/><w:sz w:val="18"/><w:szCs w:val="18"/></w:rPr><w:t xml:space="preserve">    trend_fast_span: int = 11        # EMA rápida (períodos) (Otimizado PETR4.SA)</w:t></w:r></w:p><w:p><w:r><w:rPr><w:rFonts w:ascii="Courier New" w:cs="Courier New" w:eastAsia="Courier New" w:hAnsi="Courier New"/><w:sz w:val="18"/><w:szCs w:val="18"/></w:rPr><w:t xml:space="preserve">    trend_slow_span: int = 58        # EMA lenta (períodos) (Otimizado PETR4.SA)</w:t></w:r></w:p><w:p><w:r><w:rPr><w:rFonts w:ascii="Courier New" w:cs="Courier New" w:eastAsia="Courier New" w:hAnsi="Courier New"/><w:sz w:val="18"/><w:szCs w:val="18"/></w:rPr><w:t xml:space="preserve"></w:t></w:r></w:p><w:p><w:r><w:rPr><w:rFonts w:ascii="Courier New" w:cs="Courier New" w:eastAsia="Courier New" w:hAnsi="Courier New"/><w:sz w:val="18"/><w:szCs w:val="18"/></w:rPr><w:t xml:space="preserve">    # Alpha — Mean Reversion</w:t></w:r></w:p><w:p><w:r><w:rPr><w:rFonts w:ascii="Courier New" w:cs="Courier New" w:eastAsia="Courier New" w:hAnsi="Courier New"/><w:sz w:val="18"/><w:szCs w:val="18"/></w:rPr><w:t xml:space="preserve">    mean_rev_window: int = 20        # Janela do Z-score</w:t></w:r></w:p><w:p><w:r><w:rPr><w:rFonts w:ascii="Courier New" w:cs="Courier New" w:eastAsia="Courier New" w:hAnsi="Courier New"/><w:sz w:val="18"/><w:szCs w:val="18"/></w:rPr><w:t xml:space="preserve">    mean_rev_entry: float = 2.0      # Z-score de entrada (|z| &gt; entry → sinal)</w:t></w:r></w:p><w:p><w:r><w:rPr><w:rFonts w:ascii="Courier New" w:cs="Courier New" w:eastAsia="Courier New" w:hAnsi="Courier New"/><w:sz w:val="18"/><w:szCs w:val="18"/></w:rPr><w:t xml:space="preserve">    mean_rev_exit: float = 0.0       # Z-score de saída</w:t></w:r></w:p><w:p><w:r><w:rPr><w:rFonts w:ascii="Courier New" w:cs="Courier New" w:eastAsia="Courier New" w:hAnsi="Courier New"/><w:sz w:val="18"/><w:szCs w:val="18"/></w:rPr><w:t xml:space="preserve"></w:t></w:r></w:p><w:p><w:r><w:rPr><w:rFonts w:ascii="Courier New" w:cs="Courier New" w:eastAsia="Courier New" w:hAnsi="Courier New"/><w:sz w:val="18"/><w:szCs w:val="18"/></w:rPr><w:t xml:space="preserve">    # Volatilidade dinâmica</w:t></w:r></w:p><w:p><w:r><w:rPr><w:rFonts w:ascii="Courier New" w:cs="Courier New" w:eastAsia="Courier New" w:hAnsi="Courier New"/><w:sz w:val="18"/><w:szCs w:val="18"/></w:rPr><w:t xml:space="preserve">    vol_span: int = 20               # Span EWMA para volatilidade dos retornos</w:t></w:r></w:p><w:p><w:r><w:rPr><w:rFonts w:ascii="Courier New" w:cs="Courier New" w:eastAsia="Courier New" w:hAnsi="Courier New"/><w:sz w:val="18"/><w:szCs w:val="18"/></w:rPr><w:t xml:space="preserve"></w:t></w:r></w:p><w:p><w:r><w:rPr><w:rFonts w:ascii="Courier New" w:cs="Courier New" w:eastAsia="Courier New" w:hAnsi="Courier New"/><w:sz w:val="18"/><w:szCs w:val="18"/></w:rPr><w:t xml:space="preserve">    # Tripla Barreira</w:t></w:r></w:p><w:p><w:r><w:rPr><w:rFonts w:ascii="Courier New" w:cs="Courier New" w:eastAsia="Courier New" w:hAnsi="Courier New"/><w:sz w:val="18"/><w:szCs w:val="18"/></w:rPr><w:t xml:space="preserve">    pt_sl_ratio: tuple[float, float] = (2.77, 2.98)  # (profit_take, stop_loss) (Otimizado PETR4.SA)</w:t></w:r></w:p><w:p><w:r><w:rPr><w:rFonts w:ascii="Courier New" w:cs="Courier New" w:eastAsia="Courier New" w:hAnsi="Courier New"/><w:sz w:val="18"/><w:szCs w:val="18"/></w:rPr><w:t xml:space="preserve">    be_trigger: float = 0.0          # Gatilho de breakeven (0.0 = desativado)</w:t></w:r></w:p><w:p><w:r><w:rPr><w:rFonts w:ascii="Courier New" w:cs="Courier New" w:eastAsia="Courier New" w:hAnsi="Courier New"/><w:sz w:val="18"/><w:szCs w:val="18"/></w:rPr><w:t xml:space="preserve">    max_holding_periods: int = 10    # Barreira vertical (barras máximas)</w:t></w:r></w:p><w:p><w:r><w:rPr><w:rFonts w:ascii="Courier New" w:cs="Courier New" w:eastAsia="Courier New" w:hAnsi="Courier New"/><w:sz w:val="18"/><w:szCs w:val="18"/></w:rPr><w:t xml:space="preserve">    min_return: float = 0.0          # Retorno mínimo para considerar label +1</w:t></w:r></w:p><w:p><w:r><w:rPr><w:rFonts w:ascii="Courier New" w:cs="Courier New" w:eastAsia="Courier New" w:hAnsi="Courier New"/><w:sz w:val="18"/><w:szCs w:val="18"/></w:rPr><w:t xml:space="preserve"></w:t></w:r></w:p><w:p><w:r><w:rPr><w:rFonts w:ascii="Courier New" w:cs="Courier New" w:eastAsia="Courier New" w:hAnsi="Courier New"/><w:sz w:val="18"/><w:szCs w:val="18"/></w:rPr><w:t xml:space="preserve"></w:t></w:r></w:p><w:p><w:r><w:rPr><w:rFonts w:ascii="Courier New" w:cs="Courier New" w:eastAsia="Courier New" w:hAnsi="Courier New"/><w:sz w:val="18"/><w:szCs w:val="18"/></w:rPr><w:t xml:space="preserve"># ---------------------------------------------------------------------------</w:t></w:r></w:p><w:p><w:r><w:rPr><w:rFonts w:ascii="Courier New" w:cs="Courier New" w:eastAsia="Courier New" w:hAnsi="Courier New"/><w:sz w:val="18"/><w:szCs w:val="18"/></w:rPr><w:t xml:space="preserve"># ML Modeling (Fase 4)</w:t></w:r></w:p><w:p><w:r><w:rPr><w:rFonts w:ascii="Courier New" w:cs="Courier New" w:eastAsia="Courier New" w:hAnsi="Courier New"/><w:sz w:val="18"/><w:szCs w:val="18"/></w:rPr><w:t xml:space="preserve"># ---------------------------------------------------------------------------</w:t></w:r></w:p><w:p><w:r><w:rPr><w:rFonts w:ascii="Courier New" w:cs="Courier New" w:eastAsia="Courier New" w:hAnsi="Courier New"/><w:sz w:val="18"/><w:szCs w:val="18"/></w:rPr><w:t xml:space="preserve">@dataclass(frozen=True)</w:t></w:r></w:p><w:p><w:r><w:rPr><w:rFonts w:ascii="Courier New" w:cs="Courier New" w:eastAsia="Courier New" w:hAnsi="Courier New"/><w:sz w:val="18"/><w:szCs w:val="18"/></w:rPr><w:t xml:space="preserve">class MLConfig:</w:t></w:r></w:p><w:p><w:r><w:rPr><w:rFonts w:ascii="Courier New" w:cs="Courier New" w:eastAsia="Courier New" w:hAnsi="Courier New"/><w:sz w:val="18"/><w:szCs w:val="18"/></w:rPr><w:t xml:space="preserve">    &quot;&quot;&quot;Parâmetros para modelagem ML e Validação Cruzada (Fase 4).&quot;&quot;&quot;</w:t></w:r></w:p><w:p><w:r><w:rPr><w:rFonts w:ascii="Courier New" w:cs="Courier New" w:eastAsia="Courier New" w:hAnsi="Courier New"/><w:sz w:val="18"/><w:szCs w:val="18"/></w:rPr><w:t xml:space="preserve"></w:t></w:r></w:p><w:p><w:r><w:rPr><w:rFonts w:ascii="Courier New" w:cs="Courier New" w:eastAsia="Courier New" w:hAnsi="Courier New"/><w:sz w:val="18"/><w:szCs w:val="18"/></w:rPr><w:t xml:space="preserve">    # Validação Cruzada</w:t></w:r></w:p><w:p><w:r><w:rPr><w:rFonts w:ascii="Courier New" w:cs="Courier New" w:eastAsia="Courier New" w:hAnsi="Courier New"/><w:sz w:val="18"/><w:szCs w:val="18"/></w:rPr><w:t xml:space="preserve">    cv_splits: int = 5</w:t></w:r></w:p><w:p><w:r><w:rPr><w:rFonts w:ascii="Courier New" w:cs="Courier New" w:eastAsia="Courier New" w:hAnsi="Courier New"/><w:sz w:val="18"/><w:szCs w:val="18"/></w:rPr><w:t xml:space="preserve">    embargo_pct: float = 0.03        # 5% — excede max_holding_periods e rompe autocorrelação</w:t></w:r></w:p><w:p><w:r><w:rPr><w:rFonts w:ascii="Courier New" w:cs="Courier New" w:eastAsia="Courier New" w:hAnsi="Courier New"/><w:sz w:val="18"/><w:szCs w:val="18"/></w:rPr><w:t xml:space="preserve">    xgb_max_depth: int = 4           # Produção (reduzido de 8)</w:t></w:r></w:p><w:p><w:r><w:rPr><w:rFonts w:ascii="Courier New" w:cs="Courier New" w:eastAsia="Courier New" w:hAnsi="Courier New"/><w:sz w:val="18"/><w:szCs w:val="18"/></w:rPr><w:t xml:space="preserve">    xgb_gamma: float = 0.0           # Desativado (evita árvores vazias em amostras pequenas)</w:t></w:r></w:p><w:p><w:r><w:rPr><w:rFonts w:ascii="Courier New" w:cs="Courier New" w:eastAsia="Courier New" w:hAnsi="Courier New"/><w:sz w:val="18"/><w:szCs w:val="18"/></w:rPr><w:t xml:space="preserve">    xgb_min_child_weight: float = 2.0  # Peso mínimo reduzido (permitir splits em amostras menores)</w:t></w:r></w:p><w:p><w:r><w:rPr><w:rFonts w:ascii="Courier New" w:cs="Courier New" w:eastAsia="Courier New" w:hAnsi="Courier New"/><w:sz w:val="18"/><w:szCs w:val="18"/></w:rPr><w:t xml:space="preserve">    xgb_lambda: float = 1.0          # L2 Regularization</w:t></w:r></w:p><w:p><w:r><w:rPr><w:rFonts w:ascii="Courier New" w:cs="Courier New" w:eastAsia="Courier New" w:hAnsi="Courier New"/><w:sz w:val="18"/><w:szCs w:val="18"/></w:rPr><w:t xml:space="preserve">    xgb_alpha: float = 0.0           # L1 Regularization</w:t></w:r></w:p><w:p><w:r><w:rPr><w:rFonts w:ascii="Courier New" w:cs="Courier New" w:eastAsia="Courier New" w:hAnsi="Courier New"/><w:sz w:val="18"/><w:szCs w:val="18"/></w:rPr><w:t xml:space="preserve"></w:t></w:r></w:p><w:p><w:r><w:rPr><w:rFonts w:ascii="Courier New" w:cs="Courier New" w:eastAsia="Courier New" w:hAnsi="Courier New"/><w:sz w:val="18"/><w:szCs w:val="18"/></w:rPr><w:t xml:space="preserve">    # Bet Sizing</w:t></w:r></w:p><w:p><w:r><w:rPr><w:rFonts w:ascii="Courier New" w:cs="Courier New" w:eastAsia="Courier New" w:hAnsi="Courier New"/><w:sz w:val="18"/><w:szCs w:val="18"/></w:rPr><w:t xml:space="preserve">    max_leverage: int = 100          # Alavancagem máxima (lotes)</w:t></w:r></w:p><w:p><w:r><w:rPr><w:rFonts w:ascii="Courier New" w:cs="Courier New" w:eastAsia="Courier New" w:hAnsi="Courier New"/><w:sz w:val="18"/><w:szCs w:val="18"/></w:rPr><w:t xml:space="preserve"></w:t></w:r></w:p><w:p><w:r><w:rPr><w:rFonts w:ascii="Courier New" w:cs="Courier New" w:eastAsia="Courier New" w:hAnsi="Courier New"/><w:sz w:val="18"/><w:szCs w:val="18"/></w:rPr><w:t xml:space="preserve"></w:t></w:r></w:p><w:p><w:r><w:rPr><w:rFonts w:ascii="Courier New" w:cs="Courier New" w:eastAsia="Courier New" w:hAnsi="Courier New"/><w:sz w:val="18"/><w:szCs w:val="18"/></w:rPr><w:t xml:space="preserve"># ---------------------------------------------------------------------------</w:t></w:r></w:p><w:p><w:r><w:rPr><w:rFonts w:ascii="Courier New" w:cs="Courier New" w:eastAsia="Courier New" w:hAnsi="Courier New"/><w:sz w:val="18"/><w:szCs w:val="18"/></w:rPr><w:t xml:space="preserve"># Otimização (Fase Extra)</w:t></w:r></w:p><w:p><w:r><w:rPr><w:rFonts w:ascii="Courier New" w:cs="Courier New" w:eastAsia="Courier New" w:hAnsi="Courier New"/><w:sz w:val="18"/><w:szCs w:val="18"/></w:rPr><w:t xml:space="preserve"># ---------------------------------------------------------------------------</w:t></w:r></w:p><w:p><w:r><w:rPr><w:rFonts w:ascii="Courier New" w:cs="Courier New" w:eastAsia="Courier New" w:hAnsi="Courier New"/><w:sz w:val="18"/><w:szCs w:val="18"/></w:rPr><w:t xml:space="preserve">@dataclass(frozen=True)</w:t></w:r></w:p><w:p><w:r><w:rPr><w:rFonts w:ascii="Courier New" w:cs="Courier New" w:eastAsia="Courier New" w:hAnsi="Courier New"/><w:sz w:val="18"/><w:szCs w:val="18"/></w:rPr><w:t xml:space="preserve">class OptimizationConfig:</w:t></w:r></w:p><w:p><w:r><w:rPr><w:rFonts w:ascii="Courier New" w:cs="Courier New" w:eastAsia="Courier New" w:hAnsi="Courier New"/><w:sz w:val="18"/><w:szCs w:val="18"/></w:rPr><w:t xml:space="preserve">    &quot;&quot;&quot;Configuração para o otimizador bayesiano (Optuna).&quot;&quot;&quot;</w:t></w:r></w:p><w:p><w:r><w:rPr><w:rFonts w:ascii="Courier New" w:cs="Courier New" w:eastAsia="Courier New" w:hAnsi="Courier New"/><w:sz w:val="18"/><w:szCs w:val="18"/></w:rPr><w:t xml:space="preserve"></w:t></w:r></w:p><w:p><w:r><w:rPr><w:rFonts w:ascii="Courier New" w:cs="Courier New" w:eastAsia="Courier New" w:hAnsi="Courier New"/><w:sz w:val="18"/><w:szCs w:val="18"/></w:rPr><w:t xml:space="preserve">    # Ranges de busca fundamentais (Top 10 - &quot;Faxina Real&quot;)</w:t></w:r></w:p><w:p><w:r><w:rPr><w:rFonts w:ascii="Courier New" w:cs="Courier New" w:eastAsia="Courier New" w:hAnsi="Courier New"/><w:sz w:val="18"/><w:szCs w:val="18"/></w:rPr><w:t xml:space="preserve">    cusum_range: tuple[float, float] = (0.002, 0.015)</w:t></w:r></w:p><w:p><w:r><w:rPr><w:rFonts w:ascii="Courier New" w:cs="Courier New" w:eastAsia="Courier New" w:hAnsi="Courier New"/><w:sz w:val="18"/><w:szCs w:val="18"/></w:rPr><w:t xml:space="preserve">    pt_sl_range: tuple[float, float] = (0.5, 2.5)</w:t></w:r></w:p><w:p><w:r><w:rPr><w:rFonts w:ascii="Courier New" w:cs="Courier New" w:eastAsia="Courier New" w:hAnsi="Courier New"/><w:sz w:val="18"/><w:szCs w:val="18"/></w:rPr><w:t xml:space="preserve">    meta_threshold_range: tuple[float, float] = (0.60, 0.75)</w:t></w:r></w:p><w:p><w:r><w:rPr><w:rFonts w:ascii="Courier New" w:cs="Courier New" w:eastAsia="Courier New" w:hAnsi="Courier New"/><w:sz w:val="18"/><w:szCs w:val="18"/></w:rPr><w:t xml:space="preserve">    max_depth_range: tuple[int, int] = (2, 4)</w:t></w:r></w:p><w:p><w:r><w:rPr><w:rFonts w:ascii="Courier New" w:cs="Courier New" w:eastAsia="Courier New" w:hAnsi="Courier New"/><w:sz w:val="18"/><w:szCs w:val="18"/></w:rPr><w:t xml:space="preserve">    </w:t></w:r></w:p><w:p><w:r><w:rPr><w:rFonts w:ascii="Courier New" w:cs="Courier New" w:eastAsia="Courier New" w:hAnsi="Courier New"/><w:sz w:val="18"/><w:szCs w:val="18"/></w:rPr><w:t xml:space="preserve">    # Primary Model (Alpha)</w:t></w:r></w:p><w:p><w:r><w:rPr><w:rFonts w:ascii="Courier New" w:cs="Courier New" w:eastAsia="Courier New" w:hAnsi="Courier New"/><w:sz w:val="18"/><w:szCs w:val="18"/></w:rPr><w:t xml:space="preserve">    fast_span_range: tuple[int, int] = (9, 50)</w:t></w:r></w:p><w:p><w:r><w:rPr><w:rFonts w:ascii="Courier New" w:cs="Courier New" w:eastAsia="Courier New" w:hAnsi="Courier New"/><w:sz w:val="18"/><w:szCs w:val="18"/></w:rPr><w:t xml:space="preserve">    slow_span_range: tuple[int, int] = (50, 200)</w:t></w:r></w:p><w:p><w:r><w:rPr><w:rFonts w:ascii="Courier New" w:cs="Courier New" w:eastAsia="Courier New" w:hAnsi="Courier New"/><w:sz w:val="18"/><w:szCs w:val="18"/></w:rPr><w:t xml:space="preserve"></w:t></w:r></w:p><w:p><w:r><w:rPr><w:rFonts w:ascii="Courier New" w:cs="Courier New" w:eastAsia="Courier New" w:hAnsi="Courier New"/><w:sz w:val="18"/><w:szCs w:val="18"/></w:rPr><w:t xml:space="preserve">    # Novas Features (Busca restrita)</w:t></w:r></w:p><w:p><w:r><w:rPr><w:rFonts w:ascii="Courier New" w:cs="Courier New" w:eastAsia="Courier New" w:hAnsi="Courier New"/><w:sz w:val="18"/><w:szCs w:val="18"/></w:rPr><w:t xml:space="preserve">    ma_dist_fast_range: tuple[int, int] = (7, 15)</w:t></w:r></w:p><w:p><w:r><w:rPr><w:rFonts w:ascii="Courier New" w:cs="Courier New" w:eastAsia="Courier New" w:hAnsi="Courier New"/><w:sz w:val="18"/><w:szCs w:val="18"/></w:rPr><w:t xml:space="preserve">    ma_dist_slow_range: tuple[int, int] = (20, 40)</w:t></w:r></w:p><w:p><w:r><w:rPr><w:rFonts w:ascii="Courier New" w:cs="Courier New" w:eastAsia="Courier New" w:hAnsi="Courier New"/><w:sz w:val="18"/><w:szCs w:val="18"/></w:rPr><w:t xml:space="preserve">    moments_window_range: tuple[int, int] = (20, 100)</w:t></w:r></w:p><w:p><w:r><w:rPr><w:rFonts w:ascii="Courier New" w:cs="Courier New" w:eastAsia="Courier New" w:hAnsi="Courier New"/><w:sz w:val="18"/><w:szCs w:val="18"/></w:rPr><w:t xml:space="preserve"></w:t></w:r></w:p><w:p><w:r><w:rPr><w:rFonts w:ascii="Courier New" w:cs="Courier New" w:eastAsia="Courier New" w:hAnsi="Courier New"/><w:sz w:val="18"/><w:szCs w:val="18"/></w:rPr><w:t xml:space="preserve">    # Parâmetros Travados em Default de Produção (MLConfig)</w:t></w:r></w:p><w:p><w:r><w:rPr><w:rFonts w:ascii="Courier New" w:cs="Courier New" w:eastAsia="Courier New" w:hAnsi="Courier New"/><w:sz w:val="18"/><w:szCs w:val="18"/></w:rPr><w:t xml:space="preserve">    # be_trigger_range, regularizações XGB, FFD e ATR-window</w:t></w:r></w:p><w:p><w:r><w:rPr><w:rFonts w:ascii="Courier New" w:cs="Courier New" w:eastAsia="Courier New" w:hAnsi="Courier New"/><w:sz w:val="18"/><w:szCs w:val="18"/></w:rPr><w:t xml:space="preserve">    # serão usados diretamente dos seus Configs, sem otimização.</w:t></w:r></w:p><w:p><w:r><w:rPr><w:rFonts w:ascii="Courier New" w:cs="Courier New" w:eastAsia="Courier New" w:hAnsi="Courier New"/><w:sz w:val="18"/><w:szCs w:val="18"/></w:rPr><w:t xml:space="preserve"></w:t></w:r></w:p><w:p><w:r><w:rPr><w:rFonts w:ascii="Courier New" w:cs="Courier New" w:eastAsia="Courier New" w:hAnsi="Courier New"/><w:sz w:val="18"/><w:szCs w:val="18"/></w:rPr><w:t xml:space="preserve">    # Parâmetros de execução</w:t></w:r></w:p><w:p><w:r><w:rPr><w:rFonts w:ascii="Courier New" w:cs="Courier New" w:eastAsia="Courier New" w:hAnsi="Courier New"/><w:sz w:val="18"/><w:szCs w:val="18"/></w:rPr><w:t xml:space="preserve">    n_trials: int = 80</w:t></w:r></w:p><w:p><w:r><w:rPr><w:rFonts w:ascii="Courier New" w:cs="Courier New" w:eastAsia="Courier New" w:hAnsi="Courier New"/><w:sz w:val="18"/><w:szCs w:val="18"/></w:rPr><w:t xml:space="preserve">    min_trades: int = 30</w:t></w:r></w:p><w:p><w:r><w:rPr><w:rFonts w:ascii="Courier New" w:cs="Courier New" w:eastAsia="Courier New" w:hAnsi="Courier New"/><w:sz w:val="18"/><w:szCs w:val="18"/></w:rPr><w:t xml:space="preserve">    timeout: int = 5400  # 1.5 horas</w:t></w:r></w:p><w:p><w:r><w:rPr><w:rFonts w:ascii="Courier New" w:cs="Courier New" w:eastAsia="Courier New" w:hAnsi="Courier New"/><w:sz w:val="18"/><w:szCs w:val="18"/></w:rPr><w:t xml:space="preserve"></w:t></w:r></w:p><w:p><w:r><w:rPr><w:rFonts w:ascii="Courier New" w:cs="Courier New" w:eastAsia="Courier New" w:hAnsi="Courier New"/><w:sz w:val="18"/><w:szCs w:val="18"/></w:rPr><w:t xml:space="preserve"></w:t></w:r></w:p><w:p><w:r><w:rPr><w:rFonts w:ascii="Courier New" w:cs="Courier New" w:eastAsia="Courier New" w:hAnsi="Courier New"/><w:sz w:val="18"/><w:szCs w:val="18"/></w:rPr><w:t xml:space="preserve"># ---------------------------------------------------------------------------</w:t></w:r></w:p><w:p><w:r><w:rPr><w:rFonts w:ascii="Courier New" w:cs="Courier New" w:eastAsia="Courier New" w:hAnsi="Courier New"/><w:sz w:val="18"/><w:szCs w:val="18"/></w:rPr><w:t xml:space="preserve"># Execução (Fase 6 — Paper Trading / Live)</w:t></w:r></w:p><w:p><w:r><w:rPr><w:rFonts w:ascii="Courier New" w:cs="Courier New" w:eastAsia="Courier New" w:hAnsi="Courier New"/><w:sz w:val="18"/><w:szCs w:val="18"/></w:rPr><w:t xml:space="preserve"># ---------------------------------------------------------------------------</w:t></w:r></w:p><w:p><w:r><w:rPr><w:rFonts w:ascii="Courier New" w:cs="Courier New" w:eastAsia="Courier New" w:hAnsi="Courier New"/><w:sz w:val="18"/><w:szCs w:val="18"/></w:rPr><w:t xml:space="preserve">@dataclass(frozen=True)</w:t></w:r></w:p><w:p><w:r><w:rPr><w:rFonts w:ascii="Courier New" w:cs="Courier New" w:eastAsia="Courier New" w:hAnsi="Courier New"/><w:sz w:val="18"/><w:szCs w:val="18"/></w:rPr><w:t xml:space="preserve">class ExecutionConfig:</w:t></w:r></w:p><w:p><w:r><w:rPr><w:rFonts w:ascii="Courier New" w:cs="Courier New" w:eastAsia="Courier New" w:hAnsi="Courier New"/><w:sz w:val="18"/><w:szCs w:val="18"/></w:rPr><w:t xml:space="preserve">    &quot;&quot;&quot;Parâmetros do motor de execução.&quot;&quot;&quot;</w:t></w:r></w:p><w:p><w:r><w:rPr><w:rFonts w:ascii="Courier New" w:cs="Courier New" w:eastAsia="Courier New" w:hAnsi="Courier New"/><w:sz w:val="18"/><w:szCs w:val="18"/></w:rPr><w:t xml:space="preserve"></w:t></w:r></w:p><w:p><w:r><w:rPr><w:rFonts w:ascii="Courier New" w:cs="Courier New" w:eastAsia="Courier New" w:hAnsi="Courier New"/><w:sz w:val="18"/><w:szCs w:val="18"/></w:rPr><w:t xml:space="preserve">    mode: str = &quot;live&quot;              # &apos;paper&apos; ou &apos;live&apos;</w:t></w:r></w:p><w:p><w:r><w:rPr><w:rFonts w:ascii="Courier New" w:cs="Courier New" w:eastAsia="Courier New" w:hAnsi="Courier New"/><w:sz w:val="18"/><w:szCs w:val="18"/></w:rPr><w:t xml:space="preserve">    poll_interval: float = 0.5       # Segundos entre leitura de ticks</w:t></w:r></w:p><w:p><w:r><w:rPr><w:rFonts w:ascii="Courier New" w:cs="Courier New" w:eastAsia="Courier New" w:hAnsi="Courier New"/><w:sz w:val="18"/><w:szCs w:val="18"/></w:rPr><w:t xml:space="preserve">    max_slippage_ticks: int = 5      # Desvio máximo aceito em envio a mercado</w:t></w:r></w:p><w:p><w:r><w:rPr><w:rFonts w:ascii="Courier New" w:cs="Courier New" w:eastAsia="Courier New" w:hAnsi="Courier New"/><w:sz w:val="18"/><w:szCs w:val="18"/></w:rPr><w:t xml:space="preserve">    magic_number: int = 5000         # Identificador das ordens do sistema</w:t></w:r></w:p><w:p><w:r><w:rPr><w:rFonts w:ascii="Courier New" w:cs="Courier New" w:eastAsia="Courier New" w:hAnsi="Courier New"/><w:sz w:val="18"/><w:szCs w:val="18"/></w:rPr><w:t xml:space="preserve">    reconciliation_interval: int = 60# Segundos entre reconciliações posição real vs esperada</w:t></w:r></w:p><w:p><w:r><w:rPr><w:rFonts w:ascii="Courier New" w:cs="Courier New" w:eastAsia="Courier New" w:hAnsi="Courier New"/><w:sz w:val="18"/><w:szCs w:val="18"/></w:rPr><w:t xml:space="preserve"></w:t></w:r></w:p><w:p><w:r><w:rPr><w:rFonts w:ascii="Courier New" w:cs="Courier New" w:eastAsia="Courier New" w:hAnsi="Courier New"/><w:sz w:val="18"/><w:szCs w:val="18"/></w:rPr><w:t xml:space="preserve"></w:t></w:r></w:p><w:p><w:r><w:rPr><w:rFonts w:ascii="Courier New" w:cs="Courier New" w:eastAsia="Courier New" w:hAnsi="Courier New"/><w:sz w:val="18"/><w:szCs w:val="18"/></w:rPr><w:t xml:space="preserve"># ---------------------------------------------------------------------------</w:t></w:r></w:p><w:p><w:r><w:rPr><w:rFonts w:ascii="Courier New" w:cs="Courier New" w:eastAsia="Courier New" w:hAnsi="Courier New"/><w:sz w:val="18"/><w:szCs w:val="18"/></w:rPr><w:t xml:space="preserve"># Instâncias padrão (singleton-like)</w:t></w:r></w:p><w:p><w:r><w:rPr><w:rFonts w:ascii="Courier New" w:cs="Courier New" w:eastAsia="Courier New" w:hAnsi="Courier New"/><w:sz w:val="18"/><w:szCs w:val="18"/></w:rPr><w:t xml:space="preserve"># ---------------------------------------------------------------------------</w:t></w:r></w:p><w:p><w:r><w:rPr><w:rFonts w:ascii="Courier New" w:cs="Courier New" w:eastAsia="Courier New" w:hAnsi="Courier New"/><w:sz w:val="18"/><w:szCs w:val="18"/></w:rPr><w:t xml:space="preserve">mt5_config = MT5Config()</w:t></w:r></w:p><w:p><w:r><w:rPr><w:rFonts w:ascii="Courier New" w:cs="Courier New" w:eastAsia="Courier New" w:hAnsi="Courier New"/><w:sz w:val="18"/><w:szCs w:val="18"/></w:rPr><w:t xml:space="preserve">bar_sampling_config = BarSamplingConfig()</w:t></w:r></w:p><w:p><w:r><w:rPr><w:rFonts w:ascii="Courier New" w:cs="Courier New" w:eastAsia="Courier New" w:hAnsi="Courier New"/><w:sz w:val="18"/><w:szCs w:val="18"/></w:rPr><w:t xml:space="preserve">cleaning_config = CleaningConfig()</w:t></w:r></w:p><w:p><w:r><w:rPr><w:rFonts w:ascii="Courier New" w:cs="Courier New" w:eastAsia="Courier New" w:hAnsi="Courier New"/><w:sz w:val="18"/><w:szCs w:val="18"/></w:rPr><w:t xml:space="preserve">risk_config = RiskConfig()</w:t></w:r></w:p><w:p><w:r><w:rPr><w:rFonts w:ascii="Courier New" w:cs="Courier New" w:eastAsia="Courier New" w:hAnsi="Courier New"/><w:sz w:val="18"/><w:szCs w:val="18"/></w:rPr><w:t xml:space="preserve">cost_config = CostConfig()</w:t></w:r></w:p><w:p><w:r><w:rPr><w:rFonts w:ascii="Courier New" w:cs="Courier New" w:eastAsia="Courier New" w:hAnsi="Courier New"/><w:sz w:val="18"/><w:szCs w:val="18"/></w:rPr><w:t xml:space="preserve">log_config = LogConfig()</w:t></w:r></w:p><w:p><w:r><w:rPr><w:rFonts w:ascii="Courier New" w:cs="Courier New" w:eastAsia="Courier New" w:hAnsi="Courier New"/><w:sz w:val="18"/><w:szCs w:val="18"/></w:rPr><w:t xml:space="preserve">feature_config = FeatureConfig()</w:t></w:r></w:p><w:p><w:r><w:rPr><w:rFonts w:ascii="Courier New" w:cs="Courier New" w:eastAsia="Courier New" w:hAnsi="Courier New"/><w:sz w:val="18"/><w:szCs w:val="18"/></w:rPr><w:t xml:space="preserve">labeling_config = LabelingConfig()</w:t></w:r></w:p><w:p><w:r><w:rPr><w:rFonts w:ascii="Courier New" w:cs="Courier New" w:eastAsia="Courier New" w:hAnsi="Courier New"/><w:sz w:val="18"/><w:szCs w:val="18"/></w:rPr><w:t xml:space="preserve">ml_config = MLConfig()</w:t></w:r></w:p><w:p><w:r><w:rPr><w:rFonts w:ascii="Courier New" w:cs="Courier New" w:eastAsia="Courier New" w:hAnsi="Courier New"/><w:sz w:val="18"/><w:szCs w:val="18"/></w:rPr><w:t xml:space="preserve">optimization_config = OptimizationConfig()</w:t></w:r></w:p><w:p><w:r><w:rPr><w:rFonts w:ascii="Courier New" w:cs="Courier New" w:eastAsia="Courier New" w:hAnsi="Courier New"/><w:sz w:val="18"/><w:szCs w:val="18"/></w:rPr><w:t xml:space="preserve">execution_config = ExecutionConfig()</w:t></w:r></w:p><w:p><w:r><w:rPr><w:rFonts w:ascii="Courier New" w:cs="Courier New" w:eastAsia="Courier New" w:hAnsi="Courier New"/><w:sz w:val="18"/><w:szCs w:val="18"/></w:rPr><w:t xml:space="preserve"></w:t></w:r></w:p><w:p><w:r><w:rPr><w:rFonts w:ascii="Courier New" w:cs="Courier New" w:eastAsia="Courier New" w:hAnsi="Courier New"/><w:sz w:val="18"/><w:szCs w:val="18"/></w:rPr><w:t xml:space="preserve"></w:t></w:r></w:p><w:p><w:r><w:rPr><w:rFonts w:ascii="Courier New" w:cs="Courier New" w:eastAsia="Courier New" w:hAnsi="Courier New"/><w:sz w:val="18"/><w:szCs w:val="18"/></w:rPr><w:t xml:space="preserve"></w:t></w:r></w:p><w:p><w:r><w:rPr><w:rFonts w:ascii="Courier New" w:cs="Courier New" w:eastAsia="Courier New" w:hAnsi="Courier New"/><w:b/><w:bCs/><w:color w:val="666666"/><w:sz w:val="18"/><w:szCs w:val="18"/></w:rPr><w:t xml:space="preserve">--- END FILE: config/settings.py ---</w:t></w:r></w:p><w:p><w:r><w:rPr><w:rFonts w:ascii="Courier New" w:cs="Courier New" w:eastAsia="Courier New" w:hAnsi="Courier New"/><w:sz w:val="18"/><w:szCs w:val="18"/></w:rPr><w:t xml:space="preserve"></w:t></w:r></w:p><w:p><w:r><w:rPr><w:rFonts w:ascii="Courier New" w:cs="Courier New" w:eastAsia="Courier New" w:hAnsi="Courier New"/><w:b/><w:bCs/><w:color w:val="666666"/><w:sz w:val="18"/><w:szCs w:val="18"/></w:rPr><w:t xml:space="preserve">--- BEGIN FILE: src/__init__.py ---</w:t></w:r></w:p><w:p><w:r><w:rPr><w:rFonts w:ascii="Courier New" w:cs="Courier New" w:eastAsia="Courier New" w:hAnsi="Courier New"/><w:sz w:val="18"/><w:szCs w:val="18"/></w:rPr><w:t xml:space="preserve">&quot;&quot;&quot;TradeSystem5000 — Sistema de Trading Algorítmico.&quot;&quot;&quot;</w:t></w:r></w:p><w:p><w:r><w:rPr><w:rFonts w:ascii="Courier New" w:cs="Courier New" w:eastAsia="Courier New" w:hAnsi="Courier New"/><w:sz w:val="18"/><w:szCs w:val="18"/></w:rPr><w:t xml:space="preserve"></w:t></w:r></w:p><w:p><w:r><w:rPr><w:rFonts w:ascii="Courier New" w:cs="Courier New" w:eastAsia="Courier New" w:hAnsi="Courier New"/><w:b/><w:bCs/><w:color w:val="666666"/><w:sz w:val="18"/><w:szCs w:val="18"/></w:rPr><w:t xml:space="preserve">--- END FILE: src/__init__.py ---</w:t></w:r></w:p><w:p><w:r><w:rPr><w:rFonts w:ascii="Courier New" w:cs="Courier New" w:eastAsia="Courier New" w:hAnsi="Courier New"/><w:sz w:val="18"/><w:szCs w:val="18"/></w:rPr><w:t xml:space="preserve"></w:t></w:r></w:p><w:p><w:r><w:rPr><w:rFonts w:ascii="Courier New" w:cs="Courier New" w:eastAsia="Courier New" w:hAnsi="Courier New"/><w:b/><w:bCs/><w:color w:val="666666"/><w:sz w:val="18"/><w:szCs w:val="18"/></w:rPr><w:t xml:space="preserve">--- BEGIN FILE: src/db.py ---</w:t></w:r></w:p><w:p><w:r><w:rPr><w:rFonts w:ascii="Courier New" w:cs="Courier New" w:eastAsia="Courier New" w:hAnsi="Courier New"/><w:sz w:val="18"/><w:szCs w:val="18"/></w:rPr><w:t xml:space="preserve">&quot;&quot;&quot;</w:t></w:r></w:p><w:p><w:r><w:rPr><w:rFonts w:ascii="Courier New" w:cs="Courier New" w:eastAsia="Courier New" w:hAnsi="Courier New"/><w:sz w:val="18"/><w:szCs w:val="18"/></w:rPr><w:t xml:space="preserve">Camada de Persistência SQLite — TradeSystem5000.</w:t></w:r></w:p><w:p><w:r><w:rPr><w:rFonts w:ascii="Courier New" w:cs="Courier New" w:eastAsia="Courier New" w:hAnsi="Courier New"/><w:sz w:val="18"/><w:szCs w:val="18"/></w:rPr><w:t xml:space="preserve"></w:t></w:r></w:p><w:p><w:r><w:rPr><w:rFonts w:ascii="Courier New" w:cs="Courier New" w:eastAsia="Courier New" w:hAnsi="Courier New"/><w:sz w:val="18"/><w:szCs w:val="18"/></w:rPr><w:t xml:space="preserve">Fornece uma interface thread-safe para armazenamento de parâmetros otimizados,</w:t></w:r></w:p><w:p><w:r><w:rPr><w:rFonts w:ascii="Courier New" w:cs="Courier New" w:eastAsia="Courier New" w:hAnsi="Courier New"/><w:sz w:val="18"/><w:szCs w:val="18"/></w:rPr><w:t xml:space="preserve">sinais de auditoria, ordens e erros operacionais.</w:t></w:r></w:p><w:p><w:r><w:rPr><w:rFonts w:ascii="Courier New" w:cs="Courier New" w:eastAsia="Courier New" w:hAnsi="Courier New"/><w:sz w:val="18"/><w:szCs w:val="18"/></w:rPr><w:t xml:space="preserve"></w:t></w:r></w:p><w:p><w:r><w:rPr><w:rFonts w:ascii="Courier New" w:cs="Courier New" w:eastAsia="Courier New" w:hAnsi="Courier New"/><w:sz w:val="18"/><w:szCs w:val="18"/></w:rPr><w:t xml:space="preserve">Funcionalidades:</w:t></w:r></w:p><w:p><w:r><w:rPr><w:rFonts w:ascii="Courier New" w:cs="Courier New" w:eastAsia="Courier New" w:hAnsi="Courier New"/><w:sz w:val="18"/><w:szCs w:val="18"/></w:rPr><w:t xml:space="preserve">- ``get_connection()`` — Conexão WAL-mode thread-safe por chamada.</w:t></w:r></w:p><w:p><w:r><w:rPr><w:rFonts w:ascii="Courier New" w:cs="Courier New" w:eastAsia="Courier New" w:hAnsi="Courier New"/><w:sz w:val="18"/><w:szCs w:val="18"/></w:rPr><w:t xml:space="preserve">- ``init_db()``        — Criação de tabelas via DDL idempotente.</w:t></w:r></w:p><w:p><w:r><w:rPr><w:rFonts w:ascii="Courier New" w:cs="Courier New" w:eastAsia="Courier New" w:hAnsi="Courier New"/><w:sz w:val="18"/><w:szCs w:val="18"/></w:rPr><w:t xml:space="preserve"></w:t></w:r></w:p><w:p><w:r><w:rPr><w:rFonts w:ascii="Courier New" w:cs="Courier New" w:eastAsia="Courier New" w:hAnsi="Courier New"/><w:sz w:val="18"/><w:szCs w:val="18"/></w:rPr><w:t xml:space="preserve">Tabelas gerenciadas:</w:t></w:r></w:p><w:p><w:r><w:rPr><w:rFonts w:ascii="Courier New" w:cs="Courier New" w:eastAsia="Courier New" w:hAnsi="Courier New"/><w:sz w:val="18"/><w:szCs w:val="18"/></w:rPr><w:t xml:space="preserve">    - optimized_params: Hiperparâmetros persistidos pelo Tuner.</w:t></w:r></w:p><w:p><w:r><w:rPr><w:rFonts w:ascii="Courier New" w:cs="Courier New" w:eastAsia="Courier New" w:hAnsi="Courier New"/><w:sz w:val="18"/><w:szCs w:val="18"/></w:rPr><w:t xml:space="preserve">    - audit_signals: Sinais gerados pelo Meta-Modelo (lado do alpha, meta-label, kelly).</w:t></w:r></w:p><w:p><w:r><w:rPr><w:rFonts w:ascii="Courier New" w:cs="Courier New" w:eastAsia="Courier New" w:hAnsi="Courier New"/><w:sz w:val="18"/><w:szCs w:val="18"/></w:rPr><w:t xml:space="preserve">    - audit_orders: Registro de ordens enviadas ou simuladas.</w:t></w:r></w:p><w:p><w:r><w:rPr><w:rFonts w:ascii="Courier New" w:cs="Courier New" w:eastAsia="Courier New" w:hAnsi="Courier New"/><w:sz w:val="18"/><w:szCs w:val="18"/></w:rPr><w:t xml:space="preserve">    - audit_errors: Log de erros operacionais críticos ou informativos.</w:t></w:r></w:p><w:p><w:r><w:rPr><w:rFonts w:ascii="Courier New" w:cs="Courier New" w:eastAsia="Courier New" w:hAnsi="Courier New"/><w:sz w:val="18"/><w:szCs w:val="18"/></w:rPr><w:t xml:space="preserve"></w:t></w:r></w:p><w:p><w:r><w:rPr><w:rFonts w:ascii="Courier New" w:cs="Courier New" w:eastAsia="Courier New" w:hAnsi="Courier New"/><w:sz w:val="18"/><w:szCs w:val="18"/></w:rPr><w:t xml:space="preserve">Referências</w:t></w:r></w:p><w:p><w:r><w:rPr><w:rFonts w:ascii="Courier New" w:cs="Courier New" w:eastAsia="Courier New" w:hAnsi="Courier New"/><w:sz w:val="18"/><w:szCs w:val="18"/></w:rPr><w:t xml:space="preserve">-----------</w:t></w:r></w:p><w:p><w:r><w:rPr><w:rFonts w:ascii="Courier New" w:cs="Courier New" w:eastAsia="Courier New" w:hAnsi="Courier New"/><w:sz w:val="18"/><w:szCs w:val="18"/></w:rPr><w:t xml:space="preserve">López de Prado, M. (2018). Advances in Financial Machine Learning. John Wiley &amp; Sons.</w:t></w:r></w:p><w:p><w:r><w:rPr><w:rFonts w:ascii="Courier New" w:cs="Courier New" w:eastAsia="Courier New" w:hAnsi="Courier New"/><w:sz w:val="18"/><w:szCs w:val="18"/></w:rPr><w:t xml:space="preserve">&quot;&quot;&quot;</w:t></w:r></w:p><w:p><w:r><w:rPr><w:rFonts w:ascii="Courier New" w:cs="Courier New" w:eastAsia="Courier New" w:hAnsi="Courier New"/><w:sz w:val="18"/><w:szCs w:val="18"/></w:rPr><w:t xml:space="preserve"></w:t></w:r></w:p><w:p><w:r><w:rPr><w:rFonts w:ascii="Courier New" w:cs="Courier New" w:eastAsia="Courier New" w:hAnsi="Courier New"/><w:sz w:val="18"/><w:szCs w:val="18"/></w:rPr><w:t xml:space="preserve">from __future__ import annotations</w:t></w:r></w:p><w:p><w:r><w:rPr><w:rFonts w:ascii="Courier New" w:cs="Courier New" w:eastAsia="Courier New" w:hAnsi="Courier New"/><w:sz w:val="18"/><w:szCs w:val="18"/></w:rPr><w:t xml:space="preserve"></w:t></w:r></w:p><w:p><w:r><w:rPr><w:rFonts w:ascii="Courier New" w:cs="Courier New" w:eastAsia="Courier New" w:hAnsi="Courier New"/><w:sz w:val="18"/><w:szCs w:val="18"/></w:rPr><w:t xml:space="preserve">import sqlite3</w:t></w:r></w:p><w:p><w:r><w:rPr><w:rFonts w:ascii="Courier New" w:cs="Courier New" w:eastAsia="Courier New" w:hAnsi="Courier New"/><w:sz w:val="18"/><w:szCs w:val="18"/></w:rPr><w:t xml:space="preserve">from pathlib import Path</w:t></w:r></w:p><w:p><w:r><w:rPr><w:rFonts w:ascii="Courier New" w:cs="Courier New" w:eastAsia="Courier New" w:hAnsi="Courier New"/><w:sz w:val="18"/><w:szCs w:val="18"/></w:rPr><w:t xml:space="preserve"></w:t></w:r></w:p><w:p><w:r><w:rPr><w:rFonts w:ascii="Courier New" w:cs="Courier New" w:eastAsia="Courier New" w:hAnsi="Courier New"/><w:sz w:val="18"/><w:szCs w:val="18"/></w:rPr><w:t xml:space="preserve"># Importação via fallback para evitar import circular em testes com patch de DB_PATH</w:t></w:r></w:p><w:p><w:r><w:rPr><w:rFonts w:ascii="Courier New" w:cs="Courier New" w:eastAsia="Courier New" w:hAnsi="Courier New"/><w:sz w:val="18"/><w:szCs w:val="18"/></w:rPr><w:t xml:space="preserve">try:</w:t></w:r></w:p><w:p><w:r><w:rPr><w:rFonts w:ascii="Courier New" w:cs="Courier New" w:eastAsia="Courier New" w:hAnsi="Courier New"/><w:sz w:val="18"/><w:szCs w:val="18"/></w:rPr><w:t xml:space="preserve">    from config.settings import DB_PATH</w:t></w:r></w:p><w:p><w:r><w:rPr><w:rFonts w:ascii="Courier New" w:cs="Courier New" w:eastAsia="Courier New" w:hAnsi="Courier New"/><w:sz w:val="18"/><w:szCs w:val="18"/></w:rPr><w:t xml:space="preserve">except ImportError:</w:t></w:r></w:p><w:p><w:r><w:rPr><w:rFonts w:ascii="Courier New" w:cs="Courier New" w:eastAsia="Courier New" w:hAnsi="Courier New"/><w:sz w:val="18"/><w:szCs w:val="18"/></w:rPr><w:t xml:space="preserve">    DB_PATH = Path(__file__).resolve().parent.parent / &quot;data&quot; / &quot;tradesystem.db&quot;</w:t></w:r></w:p><w:p><w:r><w:rPr><w:rFonts w:ascii="Courier New" w:cs="Courier New" w:eastAsia="Courier New" w:hAnsi="Courier New"/><w:sz w:val="18"/><w:szCs w:val="18"/></w:rPr><w:t xml:space="preserve"></w:t></w:r></w:p><w:p><w:r><w:rPr><w:rFonts w:ascii="Courier New" w:cs="Courier New" w:eastAsia="Courier New" w:hAnsi="Courier New"/><w:sz w:val="18"/><w:szCs w:val="18"/></w:rPr><w:t xml:space="preserve"></w:t></w:r></w:p><w:p><w:r><w:rPr><w:rFonts w:ascii="Courier New" w:cs="Courier New" w:eastAsia="Courier New" w:hAnsi="Courier New"/><w:sz w:val="18"/><w:szCs w:val="18"/></w:rPr><w:t xml:space="preserve"># ---------------------------------------------------------------------------</w:t></w:r></w:p><w:p><w:r><w:rPr><w:rFonts w:ascii="Courier New" w:cs="Courier New" w:eastAsia="Courier New" w:hAnsi="Courier New"/><w:sz w:val="18"/><w:szCs w:val="18"/></w:rPr><w:t xml:space="preserve"># DDL</w:t></w:r></w:p><w:p><w:r><w:rPr><w:rFonts w:ascii="Courier New" w:cs="Courier New" w:eastAsia="Courier New" w:hAnsi="Courier New"/><w:sz w:val="18"/><w:szCs w:val="18"/></w:rPr><w:t xml:space="preserve"># ---------------------------------------------------------------------------</w:t></w:r></w:p><w:p><w:r><w:rPr><w:rFonts w:ascii="Courier New" w:cs="Courier New" w:eastAsia="Courier New" w:hAnsi="Courier New"/><w:sz w:val="18"/><w:szCs w:val="18"/></w:rPr><w:t xml:space="preserve">_CREATE_OPTIMIZED_PARAMS = &quot;&quot;&quot;</w:t></w:r></w:p><w:p><w:r><w:rPr><w:rFonts w:ascii="Courier New" w:cs="Courier New" w:eastAsia="Courier New" w:hAnsi="Courier New"/><w:sz w:val="18"/><w:szCs w:val="18"/></w:rPr><w:t xml:space="preserve">CREATE TABLE IF NOT EXISTS optimized_params (</w:t></w:r></w:p><w:p><w:r><w:rPr><w:rFonts w:ascii="Courier New" w:cs="Courier New" w:eastAsia="Courier New" w:hAnsi="Courier New"/><w:sz w:val="18"/><w:szCs w:val="18"/></w:rPr><w:t xml:space="preserve">    symbol      TEXT    NOT NULL PRIMARY KEY,</w:t></w:r></w:p><w:p><w:r><w:rPr><w:rFonts w:ascii="Courier New" w:cs="Courier New" w:eastAsia="Courier New" w:hAnsi="Courier New"/><w:sz w:val="18"/><w:szCs w:val="18"/></w:rPr><w:t xml:space="preserve">    params      TEXT    NOT NULL,   -- JSON</w:t></w:r></w:p><w:p><w:r><w:rPr><w:rFonts w:ascii="Courier New" w:cs="Courier New" w:eastAsia="Courier New" w:hAnsi="Courier New"/><w:sz w:val="18"/><w:szCs w:val="18"/></w:rPr><w:t xml:space="preserve">    metadata    TEXT    NOT NULL,   -- JSON</w:t></w:r></w:p><w:p><w:r><w:rPr><w:rFonts w:ascii="Courier New" w:cs="Courier New" w:eastAsia="Courier New" w:hAnsi="Courier New"/><w:sz w:val="18"/><w:szCs w:val="18"/></w:rPr><w:t xml:space="preserve">    updated_at  TEXT    NOT NULL</w:t></w:r></w:p><w:p><w:r><w:rPr><w:rFonts w:ascii="Courier New" w:cs="Courier New" w:eastAsia="Courier New" w:hAnsi="Courier New"/><w:sz w:val="18"/><w:szCs w:val="18"/></w:rPr><w:t xml:space="preserve">);</w:t></w:r></w:p><w:p><w:r><w:rPr><w:rFonts w:ascii="Courier New" w:cs="Courier New" w:eastAsia="Courier New" w:hAnsi="Courier New"/><w:sz w:val="18"/><w:szCs w:val="18"/></w:rPr><w:t xml:space="preserve">&quot;&quot;&quot;</w:t></w:r></w:p><w:p><w:r><w:rPr><w:rFonts w:ascii="Courier New" w:cs="Courier New" w:eastAsia="Courier New" w:hAnsi="Courier New"/><w:sz w:val="18"/><w:szCs w:val="18"/></w:rPr><w:t xml:space="preserve"></w:t></w:r></w:p><w:p><w:r><w:rPr><w:rFonts w:ascii="Courier New" w:cs="Courier New" w:eastAsia="Courier New" w:hAnsi="Courier New"/><w:sz w:val="18"/><w:szCs w:val="18"/></w:rPr><w:t xml:space="preserve">_CREATE_AUDIT_SIGNALS = &quot;&quot;&quot;</w:t></w:r></w:p><w:p><w:r><w:rPr><w:rFonts w:ascii="Courier New" w:cs="Courier New" w:eastAsia="Courier New" w:hAnsi="Courier New"/><w:sz w:val="18"/><w:szCs w:val="18"/></w:rPr><w:t xml:space="preserve">CREATE TABLE IF NOT EXISTS audit_signals (</w:t></w:r></w:p><w:p><w:r><w:rPr><w:rFonts w:ascii="Courier New" w:cs="Courier New" w:eastAsia="Courier New" w:hAnsi="Courier New"/><w:sz w:val="18"/><w:szCs w:val="18"/></w:rPr><w:t xml:space="preserve">    id              INTEGER PRIMARY KEY AUTOINCREMENT,</w:t></w:r></w:p><w:p><w:r><w:rPr><w:rFonts w:ascii="Courier New" w:cs="Courier New" w:eastAsia="Courier New" w:hAnsi="Courier New"/><w:sz w:val="18"/><w:szCs w:val="18"/></w:rPr><w:t xml:space="preserve">    timestamp       TEXT    NOT NULL,</w:t></w:r></w:p><w:p><w:r><w:rPr><w:rFonts w:ascii="Courier New" w:cs="Courier New" w:eastAsia="Courier New" w:hAnsi="Courier New"/><w:sz w:val="18"/><w:szCs w:val="18"/></w:rPr><w:t xml:space="preserve">    mode            TEXT    NOT NULL,</w:t></w:r></w:p><w:p><w:r><w:rPr><w:rFonts w:ascii="Courier New" w:cs="Courier New" w:eastAsia="Courier New" w:hAnsi="Courier New"/><w:sz w:val="18"/><w:szCs w:val="18"/></w:rPr><w:t xml:space="preserve">    symbol          TEXT    NOT NULL,</w:t></w:r></w:p><w:p><w:r><w:rPr><w:rFonts w:ascii="Courier New" w:cs="Courier New" w:eastAsia="Courier New" w:hAnsi="Courier New"/><w:sz w:val="18"/><w:szCs w:val="18"/></w:rPr><w:t xml:space="preserve">    alpha_side      INTEGER NOT NULL,</w:t></w:r></w:p><w:p><w:r><w:rPr><w:rFonts w:ascii="Courier New" w:cs="Courier New" w:eastAsia="Courier New" w:hAnsi="Courier New"/><w:sz w:val="18"/><w:szCs w:val="18"/></w:rPr><w:t xml:space="preserve">    meta_label      INTEGER NOT NULL,</w:t></w:r></w:p><w:p><w:r><w:rPr><w:rFonts w:ascii="Courier New" w:cs="Courier New" w:eastAsia="Courier New" w:hAnsi="Courier New"/><w:sz w:val="18"/><w:szCs w:val="18"/></w:rPr><w:t xml:space="preserve">    kelly_fraction  REAL    NOT NULL,</w:t></w:r></w:p><w:p><w:r><w:rPr><w:rFonts w:ascii="Courier New" w:cs="Courier New" w:eastAsia="Courier New" w:hAnsi="Courier New"/><w:sz w:val="18"/><w:szCs w:val="18"/></w:rPr><w:t xml:space="preserve">    reference_price REAL    NOT NULL</w:t></w:r></w:p><w:p><w:r><w:rPr><w:rFonts w:ascii="Courier New" w:cs="Courier New" w:eastAsia="Courier New" w:hAnsi="Courier New"/><w:sz w:val="18"/><w:szCs w:val="18"/></w:rPr><w:t xml:space="preserve">);</w:t></w:r></w:p><w:p><w:r><w:rPr><w:rFonts w:ascii="Courier New" w:cs="Courier New" w:eastAsia="Courier New" w:hAnsi="Courier New"/><w:sz w:val="18"/><w:szCs w:val="18"/></w:rPr><w:t xml:space="preserve">&quot;&quot;&quot;</w:t></w:r></w:p><w:p><w:r><w:rPr><w:rFonts w:ascii="Courier New" w:cs="Courier New" w:eastAsia="Courier New" w:hAnsi="Courier New"/><w:sz w:val="18"/><w:szCs w:val="18"/></w:rPr><w:t xml:space="preserve"></w:t></w:r></w:p><w:p><w:r><w:rPr><w:rFonts w:ascii="Courier New" w:cs="Courier New" w:eastAsia="Courier New" w:hAnsi="Courier New"/><w:sz w:val="18"/><w:szCs w:val="18"/></w:rPr><w:t xml:space="preserve">_CREATE_AUDIT_ORDERS = &quot;&quot;&quot;</w:t></w:r></w:p><w:p><w:r><w:rPr><w:rFonts w:ascii="Courier New" w:cs="Courier New" w:eastAsia="Courier New" w:hAnsi="Courier New"/><w:sz w:val="18"/><w:szCs w:val="18"/></w:rPr><w:t xml:space="preserve">CREATE TABLE IF NOT EXISTS audit_orders (</w:t></w:r></w:p><w:p><w:r><w:rPr><w:rFonts w:ascii="Courier New" w:cs="Courier New" w:eastAsia="Courier New" w:hAnsi="Courier New"/><w:sz w:val="18"/><w:szCs w:val="18"/></w:rPr><w:t xml:space="preserve">    id        INTEGER PRIMARY KEY AUTOINCREMENT,</w:t></w:r></w:p><w:p><w:r><w:rPr><w:rFonts w:ascii="Courier New" w:cs="Courier New" w:eastAsia="Courier New" w:hAnsi="Courier New"/><w:sz w:val="18"/><w:szCs w:val="18"/></w:rPr><w:t xml:space="preserve">    timestamp TEXT    NOT NULL,</w:t></w:r></w:p><w:p><w:r><w:rPr><w:rFonts w:ascii="Courier New" w:cs="Courier New" w:eastAsia="Courier New" w:hAnsi="Courier New"/><w:sz w:val="18"/><w:szCs w:val="18"/></w:rPr><w:t xml:space="preserve">    mode      TEXT    NOT NULL,</w:t></w:r></w:p><w:p><w:r><w:rPr><w:rFonts w:ascii="Courier New" w:cs="Courier New" w:eastAsia="Courier New" w:hAnsi="Courier New"/><w:sz w:val="18"/><w:szCs w:val="18"/></w:rPr><w:t xml:space="preserve">    ticket    INTEGER NOT NULL,</w:t></w:r></w:p><w:p><w:r><w:rPr><w:rFonts w:ascii="Courier New" w:cs="Courier New" w:eastAsia="Courier New" w:hAnsi="Courier New"/><w:sz w:val="18"/><w:szCs w:val="18"/></w:rPr><w:t xml:space="preserve">    symbol    TEXT    NOT NULL,</w:t></w:r></w:p><w:p><w:r><w:rPr><w:rFonts w:ascii="Courier New" w:cs="Courier New" w:eastAsia="Courier New" w:hAnsi="Courier New"/><w:sz w:val="18"/><w:szCs w:val="18"/></w:rPr><w:t xml:space="preserve">    action    TEXT    NOT NULL,</w:t></w:r></w:p><w:p><w:r><w:rPr><w:rFonts w:ascii="Courier New" w:cs="Courier New" w:eastAsia="Courier New" w:hAnsi="Courier New"/><w:sz w:val="18"/><w:szCs w:val="18"/></w:rPr><w:t xml:space="preserve">    volume    REAL    NOT NULL,</w:t></w:r></w:p><w:p><w:r><w:rPr><w:rFonts w:ascii="Courier New" w:cs="Courier New" w:eastAsia="Courier New" w:hAnsi="Courier New"/><w:sz w:val="18"/><w:szCs w:val="18"/></w:rPr><w:t xml:space="preserve">    price     REAL    NOT NULL,</w:t></w:r></w:p><w:p><w:r><w:rPr><w:rFonts w:ascii="Courier New" w:cs="Courier New" w:eastAsia="Courier New" w:hAnsi="Courier New"/><w:sz w:val="18"/><w:szCs w:val="18"/></w:rPr><w:t xml:space="preserve">    comment   TEXT    NOT NULL DEFAULT &apos;&apos;</w:t></w:r></w:p><w:p><w:r><w:rPr><w:rFonts w:ascii="Courier New" w:cs="Courier New" w:eastAsia="Courier New" w:hAnsi="Courier New"/><w:sz w:val="18"/><w:szCs w:val="18"/></w:rPr><w:t xml:space="preserve">);</w:t></w:r></w:p><w:p><w:r><w:rPr><w:rFonts w:ascii="Courier New" w:cs="Courier New" w:eastAsia="Courier New" w:hAnsi="Courier New"/><w:sz w:val="18"/><w:szCs w:val="18"/></w:rPr><w:t xml:space="preserve">&quot;&quot;&quot;</w:t></w:r></w:p><w:p><w:r><w:rPr><w:rFonts w:ascii="Courier New" w:cs="Courier New" w:eastAsia="Courier New" w:hAnsi="Courier New"/><w:sz w:val="18"/><w:szCs w:val="18"/></w:rPr><w:t xml:space="preserve"></w:t></w:r></w:p><w:p><w:r><w:rPr><w:rFonts w:ascii="Courier New" w:cs="Courier New" w:eastAsia="Courier New" w:hAnsi="Courier New"/><w:sz w:val="18"/><w:szCs w:val="18"/></w:rPr><w:t xml:space="preserve">_CREATE_AUDIT_ERRORS = &quot;&quot;&quot;</w:t></w:r></w:p><w:p><w:r><w:rPr><w:rFonts w:ascii="Courier New" w:cs="Courier New" w:eastAsia="Courier New" w:hAnsi="Courier New"/><w:sz w:val="18"/><w:szCs w:val="18"/></w:rPr><w:t xml:space="preserve">CREATE TABLE IF NOT EXISTS audit_errors (</w:t></w:r></w:p><w:p><w:r><w:rPr><w:rFonts w:ascii="Courier New" w:cs="Courier New" w:eastAsia="Courier New" w:hAnsi="Courier New"/><w:sz w:val="18"/><w:szCs w:val="18"/></w:rPr><w:t xml:space="preserve">    id          INTEGER PRIMARY KEY AUTOINCREMENT,</w:t></w:r></w:p><w:p><w:r><w:rPr><w:rFonts w:ascii="Courier New" w:cs="Courier New" w:eastAsia="Courier New" w:hAnsi="Courier New"/><w:sz w:val="18"/><w:szCs w:val="18"/></w:rPr><w:t xml:space="preserve">    timestamp   TEXT    NOT NULL,</w:t></w:r></w:p><w:p><w:r><w:rPr><w:rFonts w:ascii="Courier New" w:cs="Courier New" w:eastAsia="Courier New" w:hAnsi="Courier New"/><w:sz w:val="18"/><w:szCs w:val="18"/></w:rPr><w:t xml:space="preserve">    component   TEXT    NOT NULL,</w:t></w:r></w:p><w:p><w:r><w:rPr><w:rFonts w:ascii="Courier New" w:cs="Courier New" w:eastAsia="Courier New" w:hAnsi="Courier New"/><w:sz w:val="18"/><w:szCs w:val="18"/></w:rPr><w:t xml:space="preserve">    error_msg   TEXT    NOT NULL,</w:t></w:r></w:p><w:p><w:r><w:rPr><w:rFonts w:ascii="Courier New" w:cs="Courier New" w:eastAsia="Courier New" w:hAnsi="Courier New"/><w:sz w:val="18"/><w:szCs w:val="18"/></w:rPr><w:t xml:space="preserve">    critical    INTEGER NOT NULL DEFAULT 0  -- 0=False, 1=True</w:t></w:r></w:p><w:p><w:r><w:rPr><w:rFonts w:ascii="Courier New" w:cs="Courier New" w:eastAsia="Courier New" w:hAnsi="Courier New"/><w:sz w:val="18"/><w:szCs w:val="18"/></w:rPr><w:t xml:space="preserve">);</w:t></w:r></w:p><w:p><w:r><w:rPr><w:rFonts w:ascii="Courier New" w:cs="Courier New" w:eastAsia="Courier New" w:hAnsi="Courier New"/><w:sz w:val="18"/><w:szCs w:val="18"/></w:rPr><w:t xml:space="preserve">&quot;&quot;&quot;</w:t></w:r></w:p><w:p><w:r><w:rPr><w:rFonts w:ascii="Courier New" w:cs="Courier New" w:eastAsia="Courier New" w:hAnsi="Courier New"/><w:sz w:val="18"/><w:szCs w:val="18"/></w:rPr><w:t xml:space="preserve"></w:t></w:r></w:p><w:p><w:r><w:rPr><w:rFonts w:ascii="Courier New" w:cs="Courier New" w:eastAsia="Courier New" w:hAnsi="Courier New"/><w:sz w:val="18"/><w:szCs w:val="18"/></w:rPr><w:t xml:space="preserve">_ALL_DDL = [</w:t></w:r></w:p><w:p><w:r><w:rPr><w:rFonts w:ascii="Courier New" w:cs="Courier New" w:eastAsia="Courier New" w:hAnsi="Courier New"/><w:sz w:val="18"/><w:szCs w:val="18"/></w:rPr><w:t xml:space="preserve">    _CREATE_OPTIMIZED_PARAMS,</w:t></w:r></w:p><w:p><w:r><w:rPr><w:rFonts w:ascii="Courier New" w:cs="Courier New" w:eastAsia="Courier New" w:hAnsi="Courier New"/><w:sz w:val="18"/><w:szCs w:val="18"/></w:rPr><w:t xml:space="preserve">    _CREATE_AUDIT_SIGNALS,</w:t></w:r></w:p><w:p><w:r><w:rPr><w:rFonts w:ascii="Courier New" w:cs="Courier New" w:eastAsia="Courier New" w:hAnsi="Courier New"/><w:sz w:val="18"/><w:szCs w:val="18"/></w:rPr><w:t xml:space="preserve">    _CREATE_AUDIT_ORDERS,</w:t></w:r></w:p><w:p><w:r><w:rPr><w:rFonts w:ascii="Courier New" w:cs="Courier New" w:eastAsia="Courier New" w:hAnsi="Courier New"/><w:sz w:val="18"/><w:szCs w:val="18"/></w:rPr><w:t xml:space="preserve">    _CREATE_AUDIT_ERRORS,</w:t></w:r></w:p><w:p><w:r><w:rPr><w:rFonts w:ascii="Courier New" w:cs="Courier New" w:eastAsia="Courier New" w:hAnsi="Courier New"/><w:sz w:val="18"/><w:szCs w:val="18"/></w:rPr><w:t xml:space="preserve">]</w:t></w:r></w:p><w:p><w:r><w:rPr><w:rFonts w:ascii="Courier New" w:cs="Courier New" w:eastAsia="Courier New" w:hAnsi="Courier New"/><w:sz w:val="18"/><w:szCs w:val="18"/></w:rPr><w:t xml:space="preserve"></w:t></w:r></w:p><w:p><w:r><w:rPr><w:rFonts w:ascii="Courier New" w:cs="Courier New" w:eastAsia="Courier New" w:hAnsi="Courier New"/><w:sz w:val="18"/><w:szCs w:val="18"/></w:rPr><w:t xml:space="preserve"></w:t></w:r></w:p><w:p><w:r><w:rPr><w:rFonts w:ascii="Courier New" w:cs="Courier New" w:eastAsia="Courier New" w:hAnsi="Courier New"/><w:sz w:val="18"/><w:szCs w:val="18"/></w:rPr><w:t xml:space="preserve"># ---------------------------------------------------------------------------</w:t></w:r></w:p><w:p><w:r><w:rPr><w:rFonts w:ascii="Courier New" w:cs="Courier New" w:eastAsia="Courier New" w:hAnsi="Courier New"/><w:sz w:val="18"/><w:szCs w:val="18"/></w:rPr><w:t xml:space="preserve"># Pública</w:t></w:r></w:p><w:p><w:r><w:rPr><w:rFonts w:ascii="Courier New" w:cs="Courier New" w:eastAsia="Courier New" w:hAnsi="Courier New"/><w:sz w:val="18"/><w:szCs w:val="18"/></w:rPr><w:t xml:space="preserve"># ---------------------------------------------------------------------------</w:t></w:r></w:p><w:p><w:r><w:rPr><w:rFonts w:ascii="Courier New" w:cs="Courier New" w:eastAsia="Courier New" w:hAnsi="Courier New"/><w:sz w:val="18"/><w:szCs w:val="18"/></w:rPr><w:t xml:space="preserve"></w:t></w:r></w:p><w:p><w:r><w:rPr><w:rFonts w:ascii="Courier New" w:cs="Courier New" w:eastAsia="Courier New" w:hAnsi="Courier New"/><w:sz w:val="18"/><w:szCs w:val="18"/></w:rPr><w:t xml:space="preserve">def get_connection(db_path: Path | None = None) -&gt; sqlite3.Connection:</w:t></w:r></w:p><w:p><w:r><w:rPr><w:rFonts w:ascii="Courier New" w:cs="Courier New" w:eastAsia="Courier New" w:hAnsi="Courier New"/><w:sz w:val="18"/><w:szCs w:val="18"/></w:rPr><w:t xml:space="preserve">    &quot;&quot;&quot;</w:t></w:r></w:p><w:p><w:r><w:rPr><w:rFonts w:ascii="Courier New" w:cs="Courier New" w:eastAsia="Courier New" w:hAnsi="Courier New"/><w:sz w:val="18"/><w:szCs w:val="18"/></w:rPr><w:t xml:space="preserve">    Abre e retorna uma nova conexão SQLite com WAL-mode habilitado.</w:t></w:r></w:p><w:p><w:r><w:rPr><w:rFonts w:ascii="Courier New" w:cs="Courier New" w:eastAsia="Courier New" w:hAnsi="Courier New"/><w:sz w:val="18"/><w:szCs w:val="18"/></w:rPr><w:t xml:space="preserve"></w:t></w:r></w:p><w:p><w:r><w:rPr><w:rFonts w:ascii="Courier New" w:cs="Courier New" w:eastAsia="Courier New" w:hAnsi="Courier New"/><w:sz w:val="18"/><w:szCs w:val="18"/></w:rPr><w:t xml:space="preserve">    Cada chamador é responsável por fechar a conexão ou utilizá-la via contexto (with).</w:t></w:r></w:p><w:p><w:r><w:rPr><w:rFonts w:ascii="Courier New" w:cs="Courier New" w:eastAsia="Courier New" w:hAnsi="Courier New"/><w:sz w:val="18"/><w:szCs w:val="18"/></w:rPr><w:t xml:space="preserve">    O modo WAL (Write-Ahead Logging) permite leituras concorrentes sem bloquear escritas,</w:t></w:r></w:p><w:p><w:r><w:rPr><w:rFonts w:ascii="Courier New" w:cs="Courier New" w:eastAsia="Courier New" w:hAnsi="Courier New"/><w:sz w:val="18"/><w:szCs w:val="18"/></w:rPr><w:t xml:space="preserve">    essencial para a execução assíncrona do sistema.</w:t></w:r></w:p><w:p><w:r><w:rPr><w:rFonts w:ascii="Courier New" w:cs="Courier New" w:eastAsia="Courier New" w:hAnsi="Courier New"/><w:sz w:val="18"/><w:szCs w:val="18"/></w:rPr><w:t xml:space="preserve"></w:t></w:r></w:p><w:p><w:r><w:rPr><w:rFonts w:ascii="Courier New" w:cs="Courier New" w:eastAsia="Courier New" w:hAnsi="Courier New"/><w:sz w:val="18"/><w:szCs w:val="18"/></w:rPr><w:t xml:space="preserve">    Parameters</w:t></w:r></w:p><w:p><w:r><w:rPr><w:rFonts w:ascii="Courier New" w:cs="Courier New" w:eastAsia="Courier New" w:hAnsi="Courier New"/><w:sz w:val="18"/><w:szCs w:val="18"/></w:rPr><w:t xml:space="preserve">    ----------</w:t></w:r></w:p><w:p><w:r><w:rPr><w:rFonts w:ascii="Courier New" w:cs="Courier New" w:eastAsia="Courier New" w:hAnsi="Courier New"/><w:sz w:val="18"/><w:szCs w:val="18"/></w:rPr><w:t xml:space="preserve">    db_path : Path, optional</w:t></w:r></w:p><w:p><w:r><w:rPr><w:rFonts w:ascii="Courier New" w:cs="Courier New" w:eastAsia="Courier New" w:hAnsi="Courier New"/><w:sz w:val="18"/><w:szCs w:val="18"/></w:rPr><w:t xml:space="preserve">        Caminho para o arquivo do banco de dados.</w:t></w:r></w:p><w:p><w:r><w:rPr><w:rFonts w:ascii="Courier New" w:cs="Courier New" w:eastAsia="Courier New" w:hAnsi="Courier New"/><w:sz w:val="18"/><w:szCs w:val="18"/></w:rPr><w:t xml:space="preserve">        Se None, utiliza o caminho definido em ``config.settings.DB_PATH``.</w:t></w:r></w:p><w:p><w:r><w:rPr><w:rFonts w:ascii="Courier New" w:cs="Courier New" w:eastAsia="Courier New" w:hAnsi="Courier New"/><w:sz w:val="18"/><w:szCs w:val="18"/></w:rPr><w:t xml:space="preserve"></w:t></w:r></w:p><w:p><w:r><w:rPr><w:rFonts w:ascii="Courier New" w:cs="Courier New" w:eastAsia="Courier New" w:hAnsi="Courier New"/><w:sz w:val="18"/><w:szCs w:val="18"/></w:rPr><w:t xml:space="preserve">    Returns</w:t></w:r></w:p><w:p><w:r><w:rPr><w:rFonts w:ascii="Courier New" w:cs="Courier New" w:eastAsia="Courier New" w:hAnsi="Courier New"/><w:sz w:val="18"/><w:szCs w:val="18"/></w:rPr><w:t xml:space="preserve">    -------</w:t></w:r></w:p><w:p><w:r><w:rPr><w:rFonts w:ascii="Courier New" w:cs="Courier New" w:eastAsia="Courier New" w:hAnsi="Courier New"/><w:sz w:val="18"/><w:szCs w:val="18"/></w:rPr><w:t xml:space="preserve">    sqlite3.Connection</w:t></w:r></w:p><w:p><w:r><w:rPr><w:rFonts w:ascii="Courier New" w:cs="Courier New" w:eastAsia="Courier New" w:hAnsi="Courier New"/><w:sz w:val="18"/><w:szCs w:val="18"/></w:rPr><w:t xml:space="preserve">        Objeto de conexão configurado com ``row_factory = sqlite3.Row`` e WAL-mode.</w:t></w:r></w:p><w:p><w:r><w:rPr><w:rFonts w:ascii="Courier New" w:cs="Courier New" w:eastAsia="Courier New" w:hAnsi="Courier New"/><w:sz w:val="18"/><w:szCs w:val="18"/></w:rPr><w:t xml:space="preserve">    &quot;&quot;&quot;</w:t></w:r></w:p><w:p><w:r><w:rPr><w:rFonts w:ascii="Courier New" w:cs="Courier New" w:eastAsia="Courier New" w:hAnsi="Courier New"/><w:sz w:val="18"/><w:szCs w:val="18"/></w:rPr><w:t xml:space="preserve">    if db_path is None:</w:t></w:r></w:p><w:p><w:r><w:rPr><w:rFonts w:ascii="Courier New" w:cs="Courier New" w:eastAsia="Courier New" w:hAnsi="Courier New"/><w:sz w:val="18"/><w:szCs w:val="18"/></w:rPr><w:t xml:space="preserve">        db_path = DB_PATH</w:t></w:r></w:p><w:p><w:r><w:rPr><w:rFonts w:ascii="Courier New" w:cs="Courier New" w:eastAsia="Courier New" w:hAnsi="Courier New"/><w:sz w:val="18"/><w:szCs w:val="18"/></w:rPr><w:t xml:space="preserve"></w:t></w:r></w:p><w:p><w:r><w:rPr><w:rFonts w:ascii="Courier New" w:cs="Courier New" w:eastAsia="Courier New" w:hAnsi="Courier New"/><w:sz w:val="18"/><w:szCs w:val="18"/></w:rPr><w:t xml:space="preserve">    # Garante que o diretório existe</w:t></w:r></w:p><w:p><w:r><w:rPr><w:rFonts w:ascii="Courier New" w:cs="Courier New" w:eastAsia="Courier New" w:hAnsi="Courier New"/><w:sz w:val="18"/><w:szCs w:val="18"/></w:rPr><w:t xml:space="preserve">    db_path.parent.mkdir(parents=True, exist_ok=True)</w:t></w:r></w:p><w:p><w:r><w:rPr><w:rFonts w:ascii="Courier New" w:cs="Courier New" w:eastAsia="Courier New" w:hAnsi="Courier New"/><w:sz w:val="18"/><w:szCs w:val="18"/></w:rPr><w:t xml:space="preserve"></w:t></w:r></w:p><w:p><w:r><w:rPr><w:rFonts w:ascii="Courier New" w:cs="Courier New" w:eastAsia="Courier New" w:hAnsi="Courier New"/><w:sz w:val="18"/><w:szCs w:val="18"/></w:rPr><w:t xml:space="preserve">    conn = sqlite3.connect(str(db_path), timeout=30.0)</w:t></w:r></w:p><w:p><w:r><w:rPr><w:rFonts w:ascii="Courier New" w:cs="Courier New" w:eastAsia="Courier New" w:hAnsi="Courier New"/><w:sz w:val="18"/><w:szCs w:val="18"/></w:rPr><w:t xml:space="preserve">    conn.row_factory = sqlite3.Row</w:t></w:r></w:p><w:p><w:r><w:rPr><w:rFonts w:ascii="Courier New" w:cs="Courier New" w:eastAsia="Courier New" w:hAnsi="Courier New"/><w:sz w:val="18"/><w:szCs w:val="18"/></w:rPr><w:t xml:space="preserve"></w:t></w:r></w:p><w:p><w:r><w:rPr><w:rFonts w:ascii="Courier New" w:cs="Courier New" w:eastAsia="Courier New" w:hAnsi="Courier New"/><w:sz w:val="18"/><w:szCs w:val="18"/></w:rPr><w:t xml:space="preserve">    # Ativa WAL mode e Foreign Keys</w:t></w:r></w:p><w:p><w:r><w:rPr><w:rFonts w:ascii="Courier New" w:cs="Courier New" w:eastAsia="Courier New" w:hAnsi="Courier New"/><w:sz w:val="18"/><w:szCs w:val="18"/></w:rPr><w:t xml:space="preserve">    conn.execute(&quot;PRAGMA journal_mode=WAL;&quot;)</w:t></w:r></w:p><w:p><w:r><w:rPr><w:rFonts w:ascii="Courier New" w:cs="Courier New" w:eastAsia="Courier New" w:hAnsi="Courier New"/><w:sz w:val="18"/><w:szCs w:val="18"/></w:rPr><w:t xml:space="preserve">    conn.execute(&quot;PRAGMA synchronous=NORMAL;&quot;)</w:t></w:r></w:p><w:p><w:r><w:rPr><w:rFonts w:ascii="Courier New" w:cs="Courier New" w:eastAsia="Courier New" w:hAnsi="Courier New"/><w:sz w:val="18"/><w:szCs w:val="18"/></w:rPr><w:t xml:space="preserve">    conn.execute(&quot;PRAGMA foreign_keys=ON;&quot;)</w:t></w:r></w:p><w:p><w:r><w:rPr><w:rFonts w:ascii="Courier New" w:cs="Courier New" w:eastAsia="Courier New" w:hAnsi="Courier New"/><w:sz w:val="18"/><w:szCs w:val="18"/></w:rPr><w:t xml:space="preserve"></w:t></w:r></w:p><w:p><w:r><w:rPr><w:rFonts w:ascii="Courier New" w:cs="Courier New" w:eastAsia="Courier New" w:hAnsi="Courier New"/><w:sz w:val="18"/><w:szCs w:val="18"/></w:rPr><w:t xml:space="preserve">    return conn</w:t></w:r></w:p><w:p><w:r><w:rPr><w:rFonts w:ascii="Courier New" w:cs="Courier New" w:eastAsia="Courier New" w:hAnsi="Courier New"/><w:sz w:val="18"/><w:szCs w:val="18"/></w:rPr><w:t xml:space="preserve"></w:t></w:r></w:p><w:p><w:r><w:rPr><w:rFonts w:ascii="Courier New" w:cs="Courier New" w:eastAsia="Courier New" w:hAnsi="Courier New"/><w:sz w:val="18"/><w:szCs w:val="18"/></w:rPr><w:t xml:space="preserve"></w:t></w:r></w:p><w:p><w:r><w:rPr><w:rFonts w:ascii="Courier New" w:cs="Courier New" w:eastAsia="Courier New" w:hAnsi="Courier New"/><w:sz w:val="18"/><w:szCs w:val="18"/></w:rPr><w:t xml:space="preserve">def init_db(db_path: Path | None = None) -&gt; None:</w:t></w:r></w:p><w:p><w:r><w:rPr><w:rFonts w:ascii="Courier New" w:cs="Courier New" w:eastAsia="Courier New" w:hAnsi="Courier New"/><w:sz w:val="18"/><w:szCs w:val="18"/></w:rPr><w:t xml:space="preserve">    &quot;&quot;&quot;</w:t></w:r></w:p><w:p><w:r><w:rPr><w:rFonts w:ascii="Courier New" w:cs="Courier New" w:eastAsia="Courier New" w:hAnsi="Courier New"/><w:sz w:val="18"/><w:szCs w:val="18"/></w:rPr><w:t xml:space="preserve">    Inicializa o esquema do banco de dados criando as tabelas necessárias.</w:t></w:r></w:p><w:p><w:r><w:rPr><w:rFonts w:ascii="Courier New" w:cs="Courier New" w:eastAsia="Courier New" w:hAnsi="Courier New"/><w:sz w:val="18"/><w:szCs w:val="18"/></w:rPr><w:t xml:space="preserve"></w:t></w:r></w:p><w:p><w:r><w:rPr><w:rFonts w:ascii="Courier New" w:cs="Courier New" w:eastAsia="Courier New" w:hAnsi="Courier New"/><w:sz w:val="18"/><w:szCs w:val="18"/></w:rPr><w:t xml:space="preserve">    Esta função é idempotente; se as tabelas já existirem, nenhuma alteração será feita.</w:t></w:r></w:p><w:p><w:r><w:rPr><w:rFonts w:ascii="Courier New" w:cs="Courier New" w:eastAsia="Courier New" w:hAnsi="Courier New"/><w:sz w:val="18"/><w:szCs w:val="18"/></w:rPr><w:t xml:space="preserve">    Deve ser chamada no início da execução do sistema ou durante o setup.</w:t></w:r></w:p><w:p><w:r><w:rPr><w:rFonts w:ascii="Courier New" w:cs="Courier New" w:eastAsia="Courier New" w:hAnsi="Courier New"/><w:sz w:val="18"/><w:szCs w:val="18"/></w:rPr><w:t xml:space="preserve"></w:t></w:r></w:p><w:p><w:r><w:rPr><w:rFonts w:ascii="Courier New" w:cs="Courier New" w:eastAsia="Courier New" w:hAnsi="Courier New"/><w:sz w:val="18"/><w:szCs w:val="18"/></w:rPr><w:t xml:space="preserve">    Parameters</w:t></w:r></w:p><w:p><w:r><w:rPr><w:rFonts w:ascii="Courier New" w:cs="Courier New" w:eastAsia="Courier New" w:hAnsi="Courier New"/><w:sz w:val="18"/><w:szCs w:val="18"/></w:rPr><w:t xml:space="preserve">    ----------</w:t></w:r></w:p><w:p><w:r><w:rPr><w:rFonts w:ascii="Courier New" w:cs="Courier New" w:eastAsia="Courier New" w:hAnsi="Courier New"/><w:sz w:val="18"/><w:szCs w:val="18"/></w:rPr><w:t xml:space="preserve">    db_path : Path, optional</w:t></w:r></w:p><w:p><w:r><w:rPr><w:rFonts w:ascii="Courier New" w:cs="Courier New" w:eastAsia="Courier New" w:hAnsi="Courier New"/><w:sz w:val="18"/><w:szCs w:val="18"/></w:rPr><w:t xml:space="preserve">        Caminho para o banco de dados. Default: ``DB_PATH``.</w:t></w:r></w:p><w:p><w:r><w:rPr><w:rFonts w:ascii="Courier New" w:cs="Courier New" w:eastAsia="Courier New" w:hAnsi="Courier New"/><w:sz w:val="18"/><w:szCs w:val="18"/></w:rPr><w:t xml:space="preserve"></w:t></w:r></w:p><w:p><w:r><w:rPr><w:rFonts w:ascii="Courier New" w:cs="Courier New" w:eastAsia="Courier New" w:hAnsi="Courier New"/><w:sz w:val="18"/><w:szCs w:val="18"/></w:rPr><w:t xml:space="preserve">    Returns</w:t></w:r></w:p><w:p><w:r><w:rPr><w:rFonts w:ascii="Courier New" w:cs="Courier New" w:eastAsia="Courier New" w:hAnsi="Courier New"/><w:sz w:val="18"/><w:szCs w:val="18"/></w:rPr><w:t xml:space="preserve">    -------</w:t></w:r></w:p><w:p><w:r><w:rPr><w:rFonts w:ascii="Courier New" w:cs="Courier New" w:eastAsia="Courier New" w:hAnsi="Courier New"/><w:sz w:val="18"/><w:szCs w:val="18"/></w:rPr><w:t xml:space="preserve">    None</w:t></w:r></w:p><w:p><w:r><w:rPr><w:rFonts w:ascii="Courier New" w:cs="Courier New" w:eastAsia="Courier New" w:hAnsi="Courier New"/><w:sz w:val="18"/><w:szCs w:val="18"/></w:rPr><w:t xml:space="preserve">    &quot;&quot;&quot;</w:t></w:r></w:p><w:p><w:r><w:rPr><w:rFonts w:ascii="Courier New" w:cs="Courier New" w:eastAsia="Courier New" w:hAnsi="Courier New"/><w:sz w:val="18"/><w:szCs w:val="18"/></w:rPr><w:t xml:space="preserve">    conn = get_connection(db_path)</w:t></w:r></w:p><w:p><w:r><w:rPr><w:rFonts w:ascii="Courier New" w:cs="Courier New" w:eastAsia="Courier New" w:hAnsi="Courier New"/><w:sz w:val="18"/><w:szCs w:val="18"/></w:rPr><w:t xml:space="preserve">    try:</w:t></w:r></w:p><w:p><w:r><w:rPr><w:rFonts w:ascii="Courier New" w:cs="Courier New" w:eastAsia="Courier New" w:hAnsi="Courier New"/><w:sz w:val="18"/><w:szCs w:val="18"/></w:rPr><w:t xml:space="preserve">        with conn:</w:t></w:r></w:p><w:p><w:r><w:rPr><w:rFonts w:ascii="Courier New" w:cs="Courier New" w:eastAsia="Courier New" w:hAnsi="Courier New"/><w:sz w:val="18"/><w:szCs w:val="18"/></w:rPr><w:t xml:space="preserve">            for ddl in _ALL_DDL:</w:t></w:r></w:p><w:p><w:r><w:rPr><w:rFonts w:ascii="Courier New" w:cs="Courier New" w:eastAsia="Courier New" w:hAnsi="Courier New"/><w:sz w:val="18"/><w:szCs w:val="18"/></w:rPr><w:t xml:space="preserve">                conn.execute(ddl)</w:t></w:r></w:p><w:p><w:r><w:rPr><w:rFonts w:ascii="Courier New" w:cs="Courier New" w:eastAsia="Courier New" w:hAnsi="Courier New"/><w:sz w:val="18"/><w:szCs w:val="18"/></w:rPr><w:t xml:space="preserve">    finally:</w:t></w:r></w:p><w:p><w:r><w:rPr><w:rFonts w:ascii="Courier New" w:cs="Courier New" w:eastAsia="Courier New" w:hAnsi="Courier New"/><w:sz w:val="18"/><w:szCs w:val="18"/></w:rPr><w:t xml:space="preserve">        conn.close()</w:t></w:r></w:p><w:p><w:r><w:rPr><w:rFonts w:ascii="Courier New" w:cs="Courier New" w:eastAsia="Courier New" w:hAnsi="Courier New"/><w:sz w:val="18"/><w:szCs w:val="18"/></w:rPr><w:t xml:space="preserve"></w:t></w:r></w:p><w:p><w:r><w:rPr><w:rFonts w:ascii="Courier New" w:cs="Courier New" w:eastAsia="Courier New" w:hAnsi="Courier New"/><w:b/><w:bCs/><w:color w:val="666666"/><w:sz w:val="18"/><w:szCs w:val="18"/></w:rPr><w:t xml:space="preserve">--- END FILE: src/db.py ---</w:t></w:r></w:p><w:p><w:r><w:rPr><w:rFonts w:ascii="Courier New" w:cs="Courier New" w:eastAsia="Courier New" w:hAnsi="Courier New"/><w:sz w:val="18"/><w:szCs w:val="18"/></w:rPr><w:t xml:space="preserve"></w:t></w:r></w:p><w:p><w:r><w:rPr><w:rFonts w:ascii="Courier New" w:cs="Courier New" w:eastAsia="Courier New" w:hAnsi="Courier New"/><w:b/><w:bCs/><w:color w:val="666666"/><w:sz w:val="18"/><w:szCs w:val="18"/></w:rPr><w:t xml:space="preserve">--- BEGIN FILE: src/main_backtest.py ---</w:t></w:r></w:p><w:p><w:r><w:rPr><w:rFonts w:ascii="Courier New" w:cs="Courier New" w:eastAsia="Courier New" w:hAnsi="Courier New"/><w:sz w:val="18"/><w:szCs w:val="18"/></w:rPr><w:t xml:space="preserve">&quot;&quot;&quot; </w:t></w:r></w:p><w:p><w:r><w:rPr><w:rFonts w:ascii="Courier New" w:cs="Courier New" w:eastAsia="Courier New" w:hAnsi="Courier New"/><w:sz w:val="18"/><w:szCs w:val="18"/></w:rPr><w:t xml:space="preserve">Orquestrador de Backtest — TradeSystem5000. </w:t></w:r></w:p><w:p><w:r><w:rPr><w:rFonts w:ascii="Courier New" w:cs="Courier New" w:eastAsia="Courier New" w:hAnsi="Courier New"/><w:sz w:val="18"/><w:szCs w:val="18"/></w:rPr><w:t xml:space="preserve"> </w:t></w:r></w:p><w:p><w:r><w:rPr><w:rFonts w:ascii="Courier New" w:cs="Courier New" w:eastAsia="Courier New" w:hAnsi="Courier New"/><w:sz w:val="18"/><w:szCs w:val="18"/></w:rPr><w:t xml:space="preserve">Este módulo integra todas as fases da metodologia AFML (Advances in Financial Machine Learning):